--- a/src/Apps/W1/Subscription Billing/App/Sales Service Commitments/Report Extensions/Layouts/SalesQuoteForSubscriptionBillingBody.docx
+++ b/src/Apps/W1/Subscription Billing/App/Sales Service Commitments/Report Extensions/Layouts/SalesQuoteForSubscriptionBillingBody.docx
@@ -1,14 +1,3596 @@
 
 <file path=word/document.xml><?xml version="1.0" encoding="utf-8"?>
-<w:document xmlns:wpc="http://schemas.microsoft.com/office/word/2010/wordprocessingCanvas" xmlns:mc="http://schemas.openxmlformats.org/markup-compatibility/2006" xmlns:o="urn:schemas-microsoft-com:office:office" xmlns:r="http://schemas.openxmlformats.org/officeDocument/2006/relationships" xmlns:m="http://schemas.openxmlformats.org/officeDocument/2006/math" xmlns:v="urn:schemas-microsoft-com:vml" xmlns:wp14="http://schemas.microsoft.com/office/word/2010/wordprocessingDrawing" xmlns:wp="http://schemas.openxmlformats.org/drawingml/2006/wordprocessingDrawing" xmlns:w10="urn:schemas-microsoft-com:office:word" xmlns:w="http://schemas.openxmlformats.org/wordprocessingml/2006/main" xmlns:w14="http://schemas.microsoft.com/office/word/2010/wordml" xmlns:w15="http://schemas.microsoft.com/office/word/2012/wordml" xmlns:wpg="http://schemas.microsoft.com/office/word/2010/wordprocessingGroup" xmlns:wpi="http://schemas.microsoft.com/office/word/2010/wordprocessingInk" xmlns:wne="http://schemas.microsoft.com/office/word/2006/wordml" xmlns:wps="http://schemas.microsoft.com/office/word/2010/wordprocessingShape" mc:Ignorable="w14 w15 wp14">
+<w:document xmlns:wpc="http://schemas.microsoft.com/office/word/2010/wordprocessingCanvas" xmlns:cx="http://schemas.microsoft.com/office/drawing/2014/chartex" xmlns:cx1="http://schemas.microsoft.com/office/drawing/2015/9/8/chartex" xmlns:cx2="http://schemas.microsoft.com/office/drawing/2015/10/21/chartex" xmlns:cx3="http://schemas.microsoft.com/office/drawing/2016/5/9/chartex" xmlns:cx4="http://schemas.microsoft.com/office/drawing/2016/5/10/chartex" xmlns:cx5="http://schemas.microsoft.com/office/drawing/2016/5/11/chartex" xmlns:cx6="http://schemas.microsoft.com/office/drawing/2016/5/12/chartex" xmlns:cx7="http://schemas.microsoft.com/office/drawing/2016/5/13/chartex" xmlns:cx8="http://schemas.microsoft.com/office/drawing/2016/5/14/chartex" xmlns:mc="http://schemas.openxmlformats.org/markup-compatibility/2006" xmlns:aink="http://schemas.microsoft.com/office/drawing/2016/ink" xmlns:am3d="http://schemas.microsoft.com/office/drawing/2017/model3d" xmlns:o="urn:schemas-microsoft-com:office:office" xmlns:oel="http://schemas.microsoft.com/office/2019/extlst" xmlns:r="http://schemas.openxmlformats.org/officeDocument/2006/relationships" xmlns:m="http://schemas.openxmlformats.org/officeDocument/2006/math" xmlns:v="urn:schemas-microsoft-com:vml" xmlns:wp14="http://schemas.microsoft.com/office/word/2010/wordprocessingDrawing" xmlns:wp="http://schemas.openxmlformats.org/drawingml/2006/wordprocessingDrawing" xmlns:w10="urn:schemas-microsoft-com:office:word" xmlns:w="http://schemas.openxmlformats.org/wordprocessingml/2006/main" xmlns:w14="http://schemas.microsoft.com/office/word/2010/wordml" xmlns:w15="http://schemas.microsoft.com/office/word/2012/wordml" xmlns:w16cex="http://schemas.microsoft.com/office/word/2018/wordml/cex" xmlns:w16cid="http://schemas.microsoft.com/office/word/2016/wordml/cid" xmlns:w16="http://schemas.microsoft.com/office/word/2018/wordml" xmlns:w16du="http://schemas.microsoft.com/office/word/2023/wordml/word16du" xmlns:w16sdtdh="http://schemas.microsoft.com/office/word/2020/wordml/sdtdatahash" xmlns:w16sdtfl="http://schemas.microsoft.com/office/word/2024/wordml/sdtformatlock" xmlns:w16se="http://schemas.microsoft.com/office/word/2015/wordml/symex" xmlns:wpg="http://schemas.microsoft.com/office/word/2010/wordprocessingGroup" xmlns:wpi="http://schemas.microsoft.com/office/word/2010/wordprocessingInk" xmlns:wne="http://schemas.microsoft.com/office/word/2006/wordml" xmlns:wps="http://schemas.microsoft.com/office/word/2010/wordprocessingShape" mc:Ignorable="w14 w15 w16se w16cid w16 w16cex w16sdtdh w16sdtfl w16du wp14">
   <w:body>
+    <w:tbl>
+      <w:tblPr>
+        <w:tblStyle w:val="TableGrid"/>
+        <w:tblW w:w="4995" w:type="pct"/>
+        <w:tblBorders>
+          <w:top w:val="none" w:color="auto" w:sz="0" w:space="0"/>
+          <w:left w:val="none" w:color="auto" w:sz="0" w:space="0"/>
+          <w:bottom w:val="none" w:color="auto" w:sz="0" w:space="0"/>
+          <w:right w:val="none" w:color="auto" w:sz="0" w:space="0"/>
+          <w:insideH w:val="none" w:color="auto" w:sz="0" w:space="0"/>
+          <w:insideV w:val="none" w:color="auto" w:sz="0" w:space="0"/>
+        </w:tblBorders>
+        <w:tblCellMar>
+          <w:left w:w="0" w:type="dxa"/>
+          <w:right w:w="0" w:type="dxa"/>
+        </w:tblCellMar>
+        <w:tblLook w:val="04A0" w:firstRow="1" w:lastRow="0" w:firstColumn="1" w:lastColumn="0" w:noHBand="0" w:noVBand="1"/>
+        <w:tblCaption w:val="Address Block"/>
+      </w:tblPr>
+      <w:tblGrid>
+        <w:gridCol w:w="2621"/>
+        <w:gridCol w:w="4584"/>
+        <w:gridCol w:w="3279"/>
+      </w:tblGrid>
+      <w:tr>
+        <w:trPr>
+          <w:cnfStyle w:val="100000000000" w:firstRow="1" w:lastRow="0" w:firstColumn="0" w:lastColumn="0" w:oddVBand="0" w:evenVBand="0" w:oddHBand="0" w:evenHBand="0" w:firstRowFirstColumn="0" w:firstRowLastColumn="0" w:lastRowFirstColumn="0" w:lastRowLastColumn="0"/>
+          <w:trHeight w:val="254"/>
+        </w:trPr>
+        <w:sdt>
+          <w:sdtPr>
+            <w:rPr>
+              <w:rStyle w:val="Strong"/>
+              <w:rFonts w:ascii="Segoe UI Semibold" w:hAnsi="Segoe UI Semibold" w:cs="Segoe UI Semibold"/>
+              <w:b w:val="0"/>
+              <w:bCs w:val="0"/>
+              <w:sz w:val="22"/>
+              <w:szCs w:val="22"/>
+            </w:rPr>
+            <w:alias w:val="CustomerAddress1"/>
+            <w:tag w:val="#BC:InsertDataItem,DataItems/Header/CustomerAddress1"/>
+            <w:id w:val="-1114448210"/>
+            <w:placeholder>
+              <w:docPart w:val="DBA8D1994BA14EDE983E8BF90D492833"/>
+            </w:placeholder>
+            <w:dataBinding w:prefixMappings="xmlns:ns0='urn:microsoft-dynamics-nav/reports/Standard_Sales_Quote/1304/'" w:xpath="/ns0:NavWordReportXmlPart[1]/ns0:Header[1]/ns0:CustomerAddress1[1]" w:storeItemID="{00000000-0000-0000-0000-000000000000}"/>
+            <w15:color w:val="808080"/>
+            <w:text/>
+          </w:sdtPr>
+          <w:sdtContent>
+            <w:tc>
+              <w:tcPr>
+                <w:tcW w:w="1250" w:type="pct"/>
+              </w:tcPr>
+              <w:p>
+                <w:pPr>
+                  <w:pStyle w:val="Heading2"/>
+                  <w:spacing w:before="0" w:after="0" w:line="276" w:lineRule="auto"/>
+                  <w:rPr>
+                    <w:rStyle w:val="Strong"/>
+                    <w:rFonts w:ascii="Segoe UI Semibold" w:hAnsi="Segoe UI Semibold" w:cs="Segoe UI Semibold"/>
+                    <w:b w:val="0"/>
+                    <w:bCs w:val="0"/>
+                    <w:sz w:val="22"/>
+                    <w:szCs w:val="22"/>
+                  </w:rPr>
+                </w:pPr>
+                <w:r>
+                  <w:rPr>
+                    <w:rStyle w:val="Strong"/>
+                    <w:rFonts w:ascii="Segoe UI Semibold" w:hAnsi="Segoe UI Semibold" w:cs="Segoe UI Semibold"/>
+                    <w:b w:val="0"/>
+                    <w:bCs w:val="0"/>
+                    <w:sz w:val="22"/>
+                    <w:szCs w:val="22"/>
+                  </w:rPr>
+                  <w:t>CustomerAddress1</w:t>
+                </w:r>
+              </w:p>
+            </w:tc>
+          </w:sdtContent>
+        </w:sdt>
+        <w:tc>
+          <w:tcPr>
+            <w:tcW w:w="2186" w:type="pct"/>
+          </w:tcPr>
+          <w:p>
+            <w:pPr>
+              <w:pStyle w:val="Heading2"/>
+              <w:spacing w:before="0" w:after="0" w:line="276" w:lineRule="auto"/>
+              <w:rPr>
+                <w:rStyle w:val="Strong"/>
+                <w:rFonts w:ascii="Segoe UI Semibold" w:hAnsi="Segoe UI Semibold" w:cs="Segoe UI Semibold"/>
+                <w:b w:val="0"/>
+                <w:bCs w:val="0"/>
+                <w:sz w:val="22"/>
+                <w:szCs w:val="22"/>
+              </w:rPr>
+            </w:pPr>
+          </w:p>
+        </w:tc>
+        <w:sdt>
+          <w:sdtPr>
+            <w:rPr>
+              <w:rStyle w:val="Strong"/>
+              <w:rFonts w:ascii="Segoe UI Semibold" w:hAnsi="Segoe UI Semibold" w:cs="Segoe UI Semibold"/>
+              <w:b w:val="0"/>
+              <w:bCs w:val="0"/>
+              <w:sz w:val="22"/>
+              <w:szCs w:val="22"/>
+            </w:rPr>
+            <w:alias w:val="CompanyAddress1"/>
+            <w:tag w:val="#BC:InsertDataItem,DataItems/Header/CompanyAddress1"/>
+            <w:id w:val="-349099811"/>
+            <w:placeholder>
+              <w:docPart w:val="EB84971CAE2D446C9496942584011C22"/>
+            </w:placeholder>
+            <w:dataBinding w:prefixMappings="xmlns:ns0='urn:microsoft-dynamics-nav/reports/Standard_Sales_Quote/1304/'" w:xpath="/ns0:NavWordReportXmlPart[1]/ns0:Header[1]/ns0:CompanyAddress1[1]" w:storeItemID="{00000000-0000-0000-0000-000000000000}"/>
+            <w15:color w:val="808080"/>
+            <w:text/>
+          </w:sdtPr>
+          <w:sdtContent>
+            <w:tc>
+              <w:tcPr>
+                <w:tcW w:w="1564" w:type="pct"/>
+              </w:tcPr>
+              <w:p>
+                <w:pPr>
+                  <w:pStyle w:val="Heading2"/>
+                  <w:spacing w:before="0" w:after="0" w:line="276" w:lineRule="auto"/>
+                  <w:jc w:val="right"/>
+                  <w:rPr>
+                    <w:rStyle w:val="Strong"/>
+                    <w:b w:val="0"/>
+                    <w:bCs w:val="0"/>
+                    <w:sz w:val="22"/>
+                    <w:szCs w:val="22"/>
+                    <w:lang w:val="da-DK"/>
+                  </w:rPr>
+                </w:pPr>
+                <w:r>
+                  <w:rPr>
+                    <w:rStyle w:val="Strong"/>
+                    <w:rFonts w:ascii="Segoe UI Semibold" w:hAnsi="Segoe UI Semibold" w:cs="Segoe UI Semibold"/>
+                    <w:b w:val="0"/>
+                    <w:bCs w:val="0"/>
+                    <w:sz w:val="22"/>
+                    <w:szCs w:val="22"/>
+                  </w:rPr>
+                  <w:t>CompanyAddress1</w:t>
+                </w:r>
+              </w:p>
+            </w:tc>
+          </w:sdtContent>
+        </w:sdt>
+      </w:tr>
+      <w:tr>
+        <w:trPr>
+          <w:trHeight w:val="242"/>
+        </w:trPr>
+        <w:sdt>
+          <w:sdtPr>
+            <w:rPr>
+              <w:rFonts w:cs="Segoe UI Semibold"/>
+              <w:b/>
+              <w:bCs/>
+              <w:sz w:val="22"/>
+              <w:szCs w:val="22"/>
+            </w:rPr>
+            <w:alias w:val="CustomerAddress2"/>
+            <w:tag w:val="#BC:InsertDataItem,DataItems/Header/CustomerAddress2"/>
+            <w:id w:val="863552788"/>
+            <w:placeholder>
+              <w:docPart w:val="DBA8D1994BA14EDE983E8BF90D492833"/>
+            </w:placeholder>
+            <w:dataBinding w:prefixMappings="xmlns:ns0='urn:microsoft-dynamics-nav/reports/Standard_Sales_Quote/1304/'" w:xpath="/ns0:NavWordReportXmlPart[1]/ns0:Header[1]/ns0:CustomerAddress2[1]" w:storeItemID="{00000000-0000-0000-0000-000000000000}"/>
+            <w15:color w:val="808080"/>
+            <w:text/>
+          </w:sdtPr>
+          <w:sdtContent>
+            <w:tc>
+              <w:tcPr>
+                <w:tcW w:w="1250" w:type="pct"/>
+              </w:tcPr>
+              <w:p>
+                <w:pPr>
+                  <w:rPr>
+                    <w:rFonts w:cs="Segoe UI Semibold" w:asciiTheme="minorHAnsi" w:hAnsiTheme="minorHAnsi"/>
+                    <w:sz w:val="22"/>
+                    <w:szCs w:val="22"/>
+                  </w:rPr>
+                </w:pPr>
+                <w:r>
+                  <w:rPr>
+                    <w:rFonts w:cs="Segoe UI Semibold" w:asciiTheme="minorHAnsi" w:hAnsiTheme="minorHAnsi"/>
+                    <w:sz w:val="22"/>
+                    <w:szCs w:val="22"/>
+                  </w:rPr>
+                  <w:t>CustomerAddress2</w:t>
+                </w:r>
+              </w:p>
+            </w:tc>
+          </w:sdtContent>
+        </w:sdt>
+        <w:tc>
+          <w:tcPr>
+            <w:tcW w:w="2186" w:type="pct"/>
+          </w:tcPr>
+          <w:p>
+            <w:pPr>
+              <w:rPr>
+                <w:rFonts w:cs="Segoe UI Semibold" w:asciiTheme="minorHAnsi" w:hAnsiTheme="minorHAnsi"/>
+                <w:sz w:val="22"/>
+                <w:szCs w:val="22"/>
+              </w:rPr>
+            </w:pPr>
+          </w:p>
+        </w:tc>
+        <w:sdt>
+          <w:sdtPr>
+            <w:rPr>
+              <w:rFonts w:cs="Segoe UI Semibold"/>
+              <w:sz w:val="22"/>
+              <w:szCs w:val="22"/>
+            </w:rPr>
+            <w:alias w:val="CompanyAddress2"/>
+            <w:tag w:val="#BC:InsertDataItem,DataItems/Header/CompanyAddress2"/>
+            <w:id w:val="-407616906"/>
+            <w:placeholder>
+              <w:docPart w:val="0222551F419C4A0581629C439C20CBB1"/>
+            </w:placeholder>
+            <w:dataBinding w:prefixMappings="xmlns:ns0='urn:microsoft-dynamics-nav/reports/Standard_Sales_Quote/1304/'" w:xpath="/ns0:NavWordReportXmlPart[1]/ns0:Header[1]/ns0:CompanyAddress2[1]" w:storeItemID="{00000000-0000-0000-0000-000000000000}"/>
+            <w15:color w:val="808080"/>
+            <w:text/>
+          </w:sdtPr>
+          <w:sdtContent>
+            <w:tc>
+              <w:tcPr>
+                <w:tcW w:w="1564" w:type="pct"/>
+              </w:tcPr>
+              <w:p>
+                <w:pPr>
+                  <w:jc w:val="right"/>
+                  <w:rPr>
+                    <w:rFonts w:asciiTheme="minorHAnsi" w:hAnsiTheme="minorHAnsi"/>
+                    <w:sz w:val="22"/>
+                    <w:szCs w:val="22"/>
+                  </w:rPr>
+                </w:pPr>
+                <w:r>
+                  <w:rPr>
+                    <w:rFonts w:cs="Segoe UI Semibold" w:asciiTheme="minorHAnsi" w:hAnsiTheme="minorHAnsi"/>
+                    <w:sz w:val="22"/>
+                    <w:szCs w:val="22"/>
+                  </w:rPr>
+                  <w:t>CompanyAddress2</w:t>
+                </w:r>
+              </w:p>
+            </w:tc>
+          </w:sdtContent>
+        </w:sdt>
+      </w:tr>
+      <w:tr>
+        <w:trPr>
+          <w:trHeight w:val="242"/>
+        </w:trPr>
+        <w:sdt>
+          <w:sdtPr>
+            <w:rPr>
+              <w:rFonts w:cs="Segoe UI Semibold"/>
+              <w:sz w:val="22"/>
+              <w:szCs w:val="22"/>
+            </w:rPr>
+            <w:alias w:val="CustomerAddress3"/>
+            <w:tag w:val="#BC:InsertDataItem,DataItems/Header/CustomerAddress3"/>
+            <w:id w:val="335427627"/>
+            <w:placeholder>
+              <w:docPart w:val="DBA8D1994BA14EDE983E8BF90D492833"/>
+            </w:placeholder>
+            <w:dataBinding w:prefixMappings="xmlns:ns0='urn:microsoft-dynamics-nav/reports/Standard_Sales_Quote/1304/'" w:xpath="/ns0:NavWordReportXmlPart[1]/ns0:Header[1]/ns0:CustomerAddress3[1]" w:storeItemID="{00000000-0000-0000-0000-000000000000}"/>
+            <w15:color w:val="808080"/>
+            <w:text/>
+          </w:sdtPr>
+          <w:sdtContent>
+            <w:tc>
+              <w:tcPr>
+                <w:tcW w:w="1250" w:type="pct"/>
+              </w:tcPr>
+              <w:p>
+                <w:pPr>
+                  <w:rPr>
+                    <w:rFonts w:cs="Segoe UI Semibold" w:asciiTheme="minorHAnsi" w:hAnsiTheme="minorHAnsi"/>
+                    <w:sz w:val="22"/>
+                    <w:szCs w:val="22"/>
+                  </w:rPr>
+                </w:pPr>
+                <w:r>
+                  <w:rPr>
+                    <w:rFonts w:cs="Segoe UI Semibold" w:asciiTheme="minorHAnsi" w:hAnsiTheme="minorHAnsi"/>
+                    <w:sz w:val="22"/>
+                    <w:szCs w:val="22"/>
+                  </w:rPr>
+                  <w:t>CustomerAddress3</w:t>
+                </w:r>
+              </w:p>
+            </w:tc>
+          </w:sdtContent>
+        </w:sdt>
+        <w:tc>
+          <w:tcPr>
+            <w:tcW w:w="2186" w:type="pct"/>
+          </w:tcPr>
+          <w:p>
+            <w:pPr>
+              <w:rPr>
+                <w:rFonts w:cs="Segoe UI Semibold" w:asciiTheme="minorHAnsi" w:hAnsiTheme="minorHAnsi"/>
+                <w:sz w:val="22"/>
+                <w:szCs w:val="22"/>
+              </w:rPr>
+            </w:pPr>
+          </w:p>
+        </w:tc>
+        <w:sdt>
+          <w:sdtPr>
+            <w:rPr>
+              <w:rFonts w:cs="Segoe UI Semibold"/>
+              <w:sz w:val="22"/>
+              <w:szCs w:val="22"/>
+            </w:rPr>
+            <w:alias w:val="CompanyAddress3"/>
+            <w:tag w:val="#BC:InsertDataItem,DataItems/Header/CompanyAddress3"/>
+            <w:id w:val="-1208102821"/>
+            <w:placeholder>
+              <w:docPart w:val="F39D0F057CFC43348D17F1E051D2594A"/>
+            </w:placeholder>
+            <w:dataBinding w:prefixMappings="xmlns:ns0='urn:microsoft-dynamics-nav/reports/Standard_Sales_Quote/1304/'" w:xpath="/ns0:NavWordReportXmlPart[1]/ns0:Header[1]/ns0:CompanyAddress3[1]" w:storeItemID="{00000000-0000-0000-0000-000000000000}"/>
+            <w15:color w:val="808080"/>
+            <w:text/>
+          </w:sdtPr>
+          <w:sdtContent>
+            <w:tc>
+              <w:tcPr>
+                <w:tcW w:w="1564" w:type="pct"/>
+              </w:tcPr>
+              <w:p>
+                <w:pPr>
+                  <w:jc w:val="right"/>
+                  <w:rPr>
+                    <w:sz w:val="22"/>
+                    <w:szCs w:val="22"/>
+                  </w:rPr>
+                </w:pPr>
+                <w:r>
+                  <w:rPr>
+                    <w:rFonts w:cs="Segoe UI Semibold" w:asciiTheme="minorHAnsi" w:hAnsiTheme="minorHAnsi"/>
+                    <w:sz w:val="22"/>
+                    <w:szCs w:val="22"/>
+                  </w:rPr>
+                  <w:t>CompanyAddress3</w:t>
+                </w:r>
+              </w:p>
+            </w:tc>
+          </w:sdtContent>
+        </w:sdt>
+      </w:tr>
+      <w:tr>
+        <w:trPr>
+          <w:trHeight w:val="242"/>
+        </w:trPr>
+        <w:sdt>
+          <w:sdtPr>
+            <w:rPr>
+              <w:rFonts w:cs="Segoe UI Semibold"/>
+              <w:sz w:val="22"/>
+              <w:szCs w:val="22"/>
+            </w:rPr>
+            <w:alias w:val="CustomerAddress4"/>
+            <w:tag w:val="#BC:InsertDataItem,DataItems/Header/CustomerAddress4"/>
+            <w:id w:val="172315661"/>
+            <w:placeholder>
+              <w:docPart w:val="DBA8D1994BA14EDE983E8BF90D492833"/>
+            </w:placeholder>
+            <w:dataBinding w:prefixMappings="xmlns:ns0='urn:microsoft-dynamics-nav/reports/Standard_Sales_Quote/1304/'" w:xpath="/ns0:NavWordReportXmlPart[1]/ns0:Header[1]/ns0:CustomerAddress4[1]" w:storeItemID="{00000000-0000-0000-0000-000000000000}"/>
+            <w15:color w:val="808080"/>
+            <w:text/>
+          </w:sdtPr>
+          <w:sdtContent>
+            <w:tc>
+              <w:tcPr>
+                <w:tcW w:w="1250" w:type="pct"/>
+              </w:tcPr>
+              <w:p>
+                <w:pPr>
+                  <w:rPr>
+                    <w:rFonts w:cs="Segoe UI Semibold" w:asciiTheme="minorHAnsi" w:hAnsiTheme="minorHAnsi"/>
+                    <w:sz w:val="22"/>
+                    <w:szCs w:val="22"/>
+                  </w:rPr>
+                </w:pPr>
+                <w:r>
+                  <w:rPr>
+                    <w:rFonts w:cs="Segoe UI Semibold" w:asciiTheme="minorHAnsi" w:hAnsiTheme="minorHAnsi"/>
+                    <w:sz w:val="22"/>
+                    <w:szCs w:val="22"/>
+                  </w:rPr>
+                  <w:t>CustomerAddress4</w:t>
+                </w:r>
+              </w:p>
+            </w:tc>
+          </w:sdtContent>
+        </w:sdt>
+        <w:tc>
+          <w:tcPr>
+            <w:tcW w:w="2186" w:type="pct"/>
+          </w:tcPr>
+          <w:p>
+            <w:pPr>
+              <w:rPr>
+                <w:rFonts w:cs="Segoe UI Semibold" w:asciiTheme="minorHAnsi" w:hAnsiTheme="minorHAnsi"/>
+                <w:sz w:val="22"/>
+                <w:szCs w:val="22"/>
+              </w:rPr>
+            </w:pPr>
+          </w:p>
+        </w:tc>
+        <w:sdt>
+          <w:sdtPr>
+            <w:rPr>
+              <w:rFonts w:cs="Segoe UI Semibold"/>
+              <w:sz w:val="22"/>
+              <w:szCs w:val="22"/>
+            </w:rPr>
+            <w:alias w:val="CompanyAddress4"/>
+            <w:tag w:val="#BC:InsertDataItem,DataItems/Header/CompanyAddress4"/>
+            <w:id w:val="-1044596330"/>
+            <w:placeholder>
+              <w:docPart w:val="8DE6E81E39A04422B116877A4C0A6D28"/>
+            </w:placeholder>
+            <w:dataBinding w:prefixMappings="xmlns:ns0='urn:microsoft-dynamics-nav/reports/Standard_Sales_Quote/1304/'" w:xpath="/ns0:NavWordReportXmlPart[1]/ns0:Header[1]/ns0:CompanyAddress4[1]" w:storeItemID="{00000000-0000-0000-0000-000000000000}"/>
+            <w15:color w:val="808080"/>
+            <w:text/>
+          </w:sdtPr>
+          <w:sdtContent>
+            <w:tc>
+              <w:tcPr>
+                <w:tcW w:w="1564" w:type="pct"/>
+              </w:tcPr>
+              <w:p>
+                <w:pPr>
+                  <w:jc w:val="right"/>
+                  <w:rPr>
+                    <w:sz w:val="22"/>
+                    <w:szCs w:val="22"/>
+                  </w:rPr>
+                </w:pPr>
+                <w:r>
+                  <w:rPr>
+                    <w:rFonts w:cs="Segoe UI Semibold" w:asciiTheme="minorHAnsi" w:hAnsiTheme="minorHAnsi"/>
+                    <w:sz w:val="22"/>
+                    <w:szCs w:val="22"/>
+                  </w:rPr>
+                  <w:t>CompanyAddress4</w:t>
+                </w:r>
+              </w:p>
+            </w:tc>
+          </w:sdtContent>
+        </w:sdt>
+      </w:tr>
+      <w:tr>
+        <w:trPr>
+          <w:trHeight w:val="242"/>
+        </w:trPr>
+        <w:sdt>
+          <w:sdtPr>
+            <w:rPr>
+              <w:rFonts w:cs="Segoe UI Semibold"/>
+              <w:sz w:val="22"/>
+              <w:szCs w:val="22"/>
+            </w:rPr>
+            <w:alias w:val="CustomerAddress5"/>
+            <w:tag w:val="#BC:InsertDataItem,DataItems/Header/CustomerAddress5"/>
+            <w:id w:val="-2080044023"/>
+            <w:placeholder>
+              <w:docPart w:val="DBA8D1994BA14EDE983E8BF90D492833"/>
+            </w:placeholder>
+            <w:dataBinding w:prefixMappings="xmlns:ns0='urn:microsoft-dynamics-nav/reports/Standard_Sales_Quote/1304/'" w:xpath="/ns0:NavWordReportXmlPart[1]/ns0:Header[1]/ns0:CustomerAddress5[1]" w:storeItemID="{00000000-0000-0000-0000-000000000000}"/>
+            <w15:color w:val="808080"/>
+            <w:text/>
+          </w:sdtPr>
+          <w:sdtContent>
+            <w:tc>
+              <w:tcPr>
+                <w:tcW w:w="1250" w:type="pct"/>
+              </w:tcPr>
+              <w:p>
+                <w:pPr>
+                  <w:rPr>
+                    <w:rFonts w:cs="Segoe UI Semibold" w:asciiTheme="minorHAnsi" w:hAnsiTheme="minorHAnsi"/>
+                    <w:sz w:val="22"/>
+                    <w:szCs w:val="22"/>
+                  </w:rPr>
+                </w:pPr>
+                <w:r>
+                  <w:rPr>
+                    <w:rFonts w:cs="Segoe UI Semibold" w:asciiTheme="minorHAnsi" w:hAnsiTheme="minorHAnsi"/>
+                    <w:sz w:val="22"/>
+                    <w:szCs w:val="22"/>
+                  </w:rPr>
+                  <w:t>CustomerAddress5</w:t>
+                </w:r>
+              </w:p>
+            </w:tc>
+          </w:sdtContent>
+        </w:sdt>
+        <w:tc>
+          <w:tcPr>
+            <w:tcW w:w="2186" w:type="pct"/>
+          </w:tcPr>
+          <w:p>
+            <w:pPr>
+              <w:rPr>
+                <w:rFonts w:cs="Segoe UI Semibold" w:asciiTheme="minorHAnsi" w:hAnsiTheme="minorHAnsi"/>
+                <w:sz w:val="22"/>
+                <w:szCs w:val="22"/>
+              </w:rPr>
+            </w:pPr>
+          </w:p>
+        </w:tc>
+        <w:sdt>
+          <w:sdtPr>
+            <w:rPr>
+              <w:rFonts w:cs="Segoe UI Semibold"/>
+              <w:sz w:val="22"/>
+              <w:szCs w:val="22"/>
+            </w:rPr>
+            <w:alias w:val="CompanyAddress5"/>
+            <w:tag w:val="#BC:InsertDataItem,DataItems/Header/CompanyAddress5"/>
+            <w:id w:val="-1334838620"/>
+            <w:placeholder>
+              <w:docPart w:val="87999CDC6E3D491EB063E9B991974AB3"/>
+            </w:placeholder>
+            <w:dataBinding w:prefixMappings="xmlns:ns0='urn:microsoft-dynamics-nav/reports/Standard_Sales_Quote/1304/'" w:xpath="/ns0:NavWordReportXmlPart[1]/ns0:Header[1]/ns0:CompanyAddress5[1]" w:storeItemID="{00000000-0000-0000-0000-000000000000}"/>
+            <w15:color w:val="808080"/>
+            <w:text/>
+          </w:sdtPr>
+          <w:sdtContent>
+            <w:tc>
+              <w:tcPr>
+                <w:tcW w:w="1564" w:type="pct"/>
+              </w:tcPr>
+              <w:p>
+                <w:pPr>
+                  <w:jc w:val="right"/>
+                  <w:rPr>
+                    <w:sz w:val="22"/>
+                    <w:szCs w:val="22"/>
+                  </w:rPr>
+                </w:pPr>
+                <w:r>
+                  <w:rPr>
+                    <w:rFonts w:cs="Segoe UI Semibold" w:asciiTheme="minorHAnsi" w:hAnsiTheme="minorHAnsi"/>
+                    <w:sz w:val="22"/>
+                    <w:szCs w:val="22"/>
+                  </w:rPr>
+                  <w:t>CompanyAddress5</w:t>
+                </w:r>
+              </w:p>
+            </w:tc>
+          </w:sdtContent>
+        </w:sdt>
+      </w:tr>
+      <w:tr>
+        <w:trPr>
+          <w:trHeight w:val="242"/>
+        </w:trPr>
+        <w:sdt>
+          <w:sdtPr>
+            <w:rPr>
+              <w:rFonts w:cs="Segoe UI Semibold"/>
+              <w:sz w:val="22"/>
+              <w:szCs w:val="22"/>
+            </w:rPr>
+            <w:alias w:val="CustomerAddress6"/>
+            <w:tag w:val="#BC:InsertDataItem,DataItems/Header/CustomerAddress6"/>
+            <w:id w:val="-2086289259"/>
+            <w:placeholder>
+              <w:docPart w:val="DBA8D1994BA14EDE983E8BF90D492833"/>
+            </w:placeholder>
+            <w:dataBinding w:prefixMappings="xmlns:ns0='urn:microsoft-dynamics-nav/reports/Standard_Sales_Quote/1304/'" w:xpath="/ns0:NavWordReportXmlPart[1]/ns0:Header[1]/ns0:CustomerAddress6[1]" w:storeItemID="{00000000-0000-0000-0000-000000000000}"/>
+            <w15:color w:val="808080"/>
+            <w:text/>
+          </w:sdtPr>
+          <w:sdtContent>
+            <w:tc>
+              <w:tcPr>
+                <w:tcW w:w="1250" w:type="pct"/>
+              </w:tcPr>
+              <w:p>
+                <w:pPr>
+                  <w:rPr>
+                    <w:rFonts w:cs="Segoe UI Semibold" w:asciiTheme="minorHAnsi" w:hAnsiTheme="minorHAnsi"/>
+                    <w:sz w:val="22"/>
+                    <w:szCs w:val="22"/>
+                  </w:rPr>
+                </w:pPr>
+                <w:r>
+                  <w:rPr>
+                    <w:rFonts w:cs="Segoe UI Semibold" w:asciiTheme="minorHAnsi" w:hAnsiTheme="minorHAnsi"/>
+                    <w:sz w:val="22"/>
+                    <w:szCs w:val="22"/>
+                  </w:rPr>
+                  <w:t>CustomerAddress6</w:t>
+                </w:r>
+              </w:p>
+            </w:tc>
+          </w:sdtContent>
+        </w:sdt>
+        <w:tc>
+          <w:tcPr>
+            <w:tcW w:w="2186" w:type="pct"/>
+          </w:tcPr>
+          <w:p>
+            <w:pPr>
+              <w:rPr>
+                <w:rFonts w:cs="Segoe UI Semibold" w:asciiTheme="minorHAnsi" w:hAnsiTheme="minorHAnsi"/>
+                <w:sz w:val="22"/>
+                <w:szCs w:val="22"/>
+              </w:rPr>
+            </w:pPr>
+          </w:p>
+        </w:tc>
+        <w:sdt>
+          <w:sdtPr>
+            <w:rPr>
+              <w:rFonts w:cs="Segoe UI Semibold"/>
+              <w:sz w:val="22"/>
+              <w:szCs w:val="22"/>
+            </w:rPr>
+            <w:alias w:val="CompanyAddress6"/>
+            <w:tag w:val="#BC:InsertDataItem,DataItems/Header/CompanyAddress6"/>
+            <w:id w:val="29467029"/>
+            <w:placeholder>
+              <w:docPart w:val="03DA5A8F6D414CF7B026025E0A585944"/>
+            </w:placeholder>
+            <w:dataBinding w:prefixMappings="xmlns:ns0='urn:microsoft-dynamics-nav/reports/Standard_Sales_Quote/1304/'" w:xpath="/ns0:NavWordReportXmlPart[1]/ns0:Header[1]/ns0:CompanyAddress6[1]" w:storeItemID="{00000000-0000-0000-0000-000000000000}"/>
+            <w15:color w:val="808080"/>
+            <w:text/>
+          </w:sdtPr>
+          <w:sdtContent>
+            <w:tc>
+              <w:tcPr>
+                <w:tcW w:w="1564" w:type="pct"/>
+              </w:tcPr>
+              <w:p>
+                <w:pPr>
+                  <w:jc w:val="right"/>
+                  <w:rPr>
+                    <w:sz w:val="22"/>
+                    <w:szCs w:val="22"/>
+                  </w:rPr>
+                </w:pPr>
+                <w:r>
+                  <w:rPr>
+                    <w:rFonts w:cs="Segoe UI Semibold" w:asciiTheme="minorHAnsi" w:hAnsiTheme="minorHAnsi"/>
+                    <w:sz w:val="22"/>
+                    <w:szCs w:val="22"/>
+                  </w:rPr>
+                  <w:t>CompanyAddress6</w:t>
+                </w:r>
+              </w:p>
+            </w:tc>
+          </w:sdtContent>
+        </w:sdt>
+      </w:tr>
+      <w:tr>
+        <w:trPr>
+          <w:trHeight w:val="242"/>
+        </w:trPr>
+        <w:sdt>
+          <w:sdtPr>
+            <w:rPr>
+              <w:rFonts w:cs="Segoe UI Semibold"/>
+              <w:sz w:val="22"/>
+              <w:szCs w:val="22"/>
+            </w:rPr>
+            <w:alias w:val="CustomerAddress7"/>
+            <w:tag w:val="#BC:InsertDataItem,DataItems/Header/CustomerAddress7"/>
+            <w:id w:val="2127339997"/>
+            <w:placeholder>
+              <w:docPart w:val="DBA8D1994BA14EDE983E8BF90D492833"/>
+            </w:placeholder>
+            <w:dataBinding w:prefixMappings="xmlns:ns0='urn:microsoft-dynamics-nav/reports/Standard_Sales_Quote/1304/'" w:xpath="/ns0:NavWordReportXmlPart[1]/ns0:Header[1]/ns0:CustomerAddress7[1]" w:storeItemID="{00000000-0000-0000-0000-000000000000}"/>
+            <w15:color w:val="808080"/>
+            <w:text/>
+          </w:sdtPr>
+          <w:sdtContent>
+            <w:tc>
+              <w:tcPr>
+                <w:tcW w:w="1250" w:type="pct"/>
+              </w:tcPr>
+              <w:p>
+                <w:pPr>
+                  <w:rPr>
+                    <w:rFonts w:cs="Segoe UI Semibold" w:asciiTheme="minorHAnsi" w:hAnsiTheme="minorHAnsi"/>
+                    <w:sz w:val="22"/>
+                    <w:szCs w:val="22"/>
+                  </w:rPr>
+                </w:pPr>
+                <w:r>
+                  <w:rPr>
+                    <w:rFonts w:cs="Segoe UI Semibold" w:asciiTheme="minorHAnsi" w:hAnsiTheme="minorHAnsi"/>
+                    <w:sz w:val="22"/>
+                    <w:szCs w:val="22"/>
+                  </w:rPr>
+                  <w:t>CustomerAddress7</w:t>
+                </w:r>
+              </w:p>
+            </w:tc>
+          </w:sdtContent>
+        </w:sdt>
+        <w:tc>
+          <w:tcPr>
+            <w:tcW w:w="2186" w:type="pct"/>
+          </w:tcPr>
+          <w:p>
+            <w:pPr>
+              <w:rPr>
+                <w:rFonts w:cs="Segoe UI Semibold" w:asciiTheme="minorHAnsi" w:hAnsiTheme="minorHAnsi"/>
+                <w:sz w:val="22"/>
+                <w:szCs w:val="22"/>
+              </w:rPr>
+            </w:pPr>
+          </w:p>
+        </w:tc>
+        <w:sdt>
+          <w:sdtPr>
+            <w:rPr>
+              <w:rFonts w:cs="Segoe UI Semibold"/>
+              <w:sz w:val="22"/>
+              <w:szCs w:val="22"/>
+            </w:rPr>
+            <w:alias w:val="CompanyLegalOffice_Lbl"/>
+            <w:tag w:val="#BC:InsertDataItem,DataItems/Header/CompanyLegalOffice_Lbl"/>
+            <w:id w:val="483044511"/>
+            <w:placeholder>
+              <w:docPart w:val="DAC6490B21CA4214B8E6BACFA12DD1A3"/>
+            </w:placeholder>
+            <w:dataBinding w:prefixMappings="xmlns:ns0='urn:microsoft-dynamics-nav/reports/Standard_Sales_Quote/1304/'" w:xpath="/ns0:NavWordReportXmlPart[1]/ns0:Header[1]/ns0:CompanyLegalOffice_Lbl[1]" w:storeItemID="{00000000-0000-0000-0000-000000000000}"/>
+            <w15:color w:val="808080"/>
+            <w:text/>
+          </w:sdtPr>
+          <w:sdtContent>
+            <w:tc>
+              <w:tcPr>
+                <w:tcW w:w="1564" w:type="pct"/>
+              </w:tcPr>
+              <w:p>
+                <w:pPr>
+                  <w:jc w:val="right"/>
+                  <w:rPr>
+                    <w:sz w:val="22"/>
+                    <w:szCs w:val="22"/>
+                  </w:rPr>
+                </w:pPr>
+                <w:proofErr w:type="spellStart"/>
+                <w:r>
+                  <w:rPr>
+                    <w:rFonts w:cs="Segoe UI Semibold" w:asciiTheme="minorHAnsi" w:hAnsiTheme="minorHAnsi"/>
+                    <w:sz w:val="22"/>
+                    <w:szCs w:val="22"/>
+                  </w:rPr>
+                  <w:t>CompanyLegalOffice_Lbl</w:t>
+                </w:r>
+                <w:proofErr w:type="spellEnd"/>
+              </w:p>
+            </w:tc>
+          </w:sdtContent>
+        </w:sdt>
+      </w:tr>
+      <w:tr>
+        <w:trPr>
+          <w:trHeight w:val="242"/>
+        </w:trPr>
+        <w:sdt>
+          <w:sdtPr>
+            <w:rPr>
+              <w:rFonts w:cs="Segoe UI Semibold"/>
+              <w:sz w:val="22"/>
+              <w:szCs w:val="22"/>
+            </w:rPr>
+            <w:alias w:val="CustomerAddress8"/>
+            <w:tag w:val="#BC:InsertDataItem,DataItems/Header/CustomerAddress8"/>
+            <w:id w:val="-1986933782"/>
+            <w:placeholder>
+              <w:docPart w:val="A21AD53D56754BD3A1054FD44803859F"/>
+            </w:placeholder>
+            <w:dataBinding w:prefixMappings="xmlns:ns0='urn:microsoft-dynamics-nav/reports/Standard_Sales_Quote/1304/'" w:xpath="/ns0:NavWordReportXmlPart[1]/ns0:Header[1]/ns0:CustomerAddress8[1]" w:storeItemID="{00000000-0000-0000-0000-000000000000}"/>
+            <w15:color w:val="808080"/>
+            <w:text/>
+          </w:sdtPr>
+          <w:sdtContent>
+            <w:tc>
+              <w:tcPr>
+                <w:tcW w:w="1250" w:type="pct"/>
+              </w:tcPr>
+              <w:p>
+                <w:pPr>
+                  <w:rPr>
+                    <w:rFonts w:cs="Segoe UI Semibold" w:asciiTheme="minorHAnsi" w:hAnsiTheme="minorHAnsi"/>
+                    <w:sz w:val="22"/>
+                    <w:szCs w:val="22"/>
+                  </w:rPr>
+                </w:pPr>
+                <w:r>
+                  <w:rPr>
+                    <w:rFonts w:cs="Segoe UI Semibold" w:asciiTheme="minorHAnsi" w:hAnsiTheme="minorHAnsi"/>
+                    <w:sz w:val="22"/>
+                    <w:szCs w:val="22"/>
+                  </w:rPr>
+                  <w:t>CustomerAddress8</w:t>
+                </w:r>
+              </w:p>
+            </w:tc>
+          </w:sdtContent>
+        </w:sdt>
+        <w:tc>
+          <w:tcPr>
+            <w:tcW w:w="2186" w:type="pct"/>
+          </w:tcPr>
+          <w:p>
+            <w:pPr>
+              <w:rPr>
+                <w:rFonts w:cs="Segoe UI Semibold" w:asciiTheme="minorHAnsi" w:hAnsiTheme="minorHAnsi"/>
+                <w:sz w:val="22"/>
+                <w:szCs w:val="22"/>
+              </w:rPr>
+            </w:pPr>
+          </w:p>
+        </w:tc>
+        <w:sdt>
+          <w:sdtPr>
+            <w:rPr>
+              <w:rFonts w:cs="Segoe UI Semibold"/>
+              <w:sz w:val="22"/>
+              <w:szCs w:val="22"/>
+            </w:rPr>
+            <w:alias w:val="CompanyLegalOffice"/>
+            <w:tag w:val="#BC:InsertDataItem,DataItems/Header/CompanyLegalOffice"/>
+            <w:id w:val="-1993854372"/>
+            <w:placeholder>
+              <w:docPart w:val="33F694BABBD34C0BB4C23021962CF054"/>
+            </w:placeholder>
+            <w:dataBinding w:prefixMappings="xmlns:ns0='urn:microsoft-dynamics-nav/reports/Standard_Sales_Quote/1304/'" w:xpath="/ns0:NavWordReportXmlPart[1]/ns0:Header[1]/ns0:CompanyLegalOffice[1]" w:storeItemID="{00000000-0000-0000-0000-000000000000}"/>
+            <w15:color w:val="808080"/>
+            <w:text/>
+          </w:sdtPr>
+          <w:sdtContent>
+            <w:tc>
+              <w:tcPr>
+                <w:tcW w:w="1564" w:type="pct"/>
+              </w:tcPr>
+              <w:p>
+                <w:pPr>
+                  <w:jc w:val="right"/>
+                  <w:rPr>
+                    <w:sz w:val="22"/>
+                    <w:szCs w:val="22"/>
+                  </w:rPr>
+                </w:pPr>
+                <w:proofErr w:type="spellStart"/>
+                <w:r>
+                  <w:rPr>
+                    <w:rFonts w:cs="Segoe UI Semibold" w:asciiTheme="minorHAnsi" w:hAnsiTheme="minorHAnsi"/>
+                    <w:sz w:val="22"/>
+                    <w:szCs w:val="22"/>
+                  </w:rPr>
+                  <w:t>CompanyLegalOffice</w:t>
+                </w:r>
+                <w:proofErr w:type="spellEnd"/>
+              </w:p>
+            </w:tc>
+          </w:sdtContent>
+        </w:sdt>
+      </w:tr>
+    </w:tbl>
     <w:p>
-      <w:bookmarkStart w:name="_GoBack" w:id="0"/>
-      <w:bookmarkEnd w:id="0"/>
+      <w:pPr>
+        <w:spacing w:after="0" w:line="276" w:lineRule="auto"/>
+        <w:rPr>
+          <w:sz w:val="22"/>
+          <w:szCs w:val="22"/>
+        </w:rPr>
+      </w:pPr>
+    </w:p>
+    <w:tbl>
+      <w:tblPr>
+        <w:tblStyle w:val="TableGrid"/>
+        <w:tblW w:w="10504" w:type="dxa"/>
+        <w:tblBorders>
+          <w:top w:val="none" w:color="auto" w:sz="0" w:space="0"/>
+          <w:left w:val="none" w:color="auto" w:sz="0" w:space="0"/>
+          <w:bottom w:val="none" w:color="auto" w:sz="0" w:space="0"/>
+          <w:right w:val="none" w:color="auto" w:sz="0" w:space="0"/>
+          <w:insideH w:val="none" w:color="auto" w:sz="0" w:space="0"/>
+          <w:insideV w:val="none" w:color="auto" w:sz="0" w:space="0"/>
+        </w:tblBorders>
+        <w:tblLayout w:type="fixed"/>
+        <w:tblCellMar>
+          <w:left w:w="0" w:type="dxa"/>
+          <w:right w:w="0" w:type="dxa"/>
+        </w:tblCellMar>
+        <w:tblLook w:val="04A0" w:firstRow="1" w:lastRow="0" w:firstColumn="1" w:lastColumn="0" w:noHBand="0" w:noVBand="1"/>
+      </w:tblPr>
+      <w:tblGrid>
+        <w:gridCol w:w="2621"/>
+        <w:gridCol w:w="20"/>
+        <w:gridCol w:w="2621"/>
+        <w:gridCol w:w="2621"/>
+        <w:gridCol w:w="2621"/>
+      </w:tblGrid>
+      <w:tr>
+        <w:trPr>
+          <w:cnfStyle w:val="100000000000" w:firstRow="1" w:lastRow="0" w:firstColumn="0" w:lastColumn="0" w:oddVBand="0" w:evenVBand="0" w:oddHBand="0" w:evenHBand="0" w:firstRowFirstColumn="0" w:firstRowLastColumn="0" w:lastRowFirstColumn="0" w:lastRowLastColumn="0"/>
+          <w:trHeight w:val="254"/>
+        </w:trPr>
+        <w:sdt>
+          <w:sdtPr>
+            <w:rPr>
+              <w:rFonts w:ascii="Segoe UI Semibold" w:hAnsi="Segoe UI Semibold" w:cs="Segoe UI Semibold"/>
+              <w:sz w:val="22"/>
+              <w:szCs w:val="22"/>
+            </w:rPr>
+            <w:alias w:val="YourReference__Lbl"/>
+            <w:tag w:val="#BC:InsertDataItem,DataItems/Header/YourReference__Lbl"/>
+            <w:id w:val="-1221047115"/>
+            <w:placeholder>
+              <w:docPart w:val="1EFDD2086D4C45ABB4677146F93FCEDB"/>
+            </w:placeholder>
+            <w:dataBinding w:prefixMappings="xmlns:ns0='urn:microsoft-dynamics-nav/reports/Standard_Sales_Quote/1304/'" w:xpath="/ns0:NavWordReportXmlPart[1]/ns0:Header[1]/ns0:YourReference__Lbl[1]" w:storeItemID="{00000000-0000-0000-0000-000000000000}"/>
+            <w15:color w:val="808080"/>
+            <w:text/>
+          </w:sdtPr>
+          <w:sdtContent>
+            <w:tc>
+              <w:tcPr>
+                <w:tcW w:w="2621" w:type="dxa"/>
+              </w:tcPr>
+              <w:p>
+                <w:pPr>
+                  <w:pStyle w:val="Heading2"/>
+                  <w:rPr>
+                    <w:rFonts w:ascii="Segoe UI Semibold" w:hAnsi="Segoe UI Semibold" w:cs="Segoe UI Semibold"/>
+                    <w:sz w:val="22"/>
+                    <w:szCs w:val="22"/>
+                  </w:rPr>
+                </w:pPr>
+                <w:proofErr w:type="spellStart"/>
+                <w:r>
+                  <w:rPr>
+                    <w:rFonts w:ascii="Segoe UI Semibold" w:hAnsi="Segoe UI Semibold" w:cs="Segoe UI Semibold"/>
+                    <w:sz w:val="22"/>
+                    <w:szCs w:val="22"/>
+                  </w:rPr>
+                  <w:t>YourReference</w:t>
+                </w:r>
+                <w:proofErr w:type="spellEnd"/>
+                <w:r>
+                  <w:rPr>
+                    <w:rFonts w:ascii="Segoe UI Semibold" w:hAnsi="Segoe UI Semibold" w:cs="Segoe UI Semibold"/>
+                    <w:sz w:val="22"/>
+                    <w:szCs w:val="22"/>
+                  </w:rPr>
+                  <w:t>__</w:t>
+                </w:r>
+                <w:proofErr w:type="spellStart"/>
+                <w:r>
+                  <w:rPr>
+                    <w:rFonts w:ascii="Segoe UI Semibold" w:hAnsi="Segoe UI Semibold" w:cs="Segoe UI Semibold"/>
+                    <w:sz w:val="22"/>
+                    <w:szCs w:val="22"/>
+                  </w:rPr>
+                  <w:t>Lbl</w:t>
+                </w:r>
+                <w:proofErr w:type="spellEnd"/>
+              </w:p>
+            </w:tc>
+          </w:sdtContent>
+        </w:sdt>
+        <w:tc>
+          <w:tcPr>
+            <w:tcW w:w="20" w:type="dxa"/>
+          </w:tcPr>
+          <w:p>
+            <w:pPr>
+              <w:pStyle w:val="Heading2"/>
+              <w:rPr>
+                <w:rFonts w:ascii="Segoe UI Semibold" w:hAnsi="Segoe UI Semibold" w:cs="Segoe UI Semibold"/>
+                <w:sz w:val="22"/>
+                <w:szCs w:val="22"/>
+              </w:rPr>
+            </w:pPr>
+          </w:p>
+        </w:tc>
+        <w:sdt>
+          <w:sdtPr>
+            <w:rPr>
+              <w:rFonts w:ascii="Segoe UI Semibold" w:hAnsi="Segoe UI Semibold" w:cs="Segoe UI Semibold"/>
+              <w:sz w:val="22"/>
+              <w:szCs w:val="22"/>
+            </w:rPr>
+            <w:alias w:val="QuoteValidToDate_Lbl"/>
+            <w:tag w:val="#BC:InsertDataItem,DataItems/Header/QuoteValidToDate_Lbl"/>
+            <w:id w:val="1751777438"/>
+            <w:placeholder>
+              <w:docPart w:val="C632C1E495204384BE3E4415A49E0654"/>
+            </w:placeholder>
+            <w:dataBinding w:prefixMappings="xmlns:ns0='urn:microsoft-dynamics-nav/reports/Standard_Sales_Quote/1304/'" w:xpath="/ns0:NavWordReportXmlPart[1]/ns0:Header[1]/ns0:QuoteValidToDate_Lbl[1]" w:storeItemID="{00000000-0000-0000-0000-000000000000}"/>
+            <w15:color w:val="808080"/>
+            <w:text/>
+          </w:sdtPr>
+          <w:sdtContent>
+            <w:tc>
+              <w:tcPr>
+                <w:tcW w:w="2621" w:type="dxa"/>
+              </w:tcPr>
+              <w:p>
+                <w:pPr>
+                  <w:pStyle w:val="Heading2"/>
+                  <w:rPr>
+                    <w:rFonts w:ascii="Segoe UI Semibold" w:hAnsi="Segoe UI Semibold" w:cs="Segoe UI Semibold"/>
+                    <w:sz w:val="22"/>
+                    <w:szCs w:val="22"/>
+                  </w:rPr>
+                </w:pPr>
+                <w:proofErr w:type="spellStart"/>
+                <w:r>
+                  <w:rPr>
+                    <w:rFonts w:ascii="Segoe UI Semibold" w:hAnsi="Segoe UI Semibold" w:cs="Segoe UI Semibold"/>
+                    <w:sz w:val="22"/>
+                    <w:szCs w:val="22"/>
+                  </w:rPr>
+                  <w:t>QuoteValidToDate_Lbl</w:t>
+                </w:r>
+                <w:proofErr w:type="spellEnd"/>
+              </w:p>
+            </w:tc>
+          </w:sdtContent>
+        </w:sdt>
+        <w:sdt>
+          <w:sdtPr>
+            <w:rPr>
+              <w:rFonts w:ascii="Segoe UI Semibold" w:hAnsi="Segoe UI Semibold" w:cs="Segoe UI Semibold"/>
+              <w:sz w:val="22"/>
+              <w:szCs w:val="22"/>
+            </w:rPr>
+            <w:alias w:val="SalesPersonBlank_Lbl"/>
+            <w:tag w:val="#BC:InsertDataItem,DataItems/Header/SalesPersonBlank_Lbl"/>
+            <w:id w:val="1946040158"/>
+            <w:placeholder>
+              <w:docPart w:val="4814EBA12D4F4C2F86004D2EABB47D17"/>
+            </w:placeholder>
+            <w:dataBinding w:prefixMappings="xmlns:ns0='urn:microsoft-dynamics-nav/reports/Standard_Sales_Quote/1304/'" w:xpath="/ns0:NavWordReportXmlPart[1]/ns0:Header[1]/ns0:SalesPersonBlank_Lbl[1]" w:storeItemID="{00000000-0000-0000-0000-000000000000}"/>
+            <w15:color w:val="808080"/>
+            <w:text/>
+          </w:sdtPr>
+          <w:sdtContent>
+            <w:tc>
+              <w:tcPr>
+                <w:tcW w:w="2621" w:type="dxa"/>
+              </w:tcPr>
+              <w:p>
+                <w:pPr>
+                  <w:pStyle w:val="Heading2"/>
+                  <w:rPr>
+                    <w:rFonts w:ascii="Segoe UI Semibold" w:hAnsi="Segoe UI Semibold" w:cs="Segoe UI Semibold"/>
+                    <w:sz w:val="22"/>
+                    <w:szCs w:val="22"/>
+                  </w:rPr>
+                </w:pPr>
+                <w:proofErr w:type="spellStart"/>
+                <w:r>
+                  <w:rPr>
+                    <w:rFonts w:ascii="Segoe UI Semibold" w:hAnsi="Segoe UI Semibold" w:cs="Segoe UI Semibold"/>
+                    <w:sz w:val="22"/>
+                    <w:szCs w:val="22"/>
+                  </w:rPr>
+                  <w:t>SalesPersonBlank_Lbl</w:t>
+                </w:r>
+                <w:proofErr w:type="spellEnd"/>
+              </w:p>
+            </w:tc>
+          </w:sdtContent>
+        </w:sdt>
+        <w:sdt>
+          <w:sdtPr>
+            <w:rPr>
+              <w:rFonts w:ascii="Segoe UI Semibold" w:hAnsi="Segoe UI Semibold" w:cs="Segoe UI Semibold"/>
+              <w:sz w:val="22"/>
+              <w:szCs w:val="22"/>
+            </w:rPr>
+            <w:alias w:val="PaymentTermsDescription_Lbl"/>
+            <w:tag w:val="#BC:InsertDataItem,DataItems/Header/PaymentTermsDescription_Lbl"/>
+            <w:id w:val="822389090"/>
+            <w:placeholder>
+              <w:docPart w:val="EEA0899F888148108EF724339F26C9B8"/>
+            </w:placeholder>
+            <w:dataBinding w:prefixMappings="xmlns:ns0='urn:microsoft-dynamics-nav/reports/Standard_Sales_Quote/1304/'" w:xpath="/ns0:NavWordReportXmlPart[1]/ns0:Header[1]/ns0:PaymentTermsDescription_Lbl[1]" w:storeItemID="{00000000-0000-0000-0000-000000000000}"/>
+            <w15:color w:val="808080"/>
+            <w:text/>
+          </w:sdtPr>
+          <w:sdtContent>
+            <w:tc>
+              <w:tcPr>
+                <w:tcW w:w="2621" w:type="dxa"/>
+              </w:tcPr>
+              <w:p>
+                <w:pPr>
+                  <w:pStyle w:val="Heading2"/>
+                  <w:rPr>
+                    <w:rFonts w:ascii="Segoe UI Semibold" w:hAnsi="Segoe UI Semibold" w:cs="Segoe UI Semibold"/>
+                    <w:sz w:val="22"/>
+                    <w:szCs w:val="22"/>
+                  </w:rPr>
+                </w:pPr>
+                <w:proofErr w:type="spellStart"/>
+                <w:r>
+                  <w:rPr>
+                    <w:rFonts w:ascii="Segoe UI Semibold" w:hAnsi="Segoe UI Semibold" w:cs="Segoe UI Semibold"/>
+                    <w:sz w:val="22"/>
+                    <w:szCs w:val="22"/>
+                  </w:rPr>
+                  <w:t>PaymentTermsDescription_Lbl</w:t>
+                </w:r>
+                <w:proofErr w:type="spellEnd"/>
+              </w:p>
+            </w:tc>
+          </w:sdtContent>
+        </w:sdt>
+      </w:tr>
+      <w:tr>
+        <w:trPr>
+          <w:trHeight w:val="242"/>
+        </w:trPr>
+        <w:sdt>
+          <w:sdtPr>
+            <w:rPr>
+              <w:rFonts w:cs="Segoe UI Semibold" w:asciiTheme="minorHAnsi" w:hAnsiTheme="minorHAnsi"/>
+              <w:color w:val="242424"/>
+              <w:sz w:val="22"/>
+              <w:szCs w:val="22"/>
+            </w:rPr>
+            <w:alias w:val="YourReference"/>
+            <w:tag w:val="#BC:InsertDataItem,DataItems/Header/YourReference"/>
+            <w:id w:val="1477105704"/>
+            <w:placeholder>
+              <w:docPart w:val="52D4BAA0332845F0A13EF6EAEE198BEC"/>
+            </w:placeholder>
+            <w:dataBinding w:prefixMappings="xmlns:ns0='urn:microsoft-dynamics-nav/reports/Standard_Sales_Quote/1304/'" w:xpath="/ns0:NavWordReportXmlPart[1]/ns0:Header[1]/ns0:YourReference[1]" w:storeItemID="{00000000-0000-0000-0000-000000000000}"/>
+            <w15:color w:val="808080"/>
+            <w:text/>
+          </w:sdtPr>
+          <w:sdtContent>
+            <w:tc>
+              <w:tcPr>
+                <w:tcW w:w="2621" w:type="dxa"/>
+              </w:tcPr>
+              <w:p>
+                <w:pPr>
+                  <w:rPr>
+                    <w:rFonts w:cs="Segoe UI Semibold" w:asciiTheme="minorHAnsi" w:hAnsiTheme="minorHAnsi"/>
+                    <w:color w:val="242424"/>
+                    <w:sz w:val="22"/>
+                    <w:szCs w:val="22"/>
+                  </w:rPr>
+                </w:pPr>
+                <w:proofErr w:type="spellStart"/>
+                <w:r>
+                  <w:rPr>
+                    <w:rFonts w:cs="Segoe UI Semibold" w:asciiTheme="minorHAnsi" w:hAnsiTheme="minorHAnsi"/>
+                    <w:color w:val="242424"/>
+                    <w:sz w:val="22"/>
+                    <w:szCs w:val="22"/>
+                  </w:rPr>
+                  <w:t>YourReference</w:t>
+                </w:r>
+                <w:proofErr w:type="spellEnd"/>
+              </w:p>
+            </w:tc>
+          </w:sdtContent>
+        </w:sdt>
+        <w:tc>
+          <w:tcPr>
+            <w:tcW w:w="20" w:type="dxa"/>
+          </w:tcPr>
+          <w:p>
+            <w:pPr>
+              <w:rPr>
+                <w:rFonts w:cs="Segoe UI Semibold" w:asciiTheme="minorHAnsi" w:hAnsiTheme="minorHAnsi"/>
+                <w:color w:val="242424"/>
+                <w:sz w:val="22"/>
+                <w:szCs w:val="22"/>
+              </w:rPr>
+            </w:pPr>
+          </w:p>
+        </w:tc>
+        <w:sdt>
+          <w:sdtPr>
+            <w:rPr>
+              <w:rFonts w:cs="Segoe UI Semibold" w:asciiTheme="minorHAnsi" w:hAnsiTheme="minorHAnsi"/>
+              <w:color w:val="242424"/>
+              <w:sz w:val="22"/>
+              <w:szCs w:val="22"/>
+            </w:rPr>
+            <w:alias w:val="QuoteValidToDate"/>
+            <w:tag w:val="#BC:InsertDataItem,DataItems/Header/QuoteValidToDate"/>
+            <w:id w:val="1986967374"/>
+            <w:placeholder>
+              <w:docPart w:val="F849C86B8ADD4D4D8BE91A3BC2B2B53B"/>
+            </w:placeholder>
+            <w:dataBinding w:prefixMappings="xmlns:ns0='urn:microsoft-dynamics-nav/reports/Standard_Sales_Quote/1304/'" w:xpath="/ns0:NavWordReportXmlPart[1]/ns0:Header[1]/ns0:QuoteValidToDate[1]" w:storeItemID="{00000000-0000-0000-0000-000000000000}"/>
+            <w15:color w:val="808080"/>
+            <w:text/>
+          </w:sdtPr>
+          <w:sdtContent>
+            <w:tc>
+              <w:tcPr>
+                <w:tcW w:w="2621" w:type="dxa"/>
+              </w:tcPr>
+              <w:p>
+                <w:pPr>
+                  <w:rPr>
+                    <w:rFonts w:cs="Segoe UI Semibold" w:asciiTheme="minorHAnsi" w:hAnsiTheme="minorHAnsi"/>
+                    <w:color w:val="242424"/>
+                    <w:sz w:val="22"/>
+                    <w:szCs w:val="22"/>
+                  </w:rPr>
+                </w:pPr>
+                <w:proofErr w:type="spellStart"/>
+                <w:r>
+                  <w:rPr>
+                    <w:rFonts w:cs="Segoe UI Semibold" w:asciiTheme="minorHAnsi" w:hAnsiTheme="minorHAnsi"/>
+                    <w:color w:val="242424"/>
+                    <w:sz w:val="22"/>
+                    <w:szCs w:val="22"/>
+                  </w:rPr>
+                  <w:t>QuoteValidToDate</w:t>
+                </w:r>
+                <w:proofErr w:type="spellEnd"/>
+              </w:p>
+            </w:tc>
+          </w:sdtContent>
+        </w:sdt>
+        <w:sdt>
+          <w:sdtPr>
+            <w:rPr>
+              <w:rFonts w:cs="Segoe UI Semibold" w:asciiTheme="minorHAnsi" w:hAnsiTheme="minorHAnsi"/>
+              <w:color w:val="242424"/>
+              <w:sz w:val="22"/>
+              <w:szCs w:val="22"/>
+            </w:rPr>
+            <w:alias w:val="SalesPersonName"/>
+            <w:tag w:val="#BC:InsertDataItem,DataItems/Header/SalesPersonName"/>
+            <w:id w:val="269368846"/>
+            <w:placeholder>
+              <w:docPart w:val="45FC40E16C8240769C3EEB96F31D5DC9"/>
+            </w:placeholder>
+            <w:dataBinding w:prefixMappings="xmlns:ns0='urn:microsoft-dynamics-nav/reports/Standard_Sales_Quote/1304/'" w:xpath="/ns0:NavWordReportXmlPart[1]/ns0:Header[1]/ns0:SalesPersonName[1]" w:storeItemID="{00000000-0000-0000-0000-000000000000}"/>
+            <w15:color w:val="808080"/>
+            <w:text/>
+          </w:sdtPr>
+          <w:sdtContent>
+            <w:tc>
+              <w:tcPr>
+                <w:tcW w:w="2621" w:type="dxa"/>
+              </w:tcPr>
+              <w:p>
+                <w:pPr>
+                  <w:rPr>
+                    <w:rFonts w:cs="Segoe UI Semibold" w:asciiTheme="minorHAnsi" w:hAnsiTheme="minorHAnsi"/>
+                    <w:color w:val="242424"/>
+                    <w:sz w:val="22"/>
+                    <w:szCs w:val="22"/>
+                  </w:rPr>
+                </w:pPr>
+                <w:proofErr w:type="spellStart"/>
+                <w:r>
+                  <w:rPr>
+                    <w:rFonts w:cs="Segoe UI Semibold" w:asciiTheme="minorHAnsi" w:hAnsiTheme="minorHAnsi"/>
+                    <w:color w:val="242424"/>
+                    <w:sz w:val="22"/>
+                    <w:szCs w:val="22"/>
+                  </w:rPr>
+                  <w:t>SalesPersonName</w:t>
+                </w:r>
+                <w:proofErr w:type="spellEnd"/>
+              </w:p>
+            </w:tc>
+          </w:sdtContent>
+        </w:sdt>
+        <w:sdt>
+          <w:sdtPr>
+            <w:rPr>
+              <w:rFonts w:cs="Segoe UI Semibold" w:asciiTheme="minorHAnsi" w:hAnsiTheme="minorHAnsi"/>
+              <w:color w:val="242424"/>
+              <w:sz w:val="22"/>
+              <w:szCs w:val="22"/>
+            </w:rPr>
+            <w:alias w:val="PaymentTermsDescription"/>
+            <w:tag w:val="#BC:InsertDataItem,DataItems/Header/PaymentTermsDescription"/>
+            <w:id w:val="-49539690"/>
+            <w:placeholder>
+              <w:docPart w:val="67453C026F4F432FAA485AF15EDDE7E5"/>
+            </w:placeholder>
+            <w:dataBinding w:prefixMappings="xmlns:ns0='urn:microsoft-dynamics-nav/reports/Standard_Sales_Quote/1304/'" w:xpath="/ns0:NavWordReportXmlPart[1]/ns0:Header[1]/ns0:PaymentTermsDescription[1]" w:storeItemID="{00000000-0000-0000-0000-000000000000}"/>
+            <w15:color w:val="808080"/>
+            <w:text/>
+          </w:sdtPr>
+          <w:sdtContent>
+            <w:tc>
+              <w:tcPr>
+                <w:tcW w:w="2621" w:type="dxa"/>
+              </w:tcPr>
+              <w:p>
+                <w:pPr>
+                  <w:rPr>
+                    <w:rFonts w:cs="Segoe UI Semibold" w:asciiTheme="minorHAnsi" w:hAnsiTheme="minorHAnsi"/>
+                    <w:color w:val="242424"/>
+                    <w:sz w:val="22"/>
+                    <w:szCs w:val="22"/>
+                  </w:rPr>
+                </w:pPr>
+                <w:proofErr w:type="spellStart"/>
+                <w:r>
+                  <w:rPr>
+                    <w:rFonts w:cs="Segoe UI Semibold" w:asciiTheme="minorHAnsi" w:hAnsiTheme="minorHAnsi"/>
+                    <w:color w:val="242424"/>
+                    <w:sz w:val="22"/>
+                    <w:szCs w:val="22"/>
+                  </w:rPr>
+                  <w:t>PaymentTermsDescription</w:t>
+                </w:r>
+                <w:proofErr w:type="spellEnd"/>
+              </w:p>
+            </w:tc>
+          </w:sdtContent>
+        </w:sdt>
+      </w:tr>
+      <w:tr>
+        <w:trPr>
+          <w:trHeight w:val="432"/>
+        </w:trPr>
+        <w:tc>
+          <w:tcPr>
+            <w:tcW w:w="2621" w:type="dxa"/>
+          </w:tcPr>
+          <w:p>
+            <w:pPr>
+              <w:rPr>
+                <w:rFonts w:cs="Segoe UI"/>
+                <w:color w:val="242424"/>
+                <w:sz w:val="22"/>
+                <w:szCs w:val="22"/>
+              </w:rPr>
+            </w:pPr>
+          </w:p>
+        </w:tc>
+        <w:tc>
+          <w:tcPr>
+            <w:tcW w:w="20" w:type="dxa"/>
+          </w:tcPr>
+          <w:p>
+            <w:pPr>
+              <w:rPr>
+                <w:rFonts w:cs="Segoe UI"/>
+                <w:color w:val="242424"/>
+                <w:sz w:val="22"/>
+                <w:szCs w:val="22"/>
+              </w:rPr>
+            </w:pPr>
+          </w:p>
+        </w:tc>
+        <w:tc>
+          <w:tcPr>
+            <w:tcW w:w="2621" w:type="dxa"/>
+          </w:tcPr>
+          <w:p>
+            <w:pPr>
+              <w:rPr>
+                <w:rFonts w:cs="Segoe UI"/>
+                <w:color w:val="242424"/>
+                <w:sz w:val="22"/>
+                <w:szCs w:val="22"/>
+              </w:rPr>
+            </w:pPr>
+          </w:p>
+        </w:tc>
+        <w:tc>
+          <w:tcPr>
+            <w:tcW w:w="2621" w:type="dxa"/>
+          </w:tcPr>
+          <w:p>
+            <w:pPr>
+              <w:rPr>
+                <w:rFonts w:cs="Segoe UI"/>
+                <w:color w:val="242424"/>
+                <w:sz w:val="22"/>
+                <w:szCs w:val="22"/>
+              </w:rPr>
+            </w:pPr>
+          </w:p>
+        </w:tc>
+        <w:tc>
+          <w:tcPr>
+            <w:tcW w:w="2621" w:type="dxa"/>
+          </w:tcPr>
+          <w:p>
+            <w:pPr>
+              <w:rPr>
+                <w:rFonts w:cs="Segoe UI"/>
+                <w:color w:val="242424"/>
+                <w:sz w:val="22"/>
+                <w:szCs w:val="22"/>
+              </w:rPr>
+            </w:pPr>
+          </w:p>
+        </w:tc>
+      </w:tr>
+      <w:tr>
+        <w:trPr>
+          <w:trHeight w:val="242"/>
+        </w:trPr>
+        <w:sdt>
+          <w:sdtPr>
+            <w:rPr>
+              <w:rFonts w:ascii="Segoe UI Semibold" w:hAnsi="Segoe UI Semibold" w:cs="Segoe UI Semibold"/>
+              <w:sz w:val="22"/>
+              <w:szCs w:val="22"/>
+            </w:rPr>
+            <w:alias w:val="ShipmentMethodDescription_Lbl"/>
+            <w:tag w:val="#BC:InsertDataItem,DataItems/Header/ShipmentMethodDescription_Lbl"/>
+            <w:id w:val="-2128765385"/>
+            <w:placeholder>
+              <w:docPart w:val="3D22CBA13D4241D9B24F640844181455"/>
+            </w:placeholder>
+            <w:dataBinding w:prefixMappings="xmlns:ns0='urn:microsoft-dynamics-nav/reports/Standard_Sales_Quote/1304/'" w:xpath="/ns0:NavWordReportXmlPart[1]/ns0:Header[1]/ns0:ShipmentMethodDescription_Lbl[1]" w:storeItemID="{00000000-0000-0000-0000-000000000000}"/>
+            <w15:color w:val="808080"/>
+            <w:text/>
+          </w:sdtPr>
+          <w:sdtContent>
+            <w:tc>
+              <w:tcPr>
+                <w:tcW w:w="2621" w:type="dxa"/>
+              </w:tcPr>
+              <w:p>
+                <w:pPr>
+                  <w:pStyle w:val="Heading2"/>
+                  <w:spacing w:before="0" w:after="0"/>
+                  <w:rPr>
+                    <w:rFonts w:ascii="Segoe UI Semibold" w:hAnsi="Segoe UI Semibold" w:cs="Segoe UI Semibold"/>
+                    <w:color w:val="242424"/>
+                    <w:sz w:val="22"/>
+                    <w:szCs w:val="22"/>
+                  </w:rPr>
+                </w:pPr>
+                <w:proofErr w:type="spellStart"/>
+                <w:r>
+                  <w:rPr>
+                    <w:rFonts w:ascii="Segoe UI Semibold" w:hAnsi="Segoe UI Semibold" w:cs="Segoe UI Semibold"/>
+                    <w:sz w:val="22"/>
+                    <w:szCs w:val="22"/>
+                  </w:rPr>
+                  <w:t>ShipmentMethodDescription_Lbl</w:t>
+                </w:r>
+                <w:proofErr w:type="spellEnd"/>
+              </w:p>
+            </w:tc>
+          </w:sdtContent>
+        </w:sdt>
+        <w:tc>
+          <w:tcPr>
+            <w:tcW w:w="20" w:type="dxa"/>
+          </w:tcPr>
+          <w:p>
+            <w:pPr>
+              <w:rPr>
+                <w:rFonts w:cs="Segoe UI"/>
+                <w:color w:val="242424"/>
+                <w:sz w:val="22"/>
+                <w:szCs w:val="22"/>
+              </w:rPr>
+            </w:pPr>
+          </w:p>
+        </w:tc>
+        <w:tc>
+          <w:tcPr>
+            <w:tcW w:w="2621" w:type="dxa"/>
+          </w:tcPr>
+          <w:p>
+            <w:pPr>
+              <w:rPr>
+                <w:rFonts w:cs="Segoe UI"/>
+                <w:color w:val="242424"/>
+                <w:sz w:val="22"/>
+                <w:szCs w:val="22"/>
+              </w:rPr>
+            </w:pPr>
+          </w:p>
+        </w:tc>
+        <w:tc>
+          <w:tcPr>
+            <w:tcW w:w="2621" w:type="dxa"/>
+          </w:tcPr>
+          <w:p>
+            <w:pPr>
+              <w:rPr>
+                <w:rFonts w:cs="Segoe UI"/>
+                <w:color w:val="242424"/>
+                <w:sz w:val="22"/>
+                <w:szCs w:val="22"/>
+              </w:rPr>
+            </w:pPr>
+          </w:p>
+        </w:tc>
+        <w:tc>
+          <w:tcPr>
+            <w:tcW w:w="2621" w:type="dxa"/>
+          </w:tcPr>
+          <w:p>
+            <w:pPr>
+              <w:rPr>
+                <w:rFonts w:cs="Segoe UI"/>
+                <w:color w:val="242424"/>
+                <w:sz w:val="22"/>
+                <w:szCs w:val="22"/>
+              </w:rPr>
+            </w:pPr>
+          </w:p>
+        </w:tc>
+      </w:tr>
+      <w:tr>
+        <w:trPr>
+          <w:trHeight w:val="242"/>
+        </w:trPr>
+        <w:sdt>
+          <w:sdtPr>
+            <w:rPr>
+              <w:rFonts w:cs="Segoe UI"/>
+              <w:color w:val="242424"/>
+              <w:sz w:val="22"/>
+              <w:szCs w:val="22"/>
+            </w:rPr>
+            <w:alias w:val="ShipmentMethodDescription"/>
+            <w:tag w:val="#BC:InsertDataItem,DataItems/Header/ShipmentMethodDescription"/>
+            <w:id w:val="-1663927754"/>
+            <w:placeholder>
+              <w:docPart w:val="608CE8A56BFB4BC8B38F794B10901D27"/>
+            </w:placeholder>
+            <w:dataBinding w:prefixMappings="xmlns:ns0='urn:microsoft-dynamics-nav/reports/Standard_Sales_Quote/1304/'" w:xpath="/ns0:NavWordReportXmlPart[1]/ns0:Header[1]/ns0:ShipmentMethodDescription[1]" w:storeItemID="{00000000-0000-0000-0000-000000000000}"/>
+            <w15:color w:val="808080"/>
+            <w:text/>
+          </w:sdtPr>
+          <w:sdtContent>
+            <w:tc>
+              <w:tcPr>
+                <w:tcW w:w="2621" w:type="dxa"/>
+              </w:tcPr>
+              <w:p>
+                <w:pPr>
+                  <w:rPr>
+                    <w:rFonts w:cs="Segoe UI"/>
+                    <w:color w:val="242424"/>
+                    <w:sz w:val="22"/>
+                    <w:szCs w:val="22"/>
+                  </w:rPr>
+                </w:pPr>
+                <w:proofErr w:type="spellStart"/>
+                <w:r>
+                  <w:rPr>
+                    <w:rFonts w:cs="Segoe UI" w:asciiTheme="minorHAnsi" w:hAnsiTheme="minorHAnsi"/>
+                    <w:color w:val="242424"/>
+                    <w:sz w:val="22"/>
+                    <w:szCs w:val="22"/>
+                  </w:rPr>
+                  <w:t>ShipmentMethodDescription</w:t>
+                </w:r>
+                <w:proofErr w:type="spellEnd"/>
+              </w:p>
+            </w:tc>
+          </w:sdtContent>
+        </w:sdt>
+        <w:tc>
+          <w:tcPr>
+            <w:tcW w:w="20" w:type="dxa"/>
+          </w:tcPr>
+          <w:p>
+            <w:pPr>
+              <w:rPr>
+                <w:rFonts w:cs="Segoe UI"/>
+                <w:color w:val="242424"/>
+                <w:sz w:val="22"/>
+                <w:szCs w:val="22"/>
+              </w:rPr>
+            </w:pPr>
+          </w:p>
+        </w:tc>
+        <w:tc>
+          <w:tcPr>
+            <w:tcW w:w="2621" w:type="dxa"/>
+          </w:tcPr>
+          <w:p>
+            <w:pPr>
+              <w:rPr>
+                <w:rFonts w:cs="Segoe UI"/>
+                <w:color w:val="242424"/>
+                <w:sz w:val="22"/>
+                <w:szCs w:val="22"/>
+              </w:rPr>
+            </w:pPr>
+          </w:p>
+        </w:tc>
+        <w:tc>
+          <w:tcPr>
+            <w:tcW w:w="2621" w:type="dxa"/>
+          </w:tcPr>
+          <w:p>
+            <w:pPr>
+              <w:rPr>
+                <w:rFonts w:cs="Segoe UI"/>
+                <w:color w:val="242424"/>
+                <w:sz w:val="22"/>
+                <w:szCs w:val="22"/>
+              </w:rPr>
+            </w:pPr>
+          </w:p>
+        </w:tc>
+        <w:tc>
+          <w:tcPr>
+            <w:tcW w:w="2621" w:type="dxa"/>
+          </w:tcPr>
+          <w:p>
+            <w:pPr>
+              <w:rPr>
+                <w:rFonts w:cs="Segoe UI"/>
+                <w:color w:val="242424"/>
+                <w:sz w:val="22"/>
+                <w:szCs w:val="22"/>
+              </w:rPr>
+            </w:pPr>
+          </w:p>
+        </w:tc>
+      </w:tr>
+    </w:tbl>
+    <w:p/>
+    <w:tbl>
+      <w:tblPr>
+        <w:tblStyle w:val="CLSequoiatablestyle021"/>
+        <w:tblW w:w="10503" w:type="dxa"/>
+        <w:tblLayout w:type="fixed"/>
+        <w:tblLook w:val="04A0" w:firstRow="1" w:lastRow="0" w:firstColumn="1" w:lastColumn="0" w:noHBand="0" w:noVBand="1"/>
+      </w:tblPr>
+      <w:tblGrid>
+        <w:gridCol w:w="805"/>
+        <w:gridCol w:w="2346"/>
+        <w:gridCol w:w="1166"/>
+        <w:gridCol w:w="6"/>
+        <w:gridCol w:w="52"/>
+        <w:gridCol w:w="748"/>
+        <w:gridCol w:w="6"/>
+        <w:gridCol w:w="52"/>
+        <w:gridCol w:w="1342"/>
+        <w:gridCol w:w="40"/>
+        <w:gridCol w:w="6"/>
+        <w:gridCol w:w="1348"/>
+        <w:gridCol w:w="6"/>
+        <w:gridCol w:w="80"/>
+        <w:gridCol w:w="908"/>
+        <w:gridCol w:w="6"/>
+        <w:gridCol w:w="226"/>
+        <w:gridCol w:w="1354"/>
+        <w:gridCol w:w="6"/>
+      </w:tblGrid>
+      <w:tr>
+        <w:trPr>
+          <w:cnfStyle w:val="100000000000" w:firstRow="1" w:lastRow="0" w:firstColumn="0" w:lastColumn="0" w:oddVBand="0" w:evenVBand="0" w:oddHBand="0" w:evenHBand="0" w:firstRowFirstColumn="0" w:firstRowLastColumn="0" w:lastRowFirstColumn="0" w:lastRowLastColumn="0"/>
+          <w:trHeight w:val="490"/>
+        </w:trPr>
+        <w:tc>
+          <w:tcPr>
+            <w:cnfStyle w:val="001000000000" w:firstRow="0" w:lastRow="0" w:firstColumn="1" w:lastColumn="0" w:oddVBand="0" w:evenVBand="0" w:oddHBand="0" w:evenHBand="0" w:firstRowFirstColumn="0" w:firstRowLastColumn="0" w:lastRowFirstColumn="0" w:lastRowLastColumn="0"/>
+            <w:tcW w:w="806" w:type="dxa"/>
+          </w:tcPr>
+          <w:sdt>
+            <w:sdtPr>
+              <w:rPr>
+                <w:rFonts w:ascii="Segoe UI Semibold" w:hAnsi="Segoe UI Semibold" w:cs="Segoe UI Semibold" w:eastAsiaTheme="minorHAnsi"/>
+                <w:sz w:val="22"/>
+                <w:szCs w:val="22"/>
+              </w:rPr>
+              <w:alias w:val="ItemNo_Line_Lbl"/>
+              <w:tag w:val="#BC:InsertDataItem,DataItems/Header/Line/ItemNo_Line_Lbl"/>
+              <w:id w:val="2050642905"/>
+              <w:placeholder>
+                <w:docPart w:val="231F2063384141A6896F4483ADA8C7E1"/>
+              </w:placeholder>
+              <w:dataBinding w:prefixMappings="xmlns:ns0='urn:microsoft-dynamics-nav/reports/Standard_Sales_Quote/1304/'" w:xpath="/ns0:NavWordReportXmlPart[1]/ns0:Header[1]/ns0:Line[1]/ns0:ItemNo_Line_Lbl[1]" w:storeItemID="{00000000-0000-0000-0000-000000000000}"/>
+              <w15:color w:val="808080"/>
+              <w:text/>
+            </w:sdtPr>
+            <w:sdtContent>
+              <w:p>
+                <w:pPr>
+                  <w:pStyle w:val="Heading2"/>
+                  <w:rPr>
+                    <w:rFonts w:ascii="Segoe UI Semibold" w:hAnsi="Segoe UI Semibold" w:cs="Segoe UI Semibold" w:eastAsiaTheme="minorHAnsi"/>
+                    <w:sz w:val="22"/>
+                    <w:szCs w:val="22"/>
+                  </w:rPr>
+                </w:pPr>
+                <w:proofErr w:type="spellStart"/>
+                <w:r>
+                  <w:rPr>
+                    <w:rFonts w:ascii="Segoe UI Semibold" w:hAnsi="Segoe UI Semibold" w:cs="Segoe UI Semibold" w:eastAsiaTheme="minorHAnsi"/>
+                    <w:sz w:val="22"/>
+                    <w:szCs w:val="22"/>
+                  </w:rPr>
+                  <w:t>ItemNo_Line_Lbl</w:t>
+                </w:r>
+                <w:proofErr w:type="spellEnd"/>
+              </w:p>
+            </w:sdtContent>
+          </w:sdt>
+        </w:tc>
+        <w:sdt>
+          <w:sdtPr>
+            <w:rPr>
+              <w:rFonts w:ascii="Segoe UI Semibold" w:hAnsi="Segoe UI Semibold" w:cs="Segoe UI Semibold"/>
+              <w:sz w:val="22"/>
+              <w:szCs w:val="22"/>
+            </w:rPr>
+            <w:alias w:val="Description_Line_Lbl"/>
+            <w:tag w:val="#BC:InsertDataItem,DataItems/Header/Line/Description_Line_Lbl"/>
+            <w:id w:val="55748171"/>
+            <w:placeholder>
+              <w:docPart w:val="CB69599431E740F9BE4987359CE952F3"/>
+            </w:placeholder>
+            <w:dataBinding w:prefixMappings="xmlns:ns0='urn:microsoft-dynamics-nav/reports/Standard_Sales_Quote/1304/'" w:xpath="/ns0:NavWordReportXmlPart[1]/ns0:Header[1]/ns0:Line[1]/ns0:Description_Line_Lbl[1]" w:storeItemID="{00000000-0000-0000-0000-000000000000}"/>
+            <w15:color w:val="808080"/>
+            <w:text/>
+          </w:sdtPr>
+          <w:sdtContent>
+            <w:tc>
+              <w:tcPr>
+                <w:tcW w:w="2347" w:type="dxa"/>
+              </w:tcPr>
+              <w:p>
+                <w:pPr>
+                  <w:pStyle w:val="Heading2"/>
+                  <w:cnfStyle w:val="100000000000" w:firstRow="1" w:lastRow="0" w:firstColumn="0" w:lastColumn="0" w:oddVBand="0" w:evenVBand="0" w:oddHBand="0" w:evenHBand="0" w:firstRowFirstColumn="0" w:firstRowLastColumn="0" w:lastRowFirstColumn="0" w:lastRowLastColumn="0"/>
+                  <w:rPr>
+                    <w:rFonts w:ascii="Segoe UI Semibold" w:hAnsi="Segoe UI Semibold" w:cs="Segoe UI Semibold"/>
+                    <w:sz w:val="22"/>
+                    <w:szCs w:val="22"/>
+                  </w:rPr>
+                </w:pPr>
+                <w:proofErr w:type="spellStart"/>
+                <w:r>
+                  <w:rPr>
+                    <w:rFonts w:ascii="Segoe UI Semibold" w:hAnsi="Segoe UI Semibold" w:cs="Segoe UI Semibold"/>
+                    <w:sz w:val="22"/>
+                    <w:szCs w:val="22"/>
+                  </w:rPr>
+                  <w:t>Description_Line_Lbl</w:t>
+                </w:r>
+                <w:proofErr w:type="spellEnd"/>
+              </w:p>
+            </w:tc>
+          </w:sdtContent>
+        </w:sdt>
+        <w:sdt>
+          <w:sdtPr>
+            <w:rPr>
+              <w:rFonts w:ascii="Segoe UI Semibold" w:hAnsi="Segoe UI Semibold" w:cs="Segoe UI Semibold"/>
+              <w:sz w:val="22"/>
+              <w:szCs w:val="22"/>
+            </w:rPr>
+            <w:alias w:val="Quantity_Line_Lbl"/>
+            <w:tag w:val="#BC:InsertDataItem,DataItems/Header/Line/Quantity_Line_Lbl"/>
+            <w:id w:val="-278416351"/>
+            <w:placeholder>
+              <w:docPart w:val="885C6A309CA94B5187DF50F44B398596"/>
+            </w:placeholder>
+            <w:dataBinding w:prefixMappings="xmlns:ns0='urn:microsoft-dynamics-nav/reports/Standard_Sales_Quote/1304/'" w:xpath="/ns0:NavWordReportXmlPart[1]/ns0:Header[1]/ns0:Line[1]/ns0:Quantity_Line_Lbl[1]" w:storeItemID="{00000000-0000-0000-0000-000000000000}"/>
+            <w15:color w:val="808080"/>
+            <w:text/>
+          </w:sdtPr>
+          <w:sdtContent>
+            <w:tc>
+              <w:tcPr>
+                <w:tcW w:w="1172" w:type="dxa"/>
+                <w:gridSpan w:val="2"/>
+              </w:tcPr>
+              <w:p>
+                <w:pPr>
+                  <w:pStyle w:val="Heading2"/>
+                  <w:jc w:val="right"/>
+                  <w:cnfStyle w:val="100000000000" w:firstRow="1" w:lastRow="0" w:firstColumn="0" w:lastColumn="0" w:oddVBand="0" w:evenVBand="0" w:oddHBand="0" w:evenHBand="0" w:firstRowFirstColumn="0" w:firstRowLastColumn="0" w:lastRowFirstColumn="0" w:lastRowLastColumn="0"/>
+                  <w:rPr>
+                    <w:rFonts w:ascii="Segoe UI Semibold" w:hAnsi="Segoe UI Semibold" w:cs="Segoe UI Semibold"/>
+                    <w:sz w:val="22"/>
+                    <w:szCs w:val="22"/>
+                  </w:rPr>
+                </w:pPr>
+                <w:proofErr w:type="spellStart"/>
+                <w:r>
+                  <w:rPr>
+                    <w:rFonts w:ascii="Segoe UI Semibold" w:hAnsi="Segoe UI Semibold" w:cs="Segoe UI Semibold"/>
+                    <w:sz w:val="22"/>
+                    <w:szCs w:val="22"/>
+                  </w:rPr>
+                  <w:t>Quantity_Line_Lbl</w:t>
+                </w:r>
+                <w:proofErr w:type="spellEnd"/>
+              </w:p>
+            </w:tc>
+          </w:sdtContent>
+        </w:sdt>
+        <w:sdt>
+          <w:sdtPr>
+            <w:rPr>
+              <w:rFonts w:ascii="Segoe UI Semibold" w:hAnsi="Segoe UI Semibold" w:cs="Segoe UI Semibold"/>
+              <w:sz w:val="22"/>
+              <w:szCs w:val="22"/>
+            </w:rPr>
+            <w:alias w:val="Unit_Lbl"/>
+            <w:tag w:val="#BC:InsertDataItem,DataItems/Header/Line/Unit_Lbl"/>
+            <w:id w:val="-785040888"/>
+            <w:placeholder>
+              <w:docPart w:val="91379AE367B24E4EB392E3ACFAAAED19"/>
+            </w:placeholder>
+            <w15:color w:val="808080"/>
+            <w:text/>
+            <w:dataBinding w:prefixMappings="xmlns:ns0='urn:microsoft-dynamics-nav/reports/Standard_Sales_Quote/1304/'" w:xpath="/ns0:NavWordReportXmlPart[1]/ns0:Header[1]/ns0:Line[1]/ns0:Unit_Lbl[1]"/>
+          </w:sdtPr>
+          <w:sdtContent>
+            <w:tc>
+              <w:tcPr>
+                <w:tcW w:w="806" w:type="dxa"/>
+                <w:gridSpan w:val="3"/>
+              </w:tcPr>
+              <w:p>
+                <w:pPr>
+                  <w:pStyle w:val="Heading2"/>
+                  <w:cnfStyle w:val="100000000000" w:firstRow="1" w:lastRow="0" w:firstColumn="0" w:lastColumn="0" w:oddVBand="0" w:evenVBand="0" w:oddHBand="0" w:evenHBand="0" w:firstRowFirstColumn="0" w:firstRowLastColumn="0" w:lastRowFirstColumn="0" w:lastRowLastColumn="0"/>
+                  <w:rPr>
+                    <w:rFonts w:ascii="Segoe UI Semibold" w:hAnsi="Segoe UI Semibold" w:cs="Segoe UI Semibold"/>
+                    <w:sz w:val="22"/>
+                    <w:szCs w:val="22"/>
+                  </w:rPr>
+                </w:pPr>
+                <w:proofErr w:type="spellStart"/>
+                <w:r>
+                  <w:rPr>
+                    <w:rFonts w:ascii="Segoe UI Semibold" w:hAnsi="Segoe UI Semibold" w:cs="Segoe UI Semibold"/>
+                    <w:sz w:val="22"/>
+                    <w:szCs w:val="22"/>
+                  </w:rPr>
+                  <w:t>Unit_Lbl</w:t>
+                </w:r>
+                <w:proofErr w:type="spellEnd"/>
+              </w:p>
+            </w:tc>
+          </w:sdtContent>
+        </w:sdt>
+        <w:sdt>
+          <w:sdtPr>
+            <w:rPr>
+              <w:rFonts w:ascii="Segoe UI Semibold" w:hAnsi="Segoe UI Semibold" w:cs="Segoe UI Semibold"/>
+              <w:sz w:val="22"/>
+              <w:szCs w:val="22"/>
+            </w:rPr>
+            <w:alias w:val="UnitPrice_Lbl"/>
+            <w:tag w:val="#BC:InsertDataItem,DataItems/Header/Line/UnitPrice_Lbl"/>
+            <w:id w:val="-1044597726"/>
+            <w:placeholder>
+              <w:docPart w:val="2F85EA427F1C4F92B06ABCEF2CE3846F"/>
+            </w:placeholder>
+            <w:dataBinding w:prefixMappings="xmlns:ns0='urn:microsoft-dynamics-nav/reports/Standard_Sales_Quote/1304/'" w:xpath="/ns0:NavWordReportXmlPart[1]/ns0:Header[1]/ns0:Line[1]/ns0:UnitPrice_Lbl[1]" w:storeItemID="{00000000-0000-0000-0000-000000000000}"/>
+            <w15:color w:val="808080"/>
+            <w:text/>
+          </w:sdtPr>
+          <w:sdtContent>
+            <w:tc>
+              <w:tcPr>
+                <w:tcW w:w="1440" w:type="dxa"/>
+                <w:gridSpan w:val="4"/>
+              </w:tcPr>
+              <w:p>
+                <w:pPr>
+                  <w:pStyle w:val="Heading2"/>
+                  <w:cnfStyle w:val="100000000000" w:firstRow="1" w:lastRow="0" w:firstColumn="0" w:lastColumn="0" w:oddVBand="0" w:evenVBand="0" w:oddHBand="0" w:evenHBand="0" w:firstRowFirstColumn="0" w:firstRowLastColumn="0" w:lastRowFirstColumn="0" w:lastRowLastColumn="0"/>
+                  <w:rPr>
+                    <w:rFonts w:ascii="Segoe UI Semibold" w:hAnsi="Segoe UI Semibold" w:cs="Segoe UI Semibold"/>
+                    <w:sz w:val="22"/>
+                    <w:szCs w:val="22"/>
+                  </w:rPr>
+                </w:pPr>
+                <w:proofErr w:type="spellStart"/>
+                <w:r>
+                  <w:rPr>
+                    <w:rFonts w:ascii="Segoe UI Semibold" w:hAnsi="Segoe UI Semibold" w:cs="Segoe UI Semibold"/>
+                    <w:sz w:val="22"/>
+                    <w:szCs w:val="22"/>
+                  </w:rPr>
+                  <w:t>UnitPrice_Lbl</w:t>
+                </w:r>
+                <w:proofErr w:type="spellEnd"/>
+              </w:p>
+            </w:tc>
+          </w:sdtContent>
+        </w:sdt>
+        <w:sdt>
+          <w:sdtPr>
+            <w:rPr>
+              <w:rFonts w:ascii="Segoe UI Semibold" w:hAnsi="Segoe UI Semibold" w:cs="Segoe UI Semibold"/>
+              <w:sz w:val="22"/>
+              <w:szCs w:val="22"/>
+            </w:rPr>
+            <w:alias w:val="SalesInvoiceLineDiscount_Lbl"/>
+            <w:tag w:val="#BC:InsertDataItem,DataItems/Header/SalesInvoiceLineDiscount_Lbl"/>
+            <w:id w:val="-590150735"/>
+            <w:placeholder>
+              <w:docPart w:val="91379AE367B24E4EB392E3ACFAAAED19"/>
+            </w:placeholder>
+            <w15:color w:val="808080"/>
+            <w:text/>
+            <w:dataBinding w:prefixMappings="xmlns:ns0='urn:microsoft-dynamics-nav/reports/Standard_Sales_Quote/1304/'" w:xpath="/ns0:NavWordReportXmlPart[1]/ns0:Header[1]/ns0:SalesInvoiceLineDiscount_Lbl[1]"/>
+          </w:sdtPr>
+          <w:sdtContent>
+            <w:tc>
+              <w:tcPr>
+                <w:tcW w:w="1354" w:type="dxa"/>
+                <w:gridSpan w:val="2"/>
+              </w:tcPr>
+              <w:p>
+                <w:pPr>
+                  <w:pStyle w:val="Heading2"/>
+                  <w:cnfStyle w:val="100000000000" w:firstRow="1" w:lastRow="0" w:firstColumn="0" w:lastColumn="0" w:oddVBand="0" w:evenVBand="0" w:oddHBand="0" w:evenHBand="0" w:firstRowFirstColumn="0" w:firstRowLastColumn="0" w:lastRowFirstColumn="0" w:lastRowLastColumn="0"/>
+                  <w:rPr>
+                    <w:rFonts w:ascii="Segoe UI Semibold" w:hAnsi="Segoe UI Semibold" w:cs="Segoe UI Semibold"/>
+                    <w:sz w:val="22"/>
+                    <w:szCs w:val="22"/>
+                  </w:rPr>
+                </w:pPr>
+                <w:proofErr w:type="spellStart"/>
+                <w:r>
+                  <w:rPr>
+                    <w:rFonts w:ascii="Segoe UI Semibold" w:hAnsi="Segoe UI Semibold" w:cs="Segoe UI Semibold"/>
+                    <w:sz w:val="22"/>
+                    <w:szCs w:val="22"/>
+                  </w:rPr>
+                  <w:t>SalesInvoiceLineDiscount_Lbl</w:t>
+                </w:r>
+                <w:proofErr w:type="spellEnd"/>
+              </w:p>
+            </w:tc>
+          </w:sdtContent>
+        </w:sdt>
+        <w:sdt>
+          <w:sdtPr>
+            <w:rPr>
+              <w:rFonts w:ascii="Segoe UI Semibold" w:hAnsi="Segoe UI Semibold" w:cs="Segoe UI Semibold"/>
+              <w:sz w:val="22"/>
+              <w:szCs w:val="22"/>
+            </w:rPr>
+            <w:alias w:val="VATPct_Line_Lbl"/>
+            <w:tag w:val="#BC:InsertDataItem,DataItems/Header/Line/VATPct_Line_Lbl"/>
+            <w:id w:val="682009838"/>
+            <w:placeholder>
+              <w:docPart w:val="6841358D50264E5CBBC8663D02FF6605"/>
+            </w:placeholder>
+            <w:dataBinding w:prefixMappings="xmlns:ns0='urn:microsoft-dynamics-nav/reports/Standard_Sales_Quote/1304/'" w:xpath="/ns0:NavWordReportXmlPart[1]/ns0:Header[1]/ns0:Line[1]/ns0:VATPct_Line_Lbl[1]" w:storeItemID="{00000000-0000-0000-0000-000000000000}"/>
+            <w15:color w:val="808080"/>
+            <w:text/>
+          </w:sdtPr>
+          <w:sdtContent>
+            <w:tc>
+              <w:tcPr>
+                <w:tcW w:w="994" w:type="dxa"/>
+                <w:gridSpan w:val="3"/>
+              </w:tcPr>
+              <w:p>
+                <w:pPr>
+                  <w:pStyle w:val="Heading2"/>
+                  <w:cnfStyle w:val="100000000000" w:firstRow="1" w:lastRow="0" w:firstColumn="0" w:lastColumn="0" w:oddVBand="0" w:evenVBand="0" w:oddHBand="0" w:evenHBand="0" w:firstRowFirstColumn="0" w:firstRowLastColumn="0" w:lastRowFirstColumn="0" w:lastRowLastColumn="0"/>
+                  <w:rPr>
+                    <w:rFonts w:ascii="Segoe UI Semibold" w:hAnsi="Segoe UI Semibold" w:cs="Segoe UI Semibold"/>
+                    <w:sz w:val="22"/>
+                    <w:szCs w:val="22"/>
+                  </w:rPr>
+                </w:pPr>
+                <w:proofErr w:type="spellStart"/>
+                <w:r>
+                  <w:rPr>
+                    <w:rFonts w:ascii="Segoe UI Semibold" w:hAnsi="Segoe UI Semibold" w:cs="Segoe UI Semibold"/>
+                    <w:sz w:val="22"/>
+                    <w:szCs w:val="22"/>
+                  </w:rPr>
+                  <w:t>VATPct_Line_Lbl</w:t>
+                </w:r>
+                <w:proofErr w:type="spellEnd"/>
+              </w:p>
+            </w:tc>
+          </w:sdtContent>
+        </w:sdt>
+        <w:sdt>
+          <w:sdtPr>
+            <w:rPr>
+              <w:rFonts w:ascii="Segoe UI Semibold" w:hAnsi="Segoe UI Semibold" w:cs="Segoe UI Semibold"/>
+              <w:sz w:val="22"/>
+              <w:szCs w:val="22"/>
+            </w:rPr>
+            <w:alias w:val="LineAmount_Line_Lbl"/>
+            <w:tag w:val="#BC:InsertDataItem,DataItems/Header/Line/LineAmount_Line_Lbl"/>
+            <w:id w:val="-812258216"/>
+            <w:placeholder>
+              <w:docPart w:val="25DF757345124BB5AF2ECDA8F85D7DEA"/>
+            </w:placeholder>
+            <w:dataBinding w:prefixMappings="xmlns:ns0='urn:microsoft-dynamics-nav/reports/Standard_Sales_Quote/1304/'" w:xpath="/ns0:NavWordReportXmlPart[1]/ns0:Header[1]/ns0:Line[1]/ns0:LineAmount_Line_Lbl[1]" w:storeItemID="{00000000-0000-0000-0000-000000000000}"/>
+            <w15:color w:val="808080"/>
+            <w:text/>
+          </w:sdtPr>
+          <w:sdtContent>
+            <w:tc>
+              <w:tcPr>
+                <w:tcW w:w="1584" w:type="dxa"/>
+                <w:gridSpan w:val="3"/>
+              </w:tcPr>
+              <w:p>
+                <w:pPr>
+                  <w:pStyle w:val="Heading2"/>
+                  <w:jc w:val="right"/>
+                  <w:cnfStyle w:val="100000000000" w:firstRow="1" w:lastRow="0" w:firstColumn="0" w:lastColumn="0" w:oddVBand="0" w:evenVBand="0" w:oddHBand="0" w:evenHBand="0" w:firstRowFirstColumn="0" w:firstRowLastColumn="0" w:lastRowFirstColumn="0" w:lastRowLastColumn="0"/>
+                  <w:rPr>
+                    <w:rFonts w:ascii="Segoe UI Semibold" w:hAnsi="Segoe UI Semibold" w:cs="Segoe UI Semibold"/>
+                    <w:sz w:val="22"/>
+                    <w:szCs w:val="22"/>
+                  </w:rPr>
+                </w:pPr>
+                <w:proofErr w:type="spellStart"/>
+                <w:r>
+                  <w:rPr>
+                    <w:rFonts w:ascii="Segoe UI Semibold" w:hAnsi="Segoe UI Semibold" w:cs="Segoe UI Semibold"/>
+                    <w:sz w:val="22"/>
+                    <w:szCs w:val="22"/>
+                  </w:rPr>
+                  <w:t>LineAmount_Line_Lbl</w:t>
+                </w:r>
+                <w:proofErr w:type="spellEnd"/>
+              </w:p>
+            </w:tc>
+          </w:sdtContent>
+        </w:sdt>
+      </w:tr>
+      <w:tr>
+        <w:trPr>
+          <w:gridAfter w:val="1"/>
+          <w:cnfStyle w:val="000000100000" w:firstRow="0" w:lastRow="0" w:firstColumn="0" w:lastColumn="0" w:oddVBand="0" w:evenVBand="0" w:oddHBand="1" w:evenHBand="0" w:firstRowFirstColumn="0" w:firstRowLastColumn="0" w:lastRowFirstColumn="0" w:lastRowLastColumn="0"/>
+          <w:wAfter w:w="4" w:type="dxa"/>
+          <w:trHeight w:val="245" w:hRule="exact"/>
+        </w:trPr>
+        <w:tc>
+          <w:tcPr>
+            <w:cnfStyle w:val="001000000000" w:firstRow="0" w:lastRow="0" w:firstColumn="1" w:lastColumn="0" w:oddVBand="0" w:evenVBand="0" w:oddHBand="0" w:evenHBand="0" w:firstRowFirstColumn="0" w:firstRowLastColumn="0" w:lastRowFirstColumn="0" w:lastRowLastColumn="0"/>
+            <w:tcW w:w="806" w:type="dxa"/>
+            <w:vAlign w:val="center"/>
+          </w:tcPr>
+          <w:p>
+            <w:pPr>
+              <w:rPr>
+                <w:rFonts w:ascii="Segoe UI Semibold" w:hAnsi="Segoe UI Semibold" w:cs="Segoe UI Semibold"/>
+                <w:b/>
+                <w:sz w:val="22"/>
+                <w:szCs w:val="22"/>
+                <w:lang w:val="en-US" w:eastAsia="en-US"/>
+              </w:rPr>
+            </w:pPr>
+          </w:p>
+        </w:tc>
+        <w:tc>
+          <w:tcPr>
+            <w:tcW w:w="2347" w:type="dxa"/>
+            <w:vAlign w:val="center"/>
+          </w:tcPr>
+          <w:p>
+            <w:pPr>
+              <w:cnfStyle w:val="000000100000" w:firstRow="0" w:lastRow="0" w:firstColumn="0" w:lastColumn="0" w:oddVBand="0" w:evenVBand="0" w:oddHBand="1" w:evenHBand="0" w:firstRowFirstColumn="0" w:firstRowLastColumn="0" w:lastRowFirstColumn="0" w:lastRowLastColumn="0"/>
+              <w:rPr>
+                <w:rFonts w:ascii="Segoe UI Semibold" w:hAnsi="Segoe UI Semibold" w:cs="Segoe UI Semibold"/>
+                <w:b/>
+                <w:bCs/>
+                <w:sz w:val="22"/>
+                <w:szCs w:val="22"/>
+                <w:lang w:val="en-US" w:eastAsia="en-US"/>
+              </w:rPr>
+            </w:pPr>
+          </w:p>
+        </w:tc>
+        <w:tc>
+          <w:tcPr>
+            <w:tcW w:w="1224" w:type="dxa"/>
+            <w:gridSpan w:val="3"/>
+            <w:vAlign w:val="center"/>
+          </w:tcPr>
+          <w:p>
+            <w:pPr>
+              <w:cnfStyle w:val="000000100000" w:firstRow="0" w:lastRow="0" w:firstColumn="0" w:lastColumn="0" w:oddVBand="0" w:evenVBand="0" w:oddHBand="1" w:evenHBand="0" w:firstRowFirstColumn="0" w:firstRowLastColumn="0" w:lastRowFirstColumn="0" w:lastRowLastColumn="0"/>
+              <w:rPr>
+                <w:rFonts w:ascii="Segoe UI Semibold" w:hAnsi="Segoe UI Semibold" w:cs="Segoe UI Semibold"/>
+                <w:b/>
+                <w:bCs/>
+                <w:sz w:val="22"/>
+                <w:szCs w:val="22"/>
+                <w:lang w:val="en-US" w:eastAsia="en-US"/>
+              </w:rPr>
+            </w:pPr>
+          </w:p>
+        </w:tc>
+        <w:tc>
+          <w:tcPr>
+            <w:tcW w:w="806" w:type="dxa"/>
+            <w:gridSpan w:val="3"/>
+          </w:tcPr>
+          <w:p>
+            <w:pPr>
+              <w:cnfStyle w:val="000000100000" w:firstRow="0" w:lastRow="0" w:firstColumn="0" w:lastColumn="0" w:oddVBand="0" w:evenVBand="0" w:oddHBand="1" w:evenHBand="0" w:firstRowFirstColumn="0" w:firstRowLastColumn="0" w:lastRowFirstColumn="0" w:lastRowLastColumn="0"/>
+              <w:rPr>
+                <w:rFonts w:ascii="Segoe UI Semibold" w:hAnsi="Segoe UI Semibold" w:cs="Segoe UI Semibold"/>
+                <w:b/>
+                <w:bCs/>
+                <w:sz w:val="22"/>
+                <w:szCs w:val="22"/>
+                <w:lang w:val="en-US" w:eastAsia="en-US"/>
+              </w:rPr>
+            </w:pPr>
+          </w:p>
+        </w:tc>
+        <w:tc>
+          <w:tcPr>
+            <w:tcW w:w="1342" w:type="dxa"/>
+            <w:vAlign w:val="center"/>
+          </w:tcPr>
+          <w:p>
+            <w:pPr>
+              <w:cnfStyle w:val="000000100000" w:firstRow="0" w:lastRow="0" w:firstColumn="0" w:lastColumn="0" w:oddVBand="0" w:evenVBand="0" w:oddHBand="1" w:evenHBand="0" w:firstRowFirstColumn="0" w:firstRowLastColumn="0" w:lastRowFirstColumn="0" w:lastRowLastColumn="0"/>
+              <w:rPr>
+                <w:rFonts w:ascii="Segoe UI Semibold" w:hAnsi="Segoe UI Semibold" w:cs="Segoe UI Semibold"/>
+                <w:b/>
+                <w:bCs/>
+                <w:sz w:val="22"/>
+                <w:szCs w:val="22"/>
+                <w:lang w:val="en-US" w:eastAsia="en-US"/>
+              </w:rPr>
+            </w:pPr>
+          </w:p>
+        </w:tc>
+        <w:tc>
+          <w:tcPr>
+            <w:tcW w:w="1480" w:type="dxa"/>
+            <w:gridSpan w:val="5"/>
+          </w:tcPr>
+          <w:p>
+            <w:pPr>
+              <w:jc w:val="right"/>
+              <w:cnfStyle w:val="000000100000" w:firstRow="0" w:lastRow="0" w:firstColumn="0" w:lastColumn="0" w:oddVBand="0" w:evenVBand="0" w:oddHBand="1" w:evenHBand="0" w:firstRowFirstColumn="0" w:firstRowLastColumn="0" w:lastRowFirstColumn="0" w:lastRowLastColumn="0"/>
+              <w:rPr>
+                <w:rFonts w:ascii="Segoe UI Semibold" w:hAnsi="Segoe UI Semibold" w:cs="Segoe UI Semibold"/>
+                <w:b/>
+                <w:bCs/>
+                <w:sz w:val="22"/>
+                <w:szCs w:val="22"/>
+                <w:lang w:val="en-US" w:eastAsia="en-US"/>
+              </w:rPr>
+            </w:pPr>
+          </w:p>
+        </w:tc>
+        <w:tc>
+          <w:tcPr>
+            <w:tcW w:w="1140" w:type="dxa"/>
+            <w:gridSpan w:val="3"/>
+          </w:tcPr>
+          <w:p>
+            <w:pPr>
+              <w:jc w:val="right"/>
+              <w:cnfStyle w:val="000000100000" w:firstRow="0" w:lastRow="0" w:firstColumn="0" w:lastColumn="0" w:oddVBand="0" w:evenVBand="0" w:oddHBand="1" w:evenHBand="0" w:firstRowFirstColumn="0" w:firstRowLastColumn="0" w:lastRowFirstColumn="0" w:lastRowLastColumn="0"/>
+              <w:rPr>
+                <w:rFonts w:ascii="Segoe UI Semibold" w:hAnsi="Segoe UI Semibold" w:cs="Segoe UI Semibold"/>
+                <w:b/>
+                <w:bCs/>
+                <w:sz w:val="22"/>
+                <w:szCs w:val="22"/>
+                <w:lang w:val="en-US" w:eastAsia="en-US"/>
+              </w:rPr>
+            </w:pPr>
+          </w:p>
+        </w:tc>
+        <w:tc>
+          <w:tcPr>
+            <w:tcW w:w="1354" w:type="dxa"/>
+            <w:vAlign w:val="center"/>
+          </w:tcPr>
+          <w:p>
+            <w:pPr>
+              <w:jc w:val="right"/>
+              <w:cnfStyle w:val="000000100000" w:firstRow="0" w:lastRow="0" w:firstColumn="0" w:lastColumn="0" w:oddVBand="0" w:evenVBand="0" w:oddHBand="1" w:evenHBand="0" w:firstRowFirstColumn="0" w:firstRowLastColumn="0" w:lastRowFirstColumn="0" w:lastRowLastColumn="0"/>
+              <w:rPr>
+                <w:rFonts w:ascii="Segoe UI Semibold" w:hAnsi="Segoe UI Semibold" w:cs="Segoe UI Semibold"/>
+                <w:b/>
+                <w:bCs/>
+                <w:sz w:val="22"/>
+                <w:szCs w:val="22"/>
+                <w:lang w:val="en-US" w:eastAsia="en-US"/>
+              </w:rPr>
+            </w:pPr>
+          </w:p>
+        </w:tc>
+      </w:tr>
+      <w:sdt>
+        <w:sdtPr>
+          <w:rPr>
+            <w:rFonts w:cs="Arial"/>
+            <w:sz w:val="22"/>
+            <w:szCs w:val="22"/>
+            <w:lang w:val="en-US" w:eastAsia="en-US"/>
+          </w:rPr>
+          <w:alias w:val="Repeater: Line"/>
+          <w:tag w:val="#BC:InsertRepeater,DataItems/Header/Line"/>
+          <w:id w:val="1627740008"/>
+          <w:placeholder>
+            <w:docPart w:val="9CE4BC37AAAE47D7835966A0F7ACE2EB"/>
+          </w:placeholder>
+          <w15:color w:val="808080"/>
+          <w15:repeatingSection/>
+          <w15:dataBinding w:prefixMappings="xmlns:ns0='urn:microsoft-dynamics-nav/reports/Standard_Sales_Quote/1304/'" w:xpath="/ns0:NavWordReportXmlPart[1]/ns0:Header[1]/ns0:Line"/>
+        </w:sdtPr>
+        <w:sdtEndPr>
+          <w:rPr>
+            <w:rFonts w:asciiTheme="minorHAnsi" w:hAnsiTheme="minorHAnsi" w:cstheme="minorBidi"/>
+            <w:bCs w:val="0"/>
+            <w:lang w:val="da-DK" w:eastAsia="da-DK"/>
+          </w:rPr>
+        </w:sdtEndPr>
+        <w:sdtContent>
+          <w:sdt>
+            <w:sdtPr>
+              <w15:repeatingSectionItem/>
+            </w:sdtPr>
+            <w:sdtContent>
+              <w:tr>
+                <w:trPr>
+                  <w:gridAfter w:val="1"/>
+                  <w:cnfStyle w:val="000000010000" w:firstRow="0" w:lastRow="0" w:firstColumn="0" w:lastColumn="0" w:oddVBand="0" w:evenVBand="0" w:oddHBand="0" w:evenHBand="1" w:firstRowFirstColumn="0" w:firstRowLastColumn="0" w:lastRowFirstColumn="0" w:lastRowLastColumn="0"/>
+                  <w:wAfter w:w="6" w:type="dxa"/>
+                  <w:trHeight w:val="490"/>
+                </w:trPr>
+                <w:sdt>
+                  <w:sdtPr>
+                    <w:rPr>
+                      <w:rFonts w:cs="Arial"/>
+                      <w:sz w:val="22"/>
+                      <w:szCs w:val="22"/>
+                      <w:lang w:val="en-US" w:eastAsia="en-US"/>
+                    </w:rPr>
+                    <w:alias w:val="ItemNo_Line"/>
+                    <w:tag w:val="#BC:InsertDataItem,DataItems/Header/Line/ItemNo_Line"/>
+                    <w:id w:val="1767953054"/>
+                    <w:placeholder>
+                      <w:docPart w:val="3A785CEEF9AB4AD48AD06BBAF9EC59EE"/>
+                    </w:placeholder>
+                    <w:dataBinding w:prefixMappings="xmlns:ns0='urn:microsoft-dynamics-nav/reports/Standard_Sales_Quote/1304/'" w:xpath="/ns0:NavWordReportXmlPart[1]/ns0:Header[1]/ns0:Line[1]/ns0:ItemNo_Line[1]" w:storeItemID="{00000000-0000-0000-0000-000000000000}"/>
+                    <w15:color w:val="808080"/>
+                    <w:text/>
+                  </w:sdtPr>
+                  <w:sdtEndPr>
+                    <w:rPr>
+                      <w:rFonts w:asciiTheme="minorHAnsi" w:hAnsiTheme="minorHAnsi"/>
+                    </w:rPr>
+                  </w:sdtEndPr>
+                  <w:sdtContent>
+                    <w:tc>
+                      <w:tcPr>
+                        <w:cnfStyle w:val="001000000000" w:firstRow="0" w:lastRow="0" w:firstColumn="1" w:lastColumn="0" w:oddVBand="0" w:evenVBand="0" w:oddHBand="0" w:evenHBand="0" w:firstRowFirstColumn="0" w:firstRowLastColumn="0" w:lastRowFirstColumn="0" w:lastRowLastColumn="0"/>
+                        <w:tcW w:w="806" w:type="dxa"/>
+                        <w:vAlign w:val="center"/>
+                      </w:tcPr>
+                      <w:p>
+                        <w:pPr>
+                          <w:rPr>
+                            <w:rFonts w:cs="Arial" w:asciiTheme="minorHAnsi" w:hAnsiTheme="minorHAnsi"/>
+                            <w:sz w:val="22"/>
+                            <w:szCs w:val="22"/>
+                            <w:lang w:val="en-US" w:eastAsia="en-US"/>
+                          </w:rPr>
+                        </w:pPr>
+                        <w:proofErr w:type="spellStart"/>
+                        <w:r>
+                          <w:rPr>
+                            <w:rFonts w:cs="Arial" w:asciiTheme="minorHAnsi" w:hAnsiTheme="minorHAnsi"/>
+                            <w:sz w:val="22"/>
+                            <w:szCs w:val="22"/>
+                            <w:lang w:val="en-US" w:eastAsia="en-US"/>
+                          </w:rPr>
+                          <w:t>ItemNo_Line</w:t>
+                        </w:r>
+                        <w:proofErr w:type="spellEnd"/>
+                      </w:p>
+                    </w:tc>
+                  </w:sdtContent>
+                </w:sdt>
+                <w:sdt>
+                  <w:sdtPr>
+                    <w:rPr>
+                      <w:rFonts w:cs="Arial"/>
+                      <w:sz w:val="22"/>
+                      <w:szCs w:val="22"/>
+                      <w:lang w:eastAsia="en-US"/>
+                    </w:rPr>
+                    <w:alias w:val="Description_Line"/>
+                    <w:tag w:val="#BC:InsertDataItem,DataItems/Header/Line/Description_Line"/>
+                    <w:id w:val="1393535743"/>
+                    <w:placeholder>
+                      <w:docPart w:val="A5AF067E15064545A8F334E9197509D0"/>
+                    </w:placeholder>
+                    <w:dataBinding w:prefixMappings="xmlns:ns0='urn:microsoft-dynamics-nav/reports/Standard_Sales_Quote/1304/'" w:xpath="/ns0:NavWordReportXmlPart[1]/ns0:Header[1]/ns0:Line[1]/ns0:Description_Line[1]" w:storeItemID="{00000000-0000-0000-0000-000000000000}"/>
+                    <w15:color w:val="808080"/>
+                    <w:text/>
+                  </w:sdtPr>
+                  <w:sdtContent>
+                    <w:tc>
+                      <w:tcPr>
+                        <w:tcW w:w="2347" w:type="dxa"/>
+                        <w:vAlign w:val="center"/>
+                      </w:tcPr>
+                      <w:p>
+                        <w:pPr>
+                          <w:cnfStyle w:val="000000010000" w:firstRow="0" w:lastRow="0" w:firstColumn="0" w:lastColumn="0" w:oddVBand="0" w:evenVBand="0" w:oddHBand="0" w:evenHBand="1" w:firstRowFirstColumn="0" w:firstRowLastColumn="0" w:lastRowFirstColumn="0" w:lastRowLastColumn="0"/>
+                          <w:rPr>
+                            <w:rFonts w:cs="Arial" w:asciiTheme="minorHAnsi" w:hAnsiTheme="minorHAnsi"/>
+                            <w:sz w:val="22"/>
+                            <w:szCs w:val="22"/>
+                            <w:lang w:eastAsia="en-US"/>
+                          </w:rPr>
+                        </w:pPr>
+                        <w:proofErr w:type="spellStart"/>
+                        <w:r>
+                          <w:rPr>
+                            <w:rFonts w:cs="Arial" w:asciiTheme="minorHAnsi" w:hAnsiTheme="minorHAnsi"/>
+                            <w:sz w:val="22"/>
+                            <w:szCs w:val="22"/>
+                            <w:lang w:eastAsia="en-US"/>
+                          </w:rPr>
+                          <w:t>Description_Line</w:t>
+                        </w:r>
+                        <w:proofErr w:type="spellEnd"/>
+                      </w:p>
+                    </w:tc>
+                  </w:sdtContent>
+                </w:sdt>
+                <w:sdt>
+                  <w:sdtPr>
+                    <w:rPr>
+                      <w:rFonts w:cs="Arial"/>
+                      <w:sz w:val="22"/>
+                      <w:szCs w:val="22"/>
+                      <w:lang w:val="en-US" w:eastAsia="en-US"/>
+                    </w:rPr>
+                    <w:alias w:val="Quantity_Line"/>
+                    <w:tag w:val="#BC:InsertDataItem,DataItems/Header/Line/Quantity_Line"/>
+                    <w:id w:val="1672756728"/>
+                    <w:placeholder>
+                      <w:docPart w:val="D608AD1A71F046A3A600C3E1E16DAC3F"/>
+                    </w:placeholder>
+                    <w:dataBinding w:prefixMappings="xmlns:ns0='urn:microsoft-dynamics-nav/reports/Standard_Sales_Quote/1304/'" w:xpath="/ns0:NavWordReportXmlPart[1]/ns0:Header[1]/ns0:Line[1]/ns0:Quantity_Line[1]" w:storeItemID="{00000000-0000-0000-0000-000000000000}"/>
+                    <w15:color w:val="808080"/>
+                    <w:text/>
+                  </w:sdtPr>
+                  <w:sdtContent>
+                    <w:tc>
+                      <w:tcPr>
+                        <w:tcW w:w="1166" w:type="dxa"/>
+                        <w:vAlign w:val="center"/>
+                      </w:tcPr>
+                      <w:p>
+                        <w:pPr>
+                          <w:jc w:val="right"/>
+                          <w:cnfStyle w:val="000000010000" w:firstRow="0" w:lastRow="0" w:firstColumn="0" w:lastColumn="0" w:oddVBand="0" w:evenVBand="0" w:oddHBand="0" w:evenHBand="1" w:firstRowFirstColumn="0" w:firstRowLastColumn="0" w:lastRowFirstColumn="0" w:lastRowLastColumn="0"/>
+                          <w:rPr>
+                            <w:rFonts w:cs="Arial" w:asciiTheme="minorHAnsi" w:hAnsiTheme="minorHAnsi"/>
+                            <w:sz w:val="22"/>
+                            <w:szCs w:val="22"/>
+                            <w:lang w:val="en-US" w:eastAsia="en-US"/>
+                          </w:rPr>
+                        </w:pPr>
+                        <w:proofErr w:type="spellStart"/>
+                        <w:r>
+                          <w:rPr>
+                            <w:rFonts w:cs="Arial" w:asciiTheme="minorHAnsi" w:hAnsiTheme="minorHAnsi"/>
+                            <w:sz w:val="22"/>
+                            <w:szCs w:val="22"/>
+                            <w:lang w:val="en-US" w:eastAsia="en-US"/>
+                          </w:rPr>
+                          <w:t>Quantity_Line</w:t>
+                        </w:r>
+                        <w:proofErr w:type="spellEnd"/>
+                      </w:p>
+                    </w:tc>
+                  </w:sdtContent>
+                </w:sdt>
+                <w:sdt>
+                  <w:sdtPr>
+                    <w:rPr>
+                      <w:sz w:val="22"/>
+                      <w:szCs w:val="22"/>
+                    </w:rPr>
+                    <w:alias w:val="UnitOfMeasure"/>
+                    <w:tag w:val="#BC:InsertDataItem,DataItems/Header/Line/UnitOfMeasure"/>
+                    <w:id w:val="-2053294236"/>
+                    <w:placeholder>
+                      <w:docPart w:val="C33F0782BC3C4AC28A16E6B5BD617FDA"/>
+                    </w:placeholder>
+                    <w:dataBinding w:prefixMappings="xmlns:ns0='urn:microsoft-dynamics-nav/reports/Standard_Sales_Quote/1304/'" w:xpath="/ns0:NavWordReportXmlPart[1]/ns0:Header[1]/ns0:Line[1]/ns0:UnitOfMeasure[1]" w:storeItemID="{00000000-0000-0000-0000-000000000000}"/>
+                    <w15:color w:val="808080"/>
+                    <w:text/>
+                  </w:sdtPr>
+                  <w:sdtContent>
+                    <w:tc>
+                      <w:tcPr>
+                        <w:tcW w:w="806" w:type="dxa"/>
+                        <w:gridSpan w:val="3"/>
+                        <w:vAlign w:val="center"/>
+                      </w:tcPr>
+                      <w:p>
+                        <w:pPr>
+                          <w:cnfStyle w:val="000000010000" w:firstRow="0" w:lastRow="0" w:firstColumn="0" w:lastColumn="0" w:oddVBand="0" w:evenVBand="0" w:oddHBand="0" w:evenHBand="1" w:firstRowFirstColumn="0" w:firstRowLastColumn="0" w:lastRowFirstColumn="0" w:lastRowLastColumn="0"/>
+                          <w:rPr>
+                            <w:rFonts w:asciiTheme="minorHAnsi" w:hAnsiTheme="minorHAnsi"/>
+                            <w:sz w:val="22"/>
+                            <w:szCs w:val="22"/>
+                          </w:rPr>
+                        </w:pPr>
+                        <w:proofErr w:type="spellStart"/>
+                        <w:r>
+                          <w:rPr>
+                            <w:rFonts w:asciiTheme="minorHAnsi" w:hAnsiTheme="minorHAnsi"/>
+                            <w:sz w:val="22"/>
+                            <w:szCs w:val="22"/>
+                          </w:rPr>
+                          <w:t>UnitOfMeasure</w:t>
+                        </w:r>
+                        <w:proofErr w:type="spellEnd"/>
+                      </w:p>
+                    </w:tc>
+                  </w:sdtContent>
+                </w:sdt>
+                <w:tc>
+                  <w:tcPr>
+                    <w:tcW w:w="1440" w:type="dxa"/>
+                    <w:gridSpan w:val="4"/>
+                    <w:vAlign w:val="center"/>
+                  </w:tcPr>
+                  <w:p>
+                    <w:pPr>
+                      <w:cnfStyle w:val="000000010000" w:firstRow="0" w:lastRow="0" w:firstColumn="0" w:lastColumn="0" w:oddVBand="0" w:evenVBand="0" w:oddHBand="0" w:evenHBand="1" w:firstRowFirstColumn="0" w:firstRowLastColumn="0" w:lastRowFirstColumn="0" w:lastRowLastColumn="0"/>
+                      <w:rPr>
+                        <w:rFonts w:cs="Arial" w:asciiTheme="minorHAnsi" w:hAnsiTheme="minorHAnsi"/>
+                        <w:sz w:val="22"/>
+                        <w:szCs w:val="22"/>
+                        <w:lang w:val="en-US" w:eastAsia="en-US"/>
+                      </w:rPr>
+                    </w:pPr>
+                    <w:sdt>
+                      <w:sdtPr>
+                        <w:rPr>
+                          <w:sz w:val="22"/>
+                          <w:szCs w:val="22"/>
+                        </w:rPr>
+                        <w:alias w:val="UnitPrice"/>
+                        <w:tag w:val="#BC:InsertDataItem,DataItems/Header/Line/UnitPrice"/>
+                        <w:id w:val="-1253814634"/>
+                        <w:placeholder>
+                          <w:docPart w:val="58950D3210A34CBB8D14E1DE475C78F1"/>
+                        </w:placeholder>
+                        <w:dataBinding w:prefixMappings="xmlns:ns0='urn:microsoft-dynamics-nav/reports/Standard_Sales_Quote/1304/'" w:xpath="/ns0:NavWordReportXmlPart[1]/ns0:Header[1]/ns0:Line[1]/ns0:UnitPrice[1]" w:storeItemID="{00000000-0000-0000-0000-000000000000}"/>
+                        <w15:color w:val="808080"/>
+                        <w:text/>
+                      </w:sdtPr>
+                      <w:sdtContent>
+                        <w:proofErr w:type="spellStart"/>
+                        <w:r>
+                          <w:rPr>
+                            <w:rFonts w:asciiTheme="minorHAnsi" w:hAnsiTheme="minorHAnsi"/>
+                            <w:sz w:val="22"/>
+                            <w:szCs w:val="22"/>
+                          </w:rPr>
+                          <w:t>UnitPrice</w:t>
+                        </w:r>
+                        <w:proofErr w:type="spellEnd"/>
+                      </w:sdtContent>
+                    </w:sdt>
+                  </w:p>
+                </w:tc>
+                <w:sdt>
+                  <w:sdtPr>
+                    <w:rPr>
+                      <w:sz w:val="22"/>
+                      <w:szCs w:val="22"/>
+                    </w:rPr>
+                    <w:alias w:val="LineDiscountPercentText_Line"/>
+                    <w:tag w:val="#BC:InsertDataItem,DataItems/Header/Line/LineDiscountPercentText_Line"/>
+                    <w:id w:val="415913873"/>
+                    <w:placeholder>
+                      <w:docPart w:val="3DC7BBEA73B04009968F8B2A11B0BA8B"/>
+                    </w:placeholder>
+                    <w:dataBinding w:prefixMappings="xmlns:ns0='urn:microsoft-dynamics-nav/reports/Standard_Sales_Quote/1304/'" w:xpath="/ns0:NavWordReportXmlPart[1]/ns0:Header[1]/ns0:Line[1]/ns0:LineDiscountPercentText_Line[1]" w:storeItemID="{00000000-0000-0000-0000-000000000000}"/>
+                    <w15:color w:val="808080"/>
+                    <w:text/>
+                  </w:sdtPr>
+                  <w:sdtContent>
+                    <w:tc>
+                      <w:tcPr>
+                        <w:tcW w:w="1354" w:type="dxa"/>
+                        <w:gridSpan w:val="2"/>
+                        <w:vAlign w:val="center"/>
+                      </w:tcPr>
+                      <w:p>
+                        <w:pPr>
+                          <w:cnfStyle w:val="000000010000" w:firstRow="0" w:lastRow="0" w:firstColumn="0" w:lastColumn="0" w:oddVBand="0" w:evenVBand="0" w:oddHBand="0" w:evenHBand="1" w:firstRowFirstColumn="0" w:firstRowLastColumn="0" w:lastRowFirstColumn="0" w:lastRowLastColumn="0"/>
+                          <w:rPr>
+                            <w:rFonts w:asciiTheme="minorHAnsi" w:hAnsiTheme="minorHAnsi"/>
+                            <w:sz w:val="22"/>
+                            <w:szCs w:val="22"/>
+                          </w:rPr>
+                        </w:pPr>
+                        <w:proofErr w:type="spellStart"/>
+                        <w:r>
+                          <w:rPr>
+                            <w:rFonts w:asciiTheme="minorHAnsi" w:hAnsiTheme="minorHAnsi"/>
+                            <w:sz w:val="22"/>
+                            <w:szCs w:val="22"/>
+                          </w:rPr>
+                          <w:t>LineDiscountPercentText_Line</w:t>
+                        </w:r>
+                        <w:proofErr w:type="spellEnd"/>
+                      </w:p>
+                    </w:tc>
+                  </w:sdtContent>
+                </w:sdt>
+                <w:sdt>
+                  <w:sdtPr>
+                    <w:rPr>
+                      <w:sz w:val="22"/>
+                      <w:szCs w:val="22"/>
+                    </w:rPr>
+                    <w:alias w:val="VATPct_Line"/>
+                    <w:tag w:val="#BC:InsertDataItem,DataItems/Header/Line/VATPct_Line"/>
+                    <w:id w:val="1436251310"/>
+                    <w:placeholder>
+                      <w:docPart w:val="6841358D50264E5CBBC8663D02FF6605"/>
+                    </w:placeholder>
+                    <w:dataBinding w:prefixMappings="xmlns:ns0='urn:microsoft-dynamics-nav/reports/Standard_Sales_Quote/1304/'" w:xpath="/ns0:NavWordReportXmlPart[1]/ns0:Header[1]/ns0:Line[1]/ns0:VATPct_Line[1]" w:storeItemID="{00000000-0000-0000-0000-000000000000}"/>
+                    <w15:color w:val="808080"/>
+                    <w:text/>
+                  </w:sdtPr>
+                  <w:sdtContent>
+                    <w:tc>
+                      <w:tcPr>
+                        <w:tcW w:w="994" w:type="dxa"/>
+                        <w:gridSpan w:val="3"/>
+                        <w:vAlign w:val="center"/>
+                      </w:tcPr>
+                      <w:p>
+                        <w:pPr>
+                          <w:cnfStyle w:val="000000010000" w:firstRow="0" w:lastRow="0" w:firstColumn="0" w:lastColumn="0" w:oddVBand="0" w:evenVBand="0" w:oddHBand="0" w:evenHBand="1" w:firstRowFirstColumn="0" w:firstRowLastColumn="0" w:lastRowFirstColumn="0" w:lastRowLastColumn="0"/>
+                          <w:rPr>
+                            <w:rFonts w:asciiTheme="minorHAnsi" w:hAnsiTheme="minorHAnsi"/>
+                            <w:sz w:val="22"/>
+                            <w:szCs w:val="22"/>
+                          </w:rPr>
+                        </w:pPr>
+                        <w:proofErr w:type="spellStart"/>
+                        <w:r>
+                          <w:rPr>
+                            <w:rFonts w:asciiTheme="minorHAnsi" w:hAnsiTheme="minorHAnsi"/>
+                            <w:sz w:val="22"/>
+                            <w:szCs w:val="22"/>
+                          </w:rPr>
+                          <w:t>VATPct_Line</w:t>
+                        </w:r>
+                        <w:proofErr w:type="spellEnd"/>
+                      </w:p>
+                    </w:tc>
+                  </w:sdtContent>
+                </w:sdt>
+                <w:tc>
+                  <w:tcPr>
+                    <w:tcW w:w="1584" w:type="dxa"/>
+                    <w:gridSpan w:val="3"/>
+                    <w:vAlign w:val="center"/>
+                  </w:tcPr>
+                  <w:p>
+                    <w:pPr>
+                      <w:jc w:val="right"/>
+                      <w:cnfStyle w:val="000000010000" w:firstRow="0" w:lastRow="0" w:firstColumn="0" w:lastColumn="0" w:oddVBand="0" w:evenVBand="0" w:oddHBand="0" w:evenHBand="1" w:firstRowFirstColumn="0" w:firstRowLastColumn="0" w:lastRowFirstColumn="0" w:lastRowLastColumn="0"/>
+                      <w:rPr>
+                        <w:rFonts w:cs="Arial" w:asciiTheme="minorHAnsi" w:hAnsiTheme="minorHAnsi"/>
+                        <w:sz w:val="22"/>
+                        <w:szCs w:val="22"/>
+                        <w:lang w:val="en-US" w:eastAsia="en-US"/>
+                      </w:rPr>
+                    </w:pPr>
+                    <w:sdt>
+                      <w:sdtPr>
+                        <w:rPr>
+                          <w:sz w:val="22"/>
+                          <w:szCs w:val="22"/>
+                        </w:rPr>
+                        <w:alias w:val="LineAmount_Line"/>
+                        <w:tag w:val="#BC:InsertDataItem,DataItems/Header/Line/LineAmount_Line"/>
+                        <w:id w:val="787541011"/>
+                        <w:placeholder>
+                          <w:docPart w:val="435408E52A374019A765ED6F1FB740CA"/>
+                        </w:placeholder>
+                        <w:dataBinding w:prefixMappings="xmlns:ns0='urn:microsoft-dynamics-nav/reports/Standard_Sales_Quote/1304/'" w:xpath="/ns0:NavWordReportXmlPart[1]/ns0:Header[1]/ns0:Line[1]/ns0:LineAmount_Line[1]" w:storeItemID="{00000000-0000-0000-0000-000000000000}"/>
+                        <w15:color w:val="808080"/>
+                        <w:text/>
+                      </w:sdtPr>
+                      <w:sdtContent>
+                        <w:proofErr w:type="spellStart"/>
+                        <w:r>
+                          <w:rPr>
+                            <w:rFonts w:asciiTheme="minorHAnsi" w:hAnsiTheme="minorHAnsi"/>
+                            <w:sz w:val="22"/>
+                            <w:szCs w:val="22"/>
+                          </w:rPr>
+                          <w:t>LineAmount_Line</w:t>
+                        </w:r>
+                        <w:proofErr w:type="spellEnd"/>
+                      </w:sdtContent>
+                    </w:sdt>
+                    <w:r>
+                      <w:rPr>
+                        <w:rFonts w:asciiTheme="minorHAnsi" w:hAnsiTheme="minorHAnsi"/>
+                        <w:sz w:val="22"/>
+                        <w:szCs w:val="22"/>
+                      </w:rPr>
+                      <w:t> </w:t>
+                    </w:r>
+                  </w:p>
+                </w:tc>
+              </w:tr>
+            </w:sdtContent>
+          </w:sdt>
+        </w:sdtContent>
+      </w:sdt>
+      <w:tr>
+        <w:trPr>
+          <w:gridAfter w:val="1"/>
+          <w:cnfStyle w:val="000000100000" w:firstRow="0" w:lastRow="0" w:firstColumn="0" w:lastColumn="0" w:oddVBand="0" w:evenVBand="0" w:oddHBand="1" w:evenHBand="0" w:firstRowFirstColumn="0" w:firstRowLastColumn="0" w:lastRowFirstColumn="0" w:lastRowLastColumn="0"/>
+          <w:wAfter w:w="6" w:type="dxa"/>
+          <w:trHeight w:val="490"/>
+        </w:trPr>
+        <w:tc>
+          <w:tcPr>
+            <w:cnfStyle w:val="001000000000" w:firstRow="0" w:lastRow="0" w:firstColumn="1" w:lastColumn="0" w:oddVBand="0" w:evenVBand="0" w:oddHBand="0" w:evenHBand="0" w:firstRowFirstColumn="0" w:firstRowLastColumn="0" w:lastRowFirstColumn="0" w:lastRowLastColumn="0"/>
+            <w:tcW w:w="806" w:type="dxa"/>
+          </w:tcPr>
+          <w:p>
+            <w:pPr>
+              <w:pStyle w:val="Heading2"/>
+              <w:rPr>
+                <w:rFonts w:ascii="Segoe UI Semibold" w:hAnsi="Segoe UI Semibold" w:cs="Segoe UI Semibold"/>
+                <w:sz w:val="22"/>
+                <w:szCs w:val="22"/>
+              </w:rPr>
+            </w:pPr>
+          </w:p>
+        </w:tc>
+        <w:sdt>
+          <w:sdtPr>
+            <w:rPr>
+              <w:rFonts w:eastAsia="Aptos" w:cs="Segoe UI Semibold" w:asciiTheme="minorHAnsi" w:hAnsiTheme="minorHAnsi"/>
+              <w:sz w:val="22"/>
+              <w:szCs w:val="22"/>
+            </w:rPr>
+            <w:alias w:val="ServiceCommitmentForLineDescription_Lbl"/>
+            <w:tag w:val="#BC:InsertDataItem,DataItems/Header/Line/ServiceCommitmentHeaderForSalesLine/ServiceCommitmentForLineDescription_Lbl"/>
+            <w:id w:val="1357618021"/>
+            <w:placeholder>
+              <w:docPart w:val="87D7269456494E8F962D59EBAB6C7275"/>
+            </w:placeholder>
+            <w:dataBinding w:prefixMappings="xmlns:ns0='urn:microsoft-dynamics-nav/reports/Standard_Sales_Quote/1304/'" w:xpath="/ns0:NavWordReportXmlPart[1]/ns0:Header[1]/ns0:Line[1]/ns0:ServiceCommitmentHeaderForSalesLine[1]/ns0:ServiceCommitmentForLineDescription_Lbl[1]" w:storeItemID="{00000000-0000-0000-0000-000000000000}"/>
+            <w15:color w:val="808080"/>
+            <w:text/>
+          </w:sdtPr>
+          <w:sdtEndPr>
+            <w:rPr>
+              <w:rFonts w:eastAsiaTheme="majorEastAsia"/>
+            </w:rPr>
+          </w:sdtEndPr>
+          <w:sdtContent>
+            <w:tc>
+              <w:tcPr>
+                <w:tcW w:w="2347" w:type="dxa"/>
+                <w:vAlign w:val="center"/>
+              </w:tcPr>
+              <w:p>
+                <w:pPr>
+                  <w:pStyle w:val="Heading2"/>
+                  <w:cnfStyle w:val="000000100000" w:firstRow="0" w:lastRow="0" w:firstColumn="0" w:lastColumn="0" w:oddVBand="0" w:evenVBand="0" w:oddHBand="1" w:evenHBand="0" w:firstRowFirstColumn="0" w:firstRowLastColumn="0" w:lastRowFirstColumn="0" w:lastRowLastColumn="0"/>
+                  <w:rPr>
+                    <w:rFonts w:cs="Segoe UI Semibold" w:asciiTheme="minorHAnsi" w:hAnsiTheme="minorHAnsi"/>
+                    <w:sz w:val="22"/>
+                    <w:szCs w:val="22"/>
+                  </w:rPr>
+                </w:pPr>
+                <w:proofErr w:type="spellStart"/>
+                <w:r>
+                  <w:rPr>
+                    <w:rFonts w:cs="Segoe UI Semibold" w:asciiTheme="minorHAnsi" w:hAnsiTheme="minorHAnsi"/>
+                    <w:sz w:val="22"/>
+                    <w:szCs w:val="22"/>
+                  </w:rPr>
+                  <w:t>ServiceCommitmentForLineDescription_Lbl</w:t>
+                </w:r>
+                <w:proofErr w:type="spellEnd"/>
+              </w:p>
+            </w:tc>
+          </w:sdtContent>
+        </w:sdt>
+        <w:tc>
+          <w:tcPr>
+            <w:tcW w:w="1166" w:type="dxa"/>
+            <w:vAlign w:val="center"/>
+          </w:tcPr>
+          <w:p>
+            <w:pPr>
+              <w:pStyle w:val="Heading2"/>
+              <w:cnfStyle w:val="000000100000" w:firstRow="0" w:lastRow="0" w:firstColumn="0" w:lastColumn="0" w:oddVBand="0" w:evenVBand="0" w:oddHBand="1" w:evenHBand="0" w:firstRowFirstColumn="0" w:firstRowLastColumn="0" w:lastRowFirstColumn="0" w:lastRowLastColumn="0"/>
+              <w:rPr>
+                <w:rFonts w:cs="Segoe UI Semibold" w:asciiTheme="minorHAnsi" w:hAnsiTheme="minorHAnsi"/>
+                <w:sz w:val="22"/>
+                <w:szCs w:val="22"/>
+              </w:rPr>
+            </w:pPr>
+          </w:p>
+        </w:tc>
+        <w:tc>
+          <w:tcPr>
+            <w:tcW w:w="806" w:type="dxa"/>
+            <w:gridSpan w:val="3"/>
+            <w:vAlign w:val="center"/>
+          </w:tcPr>
+          <w:p>
+            <w:pPr>
+              <w:pStyle w:val="Heading2"/>
+              <w:cnfStyle w:val="000000100000" w:firstRow="0" w:lastRow="0" w:firstColumn="0" w:lastColumn="0" w:oddVBand="0" w:evenVBand="0" w:oddHBand="1" w:evenHBand="0" w:firstRowFirstColumn="0" w:firstRowLastColumn="0" w:lastRowFirstColumn="0" w:lastRowLastColumn="0"/>
+              <w:rPr>
+                <w:rFonts w:cs="Segoe UI Semibold" w:asciiTheme="minorHAnsi" w:hAnsiTheme="minorHAnsi"/>
+                <w:sz w:val="22"/>
+                <w:szCs w:val="22"/>
+              </w:rPr>
+            </w:pPr>
+          </w:p>
+        </w:tc>
+        <w:sdt>
+          <w:sdtPr>
+            <w:rPr>
+              <w:rFonts w:eastAsia="Aptos" w:cs="Segoe UI Semibold" w:asciiTheme="minorHAnsi" w:hAnsiTheme="minorHAnsi"/>
+              <w:sz w:val="22"/>
+              <w:szCs w:val="22"/>
+            </w:rPr>
+            <w:alias w:val="ServiceCommitmentForLinePrice_Lbl"/>
+            <w:tag w:val="#BC:InsertDataItem,DataItems/Header/Line/ServiceCommitmentHeaderForSalesLine/ServiceCommitmentForLinePrice_Lbl"/>
+            <w:id w:val="-296214937"/>
+            <w:placeholder>
+              <w:docPart w:val="87D7269456494E8F962D59EBAB6C7275"/>
+            </w:placeholder>
+            <w:dataBinding w:prefixMappings="xmlns:ns0='urn:microsoft-dynamics-nav/reports/Standard_Sales_Quote/1304/'" w:xpath="/ns0:NavWordReportXmlPart[1]/ns0:Header[1]/ns0:Line[1]/ns0:ServiceCommitmentHeaderForSalesLine[1]/ns0:ServiceCommitmentForLinePrice_Lbl[1]" w:storeItemID="{00000000-0000-0000-0000-000000000000}"/>
+            <w15:color w:val="808080"/>
+            <w:text/>
+          </w:sdtPr>
+          <w:sdtEndPr>
+            <w:rPr>
+              <w:rFonts w:eastAsiaTheme="majorEastAsia"/>
+            </w:rPr>
+          </w:sdtEndPr>
+          <w:sdtContent>
+            <w:tc>
+              <w:tcPr>
+                <w:tcW w:w="1440" w:type="dxa"/>
+                <w:gridSpan w:val="4"/>
+                <w:vAlign w:val="center"/>
+              </w:tcPr>
+              <w:p>
+                <w:pPr>
+                  <w:pStyle w:val="Heading2"/>
+                  <w:cnfStyle w:val="000000100000" w:firstRow="0" w:lastRow="0" w:firstColumn="0" w:lastColumn="0" w:oddVBand="0" w:evenVBand="0" w:oddHBand="1" w:evenHBand="0" w:firstRowFirstColumn="0" w:firstRowLastColumn="0" w:lastRowFirstColumn="0" w:lastRowLastColumn="0"/>
+                  <w:rPr>
+                    <w:rFonts w:cs="Segoe UI Semibold" w:asciiTheme="minorHAnsi" w:hAnsiTheme="minorHAnsi"/>
+                    <w:sz w:val="22"/>
+                    <w:szCs w:val="22"/>
+                  </w:rPr>
+                </w:pPr>
+                <w:proofErr w:type="spellStart"/>
+                <w:r>
+                  <w:rPr>
+                    <w:rFonts w:cs="Segoe UI Semibold" w:asciiTheme="minorHAnsi" w:hAnsiTheme="minorHAnsi"/>
+                    <w:sz w:val="22"/>
+                    <w:szCs w:val="22"/>
+                  </w:rPr>
+                  <w:t>ServiceCommitmentForLinePrice_Lbl</w:t>
+                </w:r>
+                <w:proofErr w:type="spellEnd"/>
+              </w:p>
+            </w:tc>
+          </w:sdtContent>
+        </w:sdt>
+        <w:sdt>
+          <w:sdtPr>
+            <w:rPr>
+              <w:rFonts w:eastAsia="Aptos" w:cs="Segoe UI Semibold" w:asciiTheme="minorHAnsi" w:hAnsiTheme="minorHAnsi"/>
+              <w:sz w:val="22"/>
+              <w:szCs w:val="22"/>
+            </w:rPr>
+            <w:alias w:val="ServiceCommitmentForLineDiscount_Lbl"/>
+            <w:tag w:val="#BC:InsertDataItem,DataItems/Header/Line/ServiceCommitmentHeaderForSalesLine/ServiceCommitmentForLineDiscount_Lbl"/>
+            <w:id w:val="1974025124"/>
+            <w:placeholder>
+              <w:docPart w:val="87D7269456494E8F962D59EBAB6C7275"/>
+            </w:placeholder>
+            <w:dataBinding w:prefixMappings="xmlns:ns0='urn:microsoft-dynamics-nav/reports/Standard_Sales_Quote/1304/'" w:xpath="/ns0:NavWordReportXmlPart[1]/ns0:Header[1]/ns0:Line[1]/ns0:ServiceCommitmentHeaderForSalesLine[1]/ns0:ServiceCommitmentForLineDiscount_Lbl[1]" w:storeItemID="{00000000-0000-0000-0000-000000000000}"/>
+            <w15:color w:val="808080"/>
+            <w:text/>
+          </w:sdtPr>
+          <w:sdtEndPr>
+            <w:rPr>
+              <w:rFonts w:eastAsiaTheme="majorEastAsia"/>
+            </w:rPr>
+          </w:sdtEndPr>
+          <w:sdtContent>
+            <w:tc>
+              <w:tcPr>
+                <w:tcW w:w="1354" w:type="dxa"/>
+                <w:gridSpan w:val="2"/>
+                <w:vAlign w:val="center"/>
+              </w:tcPr>
+              <w:p>
+                <w:pPr>
+                  <w:pStyle w:val="Heading2"/>
+                  <w:cnfStyle w:val="000000100000" w:firstRow="0" w:lastRow="0" w:firstColumn="0" w:lastColumn="0" w:oddVBand="0" w:evenVBand="0" w:oddHBand="1" w:evenHBand="0" w:firstRowFirstColumn="0" w:firstRowLastColumn="0" w:lastRowFirstColumn="0" w:lastRowLastColumn="0"/>
+                  <w:rPr>
+                    <w:rFonts w:cs="Segoe UI Semibold" w:asciiTheme="minorHAnsi" w:hAnsiTheme="minorHAnsi"/>
+                    <w:sz w:val="22"/>
+                    <w:szCs w:val="22"/>
+                  </w:rPr>
+                </w:pPr>
+                <w:proofErr w:type="spellStart"/>
+                <w:r>
+                  <w:rPr>
+                    <w:rFonts w:cs="Segoe UI Semibold" w:asciiTheme="minorHAnsi" w:hAnsiTheme="minorHAnsi"/>
+                    <w:sz w:val="22"/>
+                    <w:szCs w:val="22"/>
+                  </w:rPr>
+                  <w:t>ServiceCommitmentForLineDiscount_Lbl</w:t>
+                </w:r>
+                <w:proofErr w:type="spellEnd"/>
+              </w:p>
+            </w:tc>
+          </w:sdtContent>
+        </w:sdt>
+        <w:tc>
+          <w:tcPr>
+            <w:tcW w:w="994" w:type="dxa"/>
+            <w:gridSpan w:val="3"/>
+          </w:tcPr>
+          <w:p>
+            <w:pPr>
+              <w:pStyle w:val="Heading2"/>
+              <w:cnfStyle w:val="000000100000" w:firstRow="0" w:lastRow="0" w:firstColumn="0" w:lastColumn="0" w:oddVBand="0" w:evenVBand="0" w:oddHBand="1" w:evenHBand="0" w:firstRowFirstColumn="0" w:firstRowLastColumn="0" w:lastRowFirstColumn="0" w:lastRowLastColumn="0"/>
+              <w:rPr>
+                <w:rFonts w:ascii="Segoe UI Semibold" w:hAnsi="Segoe UI Semibold" w:cs="Segoe UI Semibold"/>
+                <w:sz w:val="22"/>
+                <w:szCs w:val="22"/>
+              </w:rPr>
+            </w:pPr>
+          </w:p>
+        </w:tc>
+        <w:tc>
+          <w:tcPr>
+            <w:tcW w:w="1584" w:type="dxa"/>
+            <w:gridSpan w:val="3"/>
+          </w:tcPr>
+          <w:p>
+            <w:pPr>
+              <w:pStyle w:val="Heading2"/>
+              <w:cnfStyle w:val="000000100000" w:firstRow="0" w:lastRow="0" w:firstColumn="0" w:lastColumn="0" w:oddVBand="0" w:evenVBand="0" w:oddHBand="1" w:evenHBand="0" w:firstRowFirstColumn="0" w:firstRowLastColumn="0" w:lastRowFirstColumn="0" w:lastRowLastColumn="0"/>
+              <w:rPr>
+                <w:rFonts w:ascii="Segoe UI Semibold" w:hAnsi="Segoe UI Semibold" w:cs="Segoe UI Semibold"/>
+                <w:sz w:val="22"/>
+                <w:szCs w:val="22"/>
+              </w:rPr>
+            </w:pPr>
+          </w:p>
+        </w:tc>
+      </w:tr>
+      <w:tr>
+        <w:trPr>
+          <w:gridAfter w:val="1"/>
+          <w:cnfStyle w:val="000000010000" w:firstRow="0" w:lastRow="0" w:firstColumn="0" w:lastColumn="0" w:oddVBand="0" w:evenVBand="0" w:oddHBand="0" w:evenHBand="1" w:firstRowFirstColumn="0" w:firstRowLastColumn="0" w:lastRowFirstColumn="0" w:lastRowLastColumn="0"/>
+          <w:wAfter w:w="6" w:type="dxa"/>
+          <w:trHeight w:val="490"/>
+        </w:trPr>
+        <w:tc>
+          <w:tcPr>
+            <w:cnfStyle w:val="001000000000" w:firstRow="0" w:lastRow="0" w:firstColumn="1" w:lastColumn="0" w:oddVBand="0" w:evenVBand="0" w:oddHBand="0" w:evenHBand="0" w:firstRowFirstColumn="0" w:firstRowLastColumn="0" w:lastRowFirstColumn="0" w:lastRowLastColumn="0"/>
+            <w:tcW w:w="806" w:type="dxa"/>
+          </w:tcPr>
+          <w:p>
+            <w:pPr>
+              <w:rPr>
+                <w:rFonts w:cs="Arial" w:asciiTheme="minorHAnsi" w:hAnsiTheme="minorHAnsi"/>
+                <w:sz w:val="22"/>
+                <w:szCs w:val="22"/>
+                <w:lang w:val="en-US" w:eastAsia="en-US"/>
+              </w:rPr>
+            </w:pPr>
+          </w:p>
+        </w:tc>
+        <w:sdt>
+          <w:sdtPr>
+            <w:rPr>
+              <w:rFonts w:cs="Arial"/>
+              <w:sz w:val="22"/>
+              <w:szCs w:val="22"/>
+              <w:lang w:eastAsia="en-US"/>
+            </w:rPr>
+            <w:alias w:val="ServiceCommitmentForLineDescription"/>
+            <w:tag w:val="#BC:InsertDataItem,DataItems/Header/Line/ServiceCommitmentHeaderForSalesLine/ServiceCommitmentForLine/ServiceCommitmentForLineDescription"/>
+            <w:id w:val="885756119"/>
+            <w:placeholder>
+              <w:docPart w:val="87D7269456494E8F962D59EBAB6C7275"/>
+            </w:placeholder>
+            <w:dataBinding w:prefixMappings="xmlns:ns0='urn:microsoft-dynamics-nav/reports/Standard_Sales_Quote/1304/'" w:xpath="/ns0:NavWordReportXmlPart[1]/ns0:Header[1]/ns0:Line[1]/ns0:ServiceCommitmentHeaderForSalesLine[1]/ns0:ServiceCommitmentForLine[1]/ns0:ServiceCommitmentForLineDescription[1]" w:storeItemID="{00000000-0000-0000-0000-000000000000}"/>
+            <w15:color w:val="808080"/>
+            <w:text/>
+          </w:sdtPr>
+          <w:sdtContent>
+            <w:tc>
+              <w:tcPr>
+                <w:tcW w:w="2347" w:type="dxa"/>
+                <w:vAlign w:val="center"/>
+              </w:tcPr>
+              <w:p>
+                <w:pPr>
+                  <w:cnfStyle w:val="000000010000" w:firstRow="0" w:lastRow="0" w:firstColumn="0" w:lastColumn="0" w:oddVBand="0" w:evenVBand="0" w:oddHBand="0" w:evenHBand="1" w:firstRowFirstColumn="0" w:firstRowLastColumn="0" w:lastRowFirstColumn="0" w:lastRowLastColumn="0"/>
+                  <w:rPr>
+                    <w:rFonts w:cs="Arial" w:asciiTheme="minorHAnsi" w:hAnsiTheme="minorHAnsi"/>
+                    <w:sz w:val="22"/>
+                    <w:szCs w:val="22"/>
+                    <w:lang w:eastAsia="en-US"/>
+                  </w:rPr>
+                </w:pPr>
+                <w:proofErr w:type="spellStart"/>
+                <w:r>
+                  <w:rPr>
+                    <w:rFonts w:cs="Arial" w:asciiTheme="minorHAnsi" w:hAnsiTheme="minorHAnsi"/>
+                    <w:sz w:val="22"/>
+                    <w:szCs w:val="22"/>
+                    <w:lang w:eastAsia="en-US"/>
+                  </w:rPr>
+                  <w:t>ServiceCommitmentForLineDescription</w:t>
+                </w:r>
+                <w:proofErr w:type="spellEnd"/>
+              </w:p>
+            </w:tc>
+          </w:sdtContent>
+        </w:sdt>
+        <w:tc>
+          <w:tcPr>
+            <w:tcW w:w="1166" w:type="dxa"/>
+            <w:vAlign w:val="center"/>
+          </w:tcPr>
+          <w:p>
+            <w:pPr>
+              <w:cnfStyle w:val="000000010000" w:firstRow="0" w:lastRow="0" w:firstColumn="0" w:lastColumn="0" w:oddVBand="0" w:evenVBand="0" w:oddHBand="0" w:evenHBand="1" w:firstRowFirstColumn="0" w:firstRowLastColumn="0" w:lastRowFirstColumn="0" w:lastRowLastColumn="0"/>
+              <w:rPr>
+                <w:rFonts w:cs="Arial" w:asciiTheme="minorHAnsi" w:hAnsiTheme="minorHAnsi"/>
+                <w:sz w:val="22"/>
+                <w:szCs w:val="22"/>
+                <w:lang w:val="en-US" w:eastAsia="en-US"/>
+              </w:rPr>
+            </w:pPr>
+          </w:p>
+        </w:tc>
+        <w:tc>
+          <w:tcPr>
+            <w:tcW w:w="806" w:type="dxa"/>
+            <w:gridSpan w:val="3"/>
+            <w:vAlign w:val="center"/>
+          </w:tcPr>
+          <w:p>
+            <w:pPr>
+              <w:cnfStyle w:val="000000010000" w:firstRow="0" w:lastRow="0" w:firstColumn="0" w:lastColumn="0" w:oddVBand="0" w:evenVBand="0" w:oddHBand="0" w:evenHBand="1" w:firstRowFirstColumn="0" w:firstRowLastColumn="0" w:lastRowFirstColumn="0" w:lastRowLastColumn="0"/>
+              <w:rPr>
+                <w:rFonts w:asciiTheme="minorHAnsi" w:hAnsiTheme="minorHAnsi"/>
+                <w:sz w:val="22"/>
+                <w:szCs w:val="22"/>
+              </w:rPr>
+            </w:pPr>
+          </w:p>
+        </w:tc>
+        <w:sdt>
+          <w:sdtPr>
+            <w:rPr>
+              <w:sz w:val="22"/>
+              <w:szCs w:val="22"/>
+            </w:rPr>
+            <w:alias w:val="ServiceCommitmentForLinePrice"/>
+            <w:tag w:val="#BC:InsertDataItem,DataItems/Header/Line/ServiceCommitmentHeaderForSalesLine/ServiceCommitmentForLine/ServiceCommitmentForLinePrice"/>
+            <w:id w:val="-1431506944"/>
+            <w:placeholder>
+              <w:docPart w:val="87D7269456494E8F962D59EBAB6C7275"/>
+            </w:placeholder>
+            <w:dataBinding w:prefixMappings="xmlns:ns0='urn:microsoft-dynamics-nav/reports/Standard_Sales_Quote/1304/'" w:xpath="/ns0:NavWordReportXmlPart[1]/ns0:Header[1]/ns0:Line[1]/ns0:ServiceCommitmentHeaderForSalesLine[1]/ns0:ServiceCommitmentForLine[1]/ns0:ServiceCommitmentForLinePrice[1]" w:storeItemID="{00000000-0000-0000-0000-000000000000}"/>
+            <w15:color w:val="808080"/>
+            <w:text/>
+          </w:sdtPr>
+          <w:sdtContent>
+            <w:tc>
+              <w:tcPr>
+                <w:tcW w:w="1440" w:type="dxa"/>
+                <w:gridSpan w:val="4"/>
+                <w:vAlign w:val="center"/>
+              </w:tcPr>
+              <w:p>
+                <w:pPr>
+                  <w:cnfStyle w:val="000000010000" w:firstRow="0" w:lastRow="0" w:firstColumn="0" w:lastColumn="0" w:oddVBand="0" w:evenVBand="0" w:oddHBand="0" w:evenHBand="1" w:firstRowFirstColumn="0" w:firstRowLastColumn="0" w:lastRowFirstColumn="0" w:lastRowLastColumn="0"/>
+                  <w:rPr>
+                    <w:rFonts w:asciiTheme="minorHAnsi" w:hAnsiTheme="minorHAnsi"/>
+                    <w:sz w:val="22"/>
+                    <w:szCs w:val="22"/>
+                  </w:rPr>
+                </w:pPr>
+                <w:proofErr w:type="spellStart"/>
+                <w:r>
+                  <w:rPr>
+                    <w:rFonts w:asciiTheme="minorHAnsi" w:hAnsiTheme="minorHAnsi"/>
+                    <w:sz w:val="22"/>
+                    <w:szCs w:val="22"/>
+                  </w:rPr>
+                  <w:t>ServiceCommitmentForLinePrice</w:t>
+                </w:r>
+                <w:proofErr w:type="spellEnd"/>
+              </w:p>
+            </w:tc>
+          </w:sdtContent>
+        </w:sdt>
+        <w:sdt>
+          <w:sdtPr>
+            <w:rPr>
+              <w:sz w:val="22"/>
+              <w:szCs w:val="22"/>
+            </w:rPr>
+            <w:alias w:val="ServiceCommitmentForLineDiscount"/>
+            <w:tag w:val="#BC:InsertDataItem,DataItems/Header/Line/ServiceCommitmentHeaderForSalesLine/ServiceCommitmentForLine/ServiceCommitmentForLineDiscount"/>
+            <w:id w:val="-462581783"/>
+            <w:placeholder>
+              <w:docPart w:val="87D7269456494E8F962D59EBAB6C7275"/>
+            </w:placeholder>
+            <w:dataBinding w:prefixMappings="xmlns:ns0='urn:microsoft-dynamics-nav/reports/Standard_Sales_Quote/1304/'" w:xpath="/ns0:NavWordReportXmlPart[1]/ns0:Header[1]/ns0:Line[1]/ns0:ServiceCommitmentHeaderForSalesLine[1]/ns0:ServiceCommitmentForLine[1]/ns0:ServiceCommitmentForLineDiscount[1]" w:storeItemID="{00000000-0000-0000-0000-000000000000}"/>
+            <w15:color w:val="808080"/>
+            <w:text/>
+          </w:sdtPr>
+          <w:sdtContent>
+            <w:tc>
+              <w:tcPr>
+                <w:tcW w:w="1354" w:type="dxa"/>
+                <w:gridSpan w:val="2"/>
+                <w:vAlign w:val="center"/>
+              </w:tcPr>
+              <w:p>
+                <w:pPr>
+                  <w:cnfStyle w:val="000000010000" w:firstRow="0" w:lastRow="0" w:firstColumn="0" w:lastColumn="0" w:oddVBand="0" w:evenVBand="0" w:oddHBand="0" w:evenHBand="1" w:firstRowFirstColumn="0" w:firstRowLastColumn="0" w:lastRowFirstColumn="0" w:lastRowLastColumn="0"/>
+                  <w:rPr>
+                    <w:rFonts w:asciiTheme="minorHAnsi" w:hAnsiTheme="minorHAnsi"/>
+                    <w:sz w:val="22"/>
+                    <w:szCs w:val="22"/>
+                  </w:rPr>
+                </w:pPr>
+                <w:proofErr w:type="spellStart"/>
+                <w:r>
+                  <w:rPr>
+                    <w:rFonts w:asciiTheme="minorHAnsi" w:hAnsiTheme="minorHAnsi"/>
+                    <w:sz w:val="22"/>
+                    <w:szCs w:val="22"/>
+                  </w:rPr>
+                  <w:t>ServiceCommitmentForLineDiscount</w:t>
+                </w:r>
+                <w:proofErr w:type="spellEnd"/>
+              </w:p>
+            </w:tc>
+          </w:sdtContent>
+        </w:sdt>
+        <w:tc>
+          <w:tcPr>
+            <w:tcW w:w="994" w:type="dxa"/>
+            <w:gridSpan w:val="3"/>
+          </w:tcPr>
+          <w:p>
+            <w:pPr>
+              <w:cnfStyle w:val="000000010000" w:firstRow="0" w:lastRow="0" w:firstColumn="0" w:lastColumn="0" w:oddVBand="0" w:evenVBand="0" w:oddHBand="0" w:evenHBand="1" w:firstRowFirstColumn="0" w:firstRowLastColumn="0" w:lastRowFirstColumn="0" w:lastRowLastColumn="0"/>
+              <w:rPr>
+                <w:rFonts w:asciiTheme="minorHAnsi" w:hAnsiTheme="minorHAnsi"/>
+                <w:sz w:val="22"/>
+                <w:szCs w:val="22"/>
+              </w:rPr>
+            </w:pPr>
+          </w:p>
+        </w:tc>
+        <w:tc>
+          <w:tcPr>
+            <w:tcW w:w="1584" w:type="dxa"/>
+            <w:gridSpan w:val="3"/>
+          </w:tcPr>
+          <w:p>
+            <w:pPr>
+              <w:jc w:val="right"/>
+              <w:cnfStyle w:val="000000010000" w:firstRow="0" w:lastRow="0" w:firstColumn="0" w:lastColumn="0" w:oddVBand="0" w:evenVBand="0" w:oddHBand="0" w:evenHBand="1" w:firstRowFirstColumn="0" w:firstRowLastColumn="0" w:lastRowFirstColumn="0" w:lastRowLastColumn="0"/>
+              <w:rPr>
+                <w:rFonts w:asciiTheme="minorHAnsi" w:hAnsiTheme="minorHAnsi"/>
+                <w:sz w:val="22"/>
+                <w:szCs w:val="22"/>
+              </w:rPr>
+            </w:pPr>
+          </w:p>
+        </w:tc>
+      </w:tr>
+    </w:tbl>
+    <w:p>
+      <w:pPr>
+        <w:rPr>
+          <w:sz w:val="22"/>
+          <w:szCs w:val="22"/>
+        </w:rPr>
+      </w:pPr>
+    </w:p>
+    <w:tbl>
+      <w:tblPr>
+        <w:tblStyle w:val="CLSequoiatablestyle021"/>
+        <w:tblW w:w="5000" w:type="pct"/>
+        <w:tblLook w:val="06C0" w:firstRow="0" w:lastRow="1" w:firstColumn="1" w:lastColumn="0" w:noHBand="1" w:noVBand="1"/>
+        <w:tblCaption w:val="Regular Totals Block"/>
+      </w:tblPr>
+      <w:tblGrid>
+        <w:gridCol w:w="4795"/>
+        <w:gridCol w:w="636"/>
+        <w:gridCol w:w="335"/>
+        <w:gridCol w:w="337"/>
+        <w:gridCol w:w="4391"/>
+      </w:tblGrid>
+      <w:sdt>
+        <w:sdtPr>
+          <w:rPr>
+            <w:rFonts w:cs="Times New Roman" w:asciiTheme="minorHAnsi" w:hAnsiTheme="minorHAnsi" w:eastAsiaTheme="minorEastAsia"/>
+            <w:bCs w:val="0"/>
+            <w:kern w:val="2"/>
+            <w:sz w:val="22"/>
+            <w:szCs w:val="22"/>
+            <w:lang w:val="en-DK" w:eastAsia="en-DK"/>
+            <w14:ligatures w14:val="standardContextual"/>
+          </w:rPr>
+          <w:alias w:val="#Nav: /Header/ReportTotalsLine"/>
+          <w:tag w:val="#Nav: Standard_Sales_Quote/1304"/>
+          <w:id w:val="-1308857820"/>
+          <w15:dataBinding w:prefixMappings="xmlns:ns0='urn:microsoft-dynamics-nav/reports/Standard_Sales_Quote/1304/'" w:xpath="/ns0:NavWordReportXmlPart[1]/ns0:Header[1]/ns0:ReportTotalsLine" w:storeItemID="{49E3A5AC-F0FB-44FA-B497-E468622779B9}"/>
+          <w15:repeatingSection/>
+        </w:sdtPr>
+        <w:sdtContent>
+          <w:sdt>
+            <w:sdtPr>
+              <w:rPr>
+                <w:rFonts w:cs="Times New Roman" w:asciiTheme="minorHAnsi" w:hAnsiTheme="minorHAnsi" w:eastAsiaTheme="minorEastAsia"/>
+                <w:bCs w:val="0"/>
+                <w:kern w:val="2"/>
+                <w:sz w:val="22"/>
+                <w:szCs w:val="22"/>
+                <w:lang w:val="en-DK" w:eastAsia="en-DK"/>
+                <w14:ligatures w14:val="standardContextual"/>
+              </w:rPr>
+              <w:id w:val="1292552391"/>
+              <w:placeholder>
+                <w:docPart w:val="0DA117334EDC4137AA5D22F09C6E315F"/>
+              </w:placeholder>
+              <w15:repeatingSectionItem/>
+            </w:sdtPr>
+            <w:sdtContent>
+              <w:tr>
+                <w:trPr>
+                  <w:trHeight w:val="227"/>
+                </w:trPr>
+                <w:tc>
+                  <w:tcPr>
+                    <w:cnfStyle w:val="001000000000" w:firstRow="0" w:lastRow="0" w:firstColumn="1" w:lastColumn="0" w:oddVBand="0" w:evenVBand="0" w:oddHBand="0" w:evenHBand="0" w:firstRowFirstColumn="0" w:firstRowLastColumn="0" w:lastRowFirstColumn="0" w:lastRowLastColumn="0"/>
+                    <w:tcW w:w="4731" w:type="dxa"/>
+                    <w:gridSpan w:val="2"/>
+                    <w:vAlign w:val="center"/>
+                  </w:tcPr>
+                  <w:p>
+                    <w:pPr>
+                      <w:spacing w:before="120" w:after="120" w:line="240" w:lineRule="exact"/>
+                      <w:rPr>
+                        <w:rFonts w:cs="Times New Roman" w:asciiTheme="minorHAnsi" w:hAnsiTheme="minorHAnsi"/>
+                        <w:sz w:val="22"/>
+                        <w:szCs w:val="22"/>
+                      </w:rPr>
+                    </w:pPr>
+                    <w:sdt>
+                      <w:sdtPr>
+                        <w:rPr>
+                          <w:rFonts w:cs="Times New Roman"/>
+                          <w:sz w:val="22"/>
+                          <w:szCs w:val="22"/>
+                        </w:rPr>
+                        <w:alias w:val="#Nav: /Header/ReportTotalsLine/Description_ReportTotalsLine"/>
+                        <w:tag w:val="#Nav: Standard_Sales_Quote/1304"/>
+                        <w:id w:val="-428585018"/>
+                        <w:placeholder>
+                          <w:docPart w:val="D7D8C22094AC421DB2AB5E22475BA53C"/>
+                        </w:placeholder>
+                        <w:dataBinding w:prefixMappings="xmlns:ns0='urn:microsoft-dynamics-nav/reports/Standard_Sales_Quote/1304/'" w:xpath="/ns0:NavWordReportXmlPart[1]/ns0:Header[1]/ns0:ReportTotalsLine[1]/ns0:Description_ReportTotalsLine[1]" w:storeItemID="{49E3A5AC-F0FB-44FA-B497-E468622779B9}"/>
+                        <w:text/>
+                      </w:sdtPr>
+                      <w:sdtContent>
+                        <w:proofErr w:type="spellStart"/>
+                        <w:r>
+                          <w:rPr>
+                            <w:rFonts w:cs="Times New Roman" w:asciiTheme="minorHAnsi" w:hAnsiTheme="minorHAnsi"/>
+                            <w:sz w:val="22"/>
+                            <w:szCs w:val="22"/>
+                          </w:rPr>
+                          <w:t>Description_ReportTotalsLine</w:t>
+                        </w:r>
+                        <w:proofErr w:type="spellEnd"/>
+                      </w:sdtContent>
+                    </w:sdt>
+                  </w:p>
+                </w:tc>
+                <w:sdt>
+                  <w:sdtPr>
+                    <w:rPr>
+                      <w:rFonts w:cs="Times New Roman"/>
+                      <w:sz w:val="22"/>
+                      <w:szCs w:val="22"/>
+                    </w:rPr>
+                    <w:alias w:val="#Nav: /Header/ReportTotalsLine/Amount_ReportTotalsLine"/>
+                    <w:tag w:val="#Nav: Standard_Sales_Quote/1304"/>
+                    <w:id w:val="-1113817638"/>
+                    <w:placeholder>
+                      <w:docPart w:val="D7D8C22094AC421DB2AB5E22475BA53C"/>
+                    </w:placeholder>
+                    <w:dataBinding w:prefixMappings="xmlns:ns0='urn:microsoft-dynamics-nav/reports/Standard_Sales_Quote/1304/'" w:xpath="/ns0:NavWordReportXmlPart[1]/ns0:Header[1]/ns0:ReportTotalsLine[1]/ns0:Amount_ReportTotalsLine[1]" w:storeItemID="{49E3A5AC-F0FB-44FA-B497-E468622779B9}"/>
+                    <w:text/>
+                  </w:sdtPr>
+                  <w:sdtContent>
+                    <w:tc>
+                      <w:tcPr>
+                        <w:tcW w:w="4629" w:type="dxa"/>
+                        <w:gridSpan w:val="3"/>
+                        <w:tcMar>
+                          <w:right w:w="0" w:type="dxa"/>
+                        </w:tcMar>
+                        <w:vAlign w:val="center"/>
+                      </w:tcPr>
+                      <w:p>
+                        <w:pPr>
+                          <w:jc w:val="right"/>
+                          <w:cnfStyle w:val="000000000000" w:firstRow="0" w:lastRow="0" w:firstColumn="0" w:lastColumn="0" w:oddVBand="0" w:evenVBand="0" w:oddHBand="0" w:evenHBand="0" w:firstRowFirstColumn="0" w:firstRowLastColumn="0" w:lastRowFirstColumn="0" w:lastRowLastColumn="0"/>
+                          <w:rPr>
+                            <w:rFonts w:cs="Times New Roman" w:asciiTheme="minorHAnsi" w:hAnsiTheme="minorHAnsi"/>
+                            <w:sz w:val="22"/>
+                            <w:szCs w:val="22"/>
+                          </w:rPr>
+                        </w:pPr>
+                        <w:proofErr w:type="spellStart"/>
+                        <w:r>
+                          <w:rPr>
+                            <w:rFonts w:cs="Times New Roman" w:asciiTheme="minorHAnsi" w:hAnsiTheme="minorHAnsi"/>
+                            <w:sz w:val="22"/>
+                            <w:szCs w:val="22"/>
+                          </w:rPr>
+                          <w:t>Amount_ReportTotalsLine</w:t>
+                        </w:r>
+                        <w:proofErr w:type="spellEnd"/>
+                      </w:p>
+                    </w:tc>
+                  </w:sdtContent>
+                </w:sdt>
+              </w:tr>
+            </w:sdtContent>
+          </w:sdt>
+        </w:sdtContent>
+      </w:sdt>
+      <w:tr>
+        <w:trPr>
+          <w:cnfStyle w:val="010000000000" w:firstRow="0" w:lastRow="1" w:firstColumn="0" w:lastColumn="0" w:oddVBand="0" w:evenVBand="0" w:oddHBand="0" w:evenHBand="0" w:firstRowFirstColumn="0" w:firstRowLastColumn="0" w:lastRowFirstColumn="0" w:lastRowLastColumn="0"/>
+          <w:trHeight w:val="490"/>
+        </w:trPr>
+        <w:tc>
+          <w:tcPr>
+            <w:cnfStyle w:val="001000000000" w:firstRow="0" w:lastRow="0" w:firstColumn="1" w:lastColumn="0" w:oddVBand="0" w:evenVBand="0" w:oddHBand="0" w:evenHBand="0" w:firstRowFirstColumn="0" w:firstRowLastColumn="0" w:lastRowFirstColumn="0" w:lastRowLastColumn="0"/>
+            <w:tcW w:w="4795" w:type="dxa"/>
+            <w:tcBorders>
+              <w:top w:val="single" w:color="auto" w:sz="4" w:space="0"/>
+              <w:bottom w:val="single" w:color="auto" w:sz="8" w:space="0"/>
+            </w:tcBorders>
+            <w:vAlign w:val="center"/>
+          </w:tcPr>
+          <w:sdt>
+            <w:sdtPr>
+              <w:rPr>
+                <w:rFonts w:ascii="Segoe UI Semibold" w:hAnsi="Segoe UI Semibold" w:cs="Segoe UI Semibold"/>
+                <w:sz w:val="22"/>
+                <w:szCs w:val="22"/>
+              </w:rPr>
+              <w:alias w:val="TotalIncludingVATText"/>
+              <w:tag w:val="#BC:InsertDataItem,DataItems/Header/Totals/TotalIncludingVATText"/>
+              <w:id w:val="-1340845080"/>
+              <w:dataBinding w:prefixMappings="xmlns:ns0='urn:microsoft-dynamics-nav/reports/Standard_Sales_Quote/1304/'" w:xpath="/ns0:NavWordReportXmlPart[1]/ns0:Header[1]/ns0:Totals[1]/ns0:TotalIncludingVATText[1]" w:storeItemID="{00000000-0000-0000-0000-000000000000}"/>
+              <w15:color w:val="808080"/>
+              <w:text/>
+            </w:sdtPr>
+            <w:sdtContent>
+              <w:p>
+                <w:pPr>
+                  <w:pStyle w:val="Heading2"/>
+                  <w:spacing w:before="120" w:after="120" w:line="276" w:lineRule="auto"/>
+                  <w:rPr>
+                    <w:rFonts w:ascii="Segoe UI Semibold" w:hAnsi="Segoe UI Semibold" w:eastAsia="Times New Roman" w:cs="Segoe UI Semibold"/>
+                    <w:b w:val="0"/>
+                    <w:bCs w:val="0"/>
+                    <w:sz w:val="22"/>
+                    <w:szCs w:val="22"/>
+                  </w:rPr>
+                </w:pPr>
+                <w:proofErr w:type="spellStart"/>
+                <w:r>
+                  <w:rPr>
+                    <w:rFonts w:ascii="Segoe UI Semibold" w:hAnsi="Segoe UI Semibold" w:cs="Segoe UI Semibold"/>
+                    <w:bCs w:val="0"/>
+                    <w:sz w:val="22"/>
+                    <w:szCs w:val="22"/>
+                  </w:rPr>
+                  <w:t>TotalIncludingVATText</w:t>
+                </w:r>
+                <w:proofErr w:type="spellEnd"/>
+              </w:p>
+            </w:sdtContent>
+          </w:sdt>
+        </w:tc>
+        <w:tc>
+          <w:tcPr>
+            <w:tcW w:w="636" w:type="dxa"/>
+            <w:tcBorders>
+              <w:top w:val="single" w:color="auto" w:sz="4" w:space="0"/>
+              <w:bottom w:val="single" w:color="auto" w:sz="8" w:space="0"/>
+            </w:tcBorders>
+            <w:vAlign w:val="center"/>
+          </w:tcPr>
+          <w:p>
+            <w:pPr>
+              <w:pStyle w:val="Heading2"/>
+              <w:spacing w:before="120" w:after="120" w:line="276" w:lineRule="auto"/>
+              <w:cnfStyle w:val="010000000000" w:firstRow="0" w:lastRow="1" w:firstColumn="0" w:lastColumn="0" w:oddVBand="0" w:evenVBand="0" w:oddHBand="0" w:evenHBand="0" w:firstRowFirstColumn="0" w:firstRowLastColumn="0" w:lastRowFirstColumn="0" w:lastRowLastColumn="0"/>
+              <w:rPr>
+                <w:rFonts w:ascii="Segoe UI Semibold" w:hAnsi="Segoe UI Semibold" w:cs="Segoe UI Semibold"/>
+                <w:b w:val="0"/>
+                <w:sz w:val="22"/>
+                <w:szCs w:val="22"/>
+                <w:lang w:eastAsia="en-US"/>
+              </w:rPr>
+            </w:pPr>
+          </w:p>
+        </w:tc>
+        <w:tc>
+          <w:tcPr>
+            <w:tcW w:w="335" w:type="dxa"/>
+            <w:tcBorders>
+              <w:top w:val="single" w:color="auto" w:sz="4" w:space="0"/>
+              <w:bottom w:val="single" w:color="auto" w:sz="8" w:space="0"/>
+            </w:tcBorders>
+            <w:vAlign w:val="center"/>
+          </w:tcPr>
+          <w:p>
+            <w:pPr>
+              <w:pStyle w:val="Heading2"/>
+              <w:spacing w:before="120" w:after="120" w:line="276" w:lineRule="auto"/>
+              <w:cnfStyle w:val="010000000000" w:firstRow="0" w:lastRow="1" w:firstColumn="0" w:lastColumn="0" w:oddVBand="0" w:evenVBand="0" w:oddHBand="0" w:evenHBand="0" w:firstRowFirstColumn="0" w:firstRowLastColumn="0" w:lastRowFirstColumn="0" w:lastRowLastColumn="0"/>
+              <w:rPr>
+                <w:rFonts w:ascii="Segoe UI Semibold" w:hAnsi="Segoe UI Semibold" w:cs="Segoe UI Semibold"/>
+                <w:b w:val="0"/>
+                <w:sz w:val="22"/>
+                <w:szCs w:val="22"/>
+                <w:lang w:eastAsia="en-US"/>
+              </w:rPr>
+            </w:pPr>
+          </w:p>
+        </w:tc>
+        <w:tc>
+          <w:tcPr>
+            <w:tcW w:w="337" w:type="dxa"/>
+            <w:tcBorders>
+              <w:top w:val="single" w:color="auto" w:sz="4" w:space="0"/>
+              <w:bottom w:val="single" w:color="auto" w:sz="8" w:space="0"/>
+            </w:tcBorders>
+            <w:vAlign w:val="center"/>
+          </w:tcPr>
+          <w:p>
+            <w:pPr>
+              <w:pStyle w:val="Heading2"/>
+              <w:spacing w:before="120" w:after="120" w:line="276" w:lineRule="auto"/>
+              <w:cnfStyle w:val="010000000000" w:firstRow="0" w:lastRow="1" w:firstColumn="0" w:lastColumn="0" w:oddVBand="0" w:evenVBand="0" w:oddHBand="0" w:evenHBand="0" w:firstRowFirstColumn="0" w:firstRowLastColumn="0" w:lastRowFirstColumn="0" w:lastRowLastColumn="0"/>
+              <w:rPr>
+                <w:rFonts w:ascii="Segoe UI Semibold" w:hAnsi="Segoe UI Semibold" w:cs="Segoe UI Semibold"/>
+                <w:b w:val="0"/>
+                <w:sz w:val="22"/>
+                <w:szCs w:val="22"/>
+                <w:lang w:eastAsia="en-US"/>
+              </w:rPr>
+            </w:pPr>
+          </w:p>
+        </w:tc>
+        <w:tc>
+          <w:tcPr>
+            <w:tcW w:w="4391" w:type="dxa"/>
+            <w:tcBorders>
+              <w:top w:val="single" w:color="auto" w:sz="4" w:space="0"/>
+              <w:bottom w:val="single" w:color="auto" w:sz="8" w:space="0"/>
+            </w:tcBorders>
+            <w:vAlign w:val="center"/>
+          </w:tcPr>
+          <w:p>
+            <w:pPr>
+              <w:pStyle w:val="Heading2"/>
+              <w:spacing w:before="120" w:after="120" w:line="276" w:lineRule="auto"/>
+              <w:jc w:val="right"/>
+              <w:cnfStyle w:val="010000000000" w:firstRow="0" w:lastRow="1" w:firstColumn="0" w:lastColumn="0" w:oddVBand="0" w:evenVBand="0" w:oddHBand="0" w:evenHBand="0" w:firstRowFirstColumn="0" w:firstRowLastColumn="0" w:lastRowFirstColumn="0" w:lastRowLastColumn="0"/>
+              <w:rPr>
+                <w:rFonts w:ascii="Segoe UI Semibold" w:hAnsi="Segoe UI Semibold" w:cs="Segoe UI Semibold"/>
+                <w:b w:val="0"/>
+                <w:sz w:val="22"/>
+                <w:szCs w:val="22"/>
+                <w:lang w:eastAsia="en-US"/>
+              </w:rPr>
+            </w:pPr>
+            <w:r>
+              <w:rPr>
+                <w:rFonts w:ascii="Segoe UI Semibold" w:hAnsi="Segoe UI Semibold" w:eastAsia="Times New Roman" w:cs="Segoe UI Semibold"/>
+                <w:sz w:val="22"/>
+                <w:szCs w:val="22"/>
+              </w:rPr>
+              <w:t> </w:t>
+            </w:r>
+            <w:proofErr w:type="spellStart"/>
+            <w:sdt>
+              <w:sdtPr>
+                <w:rPr>
+                  <w:rFonts w:ascii="Segoe UI Semibold" w:hAnsi="Segoe UI Semibold" w:eastAsia="Times New Roman" w:cs="Segoe UI Semibold"/>
+                  <w:sz w:val="22"/>
+                  <w:szCs w:val="22"/>
+                </w:rPr>
+                <w:alias w:val="TotalAmountIncludingVAT"/>
+                <w:tag w:val="#BC:InsertDataItem,DataItems/Header/Totals/TotalAmountIncludingVAT"/>
+                <w:id w:val="475962551"/>
+                <w:dataBinding w:prefixMappings="xmlns:ns0='urn:microsoft-dynamics-nav/reports/Standard_Sales_Quote/1304/'" w:xpath="/ns0:NavWordReportXmlPart[1]/ns0:Header[1]/ns0:Totals[1]/ns0:TotalAmountIncludingVAT[1]" w:storeItemID="{00000000-0000-0000-0000-000000000000}"/>
+                <w15:color w:val="808080"/>
+                <w:text/>
+              </w:sdtPr>
+              <w:sdtContent>
+                <w:r>
+                  <w:rPr>
+                    <w:rFonts w:ascii="Segoe UI Semibold" w:hAnsi="Segoe UI Semibold" w:eastAsia="Times New Roman" w:cs="Segoe UI Semibold"/>
+                    <w:sz w:val="22"/>
+                    <w:szCs w:val="22"/>
+                  </w:rPr>
+                  <w:t>TotalAmountIncludingVAT</w:t>
+                </w:r>
+                <w:proofErr w:type="spellEnd"/>
+              </w:sdtContent>
+            </w:sdt>
+          </w:p>
+        </w:tc>
+      </w:tr>
+    </w:tbl>
+    <w:p>
+      <w:pPr>
+        <w:rPr>
+          <w:sz w:val="22"/>
+          <w:szCs w:val="22"/>
+        </w:rPr>
+      </w:pPr>
+    </w:p>
+    <w:tbl>
+      <w:tblPr>
+        <w:tblW w:w="0" w:type="auto"/>
+        <w:tblCellMar>
+          <w:left w:w="0" w:type="dxa"/>
+          <w:right w:w="0" w:type="dxa"/>
+        </w:tblCellMar>
+        <w:tblLook w:val="0000" w:firstRow="0" w:lastRow="0" w:firstColumn="0" w:lastColumn="0" w:noHBand="0" w:noVBand="0"/>
+        <w:tblCaption w:val="Notes Block"/>
+      </w:tblPr>
+      <w:tblGrid>
+        <w:gridCol w:w="10494"/>
+      </w:tblGrid>
+      <w:tr>
+        <w:sdt>
+          <w:sdtPr>
+            <w:rPr>
+              <w:iCs/>
+              <w:sz w:val="22"/>
+              <w:szCs w:val="22"/>
+            </w:rPr>
+            <w:alias w:val="WorkDescriptionLine"/>
+            <w:tag w:val="#BC:InsertDataItem,DataItems/Header/WorkDescriptionLines/WorkDescriptionLine"/>
+            <w:id w:val="1093668451"/>
+            <w:placeholder>
+              <w:docPart w:val="040EB39C88C340B6B7A2F569B1AA1C77"/>
+            </w:placeholder>
+            <w:dataBinding w:prefixMappings="xmlns:ns0='urn:microsoft-dynamics-nav/reports/Standard_Sales_Quote/1304/'" w:xpath="/ns0:NavWordReportXmlPart[1]/ns0:Header[1]/ns0:WorkDescriptionLines[1]/ns0:WorkDescriptionLine[1]" w:storeItemID="{00000000-0000-0000-0000-000000000000}"/>
+            <w15:color w:val="808080"/>
+            <w:text/>
+          </w:sdtPr>
+          <w:sdtContent>
+            <w:tc>
+              <w:tcPr>
+                <w:tcW w:w="10494" w:type="dxa"/>
+              </w:tcPr>
+              <w:p>
+                <w:pPr>
+                  <w:ind w:right="26"/>
+                  <w:rPr>
+                    <w:i/>
+                  </w:rPr>
+                </w:pPr>
+                <w:proofErr w:type="spellStart"/>
+                <w:r>
+                  <w:rPr>
+                    <w:iCs/>
+                    <w:sz w:val="22"/>
+                    <w:szCs w:val="22"/>
+                  </w:rPr>
+                  <w:t>WorkDescriptionLine</w:t>
+                </w:r>
+                <w:proofErr w:type="spellEnd"/>
+              </w:p>
+            </w:tc>
+          </w:sdtContent>
+        </w:sdt>
+      </w:tr>
+    </w:tbl>
+    <w:p/>
+    <w:p/>
+    <w:p/>
+    <w:p/>
+    <w:p>
+      <w:pPr>
+        <w:rPr>
+          <w:lang w:val="da-DK"/>
+        </w:rPr>
+      </w:pPr>
     </w:p>
     <w:sectPr>
+      <w:headerReference w:type="even" r:id="rId8"/>
+      <w:headerReference w:type="default" r:id="rId9"/>
+      <w:footerReference w:type="even" r:id="rId10"/>
+      <w:footerReference w:type="default" r:id="rId11"/>
+      <w:headerReference w:type="first" r:id="rId12"/>
+      <w:footerReference w:type="first" r:id="rId13"/>
       <w:pgSz w:w="11906" w:h="16838"/>
-      <w:pgMar w:top="1701" w:right="1134" w:bottom="1701" w:left="1134" w:header="708" w:footer="708" w:gutter="0"/>
+      <w:pgMar w:top="576" w:right="706" w:bottom="576" w:left="706" w:header="708" w:footer="708" w:gutter="0"/>
       <w:cols w:space="708"/>
       <w:docGrid w:linePitch="360"/>
     </w:sectPr>
@@ -16,7 +3598,3316 @@
 </w:document>
 </file>
 
-<file path=customXml/item.xml>��< ? x m l   v e r s i o n = " 1 . 0 "   e n c o d i n g = " u t f - 1 6 " ? > +<file path=word/endnotes.xml><?xml version="1.0" encoding="utf-8"?>
+<w:endnotes xmlns:wpc="http://schemas.microsoft.com/office/word/2010/wordprocessingCanvas" xmlns:cx="http://schemas.microsoft.com/office/drawing/2014/chartex" xmlns:cx1="http://schemas.microsoft.com/office/drawing/2015/9/8/chartex" xmlns:cx2="http://schemas.microsoft.com/office/drawing/2015/10/21/chartex" xmlns:cx3="http://schemas.microsoft.com/office/drawing/2016/5/9/chartex" xmlns:cx4="http://schemas.microsoft.com/office/drawing/2016/5/10/chartex" xmlns:cx5="http://schemas.microsoft.com/office/drawing/2016/5/11/chartex" xmlns:cx6="http://schemas.microsoft.com/office/drawing/2016/5/12/chartex" xmlns:cx7="http://schemas.microsoft.com/office/drawing/2016/5/13/chartex" xmlns:cx8="http://schemas.microsoft.com/office/drawing/2016/5/14/chartex" xmlns:mc="http://schemas.openxmlformats.org/markup-compatibility/2006" xmlns:aink="http://schemas.microsoft.com/office/drawing/2016/ink" xmlns:am3d="http://schemas.microsoft.com/office/drawing/2017/model3d" xmlns:o="urn:schemas-microsoft-com:office:office" xmlns:oel="http://schemas.microsoft.com/office/2019/extlst" xmlns:r="http://schemas.openxmlformats.org/officeDocument/2006/relationships" xmlns:m="http://schemas.openxmlformats.org/officeDocument/2006/math" xmlns:v="urn:schemas-microsoft-com:vml" xmlns:wp14="http://schemas.microsoft.com/office/word/2010/wordprocessingDrawing" xmlns:wp="http://schemas.openxmlformats.org/drawingml/2006/wordprocessingDrawing" xmlns:w10="urn:schemas-microsoft-com:office:word" xmlns:w="http://schemas.openxmlformats.org/wordprocessingml/2006/main" xmlns:w14="http://schemas.microsoft.com/office/word/2010/wordml" xmlns:w15="http://schemas.microsoft.com/office/word/2012/wordml" xmlns:w16cex="http://schemas.microsoft.com/office/word/2018/wordml/cex" xmlns:w16cid="http://schemas.microsoft.com/office/word/2016/wordml/cid" xmlns:w16="http://schemas.microsoft.com/office/word/2018/wordml" xmlns:w16du="http://schemas.microsoft.com/office/word/2023/wordml/word16du" xmlns:w16sdtdh="http://schemas.microsoft.com/office/word/2020/wordml/sdtdatahash" xmlns:w16sdtfl="http://schemas.microsoft.com/office/word/2024/wordml/sdtformatlock" xmlns:w16se="http://schemas.microsoft.com/office/word/2015/wordml/symex" xmlns:wpg="http://schemas.microsoft.com/office/word/2010/wordprocessingGroup" xmlns:wpi="http://schemas.microsoft.com/office/word/2010/wordprocessingInk" xmlns:wne="http://schemas.microsoft.com/office/word/2006/wordml" xmlns:wps="http://schemas.microsoft.com/office/word/2010/wordprocessingShape" mc:Ignorable="w14 w15 w16se w16cid w16 w16cex w16sdtdh w16sdtfl w16du wp14">
+  <w:endnote w:type="separator" w:id="-1">
+    <w:p>
+      <w:pPr>
+        <w:spacing w:after="0" w:line="240" w:lineRule="auto"/>
+      </w:pPr>
+      <w:r>
+        <w:separator/>
+      </w:r>
+    </w:p>
+  </w:endnote>
+  <w:endnote w:type="continuationSeparator" w:id="0">
+    <w:p>
+      <w:pPr>
+        <w:spacing w:after="0" w:line="240" w:lineRule="auto"/>
+      </w:pPr>
+      <w:r>
+        <w:continuationSeparator/>
+      </w:r>
+    </w:p>
+  </w:endnote>
+</w:endnotes>
+</file>
+
+<file path=word/footer1.xml><?xml version="1.0" encoding="utf-8"?>
+<w:ftr xmlns:wpc="http://schemas.microsoft.com/office/word/2010/wordprocessingCanvas" xmlns:cx="http://schemas.microsoft.com/office/drawing/2014/chartex" xmlns:cx1="http://schemas.microsoft.com/office/drawing/2015/9/8/chartex" xmlns:cx2="http://schemas.microsoft.com/office/drawing/2015/10/21/chartex" xmlns:cx3="http://schemas.microsoft.com/office/drawing/2016/5/9/chartex" xmlns:cx4="http://schemas.microsoft.com/office/drawing/2016/5/10/chartex" xmlns:cx5="http://schemas.microsoft.com/office/drawing/2016/5/11/chartex" xmlns:cx6="http://schemas.microsoft.com/office/drawing/2016/5/12/chartex" xmlns:cx7="http://schemas.microsoft.com/office/drawing/2016/5/13/chartex" xmlns:cx8="http://schemas.microsoft.com/office/drawing/2016/5/14/chartex" xmlns:mc="http://schemas.openxmlformats.org/markup-compatibility/2006" xmlns:aink="http://schemas.microsoft.com/office/drawing/2016/ink" xmlns:am3d="http://schemas.microsoft.com/office/drawing/2017/model3d" xmlns:o="urn:schemas-microsoft-com:office:office" xmlns:oel="http://schemas.microsoft.com/office/2019/extlst" xmlns:r="http://schemas.openxmlformats.org/officeDocument/2006/relationships" xmlns:m="http://schemas.openxmlformats.org/officeDocument/2006/math" xmlns:v="urn:schemas-microsoft-com:vml" xmlns:wp14="http://schemas.microsoft.com/office/word/2010/wordprocessingDrawing" xmlns:wp="http://schemas.openxmlformats.org/drawingml/2006/wordprocessingDrawing" xmlns:w10="urn:schemas-microsoft-com:office:word" xmlns:w="http://schemas.openxmlformats.org/wordprocessingml/2006/main" xmlns:w14="http://schemas.microsoft.com/office/word/2010/wordml" xmlns:w15="http://schemas.microsoft.com/office/word/2012/wordml" xmlns:w16cex="http://schemas.microsoft.com/office/word/2018/wordml/cex" xmlns:w16cid="http://schemas.microsoft.com/office/word/2016/wordml/cid" xmlns:w16="http://schemas.microsoft.com/office/word/2018/wordml" xmlns:w16du="http://schemas.microsoft.com/office/word/2023/wordml/word16du" xmlns:w16sdtdh="http://schemas.microsoft.com/office/word/2020/wordml/sdtdatahash" xmlns:w16sdtfl="http://schemas.microsoft.com/office/word/2024/wordml/sdtformatlock" xmlns:w16se="http://schemas.microsoft.com/office/word/2015/wordml/symex" xmlns:wpg="http://schemas.microsoft.com/office/word/2010/wordprocessingGroup" xmlns:wpi="http://schemas.microsoft.com/office/word/2010/wordprocessingInk" xmlns:wne="http://schemas.microsoft.com/office/word/2006/wordml" xmlns:wps="http://schemas.microsoft.com/office/word/2010/wordprocessingShape" mc:Ignorable="w14 w15 w16se w16cid w16 w16cex w16sdtdh w16sdtfl w16du wp14">
+  <w:p>
+    <w:pPr>
+      <w:pStyle w:val="Footer"/>
+    </w:pPr>
+  </w:p>
+</w:ftr>
+</file>
+
+<file path=word/footer2.xml><?xml version="1.0" encoding="utf-8"?>
+<w:ftr xmlns:wpc="http://schemas.microsoft.com/office/word/2010/wordprocessingCanvas" xmlns:cx="http://schemas.microsoft.com/office/drawing/2014/chartex" xmlns:cx1="http://schemas.microsoft.com/office/drawing/2015/9/8/chartex" xmlns:cx2="http://schemas.microsoft.com/office/drawing/2015/10/21/chartex" xmlns:cx3="http://schemas.microsoft.com/office/drawing/2016/5/9/chartex" xmlns:cx4="http://schemas.microsoft.com/office/drawing/2016/5/10/chartex" xmlns:cx5="http://schemas.microsoft.com/office/drawing/2016/5/11/chartex" xmlns:cx6="http://schemas.microsoft.com/office/drawing/2016/5/12/chartex" xmlns:cx7="http://schemas.microsoft.com/office/drawing/2016/5/13/chartex" xmlns:cx8="http://schemas.microsoft.com/office/drawing/2016/5/14/chartex" xmlns:mc="http://schemas.openxmlformats.org/markup-compatibility/2006" xmlns:aink="http://schemas.microsoft.com/office/drawing/2016/ink" xmlns:am3d="http://schemas.microsoft.com/office/drawing/2017/model3d" xmlns:o="urn:schemas-microsoft-com:office:office" xmlns:oel="http://schemas.microsoft.com/office/2019/extlst" xmlns:r="http://schemas.openxmlformats.org/officeDocument/2006/relationships" xmlns:m="http://schemas.openxmlformats.org/officeDocument/2006/math" xmlns:v="urn:schemas-microsoft-com:vml" xmlns:wp14="http://schemas.microsoft.com/office/word/2010/wordprocessingDrawing" xmlns:wp="http://schemas.openxmlformats.org/drawingml/2006/wordprocessingDrawing" xmlns:w10="urn:schemas-microsoft-com:office:word" xmlns:w="http://schemas.openxmlformats.org/wordprocessingml/2006/main" xmlns:w14="http://schemas.microsoft.com/office/word/2010/wordml" xmlns:w15="http://schemas.microsoft.com/office/word/2012/wordml" xmlns:w16cex="http://schemas.microsoft.com/office/word/2018/wordml/cex" xmlns:w16cid="http://schemas.microsoft.com/office/word/2016/wordml/cid" xmlns:w16="http://schemas.microsoft.com/office/word/2018/wordml" xmlns:w16du="http://schemas.microsoft.com/office/word/2023/wordml/word16du" xmlns:w16sdtdh="http://schemas.microsoft.com/office/word/2020/wordml/sdtdatahash" xmlns:w16sdtfl="http://schemas.microsoft.com/office/word/2024/wordml/sdtformatlock" xmlns:w16se="http://schemas.microsoft.com/office/word/2015/wordml/symex" xmlns:wpg="http://schemas.microsoft.com/office/word/2010/wordprocessingGroup" xmlns:wpi="http://schemas.microsoft.com/office/word/2010/wordprocessingInk" xmlns:wne="http://schemas.microsoft.com/office/word/2006/wordml" xmlns:wps="http://schemas.microsoft.com/office/word/2010/wordprocessingShape" mc:Ignorable="w14 w15 w16se w16cid w16 w16cex w16sdtdh w16sdtfl w16du wp14">
+  <w:p>
+    <w:pPr>
+      <w:pStyle w:val="Footer"/>
+    </w:pPr>
+  </w:p>
+</w:ftr>
+</file>
+
+<file path=word/footer3.xml><?xml version="1.0" encoding="utf-8"?>
+<w:ftr xmlns:wpc="http://schemas.microsoft.com/office/word/2010/wordprocessingCanvas" xmlns:cx="http://schemas.microsoft.com/office/drawing/2014/chartex" xmlns:cx1="http://schemas.microsoft.com/office/drawing/2015/9/8/chartex" xmlns:cx2="http://schemas.microsoft.com/office/drawing/2015/10/21/chartex" xmlns:cx3="http://schemas.microsoft.com/office/drawing/2016/5/9/chartex" xmlns:cx4="http://schemas.microsoft.com/office/drawing/2016/5/10/chartex" xmlns:cx5="http://schemas.microsoft.com/office/drawing/2016/5/11/chartex" xmlns:cx6="http://schemas.microsoft.com/office/drawing/2016/5/12/chartex" xmlns:cx7="http://schemas.microsoft.com/office/drawing/2016/5/13/chartex" xmlns:cx8="http://schemas.microsoft.com/office/drawing/2016/5/14/chartex" xmlns:mc="http://schemas.openxmlformats.org/markup-compatibility/2006" xmlns:aink="http://schemas.microsoft.com/office/drawing/2016/ink" xmlns:am3d="http://schemas.microsoft.com/office/drawing/2017/model3d" xmlns:o="urn:schemas-microsoft-com:office:office" xmlns:oel="http://schemas.microsoft.com/office/2019/extlst" xmlns:r="http://schemas.openxmlformats.org/officeDocument/2006/relationships" xmlns:m="http://schemas.openxmlformats.org/officeDocument/2006/math" xmlns:v="urn:schemas-microsoft-com:vml" xmlns:wp14="http://schemas.microsoft.com/office/word/2010/wordprocessingDrawing" xmlns:wp="http://schemas.openxmlformats.org/drawingml/2006/wordprocessingDrawing" xmlns:w10="urn:schemas-microsoft-com:office:word" xmlns:w="http://schemas.openxmlformats.org/wordprocessingml/2006/main" xmlns:w14="http://schemas.microsoft.com/office/word/2010/wordml" xmlns:w15="http://schemas.microsoft.com/office/word/2012/wordml" xmlns:w16cex="http://schemas.microsoft.com/office/word/2018/wordml/cex" xmlns:w16cid="http://schemas.microsoft.com/office/word/2016/wordml/cid" xmlns:w16="http://schemas.microsoft.com/office/word/2018/wordml" xmlns:w16du="http://schemas.microsoft.com/office/word/2023/wordml/word16du" xmlns:w16sdtdh="http://schemas.microsoft.com/office/word/2020/wordml/sdtdatahash" xmlns:w16sdtfl="http://schemas.microsoft.com/office/word/2024/wordml/sdtformatlock" xmlns:w16se="http://schemas.microsoft.com/office/word/2015/wordml/symex" xmlns:wpg="http://schemas.microsoft.com/office/word/2010/wordprocessingGroup" xmlns:wpi="http://schemas.microsoft.com/office/word/2010/wordprocessingInk" xmlns:wne="http://schemas.microsoft.com/office/word/2006/wordml" xmlns:wps="http://schemas.microsoft.com/office/word/2010/wordprocessingShape" mc:Ignorable="w14 w15 w16se w16cid w16 w16cex w16sdtdh w16sdtfl w16du wp14">
+  <w:p>
+    <w:pPr>
+      <w:pStyle w:val="Footer"/>
+    </w:pPr>
+  </w:p>
+</w:ftr>
+</file>
+
+<file path=word/footnotes.xml><?xml version="1.0" encoding="utf-8"?>
+<w:footnotes xmlns:wpc="http://schemas.microsoft.com/office/word/2010/wordprocessingCanvas" xmlns:cx="http://schemas.microsoft.com/office/drawing/2014/chartex" xmlns:cx1="http://schemas.microsoft.com/office/drawing/2015/9/8/chartex" xmlns:cx2="http://schemas.microsoft.com/office/drawing/2015/10/21/chartex" xmlns:cx3="http://schemas.microsoft.com/office/drawing/2016/5/9/chartex" xmlns:cx4="http://schemas.microsoft.com/office/drawing/2016/5/10/chartex" xmlns:cx5="http://schemas.microsoft.com/office/drawing/2016/5/11/chartex" xmlns:cx6="http://schemas.microsoft.com/office/drawing/2016/5/12/chartex" xmlns:cx7="http://schemas.microsoft.com/office/drawing/2016/5/13/chartex" xmlns:cx8="http://schemas.microsoft.com/office/drawing/2016/5/14/chartex" xmlns:mc="http://schemas.openxmlformats.org/markup-compatibility/2006" xmlns:aink="http://schemas.microsoft.com/office/drawing/2016/ink" xmlns:am3d="http://schemas.microsoft.com/office/drawing/2017/model3d" xmlns:o="urn:schemas-microsoft-com:office:office" xmlns:oel="http://schemas.microsoft.com/office/2019/extlst" xmlns:r="http://schemas.openxmlformats.org/officeDocument/2006/relationships" xmlns:m="http://schemas.openxmlformats.org/officeDocument/2006/math" xmlns:v="urn:schemas-microsoft-com:vml" xmlns:wp14="http://schemas.microsoft.com/office/word/2010/wordprocessingDrawing" xmlns:wp="http://schemas.openxmlformats.org/drawingml/2006/wordprocessingDrawing" xmlns:w10="urn:schemas-microsoft-com:office:word" xmlns:w="http://schemas.openxmlformats.org/wordprocessingml/2006/main" xmlns:w14="http://schemas.microsoft.com/office/word/2010/wordml" xmlns:w15="http://schemas.microsoft.com/office/word/2012/wordml" xmlns:w16cex="http://schemas.microsoft.com/office/word/2018/wordml/cex" xmlns:w16cid="http://schemas.microsoft.com/office/word/2016/wordml/cid" xmlns:w16="http://schemas.microsoft.com/office/word/2018/wordml" xmlns:w16du="http://schemas.microsoft.com/office/word/2023/wordml/word16du" xmlns:w16sdtdh="http://schemas.microsoft.com/office/word/2020/wordml/sdtdatahash" xmlns:w16sdtfl="http://schemas.microsoft.com/office/word/2024/wordml/sdtformatlock" xmlns:w16se="http://schemas.microsoft.com/office/word/2015/wordml/symex" xmlns:wpg="http://schemas.microsoft.com/office/word/2010/wordprocessingGroup" xmlns:wpi="http://schemas.microsoft.com/office/word/2010/wordprocessingInk" xmlns:wne="http://schemas.microsoft.com/office/word/2006/wordml" xmlns:wps="http://schemas.microsoft.com/office/word/2010/wordprocessingShape" mc:Ignorable="w14 w15 w16se w16cid w16 w16cex w16sdtdh w16sdtfl w16du wp14">
+  <w:footnote w:type="separator" w:id="-1">
+    <w:p>
+      <w:pPr>
+        <w:spacing w:after="0" w:line="240" w:lineRule="auto"/>
+      </w:pPr>
+      <w:r>
+        <w:separator/>
+      </w:r>
+    </w:p>
+  </w:footnote>
+  <w:footnote w:type="continuationSeparator" w:id="0">
+    <w:p>
+      <w:pPr>
+        <w:spacing w:after="0" w:line="240" w:lineRule="auto"/>
+      </w:pPr>
+      <w:r>
+        <w:continuationSeparator/>
+      </w:r>
+    </w:p>
+  </w:footnote>
+</w:footnotes>
+</file>
+
+<file path=word/header1.xml><?xml version="1.0" encoding="utf-8"?>
+<w:hdr xmlns:wpc="http://schemas.microsoft.com/office/word/2010/wordprocessingCanvas" xmlns:cx="http://schemas.microsoft.com/office/drawing/2014/chartex" xmlns:cx1="http://schemas.microsoft.com/office/drawing/2015/9/8/chartex" xmlns:cx2="http://schemas.microsoft.com/office/drawing/2015/10/21/chartex" xmlns:cx3="http://schemas.microsoft.com/office/drawing/2016/5/9/chartex" xmlns:cx4="http://schemas.microsoft.com/office/drawing/2016/5/10/chartex" xmlns:cx5="http://schemas.microsoft.com/office/drawing/2016/5/11/chartex" xmlns:cx6="http://schemas.microsoft.com/office/drawing/2016/5/12/chartex" xmlns:cx7="http://schemas.microsoft.com/office/drawing/2016/5/13/chartex" xmlns:cx8="http://schemas.microsoft.com/office/drawing/2016/5/14/chartex" xmlns:mc="http://schemas.openxmlformats.org/markup-compatibility/2006" xmlns:aink="http://schemas.microsoft.com/office/drawing/2016/ink" xmlns:am3d="http://schemas.microsoft.com/office/drawing/2017/model3d" xmlns:o="urn:schemas-microsoft-com:office:office" xmlns:oel="http://schemas.microsoft.com/office/2019/extlst" xmlns:r="http://schemas.openxmlformats.org/officeDocument/2006/relationships" xmlns:m="http://schemas.openxmlformats.org/officeDocument/2006/math" xmlns:v="urn:schemas-microsoft-com:vml" xmlns:wp14="http://schemas.microsoft.com/office/word/2010/wordprocessingDrawing" xmlns:wp="http://schemas.openxmlformats.org/drawingml/2006/wordprocessingDrawing" xmlns:w10="urn:schemas-microsoft-com:office:word" xmlns:w="http://schemas.openxmlformats.org/wordprocessingml/2006/main" xmlns:w14="http://schemas.microsoft.com/office/word/2010/wordml" xmlns:w15="http://schemas.microsoft.com/office/word/2012/wordml" xmlns:w16cex="http://schemas.microsoft.com/office/word/2018/wordml/cex" xmlns:w16cid="http://schemas.microsoft.com/office/word/2016/wordml/cid" xmlns:w16="http://schemas.microsoft.com/office/word/2018/wordml" xmlns:w16du="http://schemas.microsoft.com/office/word/2023/wordml/word16du" xmlns:w16sdtdh="http://schemas.microsoft.com/office/word/2020/wordml/sdtdatahash" xmlns:w16sdtfl="http://schemas.microsoft.com/office/word/2024/wordml/sdtformatlock" xmlns:w16se="http://schemas.microsoft.com/office/word/2015/wordml/symex" xmlns:wpg="http://schemas.microsoft.com/office/word/2010/wordprocessingGroup" xmlns:wpi="http://schemas.microsoft.com/office/word/2010/wordprocessingInk" xmlns:wne="http://schemas.microsoft.com/office/word/2006/wordml" xmlns:wps="http://schemas.microsoft.com/office/word/2010/wordprocessingShape" mc:Ignorable="w14 w15 w16se w16cid w16 w16cex w16sdtdh w16sdtfl w16du wp14">
+  <w:p>
+    <w:pPr>
+      <w:pStyle w:val="Header"/>
+    </w:pPr>
+  </w:p>
+</w:hdr>
+</file>
+
+<file path=word/header2.xml><?xml version="1.0" encoding="utf-8"?>
+<w:hdr xmlns:wpc="http://schemas.microsoft.com/office/word/2010/wordprocessingCanvas" xmlns:cx="http://schemas.microsoft.com/office/drawing/2014/chartex" xmlns:cx1="http://schemas.microsoft.com/office/drawing/2015/9/8/chartex" xmlns:cx2="http://schemas.microsoft.com/office/drawing/2015/10/21/chartex" xmlns:cx3="http://schemas.microsoft.com/office/drawing/2016/5/9/chartex" xmlns:cx4="http://schemas.microsoft.com/office/drawing/2016/5/10/chartex" xmlns:cx5="http://schemas.microsoft.com/office/drawing/2016/5/11/chartex" xmlns:cx6="http://schemas.microsoft.com/office/drawing/2016/5/12/chartex" xmlns:cx7="http://schemas.microsoft.com/office/drawing/2016/5/13/chartex" xmlns:cx8="http://schemas.microsoft.com/office/drawing/2016/5/14/chartex" xmlns:mc="http://schemas.openxmlformats.org/markup-compatibility/2006" xmlns:aink="http://schemas.microsoft.com/office/drawing/2016/ink" xmlns:am3d="http://schemas.microsoft.com/office/drawing/2017/model3d" xmlns:o="urn:schemas-microsoft-com:office:office" xmlns:oel="http://schemas.microsoft.com/office/2019/extlst" xmlns:r="http://schemas.openxmlformats.org/officeDocument/2006/relationships" xmlns:m="http://schemas.openxmlformats.org/officeDocument/2006/math" xmlns:v="urn:schemas-microsoft-com:vml" xmlns:wp14="http://schemas.microsoft.com/office/word/2010/wordprocessingDrawing" xmlns:wp="http://schemas.openxmlformats.org/drawingml/2006/wordprocessingDrawing" xmlns:w10="urn:schemas-microsoft-com:office:word" xmlns:w="http://schemas.openxmlformats.org/wordprocessingml/2006/main" xmlns:w14="http://schemas.microsoft.com/office/word/2010/wordml" xmlns:w15="http://schemas.microsoft.com/office/word/2012/wordml" xmlns:w16cex="http://schemas.microsoft.com/office/word/2018/wordml/cex" xmlns:w16cid="http://schemas.microsoft.com/office/word/2016/wordml/cid" xmlns:w16="http://schemas.microsoft.com/office/word/2018/wordml" xmlns:w16du="http://schemas.microsoft.com/office/word/2023/wordml/word16du" xmlns:w16sdtdh="http://schemas.microsoft.com/office/word/2020/wordml/sdtdatahash" xmlns:w16sdtfl="http://schemas.microsoft.com/office/word/2024/wordml/sdtformatlock" xmlns:w16se="http://schemas.microsoft.com/office/word/2015/wordml/symex" xmlns:wpg="http://schemas.microsoft.com/office/word/2010/wordprocessingGroup" xmlns:wpi="http://schemas.microsoft.com/office/word/2010/wordprocessingInk" xmlns:wne="http://schemas.microsoft.com/office/word/2006/wordml" xmlns:wps="http://schemas.microsoft.com/office/word/2010/wordprocessingShape" mc:Ignorable="w14 w15 w16se w16cid w16 w16cex w16sdtdh w16sdtfl w16du wp14">
+  <w:p>
+    <w:pPr>
+      <w:pStyle w:val="Header"/>
+    </w:pPr>
+  </w:p>
+</w:hdr>
+</file>
+
+<file path=word/header3.xml><?xml version="1.0" encoding="utf-8"?>
+<w:hdr xmlns:wpc="http://schemas.microsoft.com/office/word/2010/wordprocessingCanvas" xmlns:cx="http://schemas.microsoft.com/office/drawing/2014/chartex" xmlns:cx1="http://schemas.microsoft.com/office/drawing/2015/9/8/chartex" xmlns:cx2="http://schemas.microsoft.com/office/drawing/2015/10/21/chartex" xmlns:cx3="http://schemas.microsoft.com/office/drawing/2016/5/9/chartex" xmlns:cx4="http://schemas.microsoft.com/office/drawing/2016/5/10/chartex" xmlns:cx5="http://schemas.microsoft.com/office/drawing/2016/5/11/chartex" xmlns:cx6="http://schemas.microsoft.com/office/drawing/2016/5/12/chartex" xmlns:cx7="http://schemas.microsoft.com/office/drawing/2016/5/13/chartex" xmlns:cx8="http://schemas.microsoft.com/office/drawing/2016/5/14/chartex" xmlns:mc="http://schemas.openxmlformats.org/markup-compatibility/2006" xmlns:aink="http://schemas.microsoft.com/office/drawing/2016/ink" xmlns:am3d="http://schemas.microsoft.com/office/drawing/2017/model3d" xmlns:o="urn:schemas-microsoft-com:office:office" xmlns:oel="http://schemas.microsoft.com/office/2019/extlst" xmlns:r="http://schemas.openxmlformats.org/officeDocument/2006/relationships" xmlns:m="http://schemas.openxmlformats.org/officeDocument/2006/math" xmlns:v="urn:schemas-microsoft-com:vml" xmlns:wp14="http://schemas.microsoft.com/office/word/2010/wordprocessingDrawing" xmlns:wp="http://schemas.openxmlformats.org/drawingml/2006/wordprocessingDrawing" xmlns:w10="urn:schemas-microsoft-com:office:word" xmlns:w="http://schemas.openxmlformats.org/wordprocessingml/2006/main" xmlns:w14="http://schemas.microsoft.com/office/word/2010/wordml" xmlns:w15="http://schemas.microsoft.com/office/word/2012/wordml" xmlns:w16cex="http://schemas.microsoft.com/office/word/2018/wordml/cex" xmlns:w16cid="http://schemas.microsoft.com/office/word/2016/wordml/cid" xmlns:w16="http://schemas.microsoft.com/office/word/2018/wordml" xmlns:w16du="http://schemas.microsoft.com/office/word/2023/wordml/word16du" xmlns:w16sdtdh="http://schemas.microsoft.com/office/word/2020/wordml/sdtdatahash" xmlns:w16sdtfl="http://schemas.microsoft.com/office/word/2024/wordml/sdtformatlock" xmlns:w16se="http://schemas.microsoft.com/office/word/2015/wordml/symex" xmlns:wpg="http://schemas.microsoft.com/office/word/2010/wordprocessingGroup" xmlns:wpi="http://schemas.microsoft.com/office/word/2010/wordprocessingInk" xmlns:wne="http://schemas.microsoft.com/office/word/2006/wordml" xmlns:wps="http://schemas.microsoft.com/office/word/2010/wordprocessingShape" mc:Ignorable="w14 w15 w16se w16cid w16 w16cex w16sdtdh w16sdtfl w16du wp14">
+  <w:p>
+    <w:pPr>
+      <w:pStyle w:val="Header"/>
+    </w:pPr>
+  </w:p>
+</w:hdr>
+</file>
+
+<file path=word/styles.xml><?xml version="1.0" encoding="utf-8"?>
+<w:styles xmlns:mc="http://schemas.openxmlformats.org/markup-compatibility/2006" xmlns:r="http://schemas.openxmlformats.org/officeDocument/2006/relationships" xmlns:w="http://schemas.openxmlformats.org/wordprocessingml/2006/main" xmlns:w14="http://schemas.microsoft.com/office/word/2010/wordml" xmlns:w15="http://schemas.microsoft.com/office/word/2012/wordml" xmlns:w16cex="http://schemas.microsoft.com/office/word/2018/wordml/cex" xmlns:w16cid="http://schemas.microsoft.com/office/word/2016/wordml/cid" xmlns:w16="http://schemas.microsoft.com/office/word/2018/wordml" xmlns:w16du="http://schemas.microsoft.com/office/word/2023/wordml/word16du" xmlns:w16sdtdh="http://schemas.microsoft.com/office/word/2020/wordml/sdtdatahash" xmlns:w16sdtfl="http://schemas.microsoft.com/office/word/2024/wordml/sdtformatlock" xmlns:w16se="http://schemas.microsoft.com/office/word/2015/wordml/symex" mc:Ignorable="w14 w15 w16se w16cid w16 w16cex w16sdtdh w16sdtfl w16du">
+  <w:docDefaults>
+    <w:rPrDefault>
+      <w:rPr>
+        <w:rFonts w:asciiTheme="minorHAnsi" w:eastAsiaTheme="minorEastAsia" w:hAnsiTheme="minorHAnsi" w:cstheme="minorBidi"/>
+        <w:kern w:val="2"/>
+        <w:sz w:val="24"/>
+        <w:szCs w:val="24"/>
+        <w:lang w:val="en-DK" w:eastAsia="en-DK" w:bidi="ar-SA"/>
+        <w14:ligatures w14:val="standardContextual"/>
+      </w:rPr>
+    </w:rPrDefault>
+    <w:pPrDefault>
+      <w:pPr>
+        <w:spacing w:after="160" w:line="278" w:lineRule="auto"/>
+      </w:pPr>
+    </w:pPrDefault>
+  </w:docDefaults>
+  <w:latentStyles w:defLockedState="0" w:defUIPriority="99" w:defSemiHidden="0" w:defUnhideWhenUsed="0" w:defQFormat="0" w:count="376">
+    <w:lsdException w:name="Normal" w:uiPriority="0" w:qFormat="1"/>
+    <w:lsdException w:name="heading 1" w:uiPriority="9" w:qFormat="1"/>
+    <w:lsdException w:name="heading 2" w:semiHidden="1" w:uiPriority="9" w:unhideWhenUsed="1" w:qFormat="1"/>
+    <w:lsdException w:name="heading 3" w:semiHidden="1" w:uiPriority="9" w:unhideWhenUsed="1" w:qFormat="1"/>
+    <w:lsdException w:name="heading 4" w:semiHidden="1" w:uiPriority="9" w:unhideWhenUsed="1" w:qFormat="1"/>
+    <w:lsdException w:name="heading 5" w:semiHidden="1" w:uiPriority="9" w:unhideWhenUsed="1" w:qFormat="1"/>
+    <w:lsdException w:name="heading 6" w:semiHidden="1" w:uiPriority="9" w:unhideWhenUsed="1" w:qFormat="1"/>
+    <w:lsdException w:name="heading 7" w:semiHidden="1" w:uiPriority="9" w:unhideWhenUsed="1" w:qFormat="1"/>
+    <w:lsdException w:name="heading 8" w:semiHidden="1" w:uiPriority="9" w:unhideWhenUsed="1" w:qFormat="1"/>
+    <w:lsdException w:name="heading 9" w:semiHidden="1" w:uiPriority="9" w:unhideWhenUsed="1" w:qFormat="1"/>
+    <w:lsdException w:name="index 1" w:semiHidden="1" w:unhideWhenUsed="1"/>
+    <w:lsdException w:name="index 2" w:semiHidden="1" w:unhideWhenUsed="1"/>
+    <w:lsdException w:name="index 3" w:semiHidden="1" w:unhideWhenUsed="1"/>
+    <w:lsdException w:name="index 4" w:semiHidden="1" w:unhideWhenUsed="1"/>
+    <w:lsdException w:name="index 5" w:semiHidden="1" w:unhideWhenUsed="1"/>
+    <w:lsdException w:name="index 6" w:semiHidden="1" w:unhideWhenUsed="1"/>
+    <w:lsdException w:name="index 7" w:semiHidden="1" w:unhideWhenUsed="1"/>
+    <w:lsdException w:name="index 8" w:semiHidden="1" w:unhideWhenUsed="1"/>
+    <w:lsdException w:name="index 9" w:semiHidden="1" w:unhideWhenUsed="1"/>
+    <w:lsdException w:name="toc 1" w:semiHidden="1" w:uiPriority="39" w:unhideWhenUsed="1"/>
+    <w:lsdException w:name="toc 2" w:semiHidden="1" w:uiPriority="39" w:unhideWhenUsed="1"/>
+    <w:lsdException w:name="toc 3" w:semiHidden="1" w:uiPriority="39" w:unhideWhenUsed="1"/>
+    <w:lsdException w:name="toc 4" w:semiHidden="1" w:uiPriority="39" w:unhideWhenUsed="1"/>
+    <w:lsdException w:name="toc 5" w:semiHidden="1" w:uiPriority="39" w:unhideWhenUsed="1"/>
+    <w:lsdException w:name="toc 6" w:semiHidden="1" w:uiPriority="39" w:unhideWhenUsed="1"/>
+    <w:lsdException w:name="toc 7" w:semiHidden="1" w:uiPriority="39" w:unhideWhenUsed="1"/>
+    <w:lsdException w:name="toc 8" w:semiHidden="1" w:uiPriority="39" w:unhideWhenUsed="1"/>
+    <w:lsdException w:name="toc 9" w:semiHidden="1" w:uiPriority="39" w:unhideWhenUsed="1"/>
+    <w:lsdException w:name="Normal Indent" w:semiHidden="1" w:unhideWhenUsed="1"/>
+    <w:lsdException w:name="footnote text" w:semiHidden="1" w:unhideWhenUsed="1"/>
+    <w:lsdException w:name="annotation text" w:semiHidden="1" w:unhideWhenUsed="1"/>
+    <w:lsdException w:name="header" w:semiHidden="1" w:unhideWhenUsed="1"/>
+    <w:lsdException w:name="footer" w:semiHidden="1" w:unhideWhenUsed="1"/>
+    <w:lsdException w:name="index heading" w:semiHidden="1" w:unhideWhenUsed="1"/>
+    <w:lsdException w:name="caption" w:semiHidden="1" w:uiPriority="35" w:unhideWhenUsed="1" w:qFormat="1"/>
+    <w:lsdException w:name="table of figures" w:semiHidden="1" w:unhideWhenUsed="1"/>
+    <w:lsdException w:name="envelope address" w:semiHidden="1" w:unhideWhenUsed="1"/>
+    <w:lsdException w:name="envelope return" w:semiHidden="1" w:unhideWhenUsed="1"/>
+    <w:lsdException w:name="footnote reference" w:semiHidden="1" w:unhideWhenUsed="1"/>
+    <w:lsdException w:name="annotation reference" w:semiHidden="1" w:unhideWhenUsed="1"/>
+    <w:lsdException w:name="line number" w:semiHidden="1" w:unhideWhenUsed="1"/>
+    <w:lsdException w:name="page number" w:semiHidden="1" w:unhideWhenUsed="1"/>
+    <w:lsdException w:name="endnote reference" w:semiHidden="1" w:unhideWhenUsed="1"/>
+    <w:lsdException w:name="endnote text" w:semiHidden="1" w:unhideWhenUsed="1"/>
+    <w:lsdException w:name="table of authorities" w:semiHidden="1" w:unhideWhenUsed="1"/>
+    <w:lsdException w:name="macro" w:semiHidden="1" w:unhideWhenUsed="1"/>
+    <w:lsdException w:name="toa heading" w:semiHidden="1" w:unhideWhenUsed="1"/>
+    <w:lsdException w:name="List" w:semiHidden="1" w:unhideWhenUsed="1"/>
+    <w:lsdException w:name="List Bullet" w:semiHidden="1" w:unhideWhenUsed="1"/>
+    <w:lsdException w:name="List Number" w:semiHidden="1" w:unhideWhenUsed="1"/>
+    <w:lsdException w:name="List 2" w:semiHidden="1" w:unhideWhenUsed="1"/>
+    <w:lsdException w:name="List 3" w:semiHidden="1" w:unhideWhenUsed="1"/>
+    <w:lsdException w:name="List 4" w:semiHidden="1" w:unhideWhenUsed="1"/>
+    <w:lsdException w:name="List 5" w:semiHidden="1" w:unhideWhenUsed="1"/>
+    <w:lsdException w:name="List Bullet 2" w:semiHidden="1" w:unhideWhenUsed="1"/>
+    <w:lsdException w:name="List Bullet 3" w:semiHidden="1" w:unhideWhenUsed="1"/>
+    <w:lsdException w:name="List Bullet 4" w:semiHidden="1" w:unhideWhenUsed="1"/>
+    <w:lsdException w:name="List Bullet 5" w:semiHidden="1" w:unhideWhenUsed="1"/>
+    <w:lsdException w:name="List Number 2" w:semiHidden="1" w:unhideWhenUsed="1"/>
+    <w:lsdException w:name="List Number 3" w:semiHidden="1" w:unhideWhenUsed="1"/>
+    <w:lsdException w:name="List Number 4" w:semiHidden="1" w:unhideWhenUsed="1"/>
+    <w:lsdException w:name="List Number 5" w:semiHidden="1" w:unhideWhenUsed="1"/>
+    <w:lsdException w:name="Title" w:uiPriority="10" w:qFormat="1"/>
+    <w:lsdException w:name="Closing" w:semiHidden="1" w:unhideWhenUsed="1"/>
+    <w:lsdException w:name="Signature" w:semiHidden="1" w:unhideWhenUsed="1"/>
+    <w:lsdException w:name="Default Paragraph Font" w:semiHidden="1" w:uiPriority="1" w:unhideWhenUsed="1"/>
+    <w:lsdException w:name="Body Text" w:semiHidden="1" w:unhideWhenUsed="1"/>
+    <w:lsdException w:name="Body Text Indent" w:semiHidden="1" w:unhideWhenUsed="1"/>
+    <w:lsdException w:name="List Continue" w:semiHidden="1" w:unhideWhenUsed="1"/>
+    <w:lsdException w:name="List Continue 2" w:semiHidden="1" w:unhideWhenUsed="1"/>
+    <w:lsdException w:name="List Continue 3" w:semiHidden="1" w:unhideWhenUsed="1"/>
+    <w:lsdException w:name="List Continue 4" w:semiHidden="1" w:unhideWhenUsed="1"/>
+    <w:lsdException w:name="List Continue 5" w:semiHidden="1" w:unhideWhenUsed="1"/>
+    <w:lsdException w:name="Message Header" w:semiHidden="1" w:unhideWhenUsed="1"/>
+    <w:lsdException w:name="Subtitle" w:uiPriority="11" w:qFormat="1"/>
+    <w:lsdException w:name="Salutation" w:semiHidden="1" w:unhideWhenUsed="1"/>
+    <w:lsdException w:name="Date" w:semiHidden="1" w:unhideWhenUsed="1"/>
+    <w:lsdException w:name="Body Text First Indent" w:semiHidden="1" w:unhideWhenUsed="1"/>
+    <w:lsdException w:name="Body Text First Indent 2" w:semiHidden="1" w:unhideWhenUsed="1"/>
+    <w:lsdException w:name="Note Heading" w:semiHidden="1" w:unhideWhenUsed="1"/>
+    <w:lsdException w:name="Body Text 2" w:semiHidden="1" w:unhideWhenUsed="1"/>
+    <w:lsdException w:name="Body Text 3" w:semiHidden="1" w:unhideWhenUsed="1"/>
+    <w:lsdException w:name="Body Text Indent 2" w:semiHidden="1" w:unhideWhenUsed="1"/>
+    <w:lsdException w:name="Body Text Indent 3" w:semiHidden="1" w:unhideWhenUsed="1"/>
+    <w:lsdException w:name="Block Text" w:semiHidden="1" w:unhideWhenUsed="1"/>
+    <w:lsdException w:name="Hyperlink" w:semiHidden="1" w:unhideWhenUsed="1"/>
+    <w:lsdException w:name="FollowedHyperlink" w:semiHidden="1" w:unhideWhenUsed="1"/>
+    <w:lsdException w:name="Strong" w:uiPriority="22" w:qFormat="1"/>
+    <w:lsdException w:name="Emphasis" w:uiPriority="20" w:qFormat="1"/>
+    <w:lsdException w:name="Document Map" w:semiHidden="1" w:unhideWhenUsed="1"/>
+    <w:lsdException w:name="Plain Text" w:semiHidden="1" w:unhideWhenUsed="1"/>
+    <w:lsdException w:name="E-mail Signature" w:semiHidden="1" w:unhideWhenUsed="1"/>
+    <w:lsdException w:name="HTML Top of Form" w:semiHidden="1" w:unhideWhenUsed="1"/>
+    <w:lsdException w:name="HTML Bottom of Form" w:semiHidden="1" w:unhideWhenUsed="1"/>
+    <w:lsdException w:name="Normal (Web)" w:semiHidden="1" w:unhideWhenUsed="1"/>
+    <w:lsdException w:name="HTML Acronym" w:semiHidden="1" w:unhideWhenUsed="1"/>
+    <w:lsdException w:name="HTML Address" w:semiHidden="1" w:unhideWhenUsed="1"/>
+    <w:lsdException w:name="HTML Cite" w:semiHidden="1" w:unhideWhenUsed="1"/>
+    <w:lsdException w:name="HTML Code" w:semiHidden="1" w:unhideWhenUsed="1"/>
+    <w:lsdException w:name="HTML Definition" w:semiHidden="1" w:unhideWhenUsed="1"/>
+    <w:lsdException w:name="HTML Keyboard" w:semiHidden="1" w:unhideWhenUsed="1"/>
+    <w:lsdException w:name="HTML Preformatted" w:semiHidden="1" w:unhideWhenUsed="1"/>
+    <w:lsdException w:name="HTML Sample" w:semiHidden="1" w:unhideWhenUsed="1"/>
+    <w:lsdException w:name="HTML Typewriter" w:semiHidden="1" w:unhideWhenUsed="1"/>
+    <w:lsdException w:name="HTML Variable" w:semiHidden="1" w:unhideWhenUsed="1"/>
+    <w:lsdException w:name="Normal Table" w:semiHidden="1" w:unhideWhenUsed="1"/>
+    <w:lsdException w:name="annotation subject" w:semiHidden="1" w:unhideWhenUsed="1"/>
+    <w:lsdException w:name="No List" w:semiHidden="1" w:unhideWhenUsed="1"/>
+    <w:lsdException w:name="Outline List 1" w:semiHidden="1" w:unhideWhenUsed="1"/>
+    <w:lsdException w:name="Outline List 2" w:semiHidden="1" w:unhideWhenUsed="1"/>
+    <w:lsdException w:name="Outline List 3" w:semiHidden="1" w:unhideWhenUsed="1"/>
+    <w:lsdException w:name="Table Simple 1" w:semiHidden="1" w:unhideWhenUsed="1"/>
+    <w:lsdException w:name="Table Simple 2" w:semiHidden="1" w:unhideWhenUsed="1"/>
+    <w:lsdException w:name="Table Simple 3" w:semiHidden="1" w:unhideWhenUsed="1"/>
+    <w:lsdException w:name="Table Classic 1" w:semiHidden="1" w:unhideWhenUsed="1"/>
+    <w:lsdException w:name="Table Classic 2" w:semiHidden="1" w:unhideWhenUsed="1"/>
+    <w:lsdException w:name="Table Classic 3" w:semiHidden="1" w:unhideWhenUsed="1"/>
+    <w:lsdException w:name="Table Classic 4" w:semiHidden="1" w:unhideWhenUsed="1"/>
+    <w:lsdException w:name="Table Colorful 1" w:semiHidden="1" w:unhideWhenUsed="1"/>
+    <w:lsdException w:name="Table Colorful 2" w:semiHidden="1" w:unhideWhenUsed="1"/>
+    <w:lsdException w:name="Table Colorful 3" w:semiHidden="1" w:unhideWhenUsed="1"/>
+    <w:lsdException w:name="Table Columns 1" w:semiHidden="1" w:unhideWhenUsed="1"/>
+    <w:lsdException w:name="Table Columns 2" w:semiHidden="1" w:unhideWhenUsed="1"/>
+    <w:lsdException w:name="Table Columns 3" w:semiHidden="1" w:unhideWhenUsed="1"/>
+    <w:lsdException w:name="Table Columns 4" w:semiHidden="1" w:unhideWhenUsed="1"/>
+    <w:lsdException w:name="Table Columns 5" w:semiHidden="1" w:unhideWhenUsed="1"/>
+    <w:lsdException w:name="Table Grid 1" w:semiHidden="1" w:unhideWhenUsed="1"/>
+    <w:lsdException w:name="Table Grid 2" w:semiHidden="1" w:unhideWhenUsed="1"/>
+    <w:lsdException w:name="Table Grid 3" w:semiHidden="1" w:unhideWhenUsed="1"/>
+    <w:lsdException w:name="Table Grid 4" w:semiHidden="1" w:unhideWhenUsed="1"/>
+    <w:lsdException w:name="Table Grid 5" w:semiHidden="1" w:unhideWhenUsed="1"/>
+    <w:lsdException w:name="Table Grid 6" w:semiHidden="1" w:unhideWhenUsed="1"/>
+    <w:lsdException w:name="Table Grid 7" w:semiHidden="1" w:unhideWhenUsed="1"/>
+    <w:lsdException w:name="Table Grid 8" w:semiHidden="1" w:unhideWhenUsed="1"/>
+    <w:lsdException w:name="Table List 1" w:semiHidden="1" w:unhideWhenUsed="1"/>
+    <w:lsdException w:name="Table List 2" w:semiHidden="1" w:unhideWhenUsed="1"/>
+    <w:lsdException w:name="Table List 3" w:semiHidden="1" w:unhideWhenUsed="1"/>
+    <w:lsdException w:name="Table List 4" w:semiHidden="1" w:unhideWhenUsed="1"/>
+    <w:lsdException w:name="Table List 5" w:semiHidden="1" w:unhideWhenUsed="1"/>
+    <w:lsdException w:name="Table List 6" w:semiHidden="1" w:unhideWhenUsed="1"/>
+    <w:lsdException w:name="Table List 7" w:semiHidden="1" w:unhideWhenUsed="1"/>
+    <w:lsdException w:name="Table List 8" w:semiHidden="1" w:unhideWhenUsed="1"/>
+    <w:lsdException w:name="Table 3D effects 1" w:semiHidden="1" w:unhideWhenUsed="1"/>
+    <w:lsdException w:name="Table 3D effects 2" w:semiHidden="1" w:unhideWhenUsed="1"/>
+    <w:lsdException w:name="Table 3D effects 3" w:semiHidden="1" w:unhideWhenUsed="1"/>
+    <w:lsdException w:name="Table Contemporary" w:semiHidden="1" w:unhideWhenUsed="1"/>
+    <w:lsdException w:name="Table Elegant" w:semiHidden="1" w:unhideWhenUsed="1"/>
+    <w:lsdException w:name="Table Professional" w:semiHidden="1" w:unhideWhenUsed="1"/>
+    <w:lsdException w:name="Table Subtle 1" w:semiHidden="1" w:unhideWhenUsed="1"/>
+    <w:lsdException w:name="Table Subtle 2" w:semiHidden="1" w:unhideWhenUsed="1"/>
+    <w:lsdException w:name="Table Web 1" w:semiHidden="1" w:unhideWhenUsed="1"/>
+    <w:lsdException w:name="Table Web 2" w:semiHidden="1" w:unhideWhenUsed="1"/>
+    <w:lsdException w:name="Table Web 3" w:semiHidden="1" w:unhideWhenUsed="1"/>
+    <w:lsdException w:name="Balloon Text" w:semiHidden="1" w:unhideWhenUsed="1"/>
+    <w:lsdException w:name="Table Grid" w:uiPriority="39"/>
+    <w:lsdException w:name="Table Theme" w:semiHidden="1" w:unhideWhenUsed="1"/>
+    <w:lsdException w:name="Placeholder Text" w:semiHidden="1"/>
+    <w:lsdException w:name="No Spacing" w:uiPriority="1" w:qFormat="1"/>
+    <w:lsdException w:name="Light Shading" w:uiPriority="60"/>
+    <w:lsdException w:name="Light List" w:uiPriority="61"/>
+    <w:lsdException w:name="Light Grid" w:uiPriority="62"/>
+    <w:lsdException w:name="Medium Shading 1" w:uiPriority="63"/>
+    <w:lsdException w:name="Medium Shading 2" w:uiPriority="64"/>
+    <w:lsdException w:name="Medium List 1" w:uiPriority="65"/>
+    <w:lsdException w:name="Medium List 2" w:uiPriority="66"/>
+    <w:lsdException w:name="Medium Grid 1" w:uiPriority="67"/>
+    <w:lsdException w:name="Medium Grid 2" w:uiPriority="68"/>
+    <w:lsdException w:name="Medium Grid 3" w:uiPriority="69"/>
+    <w:lsdException w:name="Dark List" w:uiPriority="70"/>
+    <w:lsdException w:name="Colorful Shading" w:uiPriority="71"/>
+    <w:lsdException w:name="Colorful List" w:uiPriority="72"/>
+    <w:lsdException w:name="Colorful Grid" w:uiPriority="73"/>
+    <w:lsdException w:name="Light Shading Accent 1" w:uiPriority="60"/>
+    <w:lsdException w:name="Light List Accent 1" w:uiPriority="61"/>
+    <w:lsdException w:name="Light Grid Accent 1" w:uiPriority="62"/>
+    <w:lsdException w:name="Medium Shading 1 Accent 1" w:uiPriority="63"/>
+    <w:lsdException w:name="Medium Shading 2 Accent 1" w:uiPriority="64"/>
+    <w:lsdException w:name="Medium List 1 Accent 1" w:uiPriority="65"/>
+    <w:lsdException w:name="Revision" w:semiHidden="1"/>
+    <w:lsdException w:name="List Paragraph" w:uiPriority="34" w:qFormat="1"/>
+    <w:lsdException w:name="Quote" w:uiPriority="29" w:qFormat="1"/>
+    <w:lsdException w:name="Intense Quote" w:uiPriority="30" w:qFormat="1"/>
+    <w:lsdException w:name="Medium List 2 Accent 1" w:uiPriority="66"/>
+    <w:lsdException w:name="Medium Grid 1 Accent 1" w:uiPriority="67"/>
+    <w:lsdException w:name="Medium Grid 2 Accent 1" w:uiPriority="68"/>
+    <w:lsdException w:name="Medium Grid 3 Accent 1" w:uiPriority="69"/>
+    <w:lsdException w:name="Dark List Accent 1" w:uiPriority="70"/>
+    <w:lsdException w:name="Colorful Shading Accent 1" w:uiPriority="71"/>
+    <w:lsdException w:name="Colorful List Accent 1" w:uiPriority="72"/>
+    <w:lsdException w:name="Colorful Grid Accent 1" w:uiPriority="73"/>
+    <w:lsdException w:name="Light Shading Accent 2" w:uiPriority="60"/>
+    <w:lsdException w:name="Light List Accent 2" w:uiPriority="61"/>
+    <w:lsdException w:name="Light Grid Accent 2" w:uiPriority="62"/>
+    <w:lsdException w:name="Medium Shading 1 Accent 2" w:uiPriority="63"/>
+    <w:lsdException w:name="Medium Shading 2 Accent 2" w:uiPriority="64"/>
+    <w:lsdException w:name="Medium List 1 Accent 2" w:uiPriority="65"/>
+    <w:lsdException w:name="Medium List 2 Accent 2" w:uiPriority="66"/>
+    <w:lsdException w:name="Medium Grid 1 Accent 2" w:uiPriority="67"/>
+    <w:lsdException w:name="Medium Grid 2 Accent 2" w:uiPriority="68"/>
+    <w:lsdException w:name="Medium Grid 3 Accent 2" w:uiPriority="69"/>
+    <w:lsdException w:name="Dark List Accent 2" w:uiPriority="70"/>
+    <w:lsdException w:name="Colorful Shading Accent 2" w:uiPriority="71"/>
+    <w:lsdException w:name="Colorful List Accent 2" w:uiPriority="72"/>
+    <w:lsdException w:name="Colorful Grid Accent 2" w:uiPriority="73"/>
+    <w:lsdException w:name="Light Shading Accent 3" w:uiPriority="60"/>
+    <w:lsdException w:name="Light List Accent 3" w:uiPriority="61"/>
+    <w:lsdException w:name="Light Grid Accent 3" w:uiPriority="62"/>
+    <w:lsdException w:name="Medium Shading 1 Accent 3" w:uiPriority="63"/>
+    <w:lsdException w:name="Medium Shading 2 Accent 3" w:uiPriority="64"/>
+    <w:lsdException w:name="Medium List 1 Accent 3" w:uiPriority="65"/>
+    <w:lsdException w:name="Medium List 2 Accent 3" w:uiPriority="66"/>
+    <w:lsdException w:name="Medium Grid 1 Accent 3" w:uiPriority="67"/>
+    <w:lsdException w:name="Medium Grid 2 Accent 3" w:uiPriority="68"/>
+    <w:lsdException w:name="Medium Grid 3 Accent 3" w:uiPriority="69"/>
+    <w:lsdException w:name="Dark List Accent 3" w:uiPriority="70"/>
+    <w:lsdException w:name="Colorful Shading Accent 3" w:uiPriority="71"/>
+    <w:lsdException w:name="Colorful List Accent 3" w:uiPriority="72"/>
+    <w:lsdException w:name="Colorful Grid Accent 3" w:uiPriority="73"/>
+    <w:lsdException w:name="Light Shading Accent 4" w:uiPriority="60"/>
+    <w:lsdException w:name="Light List Accent 4" w:uiPriority="61"/>
+    <w:lsdException w:name="Light Grid Accent 4" w:uiPriority="62"/>
+    <w:lsdException w:name="Medium Shading 1 Accent 4" w:uiPriority="63"/>
+    <w:lsdException w:name="Medium Shading 2 Accent 4" w:uiPriority="64"/>
+    <w:lsdException w:name="Medium List 1 Accent 4" w:uiPriority="65"/>
+    <w:lsdException w:name="Medium List 2 Accent 4" w:uiPriority="66"/>
+    <w:lsdException w:name="Medium Grid 1 Accent 4" w:uiPriority="67"/>
+    <w:lsdException w:name="Medium Grid 2 Accent 4" w:uiPriority="68"/>
+    <w:lsdException w:name="Medium Grid 3 Accent 4" w:uiPriority="69"/>
+    <w:lsdException w:name="Dark List Accent 4" w:uiPriority="70"/>
+    <w:lsdException w:name="Colorful Shading Accent 4" w:uiPriority="71"/>
+    <w:lsdException w:name="Colorful List Accent 4" w:uiPriority="72"/>
+    <w:lsdException w:name="Colorful Grid Accent 4" w:uiPriority="73"/>
+    <w:lsdException w:name="Light Shading Accent 5" w:uiPriority="60"/>
+    <w:lsdException w:name="Light List Accent 5" w:uiPriority="61"/>
+    <w:lsdException w:name="Light Grid Accent 5" w:uiPriority="62"/>
+    <w:lsdException w:name="Medium Shading 1 Accent 5" w:uiPriority="63"/>
+    <w:lsdException w:name="Medium Shading 2 Accent 5" w:uiPriority="64"/>
+    <w:lsdException w:name="Medium List 1 Accent 5" w:uiPriority="65"/>
+    <w:lsdException w:name="Medium List 2 Accent 5" w:uiPriority="66"/>
+    <w:lsdException w:name="Medium Grid 1 Accent 5" w:uiPriority="67"/>
+    <w:lsdException w:name="Medium Grid 2 Accent 5" w:uiPriority="68"/>
+    <w:lsdException w:name="Medium Grid 3 Accent 5" w:uiPriority="69"/>
+    <w:lsdException w:name="Dark List Accent 5" w:uiPriority="70"/>
+    <w:lsdException w:name="Colorful Shading Accent 5" w:uiPriority="71"/>
+    <w:lsdException w:name="Colorful List Accent 5" w:uiPriority="72"/>
+    <w:lsdException w:name="Colorful Grid Accent 5" w:uiPriority="73"/>
+    <w:lsdException w:name="Light Shading Accent 6" w:uiPriority="60"/>
+    <w:lsdException w:name="Light List Accent 6" w:uiPriority="61"/>
+    <w:lsdException w:name="Light Grid Accent 6" w:uiPriority="62"/>
+    <w:lsdException w:name="Medium Shading 1 Accent 6" w:uiPriority="63"/>
+    <w:lsdException w:name="Medium Shading 2 Accent 6" w:uiPriority="64"/>
+    <w:lsdException w:name="Medium List 1 Accent 6" w:uiPriority="65"/>
+    <w:lsdException w:name="Medium List 2 Accent 6" w:uiPriority="66"/>
+    <w:lsdException w:name="Medium Grid 1 Accent 6" w:uiPriority="67"/>
+    <w:lsdException w:name="Medium Grid 2 Accent 6" w:uiPriority="68"/>
+    <w:lsdException w:name="Medium Grid 3 Accent 6" w:uiPriority="69"/>
+    <w:lsdException w:name="Dark List Accent 6" w:uiPriority="70"/>
+    <w:lsdException w:name="Colorful Shading Accent 6" w:uiPriority="71"/>
+    <w:lsdException w:name="Colorful List Accent 6" w:uiPriority="72"/>
+    <w:lsdException w:name="Colorful Grid Accent 6" w:uiPriority="73"/>
+    <w:lsdException w:name="Subtle Emphasis" w:uiPriority="19" w:qFormat="1"/>
+    <w:lsdException w:name="Intense Emphasis" w:uiPriority="21" w:qFormat="1"/>
+    <w:lsdException w:name="Subtle Reference" w:uiPriority="31" w:qFormat="1"/>
+    <w:lsdException w:name="Intense Reference" w:uiPriority="32" w:qFormat="1"/>
+    <w:lsdException w:name="Book Title" w:uiPriority="33" w:qFormat="1"/>
+    <w:lsdException w:name="Bibliography" w:semiHidden="1" w:uiPriority="37" w:unhideWhenUsed="1"/>
+    <w:lsdException w:name="TOC Heading" w:semiHidden="1" w:uiPriority="39" w:unhideWhenUsed="1" w:qFormat="1"/>
+    <w:lsdException w:name="Plain Table 1" w:uiPriority="41"/>
+    <w:lsdException w:name="Plain Table 2" w:uiPriority="42"/>
+    <w:lsdException w:name="Plain Table 3" w:uiPriority="43"/>
+    <w:lsdException w:name="Plain Table 4" w:uiPriority="44"/>
+    <w:lsdException w:name="Plain Table 5" w:uiPriority="45"/>
+    <w:lsdException w:name="Grid Table Light" w:uiPriority="40"/>
+    <w:lsdException w:name="Grid Table 1 Light" w:uiPriority="46"/>
+    <w:lsdException w:name="Grid Table 2" w:uiPriority="47"/>
+    <w:lsdException w:name="Grid Table 3" w:uiPriority="48"/>
+    <w:lsdException w:name="Grid Table 4" w:uiPriority="49"/>
+    <w:lsdException w:name="Grid Table 5 Dark" w:uiPriority="50"/>
+    <w:lsdException w:name="Grid Table 6 Colorful" w:uiPriority="51"/>
+    <w:lsdException w:name="Grid Table 7 Colorful" w:uiPriority="52"/>
+    <w:lsdException w:name="Grid Table 1 Light Accent 1" w:uiPriority="46"/>
+    <w:lsdException w:name="Grid Table 2 Accent 1" w:uiPriority="47"/>
+    <w:lsdException w:name="Grid Table 3 Accent 1" w:uiPriority="48"/>
+    <w:lsdException w:name="Grid Table 4 Accent 1" w:uiPriority="49"/>
+    <w:lsdException w:name="Grid Table 5 Dark Accent 1" w:uiPriority="50"/>
+    <w:lsdException w:name="Grid Table 6 Colorful Accent 1" w:uiPriority="51"/>
+    <w:lsdException w:name="Grid Table 7 Colorful Accent 1" w:uiPriority="52"/>
+    <w:lsdException w:name="Grid Table 1 Light Accent 2" w:uiPriority="46"/>
+    <w:lsdException w:name="Grid Table 2 Accent 2" w:uiPriority="47"/>
+    <w:lsdException w:name="Grid Table 3 Accent 2" w:uiPriority="48"/>
+    <w:lsdException w:name="Grid Table 4 Accent 2" w:uiPriority="49"/>
+    <w:lsdException w:name="Grid Table 5 Dark Accent 2" w:uiPriority="50"/>
+    <w:lsdException w:name="Grid Table 6 Colorful Accent 2" w:uiPriority="51"/>
+    <w:lsdException w:name="Grid Table 7 Colorful Accent 2" w:uiPriority="52"/>
+    <w:lsdException w:name="Grid Table 1 Light Accent 3" w:uiPriority="46"/>
+    <w:lsdException w:name="Grid Table 2 Accent 3" w:uiPriority="47"/>
+    <w:lsdException w:name="Grid Table 3 Accent 3" w:uiPriority="48"/>
+    <w:lsdException w:name="Grid Table 4 Accent 3" w:uiPriority="49"/>
+    <w:lsdException w:name="Grid Table 5 Dark Accent 3" w:uiPriority="50"/>
+    <w:lsdException w:name="Grid Table 6 Colorful Accent 3" w:uiPriority="51"/>
+    <w:lsdException w:name="Grid Table 7 Colorful Accent 3" w:uiPriority="52"/>
+    <w:lsdException w:name="Grid Table 1 Light Accent 4" w:uiPriority="46"/>
+    <w:lsdException w:name="Grid Table 2 Accent 4" w:uiPriority="47"/>
+    <w:lsdException w:name="Grid Table 3 Accent 4" w:uiPriority="48"/>
+    <w:lsdException w:name="Grid Table 4 Accent 4" w:uiPriority="49"/>
+    <w:lsdException w:name="Grid Table 5 Dark Accent 4" w:uiPriority="50"/>
+    <w:lsdException w:name="Grid Table 6 Colorful Accent 4" w:uiPriority="51"/>
+    <w:lsdException w:name="Grid Table 7 Colorful Accent 4" w:uiPriority="52"/>
+    <w:lsdException w:name="Grid Table 1 Light Accent 5" w:uiPriority="46"/>
+    <w:lsdException w:name="Grid Table 2 Accent 5" w:uiPriority="47"/>
+    <w:lsdException w:name="Grid Table 3 Accent 5" w:uiPriority="48"/>
+    <w:lsdException w:name="Grid Table 4 Accent 5" w:uiPriority="49"/>
+    <w:lsdException w:name="Grid Table 5 Dark Accent 5" w:uiPriority="50"/>
+    <w:lsdException w:name="Grid Table 6 Colorful Accent 5" w:uiPriority="51"/>
+    <w:lsdException w:name="Grid Table 7 Colorful Accent 5" w:uiPriority="52"/>
+    <w:lsdException w:name="Grid Table 1 Light Accent 6" w:uiPriority="46"/>
+    <w:lsdException w:name="Grid Table 2 Accent 6" w:uiPriority="47"/>
+    <w:lsdException w:name="Grid Table 3 Accent 6" w:uiPriority="48"/>
+    <w:lsdException w:name="Grid Table 4 Accent 6" w:uiPriority="49"/>
+    <w:lsdException w:name="Grid Table 5 Dark Accent 6" w:uiPriority="50"/>
+    <w:lsdException w:name="Grid Table 6 Colorful Accent 6" w:uiPriority="51"/>
+    <w:lsdException w:name="Grid Table 7 Colorful Accent 6" w:uiPriority="52"/>
+    <w:lsdException w:name="List Table 1 Light" w:uiPriority="46"/>
+    <w:lsdException w:name="List Table 2" w:uiPriority="47"/>
+    <w:lsdException w:name="List Table 3" w:uiPriority="48"/>
+    <w:lsdException w:name="List Table 4" w:uiPriority="49"/>
+    <w:lsdException w:name="List Table 5 Dark" w:uiPriority="50"/>
+    <w:lsdException w:name="List Table 6 Colorful" w:uiPriority="51"/>
+    <w:lsdException w:name="List Table 7 Colorful" w:uiPriority="52"/>
+    <w:lsdException w:name="List Table 1 Light Accent 1" w:uiPriority="46"/>
+    <w:lsdException w:name="List Table 2 Accent 1" w:uiPriority="47"/>
+    <w:lsdException w:name="List Table 3 Accent 1" w:uiPriority="48"/>
+    <w:lsdException w:name="List Table 4 Accent 1" w:uiPriority="49"/>
+    <w:lsdException w:name="List Table 5 Dark Accent 1" w:uiPriority="50"/>
+    <w:lsdException w:name="List Table 6 Colorful Accent 1" w:uiPriority="51"/>
+    <w:lsdException w:name="List Table 7 Colorful Accent 1" w:uiPriority="52"/>
+    <w:lsdException w:name="List Table 1 Light Accent 2" w:uiPriority="46"/>
+    <w:lsdException w:name="List Table 2 Accent 2" w:uiPriority="47"/>
+    <w:lsdException w:name="List Table 3 Accent 2" w:uiPriority="48"/>
+    <w:lsdException w:name="List Table 4 Accent 2" w:uiPriority="49"/>
+    <w:lsdException w:name="List Table 5 Dark Accent 2" w:uiPriority="50"/>
+    <w:lsdException w:name="List Table 6 Colorful Accent 2" w:uiPriority="51"/>
+    <w:lsdException w:name="List Table 7 Colorful Accent 2" w:uiPriority="52"/>
+    <w:lsdException w:name="List Table 1 Light Accent 3" w:uiPriority="46"/>
+    <w:lsdException w:name="List Table 2 Accent 3" w:uiPriority="47"/>
+    <w:lsdException w:name="List Table 3 Accent 3" w:uiPriority="48"/>
+    <w:lsdException w:name="List Table 4 Accent 3" w:uiPriority="49"/>
+    <w:lsdException w:name="List Table 5 Dark Accent 3" w:uiPriority="50"/>
+    <w:lsdException w:name="List Table 6 Colorful Accent 3" w:uiPriority="51"/>
+    <w:lsdException w:name="List Table 7 Colorful Accent 3" w:uiPriority="52"/>
+    <w:lsdException w:name="List Table 1 Light Accent 4" w:uiPriority="46"/>
+    <w:lsdException w:name="List Table 2 Accent 4" w:uiPriority="47"/>
+    <w:lsdException w:name="List Table 3 Accent 4" w:uiPriority="48"/>
+    <w:lsdException w:name="List Table 4 Accent 4" w:uiPriority="49"/>
+    <w:lsdException w:name="List Table 5 Dark Accent 4" w:uiPriority="50"/>
+    <w:lsdException w:name="List Table 6 Colorful Accent 4" w:uiPriority="51"/>
+    <w:lsdException w:name="List Table 7 Colorful Accent 4" w:uiPriority="52"/>
+    <w:lsdException w:name="List Table 1 Light Accent 5" w:uiPriority="46"/>
+    <w:lsdException w:name="List Table 2 Accent 5" w:uiPriority="47"/>
+    <w:lsdException w:name="List Table 3 Accent 5" w:uiPriority="48"/>
+    <w:lsdException w:name="List Table 4 Accent 5" w:uiPriority="49"/>
+    <w:lsdException w:name="List Table 5 Dark Accent 5" w:uiPriority="50"/>
+    <w:lsdException w:name="List Table 6 Colorful Accent 5" w:uiPriority="51"/>
+    <w:lsdException w:name="List Table 7 Colorful Accent 5" w:uiPriority="52"/>
+    <w:lsdException w:name="List Table 1 Light Accent 6" w:uiPriority="46"/>
+    <w:lsdException w:name="List Table 2 Accent 6" w:uiPriority="47"/>
+    <w:lsdException w:name="List Table 3 Accent 6" w:uiPriority="48"/>
+    <w:lsdException w:name="List Table 4 Accent 6" w:uiPriority="49"/>
+    <w:lsdException w:name="List Table 5 Dark Accent 6" w:uiPriority="50"/>
+    <w:lsdException w:name="List Table 6 Colorful Accent 6" w:uiPriority="51"/>
+    <w:lsdException w:name="List Table 7 Colorful Accent 6" w:uiPriority="52"/>
+    <w:lsdException w:name="Mention" w:semiHidden="1" w:unhideWhenUsed="1"/>
+    <w:lsdException w:name="Smart Hyperlink" w:semiHidden="1" w:unhideWhenUsed="1"/>
+    <w:lsdException w:name="Hashtag" w:semiHidden="1" w:unhideWhenUsed="1"/>
+    <w:lsdException w:name="Unresolved Mention" w:semiHidden="1" w:unhideWhenUsed="1"/>
+    <w:lsdException w:name="Smart Link" w:semiHidden="1" w:unhideWhenUsed="1"/>
+  </w:latentStyles>
+  <w:style w:type="paragraph" w:default="1" w:styleId="Normal">
+    <w:name w:val="Normal"/>
+    <w:qFormat/>
+    <w:rsid w:val="00794706"/>
+  </w:style>
+  <w:style w:type="paragraph" w:styleId="Heading2">
+    <w:name w:val="heading 2"/>
+    <w:basedOn w:val="Normal"/>
+    <w:next w:val="Normal"/>
+    <w:link w:val="Heading2Char"/>
+    <w:uiPriority w:val="9"/>
+    <w:unhideWhenUsed/>
+    <w:qFormat/>
+    <w:rsid w:val="00D516CC"/>
+    <w:pPr>
+      <w:keepNext/>
+      <w:keepLines/>
+      <w:spacing w:before="160" w:after="80"/>
+      <w:outlineLvl w:val="1"/>
+    </w:pPr>
+    <w:rPr>
+      <w:rFonts w:asciiTheme="majorHAnsi" w:eastAsiaTheme="majorEastAsia" w:hAnsiTheme="majorHAnsi" w:cstheme="majorBidi"/>
+      <w:color w:val="0F4761" w:themeColor="accent1" w:themeShade="BF"/>
+      <w:sz w:val="32"/>
+      <w:szCs w:val="32"/>
+      <w:lang w:val="en-US" w:eastAsia="ja-JP"/>
+    </w:rPr>
+  </w:style>
+  <w:style w:type="character" w:default="1" w:styleId="DefaultParagraphFont">
+    <w:name w:val="Default Paragraph Font"/>
+    <w:uiPriority w:val="1"/>
+    <w:semiHidden/>
+    <w:unhideWhenUsed/>
+  </w:style>
+  <w:style w:type="table" w:default="1" w:styleId="TableNormal">
+    <w:name w:val="Normal Table"/>
+    <w:uiPriority w:val="99"/>
+    <w:semiHidden/>
+    <w:unhideWhenUsed/>
+    <w:tblPr>
+      <w:tblInd w:w="0" w:type="dxa"/>
+      <w:tblCellMar>
+        <w:top w:w="0" w:type="dxa"/>
+        <w:left w:w="108" w:type="dxa"/>
+        <w:bottom w:w="0" w:type="dxa"/>
+        <w:right w:w="108" w:type="dxa"/>
+      </w:tblCellMar>
+    </w:tblPr>
+  </w:style>
+  <w:style w:type="numbering" w:default="1" w:styleId="NoList">
+    <w:name w:val="No List"/>
+    <w:uiPriority w:val="99"/>
+    <w:semiHidden/>
+    <w:unhideWhenUsed/>
+  </w:style>
+  <w:style w:type="character" w:customStyle="1" w:styleId="Heading2Char">
+    <w:name w:val="Heading 2 Char"/>
+    <w:basedOn w:val="DefaultParagraphFont"/>
+    <w:link w:val="Heading2"/>
+    <w:uiPriority w:val="9"/>
+    <w:rsid w:val="00D516CC"/>
+    <w:rPr>
+      <w:rFonts w:asciiTheme="majorHAnsi" w:eastAsiaTheme="majorEastAsia" w:hAnsiTheme="majorHAnsi" w:cstheme="majorBidi"/>
+      <w:color w:val="0F4761" w:themeColor="accent1" w:themeShade="BF"/>
+      <w:sz w:val="32"/>
+      <w:szCs w:val="32"/>
+      <w:lang w:val="en-US" w:eastAsia="ja-JP"/>
+    </w:rPr>
+  </w:style>
+  <w:style w:type="table" w:styleId="TableGrid">
+    <w:name w:val="Table Grid"/>
+    <w:aliases w:val="Default"/>
+    <w:basedOn w:val="TableNormal"/>
+    <w:uiPriority w:val="39"/>
+    <w:rsid w:val="00D516CC"/>
+    <w:pPr>
+      <w:spacing w:after="0" w:line="240" w:lineRule="auto"/>
+    </w:pPr>
+    <w:rPr>
+      <w:rFonts w:ascii="Segoe UI" w:eastAsiaTheme="minorHAnsi" w:hAnsi="Segoe UI"/>
+      <w:lang w:val="en-US" w:eastAsia="ja-JP"/>
+    </w:rPr>
+    <w:tblPr>
+      <w:tblBorders>
+        <w:top w:val="single" w:sz="4" w:space="0" w:color="auto"/>
+        <w:left w:val="single" w:sz="4" w:space="0" w:color="auto"/>
+        <w:bottom w:val="single" w:sz="4" w:space="0" w:color="auto"/>
+        <w:right w:val="single" w:sz="4" w:space="0" w:color="auto"/>
+        <w:insideH w:val="single" w:sz="4" w:space="0" w:color="auto"/>
+        <w:insideV w:val="single" w:sz="4" w:space="0" w:color="auto"/>
+      </w:tblBorders>
+    </w:tblPr>
+    <w:tblStylePr w:type="firstRow">
+      <w:rPr>
+        <w:rFonts w:ascii="Impact" w:hAnsi="Impact"/>
+      </w:rPr>
+    </w:tblStylePr>
+  </w:style>
+  <w:style w:type="character" w:styleId="Strong">
+    <w:name w:val="Strong"/>
+    <w:uiPriority w:val="22"/>
+    <w:qFormat/>
+    <w:rsid w:val="00D516CC"/>
+    <w:rPr>
+      <w:b/>
+      <w:bCs/>
+    </w:rPr>
+  </w:style>
+  <w:style w:type="table" w:customStyle="1" w:styleId="CLSequoiatablestyle021">
+    <w:name w:val="CL_Sequoia_table style021"/>
+    <w:basedOn w:val="ListTable1Light-Accent2"/>
+    <w:next w:val="ListTable1Light-Accent1"/>
+    <w:uiPriority w:val="46"/>
+    <w:rsid w:val="00D516CC"/>
+    <w:rPr>
+      <w:rFonts w:ascii="Segoe UI" w:eastAsia="Aptos" w:hAnsi="Segoe UI"/>
+      <w:kern w:val="0"/>
+      <w:sz w:val="20"/>
+      <w:szCs w:val="20"/>
+      <w:lang w:val="da-DK" w:eastAsia="da-DK"/>
+      <w14:ligatures w14:val="none"/>
+    </w:rPr>
+    <w:tblPr/>
+    <w:tblStylePr w:type="firstRow">
+      <w:rPr>
+        <w:rFonts w:ascii="Segoe UI Semibold" w:hAnsi="Segoe UI Semibold"/>
+        <w:b w:val="0"/>
+        <w:bCs/>
+      </w:rPr>
+      <w:tblPr/>
+      <w:tcPr>
+        <w:tcBorders>
+          <w:bottom w:val="single" w:sz="4" w:space="0" w:color="EEF0F1"/>
+        </w:tcBorders>
+      </w:tcPr>
+    </w:tblStylePr>
+    <w:tblStylePr w:type="lastRow">
+      <w:rPr>
+        <w:rFonts w:ascii="Segoe UI" w:hAnsi="Segoe UI"/>
+        <w:b/>
+        <w:bCs/>
+      </w:rPr>
+      <w:tblPr/>
+      <w:tcPr>
+        <w:tcBorders>
+          <w:top w:val="single" w:sz="4" w:space="0" w:color="EEF0F1"/>
+        </w:tcBorders>
+      </w:tcPr>
+    </w:tblStylePr>
+    <w:tblStylePr w:type="firstCol">
+      <w:rPr>
+        <w:b w:val="0"/>
+        <w:bCs/>
+      </w:rPr>
+    </w:tblStylePr>
+    <w:tblStylePr w:type="lastCol">
+      <w:rPr>
+        <w:b/>
+        <w:bCs/>
+      </w:rPr>
+    </w:tblStylePr>
+    <w:tblStylePr w:type="band1Vert">
+      <w:tblPr/>
+      <w:tcPr>
+        <w:shd w:val="clear" w:color="auto" w:fill="F9FAFA"/>
+      </w:tcPr>
+    </w:tblStylePr>
+    <w:tblStylePr w:type="band1Horz">
+      <w:tblPr/>
+      <w:tcPr>
+        <w:shd w:val="clear" w:color="auto" w:fill="FFFFFF"/>
+      </w:tcPr>
+    </w:tblStylePr>
+    <w:tblStylePr w:type="band2Horz">
+      <w:tblPr/>
+      <w:tcPr>
+        <w:shd w:val="clear" w:color="auto" w:fill="F5F7F8"/>
+      </w:tcPr>
+    </w:tblStylePr>
+  </w:style>
+  <w:style w:type="table" w:styleId="ListTable1Light-Accent2">
+    <w:name w:val="List Table 1 Light Accent 2"/>
+    <w:basedOn w:val="TableNormal"/>
+    <w:uiPriority w:val="46"/>
+    <w:rsid w:val="00D516CC"/>
+    <w:pPr>
+      <w:spacing w:after="0" w:line="240" w:lineRule="auto"/>
+    </w:pPr>
+    <w:tblPr>
+      <w:tblStyleRowBandSize w:val="1"/>
+      <w:tblStyleColBandSize w:val="1"/>
+    </w:tblPr>
+    <w:tblStylePr w:type="firstRow">
+      <w:rPr>
+        <w:b/>
+        <w:bCs/>
+      </w:rPr>
+      <w:tblPr/>
+      <w:tcPr>
+        <w:tcBorders>
+          <w:bottom w:val="single" w:sz="4" w:space="0" w:color="F1A983" w:themeColor="accent2" w:themeTint="99"/>
+        </w:tcBorders>
+      </w:tcPr>
+    </w:tblStylePr>
+    <w:tblStylePr w:type="lastRow">
+      <w:rPr>
+        <w:b/>
+        <w:bCs/>
+      </w:rPr>
+      <w:tblPr/>
+      <w:tcPr>
+        <w:tcBorders>
+          <w:top w:val="single" w:sz="4" w:space="0" w:color="F1A983" w:themeColor="accent2" w:themeTint="99"/>
+        </w:tcBorders>
+      </w:tcPr>
+    </w:tblStylePr>
+    <w:tblStylePr w:type="firstCol">
+      <w:rPr>
+        <w:b/>
+        <w:bCs/>
+      </w:rPr>
+    </w:tblStylePr>
+    <w:tblStylePr w:type="lastCol">
+      <w:rPr>
+        <w:b/>
+        <w:bCs/>
+      </w:rPr>
+    </w:tblStylePr>
+    <w:tblStylePr w:type="band1Vert">
+      <w:tblPr/>
+      <w:tcPr>
+        <w:shd w:val="clear" w:color="auto" w:fill="FAE2D5" w:themeFill="accent2" w:themeFillTint="33"/>
+      </w:tcPr>
+    </w:tblStylePr>
+    <w:tblStylePr w:type="band1Horz">
+      <w:tblPr/>
+      <w:tcPr>
+        <w:shd w:val="clear" w:color="auto" w:fill="FAE2D5" w:themeFill="accent2" w:themeFillTint="33"/>
+      </w:tcPr>
+    </w:tblStylePr>
+  </w:style>
+  <w:style w:type="table" w:styleId="ListTable1Light-Accent1">
+    <w:name w:val="List Table 1 Light Accent 1"/>
+    <w:basedOn w:val="TableNormal"/>
+    <w:uiPriority w:val="46"/>
+    <w:rsid w:val="00D516CC"/>
+    <w:pPr>
+      <w:spacing w:after="0" w:line="240" w:lineRule="auto"/>
+    </w:pPr>
+    <w:tblPr>
+      <w:tblStyleRowBandSize w:val="1"/>
+      <w:tblStyleColBandSize w:val="1"/>
+    </w:tblPr>
+    <w:tblStylePr w:type="firstRow">
+      <w:rPr>
+        <w:b/>
+        <w:bCs/>
+      </w:rPr>
+      <w:tblPr/>
+      <w:tcPr>
+        <w:tcBorders>
+          <w:bottom w:val="single" w:sz="4" w:space="0" w:color="45B0E1" w:themeColor="accent1" w:themeTint="99"/>
+        </w:tcBorders>
+      </w:tcPr>
+    </w:tblStylePr>
+    <w:tblStylePr w:type="lastRow">
+      <w:rPr>
+        <w:b/>
+        <w:bCs/>
+      </w:rPr>
+      <w:tblPr/>
+      <w:tcPr>
+        <w:tcBorders>
+          <w:top w:val="single" w:sz="4" w:space="0" w:color="45B0E1" w:themeColor="accent1" w:themeTint="99"/>
+        </w:tcBorders>
+      </w:tcPr>
+    </w:tblStylePr>
+    <w:tblStylePr w:type="firstCol">
+      <w:rPr>
+        <w:b/>
+        <w:bCs/>
+      </w:rPr>
+    </w:tblStylePr>
+    <w:tblStylePr w:type="lastCol">
+      <w:rPr>
+        <w:b/>
+        <w:bCs/>
+      </w:rPr>
+    </w:tblStylePr>
+    <w:tblStylePr w:type="band1Vert">
+      <w:tblPr/>
+      <w:tcPr>
+        <w:shd w:val="clear" w:color="auto" w:fill="C1E4F5" w:themeFill="accent1" w:themeFillTint="33"/>
+      </w:tcPr>
+    </w:tblStylePr>
+    <w:tblStylePr w:type="band1Horz">
+      <w:tblPr/>
+      <w:tcPr>
+        <w:shd w:val="clear" w:color="auto" w:fill="C1E4F5" w:themeFill="accent1" w:themeFillTint="33"/>
+      </w:tcPr>
+    </w:tblStylePr>
+  </w:style>
+  <w:style w:type="character" w:styleId="PlaceholderText">
+    <w:name w:val="Placeholder Text"/>
+    <w:basedOn w:val="DefaultParagraphFont"/>
+    <w:uiPriority w:val="99"/>
+    <w:semiHidden/>
+    <w:rsid w:val="00D516CC"/>
+    <w:rPr>
+      <w:color w:val="666666"/>
+    </w:rPr>
+  </w:style>
+  <w:style w:type="table" w:customStyle="1" w:styleId="TableGrid1">
+    <w:name w:val="Table Grid1"/>
+    <w:basedOn w:val="TableNormal"/>
+    <w:next w:val="TableGrid"/>
+    <w:uiPriority w:val="39"/>
+    <w:rsid w:val="004527ED"/>
+    <w:pPr>
+      <w:spacing w:after="0" w:line="240" w:lineRule="auto"/>
+    </w:pPr>
+    <w:rPr>
+      <w:rFonts w:eastAsia="Calibri"/>
+      <w:kern w:val="0"/>
+      <w:sz w:val="22"/>
+      <w:szCs w:val="22"/>
+      <w:lang w:val="en-US" w:eastAsia="en-US"/>
+      <w14:ligatures w14:val="none"/>
+    </w:rPr>
+    <w:tblPr>
+      <w:tblBorders>
+        <w:top w:val="single" w:sz="4" w:space="0" w:color="auto"/>
+        <w:left w:val="single" w:sz="4" w:space="0" w:color="auto"/>
+        <w:bottom w:val="single" w:sz="4" w:space="0" w:color="auto"/>
+        <w:right w:val="single" w:sz="4" w:space="0" w:color="auto"/>
+        <w:insideH w:val="single" w:sz="4" w:space="0" w:color="auto"/>
+        <w:insideV w:val="single" w:sz="4" w:space="0" w:color="auto"/>
+      </w:tblBorders>
+    </w:tblPr>
+  </w:style>
+  <w:style w:type="paragraph" w:styleId="Header">
+    <w:name w:val="header"/>
+    <w:basedOn w:val="Normal"/>
+    <w:link w:val="HeaderChar"/>
+    <w:uiPriority w:val="99"/>
+    <w:unhideWhenUsed/>
+    <w:rsid w:val="00794706"/>
+    <w:pPr>
+      <w:tabs>
+        <w:tab w:val="center" w:pos="4513"/>
+        <w:tab w:val="right" w:pos="9026"/>
+      </w:tabs>
+      <w:spacing w:after="0" w:line="240" w:lineRule="auto"/>
+    </w:pPr>
+  </w:style>
+  <w:style w:type="character" w:customStyle="1" w:styleId="HeaderChar">
+    <w:name w:val="Header Char"/>
+    <w:basedOn w:val="DefaultParagraphFont"/>
+    <w:link w:val="Header"/>
+    <w:uiPriority w:val="99"/>
+    <w:rsid w:val="00794706"/>
+  </w:style>
+  <w:style w:type="paragraph" w:styleId="Footer">
+    <w:name w:val="footer"/>
+    <w:basedOn w:val="Normal"/>
+    <w:link w:val="FooterChar"/>
+    <w:uiPriority w:val="99"/>
+    <w:unhideWhenUsed/>
+    <w:rsid w:val="00794706"/>
+    <w:pPr>
+      <w:tabs>
+        <w:tab w:val="center" w:pos="4513"/>
+        <w:tab w:val="right" w:pos="9026"/>
+      </w:tabs>
+      <w:spacing w:after="0" w:line="240" w:lineRule="auto"/>
+    </w:pPr>
+  </w:style>
+  <w:style w:type="character" w:customStyle="1" w:styleId="FooterChar">
+    <w:name w:val="Footer Char"/>
+    <w:basedOn w:val="DefaultParagraphFont"/>
+    <w:link w:val="Footer"/>
+    <w:uiPriority w:val="99"/>
+    <w:rsid w:val="00794706"/>
+  </w:style>
+</w:styles>
+</file>
+
+<file path=word/glossary/document.xml><?xml version="1.0" encoding="utf-8"?>
+<w:glossaryDocument xmlns:wpc="http://schemas.microsoft.com/office/word/2010/wordprocessingCanvas" xmlns:cx="http://schemas.microsoft.com/office/drawing/2014/chartex" xmlns:cx1="http://schemas.microsoft.com/office/drawing/2015/9/8/chartex" xmlns:cx2="http://schemas.microsoft.com/office/drawing/2015/10/21/chartex" xmlns:cx3="http://schemas.microsoft.com/office/drawing/2016/5/9/chartex" xmlns:cx4="http://schemas.microsoft.com/office/drawing/2016/5/10/chartex" xmlns:cx5="http://schemas.microsoft.com/office/drawing/2016/5/11/chartex" xmlns:cx6="http://schemas.microsoft.com/office/drawing/2016/5/12/chartex" xmlns:cx7="http://schemas.microsoft.com/office/drawing/2016/5/13/chartex" xmlns:cx8="http://schemas.microsoft.com/office/drawing/2016/5/14/chartex" xmlns:mc="http://schemas.openxmlformats.org/markup-compatibility/2006" xmlns:aink="http://schemas.microsoft.com/office/drawing/2016/ink" xmlns:am3d="http://schemas.microsoft.com/office/drawing/2017/model3d" xmlns:o="urn:schemas-microsoft-com:office:office" xmlns:oel="http://schemas.microsoft.com/office/2019/extlst" xmlns:r="http://schemas.openxmlformats.org/officeDocument/2006/relationships" xmlns:m="http://schemas.openxmlformats.org/officeDocument/2006/math" xmlns:v="urn:schemas-microsoft-com:vml" xmlns:wp14="http://schemas.microsoft.com/office/word/2010/wordprocessingDrawing" xmlns:wp="http://schemas.openxmlformats.org/drawingml/2006/wordprocessingDrawing" xmlns:w10="urn:schemas-microsoft-com:office:word" xmlns:w="http://schemas.openxmlformats.org/wordprocessingml/2006/main" xmlns:w14="http://schemas.microsoft.com/office/word/2010/wordml" xmlns:w15="http://schemas.microsoft.com/office/word/2012/wordml" xmlns:w16cex="http://schemas.microsoft.com/office/word/2018/wordml/cex" xmlns:w16cid="http://schemas.microsoft.com/office/word/2016/wordml/cid" xmlns:w16="http://schemas.microsoft.com/office/word/2018/wordml" xmlns:w16du="http://schemas.microsoft.com/office/word/2023/wordml/word16du" xmlns:w16sdtdh="http://schemas.microsoft.com/office/word/2020/wordml/sdtdatahash" xmlns:w16sdtfl="http://schemas.microsoft.com/office/word/2024/wordml/sdtformatlock" xmlns:w16se="http://schemas.microsoft.com/office/word/2015/wordml/symex" xmlns:wpg="http://schemas.microsoft.com/office/word/2010/wordprocessingGroup" xmlns:wpi="http://schemas.microsoft.com/office/word/2010/wordprocessingInk" xmlns:wne="http://schemas.microsoft.com/office/word/2006/wordml" xmlns:wps="http://schemas.microsoft.com/office/word/2010/wordprocessingShape" mc:Ignorable="w14 w15 w16se w16cid w16 w16cex w16sdtdh w16sdtfl w16du wp14">
+  <w:docParts>
+    <w:docPart>
+      <w:docPartPr>
+        <w:name w:val="040EB39C88C340B6B7A2F569B1AA1C77"/>
+        <w:category>
+          <w:name w:val="General"/>
+          <w:gallery w:val="placeholder"/>
+        </w:category>
+        <w:types>
+          <w:type w:val="bbPlcHdr"/>
+        </w:types>
+        <w:behaviors>
+          <w:behavior w:val="content"/>
+        </w:behaviors>
+        <w:guid w:val="{5E014FC6-A525-498B-B857-BDC987FD87B4}"/>
+      </w:docPartPr>
+      <w:docPartBody>
+        <w:p>
+          <w:pPr>
+            <w:pStyle w:val="040EB39C88C340B6B7A2F569B1AA1C77"/>
+          </w:pPr>
+          <w:r>
+            <w:rPr>
+              <w:rStyle w:val="PlaceholderText"/>
+            </w:rPr>
+            <w:t>Click or tap here to enter text.</w:t>
+          </w:r>
+        </w:p>
+      </w:docPartBody>
+    </w:docPart>
+    <w:docPart>
+      <w:docPartPr>
+        <w:name w:val="DBA8D1994BA14EDE983E8BF90D492833"/>
+        <w:category>
+          <w:name w:val="General"/>
+          <w:gallery w:val="placeholder"/>
+        </w:category>
+        <w:types>
+          <w:type w:val="bbPlcHdr"/>
+        </w:types>
+        <w:behaviors>
+          <w:behavior w:val="content"/>
+        </w:behaviors>
+        <w:guid w:val="{413D786C-56C8-4366-A966-E369039485D7}"/>
+      </w:docPartPr>
+      <w:docPartBody>
+        <w:p>
+          <w:pPr>
+            <w:pStyle w:val="DBA8D1994BA14EDE983E8BF90D492833"/>
+          </w:pPr>
+          <w:r>
+            <w:rPr>
+              <w:rStyle w:val="PlaceholderText"/>
+            </w:rPr>
+            <w:t>Click or tap here to enter text.</w:t>
+          </w:r>
+        </w:p>
+      </w:docPartBody>
+    </w:docPart>
+    <w:docPart>
+      <w:docPartPr>
+        <w:name w:val="EB84971CAE2D446C9496942584011C22"/>
+        <w:category>
+          <w:name w:val="General"/>
+          <w:gallery w:val="placeholder"/>
+        </w:category>
+        <w:types>
+          <w:type w:val="bbPlcHdr"/>
+        </w:types>
+        <w:behaviors>
+          <w:behavior w:val="content"/>
+        </w:behaviors>
+        <w:guid w:val="{60CFCBA4-0DC8-42F4-8339-A15E0B4694EF}"/>
+      </w:docPartPr>
+      <w:docPartBody>
+        <w:p>
+          <w:pPr>
+            <w:pStyle w:val="EB84971CAE2D446C9496942584011C22"/>
+          </w:pPr>
+          <w:r>
+            <w:rPr>
+              <w:rStyle w:val="PlaceholderText"/>
+            </w:rPr>
+            <w:t>Click or tap here to enter text.</w:t>
+          </w:r>
+        </w:p>
+      </w:docPartBody>
+    </w:docPart>
+    <w:docPart>
+      <w:docPartPr>
+        <w:name w:val="0222551F419C4A0581629C439C20CBB1"/>
+        <w:category>
+          <w:name w:val="General"/>
+          <w:gallery w:val="placeholder"/>
+        </w:category>
+        <w:types>
+          <w:type w:val="bbPlcHdr"/>
+        </w:types>
+        <w:behaviors>
+          <w:behavior w:val="content"/>
+        </w:behaviors>
+        <w:guid w:val="{56B18B74-8C46-439D-AE40-FDD8FB99D2AB}"/>
+      </w:docPartPr>
+      <w:docPartBody>
+        <w:p>
+          <w:pPr>
+            <w:pStyle w:val="0222551F419C4A0581629C439C20CBB1"/>
+          </w:pPr>
+          <w:r>
+            <w:rPr>
+              <w:rStyle w:val="PlaceholderText"/>
+            </w:rPr>
+            <w:t>Click or tap here to enter text.</w:t>
+          </w:r>
+        </w:p>
+      </w:docPartBody>
+    </w:docPart>
+    <w:docPart>
+      <w:docPartPr>
+        <w:name w:val="F39D0F057CFC43348D17F1E051D2594A"/>
+        <w:category>
+          <w:name w:val="General"/>
+          <w:gallery w:val="placeholder"/>
+        </w:category>
+        <w:types>
+          <w:type w:val="bbPlcHdr"/>
+        </w:types>
+        <w:behaviors>
+          <w:behavior w:val="content"/>
+        </w:behaviors>
+        <w:guid w:val="{A630419F-6422-40EA-B524-416A3AB19B45}"/>
+      </w:docPartPr>
+      <w:docPartBody>
+        <w:p>
+          <w:pPr>
+            <w:pStyle w:val="F39D0F057CFC43348D17F1E051D2594A"/>
+          </w:pPr>
+          <w:r>
+            <w:rPr>
+              <w:rStyle w:val="PlaceholderText"/>
+            </w:rPr>
+            <w:t>Click or tap here to enter text.</w:t>
+          </w:r>
+        </w:p>
+      </w:docPartBody>
+    </w:docPart>
+    <w:docPart>
+      <w:docPartPr>
+        <w:name w:val="8DE6E81E39A04422B116877A4C0A6D28"/>
+        <w:category>
+          <w:name w:val="General"/>
+          <w:gallery w:val="placeholder"/>
+        </w:category>
+        <w:types>
+          <w:type w:val="bbPlcHdr"/>
+        </w:types>
+        <w:behaviors>
+          <w:behavior w:val="content"/>
+        </w:behaviors>
+        <w:guid w:val="{A04E87A0-B04B-4CE1-B9B5-EF19C2400793}"/>
+      </w:docPartPr>
+      <w:docPartBody>
+        <w:p>
+          <w:pPr>
+            <w:pStyle w:val="8DE6E81E39A04422B116877A4C0A6D28"/>
+          </w:pPr>
+          <w:r>
+            <w:rPr>
+              <w:rStyle w:val="PlaceholderText"/>
+            </w:rPr>
+            <w:t>Click or tap here to enter text.</w:t>
+          </w:r>
+        </w:p>
+      </w:docPartBody>
+    </w:docPart>
+    <w:docPart>
+      <w:docPartPr>
+        <w:name w:val="87999CDC6E3D491EB063E9B991974AB3"/>
+        <w:category>
+          <w:name w:val="General"/>
+          <w:gallery w:val="placeholder"/>
+        </w:category>
+        <w:types>
+          <w:type w:val="bbPlcHdr"/>
+        </w:types>
+        <w:behaviors>
+          <w:behavior w:val="content"/>
+        </w:behaviors>
+        <w:guid w:val="{2B89DE6F-AE62-4792-BCAC-D8293EE19387}"/>
+      </w:docPartPr>
+      <w:docPartBody>
+        <w:p>
+          <w:pPr>
+            <w:pStyle w:val="87999CDC6E3D491EB063E9B991974AB3"/>
+          </w:pPr>
+          <w:r>
+            <w:rPr>
+              <w:rStyle w:val="PlaceholderText"/>
+            </w:rPr>
+            <w:t>Click or tap here to enter text.</w:t>
+          </w:r>
+        </w:p>
+      </w:docPartBody>
+    </w:docPart>
+    <w:docPart>
+      <w:docPartPr>
+        <w:name w:val="03DA5A8F6D414CF7B026025E0A585944"/>
+        <w:category>
+          <w:name w:val="General"/>
+          <w:gallery w:val="placeholder"/>
+        </w:category>
+        <w:types>
+          <w:type w:val="bbPlcHdr"/>
+        </w:types>
+        <w:behaviors>
+          <w:behavior w:val="content"/>
+        </w:behaviors>
+        <w:guid w:val="{5C1295EE-6181-48AE-9701-CFD263EC8F4D}"/>
+      </w:docPartPr>
+      <w:docPartBody>
+        <w:p>
+          <w:pPr>
+            <w:pStyle w:val="03DA5A8F6D414CF7B026025E0A585944"/>
+          </w:pPr>
+          <w:r>
+            <w:rPr>
+              <w:rStyle w:val="PlaceholderText"/>
+            </w:rPr>
+            <w:t>Click or tap here to enter text.</w:t>
+          </w:r>
+        </w:p>
+      </w:docPartBody>
+    </w:docPart>
+    <w:docPart>
+      <w:docPartPr>
+        <w:name w:val="DAC6490B21CA4214B8E6BACFA12DD1A3"/>
+        <w:category>
+          <w:name w:val="General"/>
+          <w:gallery w:val="placeholder"/>
+        </w:category>
+        <w:types>
+          <w:type w:val="bbPlcHdr"/>
+        </w:types>
+        <w:behaviors>
+          <w:behavior w:val="content"/>
+        </w:behaviors>
+        <w:guid w:val="{18A6A831-DB63-4E56-ADF7-C2C5BDD2E8B3}"/>
+      </w:docPartPr>
+      <w:docPartBody>
+        <w:p>
+          <w:pPr>
+            <w:pStyle w:val="DAC6490B21CA4214B8E6BACFA12DD1A3"/>
+          </w:pPr>
+          <w:r>
+            <w:rPr>
+              <w:rStyle w:val="PlaceholderText"/>
+            </w:rPr>
+            <w:t>Click or tap here to enter text.</w:t>
+          </w:r>
+        </w:p>
+      </w:docPartBody>
+    </w:docPart>
+    <w:docPart>
+      <w:docPartPr>
+        <w:name w:val="A21AD53D56754BD3A1054FD44803859F"/>
+        <w:category>
+          <w:name w:val="General"/>
+          <w:gallery w:val="placeholder"/>
+        </w:category>
+        <w:types>
+          <w:type w:val="bbPlcHdr"/>
+        </w:types>
+        <w:behaviors>
+          <w:behavior w:val="content"/>
+        </w:behaviors>
+        <w:guid w:val="{141D7B75-B3D8-48A6-BACE-678A5B98C4FF}"/>
+      </w:docPartPr>
+      <w:docPartBody>
+        <w:p>
+          <w:pPr>
+            <w:pStyle w:val="A21AD53D56754BD3A1054FD44803859F"/>
+          </w:pPr>
+          <w:r>
+            <w:rPr>
+              <w:rStyle w:val="PlaceholderText"/>
+            </w:rPr>
+            <w:t>Click or tap here to enter text.</w:t>
+          </w:r>
+        </w:p>
+      </w:docPartBody>
+    </w:docPart>
+    <w:docPart>
+      <w:docPartPr>
+        <w:name w:val="33F694BABBD34C0BB4C23021962CF054"/>
+        <w:category>
+          <w:name w:val="General"/>
+          <w:gallery w:val="placeholder"/>
+        </w:category>
+        <w:types>
+          <w:type w:val="bbPlcHdr"/>
+        </w:types>
+        <w:behaviors>
+          <w:behavior w:val="content"/>
+        </w:behaviors>
+        <w:guid w:val="{0A23C92F-6EC6-4F3B-A56B-04AA00A57F5B}"/>
+      </w:docPartPr>
+      <w:docPartBody>
+        <w:p>
+          <w:pPr>
+            <w:pStyle w:val="33F694BABBD34C0BB4C23021962CF054"/>
+          </w:pPr>
+          <w:r>
+            <w:rPr>
+              <w:rStyle w:val="PlaceholderText"/>
+            </w:rPr>
+            <w:t>Click or tap here to enter text.</w:t>
+          </w:r>
+        </w:p>
+      </w:docPartBody>
+    </w:docPart>
+    <w:docPart>
+      <w:docPartPr>
+        <w:name w:val="0DA117334EDC4137AA5D22F09C6E315F"/>
+        <w:category>
+          <w:name w:val="General"/>
+          <w:gallery w:val="placeholder"/>
+        </w:category>
+        <w:types>
+          <w:type w:val="bbPlcHdr"/>
+        </w:types>
+        <w:behaviors>
+          <w:behavior w:val="content"/>
+        </w:behaviors>
+        <w:guid w:val="{921371A6-929A-4413-8D73-CB35D32AE833}"/>
+      </w:docPartPr>
+      <w:docPartBody>
+        <w:p>
+          <w:pPr>
+            <w:pStyle w:val="0DA117334EDC4137AA5D22F09C6E315F"/>
+          </w:pPr>
+          <w:r>
+            <w:rPr>
+              <w:rStyle w:val="PlaceholderText"/>
+            </w:rPr>
+            <w:t>Enter any content that you want to repeat, including other content controls. You can also insert this control around table rows in order to repeat parts of a table.</w:t>
+          </w:r>
+        </w:p>
+      </w:docPartBody>
+    </w:docPart>
+    <w:docPart>
+      <w:docPartPr>
+        <w:name w:val="D7D8C22094AC421DB2AB5E22475BA53C"/>
+        <w:category>
+          <w:name w:val="General"/>
+          <w:gallery w:val="placeholder"/>
+        </w:category>
+        <w:types>
+          <w:type w:val="bbPlcHdr"/>
+        </w:types>
+        <w:behaviors>
+          <w:behavior w:val="content"/>
+        </w:behaviors>
+        <w:guid w:val="{D6FD312B-B4BB-4CBC-B733-1FC6EA1C0315}"/>
+      </w:docPartPr>
+      <w:docPartBody>
+        <w:p>
+          <w:pPr>
+            <w:pStyle w:val="D7D8C22094AC421DB2AB5E22475BA53C"/>
+          </w:pPr>
+          <w:r>
+            <w:rPr>
+              <w:rStyle w:val="PlaceholderText"/>
+            </w:rPr>
+            <w:t>Click here to enter text.</w:t>
+          </w:r>
+        </w:p>
+      </w:docPartBody>
+    </w:docPart>
+    <w:docPart>
+      <w:docPartPr>
+        <w:name w:val="231F2063384141A6896F4483ADA8C7E1"/>
+        <w:category>
+          <w:name w:val="General"/>
+          <w:gallery w:val="placeholder"/>
+        </w:category>
+        <w:types>
+          <w:type w:val="bbPlcHdr"/>
+        </w:types>
+        <w:behaviors>
+          <w:behavior w:val="content"/>
+        </w:behaviors>
+        <w:guid w:val="{4A883C16-BEB5-4916-A818-A1989F710C02}"/>
+      </w:docPartPr>
+      <w:docPartBody>
+        <w:p>
+          <w:pPr>
+            <w:pStyle w:val="231F2063384141A6896F4483ADA8C7E1"/>
+          </w:pPr>
+          <w:r>
+            <w:rPr>
+              <w:rStyle w:val="PlaceholderText"/>
+            </w:rPr>
+            <w:t>Click or tap here to enter text.</w:t>
+          </w:r>
+        </w:p>
+      </w:docPartBody>
+    </w:docPart>
+    <w:docPart>
+      <w:docPartPr>
+        <w:name w:val="CB69599431E740F9BE4987359CE952F3"/>
+        <w:category>
+          <w:name w:val="General"/>
+          <w:gallery w:val="placeholder"/>
+        </w:category>
+        <w:types>
+          <w:type w:val="bbPlcHdr"/>
+        </w:types>
+        <w:behaviors>
+          <w:behavior w:val="content"/>
+        </w:behaviors>
+        <w:guid w:val="{97ADA48F-4ABD-4819-9155-FA074B9AE033}"/>
+      </w:docPartPr>
+      <w:docPartBody>
+        <w:p>
+          <w:pPr>
+            <w:pStyle w:val="CB69599431E740F9BE4987359CE952F3"/>
+          </w:pPr>
+          <w:r>
+            <w:rPr>
+              <w:rStyle w:val="PlaceholderText"/>
+            </w:rPr>
+            <w:t>Click or tap here to enter text.</w:t>
+          </w:r>
+        </w:p>
+      </w:docPartBody>
+    </w:docPart>
+    <w:docPart>
+      <w:docPartPr>
+        <w:name w:val="885C6A309CA94B5187DF50F44B398596"/>
+        <w:category>
+          <w:name w:val="General"/>
+          <w:gallery w:val="placeholder"/>
+        </w:category>
+        <w:types>
+          <w:type w:val="bbPlcHdr"/>
+        </w:types>
+        <w:behaviors>
+          <w:behavior w:val="content"/>
+        </w:behaviors>
+        <w:guid w:val="{84C12C53-D897-4884-8006-3CE8E3839E10}"/>
+      </w:docPartPr>
+      <w:docPartBody>
+        <w:p>
+          <w:pPr>
+            <w:pStyle w:val="885C6A309CA94B5187DF50F44B398596"/>
+          </w:pPr>
+          <w:r>
+            <w:rPr>
+              <w:rStyle w:val="PlaceholderText"/>
+            </w:rPr>
+            <w:t>Click or tap here to enter text.</w:t>
+          </w:r>
+        </w:p>
+      </w:docPartBody>
+    </w:docPart>
+    <w:docPart>
+      <w:docPartPr>
+        <w:name w:val="91379AE367B24E4EB392E3ACFAAAED19"/>
+        <w:category>
+          <w:name w:val="General"/>
+          <w:gallery w:val="placeholder"/>
+        </w:category>
+        <w:types>
+          <w:type w:val="bbPlcHdr"/>
+        </w:types>
+        <w:behaviors>
+          <w:behavior w:val="content"/>
+        </w:behaviors>
+        <w:guid w:val="{204D33B8-9E55-4773-B4C7-E75E6F8C2826}"/>
+      </w:docPartPr>
+      <w:docPartBody>
+        <w:p>
+          <w:pPr>
+            <w:pStyle w:val="91379AE367B24E4EB392E3ACFAAAED19"/>
+          </w:pPr>
+          <w:r>
+            <w:rPr>
+              <w:rStyle w:val="PlaceholderText"/>
+            </w:rPr>
+            <w:t>Click or tap here to enter text.</w:t>
+          </w:r>
+        </w:p>
+      </w:docPartBody>
+    </w:docPart>
+    <w:docPart>
+      <w:docPartPr>
+        <w:name w:val="2F85EA427F1C4F92B06ABCEF2CE3846F"/>
+        <w:category>
+          <w:name w:val="General"/>
+          <w:gallery w:val="placeholder"/>
+        </w:category>
+        <w:types>
+          <w:type w:val="bbPlcHdr"/>
+        </w:types>
+        <w:behaviors>
+          <w:behavior w:val="content"/>
+        </w:behaviors>
+        <w:guid w:val="{892FF1C2-70FE-4534-9AA3-79D08661B5CF}"/>
+      </w:docPartPr>
+      <w:docPartBody>
+        <w:p>
+          <w:pPr>
+            <w:pStyle w:val="2F85EA427F1C4F92B06ABCEF2CE3846F"/>
+          </w:pPr>
+          <w:r>
+            <w:rPr>
+              <w:rStyle w:val="PlaceholderText"/>
+            </w:rPr>
+            <w:t>Click or tap here to enter text.</w:t>
+          </w:r>
+        </w:p>
+      </w:docPartBody>
+    </w:docPart>
+    <w:docPart>
+      <w:docPartPr>
+        <w:name w:val="6841358D50264E5CBBC8663D02FF6605"/>
+        <w:category>
+          <w:name w:val="General"/>
+          <w:gallery w:val="placeholder"/>
+        </w:category>
+        <w:types>
+          <w:type w:val="bbPlcHdr"/>
+        </w:types>
+        <w:behaviors>
+          <w:behavior w:val="content"/>
+        </w:behaviors>
+        <w:guid w:val="{F9D331FE-4270-4AC2-B4CF-BFB9197E3C89}"/>
+      </w:docPartPr>
+      <w:docPartBody>
+        <w:p>
+          <w:pPr>
+            <w:pStyle w:val="6841358D50264E5CBBC8663D02FF6605"/>
+          </w:pPr>
+          <w:r>
+            <w:rPr>
+              <w:rStyle w:val="PlaceholderText"/>
+            </w:rPr>
+            <w:t>Click or tap here to enter text.</w:t>
+          </w:r>
+        </w:p>
+      </w:docPartBody>
+    </w:docPart>
+    <w:docPart>
+      <w:docPartPr>
+        <w:name w:val="25DF757345124BB5AF2ECDA8F85D7DEA"/>
+        <w:category>
+          <w:name w:val="General"/>
+          <w:gallery w:val="placeholder"/>
+        </w:category>
+        <w:types>
+          <w:type w:val="bbPlcHdr"/>
+        </w:types>
+        <w:behaviors>
+          <w:behavior w:val="content"/>
+        </w:behaviors>
+        <w:guid w:val="{71397A48-2224-4D44-B412-27E5740D2D5C}"/>
+      </w:docPartPr>
+      <w:docPartBody>
+        <w:p>
+          <w:pPr>
+            <w:pStyle w:val="25DF757345124BB5AF2ECDA8F85D7DEA"/>
+          </w:pPr>
+          <w:r>
+            <w:rPr>
+              <w:rStyle w:val="PlaceholderText"/>
+            </w:rPr>
+            <w:t>Click or tap here to enter text.</w:t>
+          </w:r>
+        </w:p>
+      </w:docPartBody>
+    </w:docPart>
+    <w:docPart>
+      <w:docPartPr>
+        <w:name w:val="3A785CEEF9AB4AD48AD06BBAF9EC59EE"/>
+        <w:category>
+          <w:name w:val="General"/>
+          <w:gallery w:val="placeholder"/>
+        </w:category>
+        <w:types>
+          <w:type w:val="bbPlcHdr"/>
+        </w:types>
+        <w:behaviors>
+          <w:behavior w:val="content"/>
+        </w:behaviors>
+        <w:guid w:val="{0C0AE7F9-076D-4B28-AA02-54DA8CF37A90}"/>
+      </w:docPartPr>
+      <w:docPartBody>
+        <w:p>
+          <w:pPr>
+            <w:pStyle w:val="3A785CEEF9AB4AD48AD06BBAF9EC59EE"/>
+          </w:pPr>
+          <w:r>
+            <w:rPr>
+              <w:rStyle w:val="PlaceholderText"/>
+            </w:rPr>
+            <w:t>Click or tap here to enter text.</w:t>
+          </w:r>
+        </w:p>
+      </w:docPartBody>
+    </w:docPart>
+    <w:docPart>
+      <w:docPartPr>
+        <w:name w:val="A5AF067E15064545A8F334E9197509D0"/>
+        <w:category>
+          <w:name w:val="General"/>
+          <w:gallery w:val="placeholder"/>
+        </w:category>
+        <w:types>
+          <w:type w:val="bbPlcHdr"/>
+        </w:types>
+        <w:behaviors>
+          <w:behavior w:val="content"/>
+        </w:behaviors>
+        <w:guid w:val="{F4AECD2C-AEF9-410D-9B89-92C220CA9409}"/>
+      </w:docPartPr>
+      <w:docPartBody>
+        <w:p>
+          <w:pPr>
+            <w:pStyle w:val="A5AF067E15064545A8F334E9197509D0"/>
+          </w:pPr>
+          <w:r>
+            <w:rPr>
+              <w:rStyle w:val="PlaceholderText"/>
+            </w:rPr>
+            <w:t>Click or tap here to enter text.</w:t>
+          </w:r>
+        </w:p>
+      </w:docPartBody>
+    </w:docPart>
+    <w:docPart>
+      <w:docPartPr>
+        <w:name w:val="D608AD1A71F046A3A600C3E1E16DAC3F"/>
+        <w:category>
+          <w:name w:val="General"/>
+          <w:gallery w:val="placeholder"/>
+        </w:category>
+        <w:types>
+          <w:type w:val="bbPlcHdr"/>
+        </w:types>
+        <w:behaviors>
+          <w:behavior w:val="content"/>
+        </w:behaviors>
+        <w:guid w:val="{4D1FDEF1-5724-453B-BCEF-16E10D9B01C8}"/>
+      </w:docPartPr>
+      <w:docPartBody>
+        <w:p>
+          <w:pPr>
+            <w:pStyle w:val="D608AD1A71F046A3A600C3E1E16DAC3F"/>
+          </w:pPr>
+          <w:r>
+            <w:rPr>
+              <w:rStyle w:val="PlaceholderText"/>
+            </w:rPr>
+            <w:t>Click or tap here to enter text.</w:t>
+          </w:r>
+        </w:p>
+      </w:docPartBody>
+    </w:docPart>
+    <w:docPart>
+      <w:docPartPr>
+        <w:name w:val="C33F0782BC3C4AC28A16E6B5BD617FDA"/>
+        <w:category>
+          <w:name w:val="General"/>
+          <w:gallery w:val="placeholder"/>
+        </w:category>
+        <w:types>
+          <w:type w:val="bbPlcHdr"/>
+        </w:types>
+        <w:behaviors>
+          <w:behavior w:val="content"/>
+        </w:behaviors>
+        <w:guid w:val="{7E92FAED-6491-4F06-A413-1B49FC9394C8}"/>
+      </w:docPartPr>
+      <w:docPartBody>
+        <w:p>
+          <w:pPr>
+            <w:pStyle w:val="C33F0782BC3C4AC28A16E6B5BD617FDA"/>
+          </w:pPr>
+          <w:r>
+            <w:rPr>
+              <w:rStyle w:val="PlaceholderText"/>
+            </w:rPr>
+            <w:t>Click or tap here to enter text.</w:t>
+          </w:r>
+        </w:p>
+      </w:docPartBody>
+    </w:docPart>
+    <w:docPart>
+      <w:docPartPr>
+        <w:name w:val="58950D3210A34CBB8D14E1DE475C78F1"/>
+        <w:category>
+          <w:name w:val="General"/>
+          <w:gallery w:val="placeholder"/>
+        </w:category>
+        <w:types>
+          <w:type w:val="bbPlcHdr"/>
+        </w:types>
+        <w:behaviors>
+          <w:behavior w:val="content"/>
+        </w:behaviors>
+        <w:guid w:val="{C89EA764-DF8A-4587-BB82-D1F1332C4D6C}"/>
+      </w:docPartPr>
+      <w:docPartBody>
+        <w:p>
+          <w:pPr>
+            <w:pStyle w:val="58950D3210A34CBB8D14E1DE475C78F1"/>
+          </w:pPr>
+          <w:r>
+            <w:rPr>
+              <w:rStyle w:val="PlaceholderText"/>
+            </w:rPr>
+            <w:t>Click or tap here to enter text.</w:t>
+          </w:r>
+        </w:p>
+      </w:docPartBody>
+    </w:docPart>
+    <w:docPart>
+      <w:docPartPr>
+        <w:name w:val="3DC7BBEA73B04009968F8B2A11B0BA8B"/>
+        <w:category>
+          <w:name w:val="General"/>
+          <w:gallery w:val="placeholder"/>
+        </w:category>
+        <w:types>
+          <w:type w:val="bbPlcHdr"/>
+        </w:types>
+        <w:behaviors>
+          <w:behavior w:val="content"/>
+        </w:behaviors>
+        <w:guid w:val="{ED1D1A4D-358E-4DB2-94F6-5C8F6CA594F1}"/>
+      </w:docPartPr>
+      <w:docPartBody>
+        <w:p>
+          <w:pPr>
+            <w:pStyle w:val="3DC7BBEA73B04009968F8B2A11B0BA8B"/>
+          </w:pPr>
+          <w:r>
+            <w:rPr>
+              <w:rStyle w:val="PlaceholderText"/>
+            </w:rPr>
+            <w:t>Click or tap here to enter text.</w:t>
+          </w:r>
+        </w:p>
+      </w:docPartBody>
+    </w:docPart>
+    <w:docPart>
+      <w:docPartPr>
+        <w:name w:val="435408E52A374019A765ED6F1FB740CA"/>
+        <w:category>
+          <w:name w:val="General"/>
+          <w:gallery w:val="placeholder"/>
+        </w:category>
+        <w:types>
+          <w:type w:val="bbPlcHdr"/>
+        </w:types>
+        <w:behaviors>
+          <w:behavior w:val="content"/>
+        </w:behaviors>
+        <w:guid w:val="{1FCE8C21-9165-4EB8-8A44-A1F4D977C2D3}"/>
+      </w:docPartPr>
+      <w:docPartBody>
+        <w:p>
+          <w:pPr>
+            <w:pStyle w:val="435408E52A374019A765ED6F1FB740CA"/>
+          </w:pPr>
+          <w:r>
+            <w:rPr>
+              <w:rStyle w:val="PlaceholderText"/>
+            </w:rPr>
+            <w:t>Click or tap here to enter text.</w:t>
+          </w:r>
+        </w:p>
+      </w:docPartBody>
+    </w:docPart>
+    <w:docPart>
+      <w:docPartPr>
+        <w:name w:val="87D7269456494E8F962D59EBAB6C7275"/>
+        <w:category>
+          <w:name w:val="General"/>
+          <w:gallery w:val="placeholder"/>
+        </w:category>
+        <w:types>
+          <w:type w:val="bbPlcHdr"/>
+        </w:types>
+        <w:behaviors>
+          <w:behavior w:val="content"/>
+        </w:behaviors>
+        <w:guid w:val="{AABC9820-1A30-47FC-8D29-920AA4F280C7}"/>
+      </w:docPartPr>
+      <w:docPartBody>
+        <w:p>
+          <w:pPr>
+            <w:pStyle w:val="87D7269456494E8F962D59EBAB6C7275"/>
+          </w:pPr>
+          <w:r>
+            <w:rPr>
+              <w:rStyle w:val="PlaceholderText"/>
+            </w:rPr>
+            <w:t>Click or tap here to enter text.</w:t>
+          </w:r>
+        </w:p>
+      </w:docPartBody>
+    </w:docPart>
+    <w:docPart>
+      <w:docPartPr>
+        <w:name w:val="1EFDD2086D4C45ABB4677146F93FCEDB"/>
+        <w:category>
+          <w:name w:val="General"/>
+          <w:gallery w:val="placeholder"/>
+        </w:category>
+        <w:types>
+          <w:type w:val="bbPlcHdr"/>
+        </w:types>
+        <w:behaviors>
+          <w:behavior w:val="content"/>
+        </w:behaviors>
+        <w:guid w:val="{FB34E403-B129-42DB-8A26-090DD8FD8826}"/>
+      </w:docPartPr>
+      <w:docPartBody>
+        <w:p>
+          <w:pPr>
+            <w:pStyle w:val="1EFDD2086D4C45ABB4677146F93FCEDB"/>
+          </w:pPr>
+          <w:r>
+            <w:rPr>
+              <w:rStyle w:val="PlaceholderText"/>
+            </w:rPr>
+            <w:t>Click or tap here to enter text.</w:t>
+          </w:r>
+        </w:p>
+      </w:docPartBody>
+    </w:docPart>
+    <w:docPart>
+      <w:docPartPr>
+        <w:name w:val="C632C1E495204384BE3E4415A49E0654"/>
+        <w:category>
+          <w:name w:val="General"/>
+          <w:gallery w:val="placeholder"/>
+        </w:category>
+        <w:types>
+          <w:type w:val="bbPlcHdr"/>
+        </w:types>
+        <w:behaviors>
+          <w:behavior w:val="content"/>
+        </w:behaviors>
+        <w:guid w:val="{4B96AAFA-25C4-4763-8289-7CF0E1876C98}"/>
+      </w:docPartPr>
+      <w:docPartBody>
+        <w:p>
+          <w:pPr>
+            <w:pStyle w:val="C632C1E495204384BE3E4415A49E0654"/>
+          </w:pPr>
+          <w:r>
+            <w:rPr>
+              <w:rStyle w:val="PlaceholderText"/>
+            </w:rPr>
+            <w:t>Click or tap here to enter text.</w:t>
+          </w:r>
+        </w:p>
+      </w:docPartBody>
+    </w:docPart>
+    <w:docPart>
+      <w:docPartPr>
+        <w:name w:val="4814EBA12D4F4C2F86004D2EABB47D17"/>
+        <w:category>
+          <w:name w:val="General"/>
+          <w:gallery w:val="placeholder"/>
+        </w:category>
+        <w:types>
+          <w:type w:val="bbPlcHdr"/>
+        </w:types>
+        <w:behaviors>
+          <w:behavior w:val="content"/>
+        </w:behaviors>
+        <w:guid w:val="{1078EB0C-6647-4332-8C7E-4396FE48709C}"/>
+      </w:docPartPr>
+      <w:docPartBody>
+        <w:p>
+          <w:pPr>
+            <w:pStyle w:val="4814EBA12D4F4C2F86004D2EABB47D17"/>
+          </w:pPr>
+          <w:r>
+            <w:rPr>
+              <w:rStyle w:val="PlaceholderText"/>
+            </w:rPr>
+            <w:t>Click or tap here to enter text.</w:t>
+          </w:r>
+        </w:p>
+      </w:docPartBody>
+    </w:docPart>
+    <w:docPart>
+      <w:docPartPr>
+        <w:name w:val="EEA0899F888148108EF724339F26C9B8"/>
+        <w:category>
+          <w:name w:val="General"/>
+          <w:gallery w:val="placeholder"/>
+        </w:category>
+        <w:types>
+          <w:type w:val="bbPlcHdr"/>
+        </w:types>
+        <w:behaviors>
+          <w:behavior w:val="content"/>
+        </w:behaviors>
+        <w:guid w:val="{F9B68267-6224-4ED7-8C54-55A3043FBCC8}"/>
+      </w:docPartPr>
+      <w:docPartBody>
+        <w:p>
+          <w:pPr>
+            <w:pStyle w:val="EEA0899F888148108EF724339F26C9B8"/>
+          </w:pPr>
+          <w:r>
+            <w:rPr>
+              <w:rStyle w:val="PlaceholderText"/>
+            </w:rPr>
+            <w:t>Click or tap here to enter text.</w:t>
+          </w:r>
+        </w:p>
+      </w:docPartBody>
+    </w:docPart>
+    <w:docPart>
+      <w:docPartPr>
+        <w:name w:val="52D4BAA0332845F0A13EF6EAEE198BEC"/>
+        <w:category>
+          <w:name w:val="General"/>
+          <w:gallery w:val="placeholder"/>
+        </w:category>
+        <w:types>
+          <w:type w:val="bbPlcHdr"/>
+        </w:types>
+        <w:behaviors>
+          <w:behavior w:val="content"/>
+        </w:behaviors>
+        <w:guid w:val="{7175DEB1-3462-4DA2-8CDE-5CF35386BBAD}"/>
+      </w:docPartPr>
+      <w:docPartBody>
+        <w:p>
+          <w:pPr>
+            <w:pStyle w:val="52D4BAA0332845F0A13EF6EAEE198BEC"/>
+          </w:pPr>
+          <w:r>
+            <w:rPr>
+              <w:rStyle w:val="PlaceholderText"/>
+            </w:rPr>
+            <w:t>Click or tap here to enter text.</w:t>
+          </w:r>
+        </w:p>
+      </w:docPartBody>
+    </w:docPart>
+    <w:docPart>
+      <w:docPartPr>
+        <w:name w:val="F849C86B8ADD4D4D8BE91A3BC2B2B53B"/>
+        <w:category>
+          <w:name w:val="General"/>
+          <w:gallery w:val="placeholder"/>
+        </w:category>
+        <w:types>
+          <w:type w:val="bbPlcHdr"/>
+        </w:types>
+        <w:behaviors>
+          <w:behavior w:val="content"/>
+        </w:behaviors>
+        <w:guid w:val="{6E200894-74B2-4F9E-AADD-3D96B04732C6}"/>
+      </w:docPartPr>
+      <w:docPartBody>
+        <w:p>
+          <w:pPr>
+            <w:pStyle w:val="F849C86B8ADD4D4D8BE91A3BC2B2B53B"/>
+          </w:pPr>
+          <w:r>
+            <w:rPr>
+              <w:rStyle w:val="PlaceholderText"/>
+            </w:rPr>
+            <w:t>Click or tap here to enter text.</w:t>
+          </w:r>
+        </w:p>
+      </w:docPartBody>
+    </w:docPart>
+    <w:docPart>
+      <w:docPartPr>
+        <w:name w:val="45FC40E16C8240769C3EEB96F31D5DC9"/>
+        <w:category>
+          <w:name w:val="General"/>
+          <w:gallery w:val="placeholder"/>
+        </w:category>
+        <w:types>
+          <w:type w:val="bbPlcHdr"/>
+        </w:types>
+        <w:behaviors>
+          <w:behavior w:val="content"/>
+        </w:behaviors>
+        <w:guid w:val="{119023B0-3652-45D7-B3A6-75720ED22323}"/>
+      </w:docPartPr>
+      <w:docPartBody>
+        <w:p>
+          <w:pPr>
+            <w:pStyle w:val="45FC40E16C8240769C3EEB96F31D5DC9"/>
+          </w:pPr>
+          <w:r>
+            <w:rPr>
+              <w:rStyle w:val="PlaceholderText"/>
+            </w:rPr>
+            <w:t>Click or tap here to enter text.</w:t>
+          </w:r>
+        </w:p>
+      </w:docPartBody>
+    </w:docPart>
+    <w:docPart>
+      <w:docPartPr>
+        <w:name w:val="67453C026F4F432FAA485AF15EDDE7E5"/>
+        <w:category>
+          <w:name w:val="General"/>
+          <w:gallery w:val="placeholder"/>
+        </w:category>
+        <w:types>
+          <w:type w:val="bbPlcHdr"/>
+        </w:types>
+        <w:behaviors>
+          <w:behavior w:val="content"/>
+        </w:behaviors>
+        <w:guid w:val="{3B71E5BF-1436-40B4-BA35-4CB778C9281F}"/>
+      </w:docPartPr>
+      <w:docPartBody>
+        <w:p>
+          <w:pPr>
+            <w:pStyle w:val="67453C026F4F432FAA485AF15EDDE7E5"/>
+          </w:pPr>
+          <w:r>
+            <w:rPr>
+              <w:rStyle w:val="PlaceholderText"/>
+            </w:rPr>
+            <w:t>Click or tap here to enter text.</w:t>
+          </w:r>
+        </w:p>
+      </w:docPartBody>
+    </w:docPart>
+    <w:docPart>
+      <w:docPartPr>
+        <w:name w:val="3D22CBA13D4241D9B24F640844181455"/>
+        <w:category>
+          <w:name w:val="General"/>
+          <w:gallery w:val="placeholder"/>
+        </w:category>
+        <w:types>
+          <w:type w:val="bbPlcHdr"/>
+        </w:types>
+        <w:behaviors>
+          <w:behavior w:val="content"/>
+        </w:behaviors>
+        <w:guid w:val="{EF56054B-2DAE-4695-83A0-09845640E7BC}"/>
+      </w:docPartPr>
+      <w:docPartBody>
+        <w:p>
+          <w:pPr>
+            <w:pStyle w:val="3D22CBA13D4241D9B24F640844181455"/>
+          </w:pPr>
+          <w:r>
+            <w:rPr>
+              <w:rStyle w:val="PlaceholderText"/>
+            </w:rPr>
+            <w:t>Click or tap here to enter text.</w:t>
+          </w:r>
+        </w:p>
+      </w:docPartBody>
+    </w:docPart>
+    <w:docPart>
+      <w:docPartPr>
+        <w:name w:val="608CE8A56BFB4BC8B38F794B10901D27"/>
+        <w:category>
+          <w:name w:val="General"/>
+          <w:gallery w:val="placeholder"/>
+        </w:category>
+        <w:types>
+          <w:type w:val="bbPlcHdr"/>
+        </w:types>
+        <w:behaviors>
+          <w:behavior w:val="content"/>
+        </w:behaviors>
+        <w:guid w:val="{4E880921-42D0-4717-8AD8-E2C1F17E38DA}"/>
+      </w:docPartPr>
+      <w:docPartBody>
+        <w:p>
+          <w:pPr>
+            <w:pStyle w:val="608CE8A56BFB4BC8B38F794B10901D27"/>
+          </w:pPr>
+          <w:r>
+            <w:rPr>
+              <w:rStyle w:val="PlaceholderText"/>
+            </w:rPr>
+            <w:t>Click or tap here to enter text.</w:t>
+          </w:r>
+        </w:p>
+      </w:docPartBody>
+    </w:docPart>
+    <w:docPart>
+      <w:docPartPr>
+        <w:name w:val="9CE4BC37AAAE47D7835966A0F7ACE2EB"/>
+        <w:category>
+          <w:name w:val="General"/>
+          <w:gallery w:val="placeholder"/>
+        </w:category>
+        <w:types>
+          <w:type w:val="bbPlcHdr"/>
+        </w:types>
+        <w:behaviors>
+          <w:behavior w:val="content"/>
+        </w:behaviors>
+        <w:guid w:val="{40562A8A-59B2-4B1B-8CB5-86A42B091EEE}"/>
+      </w:docPartPr>
+      <w:docPartBody>
+        <w:p>
+          <w:r>
+            <w:rPr>
+              <w:rStyle w:val="PlaceholderText"/>
+            </w:rPr>
+            <w:t>Line: Insert any data item you want to repeat.</w:t>
+          </w:r>
+        </w:p>
+      </w:docPartBody>
+    </w:docPart>
+  </w:docParts>
+</w:glossaryDocument>
+</file>
+
+<file path=word/glossary/fontTable.xml><?xml version="1.0" encoding="utf-8"?>
+<w:fonts xmlns:mc="http://schemas.openxmlformats.org/markup-compatibility/2006" xmlns:r="http://schemas.openxmlformats.org/officeDocument/2006/relationships" xmlns:w="http://schemas.openxmlformats.org/wordprocessingml/2006/main" xmlns:w14="http://schemas.microsoft.com/office/word/2010/wordml" xmlns:w15="http://schemas.microsoft.com/office/word/2012/wordml" xmlns:w16cex="http://schemas.microsoft.com/office/word/2018/wordml/cex" xmlns:w16cid="http://schemas.microsoft.com/office/word/2016/wordml/cid" xmlns:w16="http://schemas.microsoft.com/office/word/2018/wordml" xmlns:w16du="http://schemas.microsoft.com/office/word/2023/wordml/word16du" xmlns:w16sdtdh="http://schemas.microsoft.com/office/word/2020/wordml/sdtdatahash" xmlns:w16sdtfl="http://schemas.microsoft.com/office/word/2024/wordml/sdtformatlock" xmlns:w16se="http://schemas.microsoft.com/office/word/2015/wordml/symex" mc:Ignorable="w14 w15 w16se w16cid w16 w16cex w16sdtdh w16sdtfl w16du">
+  <w:font w:name="Aptos">
+    <w:charset w:val="00"/>
+    <w:family w:val="swiss"/>
+    <w:pitch w:val="variable"/>
+    <w:sig w:usb0="20000287" w:usb1="00000003" w:usb2="00000000" w:usb3="00000000" w:csb0="0000019F" w:csb1="00000000"/>
+  </w:font>
+  <w:font w:name="Times New Roman">
+    <w:panose1 w:val="02020603050405020304"/>
+    <w:charset w:val="00"/>
+    <w:family w:val="roman"/>
+    <w:pitch w:val="variable"/>
+    <w:sig w:usb0="E0002EFF" w:usb1="C000785B" w:usb2="00000009" w:usb3="00000000" w:csb0="000001FF" w:csb1="00000000"/>
+  </w:font>
+  <w:font w:name="Aptos Display">
+    <w:charset w:val="00"/>
+    <w:family w:val="swiss"/>
+    <w:pitch w:val="variable"/>
+    <w:sig w:usb0="20000287" w:usb1="00000003" w:usb2="00000000" w:usb3="00000000" w:csb0="0000019F" w:csb1="00000000"/>
+  </w:font>
+  <w:font w:name="Segoe UI">
+    <w:panose1 w:val="020B0502040204020203"/>
+    <w:charset w:val="00"/>
+    <w:family w:val="swiss"/>
+    <w:pitch w:val="variable"/>
+    <w:sig w:usb0="E4002EFF" w:usb1="C000E47F" w:usb2="00000009" w:usb3="00000000" w:csb0="000001FF" w:csb1="00000000"/>
+  </w:font>
+  <w:font w:name="Impact">
+    <w:panose1 w:val="020B0806030902050204"/>
+    <w:charset w:val="00"/>
+    <w:family w:val="swiss"/>
+    <w:pitch w:val="variable"/>
+    <w:sig w:usb0="00000287" w:usb1="00000000" w:usb2="00000000" w:usb3="00000000" w:csb0="0000009F" w:csb1="00000000"/>
+  </w:font>
+  <w:font w:name="Segoe UI Semibold">
+    <w:panose1 w:val="020B0702040204020203"/>
+    <w:charset w:val="00"/>
+    <w:family w:val="swiss"/>
+    <w:pitch w:val="variable"/>
+    <w:sig w:usb0="E4002EFF" w:usb1="C000E47F" w:usb2="00000009" w:usb3="00000000" w:csb0="000001FF" w:csb1="00000000"/>
+  </w:font>
+  <w:font w:name="Calibri">
+    <w:panose1 w:val="020F0502020204030204"/>
+    <w:charset w:val="00"/>
+    <w:family w:val="swiss"/>
+    <w:pitch w:val="variable"/>
+    <w:sig w:usb0="E4002EFF" w:usb1="C200247B" w:usb2="00000009" w:usb3="00000000" w:csb0="000001FF" w:csb1="00000000"/>
+  </w:font>
+  <w:font w:name="Arial">
+    <w:panose1 w:val="020B0604020202020204"/>
+    <w:charset w:val="00"/>
+    <w:family w:val="swiss"/>
+    <w:pitch w:val="variable"/>
+    <w:sig w:usb0="E0002EFF" w:usb1="C000785B" w:usb2="00000009" w:usb3="00000000" w:csb0="000001FF" w:csb1="00000000"/>
+  </w:font>
+</w:fonts>
+</file>
+
+<file path=word/glossary/settings.xml><?xml version="1.0" encoding="utf-8"?>
+<w:settings xmlns:mc="http://schemas.openxmlformats.org/markup-compatibility/2006" xmlns:o="urn:schemas-microsoft-com:office:office" xmlns:r="http://schemas.openxmlformats.org/officeDocument/2006/relationships" xmlns:m="http://schemas.openxmlformats.org/officeDocument/2006/math" xmlns:v="urn:schemas-microsoft-com:vml" xmlns:w10="urn:schemas-microsoft-com:office:word" xmlns:w="http://schemas.openxmlformats.org/wordprocessingml/2006/main" xmlns:w14="http://schemas.microsoft.com/office/word/2010/wordml" xmlns:w15="http://schemas.microsoft.com/office/word/2012/wordml" xmlns:w16cex="http://schemas.microsoft.com/office/word/2018/wordml/cex" xmlns:w16cid="http://schemas.microsoft.com/office/word/2016/wordml/cid" xmlns:w16="http://schemas.microsoft.com/office/word/2018/wordml" xmlns:w16du="http://schemas.microsoft.com/office/word/2023/wordml/word16du" xmlns:w16sdtdh="http://schemas.microsoft.com/office/word/2020/wordml/sdtdatahash" xmlns:w16sdtfl="http://schemas.microsoft.com/office/word/2024/wordml/sdtformatlock" xmlns:w16se="http://schemas.microsoft.com/office/word/2015/wordml/symex" xmlns:sl="http://schemas.openxmlformats.org/schemaLibrary/2006/main" mc:Ignorable="w14 w15 w16se w16cid w16 w16cex w16sdtdh w16sdtfl w16du">
+  <w:view w:val="normal"/>
+  <w:defaultTabStop w:val="720"/>
+  <w:hyphenationZone w:val="425"/>
+  <w:characterSpacingControl w:val="doNotCompress"/>
+  <w:compat>
+    <w:useFELayout/>
+    <w:compatSetting w:name="compatibilityMode" w:uri="http://schemas.microsoft.com/office/word" w:val="15"/>
+    <w:compatSetting w:name="overrideTableStyleFontSizeAndJustification" w:uri="http://schemas.microsoft.com/office/word" w:val="1"/>
+    <w:compatSetting w:name="enableOpenTypeFeatures" w:uri="http://schemas.microsoft.com/office/word" w:val="1"/>
+    <w:compatSetting w:name="doNotFlipMirrorIndents" w:uri="http://schemas.microsoft.com/office/word" w:val="1"/>
+    <w:compatSetting w:name="differentiateMultirowTableHeaders" w:uri="http://schemas.microsoft.com/office/word" w:val="1"/>
+    <w:compatSetting w:name="useWord2013TrackBottomHyphenation" w:uri="http://schemas.microsoft.com/office/word" w:val="0"/>
+  </w:compat>
+  <w:rsids>
+    <w:rsidRoot w:val="00C32919"/>
+    <w:rsid w:val="001A493F"/>
+    <w:rsid w:val="001B3A4C"/>
+    <w:rsid w:val="0026224A"/>
+    <w:rsid w:val="00423637"/>
+    <w:rsid w:val="00536820"/>
+    <w:rsid w:val="005928FA"/>
+    <w:rsid w:val="00615E64"/>
+    <w:rsid w:val="008E5B21"/>
+    <w:rsid w:val="00957FA9"/>
+    <w:rsid w:val="009C49A3"/>
+    <w:rsid w:val="009C4A63"/>
+    <w:rsid w:val="00AA0C52"/>
+    <w:rsid w:val="00AA210F"/>
+    <w:rsid w:val="00B25402"/>
+    <w:rsid w:val="00C32919"/>
+    <w:rsid w:val="00C3410E"/>
+    <w:rsid w:val="00C6452B"/>
+    <w:rsid w:val="00CD525D"/>
+    <w:rsid w:val="00DD4377"/>
+    <w:rsid w:val="00E111AD"/>
+    <w:rsid w:val="00E5765A"/>
+  </w:rsids>
+  <m:mathPr>
+    <m:mathFont m:val="Cambria Math"/>
+    <m:brkBin m:val="before"/>
+    <m:brkBinSub m:val="--"/>
+    <m:smallFrac m:val="0"/>
+    <m:dispDef/>
+    <m:lMargin m:val="0"/>
+    <m:rMargin m:val="0"/>
+    <m:defJc m:val="centerGroup"/>
+    <m:wrapIndent m:val="1440"/>
+    <m:intLim m:val="subSup"/>
+    <m:naryLim m:val="undOvr"/>
+  </m:mathPr>
+  <w:themeFontLang w:val="en-DK"/>
+  <w:clrSchemeMapping w:bg1="light1" w:t1="dark1" w:bg2="light2" w:t2="dark2" w:accent1="accent1" w:accent2="accent2" w:accent3="accent3" w:accent4="accent4" w:accent5="accent5" w:accent6="accent6" w:hyperlink="hyperlink" w:followedHyperlink="followedHyperlink"/>
+  <w:decimalSymbol w:val=","/>
+  <w:listSeparator w:val=","/>
+  <w15:chartTrackingRefBased/>
+</w:settings>
+</file>
+
+<file path=word/glossary/styles.xml><?xml version="1.0" encoding="utf-8"?>
+<w:styles xmlns:mc="http://schemas.openxmlformats.org/markup-compatibility/2006" xmlns:r="http://schemas.openxmlformats.org/officeDocument/2006/relationships" xmlns:w="http://schemas.openxmlformats.org/wordprocessingml/2006/main" xmlns:w14="http://schemas.microsoft.com/office/word/2010/wordml" xmlns:w15="http://schemas.microsoft.com/office/word/2012/wordml" xmlns:w16cex="http://schemas.microsoft.com/office/word/2018/wordml/cex" xmlns:w16cid="http://schemas.microsoft.com/office/word/2016/wordml/cid" xmlns:w16="http://schemas.microsoft.com/office/word/2018/wordml" xmlns:w16du="http://schemas.microsoft.com/office/word/2023/wordml/word16du" xmlns:w16sdtdh="http://schemas.microsoft.com/office/word/2020/wordml/sdtdatahash" xmlns:w16sdtfl="http://schemas.microsoft.com/office/word/2024/wordml/sdtformatlock" xmlns:w16se="http://schemas.microsoft.com/office/word/2015/wordml/symex" mc:Ignorable="w14 w15 w16se w16cid w16 w16cex w16sdtdh w16sdtfl w16du">
+  <w:docDefaults>
+    <w:rPrDefault>
+      <w:rPr>
+        <w:rFonts w:asciiTheme="minorHAnsi" w:eastAsiaTheme="minorEastAsia" w:hAnsiTheme="minorHAnsi" w:cstheme="minorBidi"/>
+        <w:kern w:val="2"/>
+        <w:sz w:val="24"/>
+        <w:szCs w:val="24"/>
+        <w:lang w:val="en-DK" w:eastAsia="en-DK" w:bidi="ar-SA"/>
+        <w14:ligatures w14:val="standardContextual"/>
+      </w:rPr>
+    </w:rPrDefault>
+    <w:pPrDefault>
+      <w:pPr>
+        <w:spacing w:after="160" w:line="278" w:lineRule="auto"/>
+      </w:pPr>
+    </w:pPrDefault>
+  </w:docDefaults>
+  <w:latentStyles w:defLockedState="0" w:defUIPriority="99" w:defSemiHidden="0" w:defUnhideWhenUsed="0" w:defQFormat="0" w:count="376">
+    <w:lsdException w:name="Normal" w:uiPriority="0" w:qFormat="1"/>
+    <w:lsdException w:name="heading 1" w:uiPriority="9" w:qFormat="1"/>
+    <w:lsdException w:name="heading 2" w:semiHidden="1" w:uiPriority="9" w:unhideWhenUsed="1" w:qFormat="1"/>
+    <w:lsdException w:name="heading 3" w:semiHidden="1" w:uiPriority="9" w:unhideWhenUsed="1" w:qFormat="1"/>
+    <w:lsdException w:name="heading 4" w:semiHidden="1" w:uiPriority="9" w:unhideWhenUsed="1" w:qFormat="1"/>
+    <w:lsdException w:name="heading 5" w:semiHidden="1" w:uiPriority="9" w:unhideWhenUsed="1" w:qFormat="1"/>
+    <w:lsdException w:name="heading 6" w:semiHidden="1" w:uiPriority="9" w:unhideWhenUsed="1" w:qFormat="1"/>
+    <w:lsdException w:name="heading 7" w:semiHidden="1" w:uiPriority="9" w:unhideWhenUsed="1" w:qFormat="1"/>
+    <w:lsdException w:name="heading 8" w:semiHidden="1" w:uiPriority="9" w:unhideWhenUsed="1" w:qFormat="1"/>
+    <w:lsdException w:name="heading 9" w:semiHidden="1" w:uiPriority="9" w:unhideWhenUsed="1" w:qFormat="1"/>
+    <w:lsdException w:name="index 1" w:semiHidden="1" w:unhideWhenUsed="1"/>
+    <w:lsdException w:name="index 2" w:semiHidden="1" w:unhideWhenUsed="1"/>
+    <w:lsdException w:name="index 3" w:semiHidden="1" w:unhideWhenUsed="1"/>
+    <w:lsdException w:name="index 4" w:semiHidden="1" w:unhideWhenUsed="1"/>
+    <w:lsdException w:name="index 5" w:semiHidden="1" w:unhideWhenUsed="1"/>
+    <w:lsdException w:name="index 6" w:semiHidden="1" w:unhideWhenUsed="1"/>
+    <w:lsdException w:name="index 7" w:semiHidden="1" w:unhideWhenUsed="1"/>
+    <w:lsdException w:name="index 8" w:semiHidden="1" w:unhideWhenUsed="1"/>
+    <w:lsdException w:name="index 9" w:semiHidden="1" w:unhideWhenUsed="1"/>
+    <w:lsdException w:name="toc 1" w:semiHidden="1" w:uiPriority="39" w:unhideWhenUsed="1"/>
+    <w:lsdException w:name="toc 2" w:semiHidden="1" w:uiPriority="39" w:unhideWhenUsed="1"/>
+    <w:lsdException w:name="toc 3" w:semiHidden="1" w:uiPriority="39" w:unhideWhenUsed="1"/>
+    <w:lsdException w:name="toc 4" w:semiHidden="1" w:uiPriority="39" w:unhideWhenUsed="1"/>
+    <w:lsdException w:name="toc 5" w:semiHidden="1" w:uiPriority="39" w:unhideWhenUsed="1"/>
+    <w:lsdException w:name="toc 6" w:semiHidden="1" w:uiPriority="39" w:unhideWhenUsed="1"/>
+    <w:lsdException w:name="toc 7" w:semiHidden="1" w:uiPriority="39" w:unhideWhenUsed="1"/>
+    <w:lsdException w:name="toc 8" w:semiHidden="1" w:uiPriority="39" w:unhideWhenUsed="1"/>
+    <w:lsdException w:name="toc 9" w:semiHidden="1" w:uiPriority="39" w:unhideWhenUsed="1"/>
+    <w:lsdException w:name="Normal Indent" w:semiHidden="1" w:unhideWhenUsed="1"/>
+    <w:lsdException w:name="footnote text" w:semiHidden="1" w:unhideWhenUsed="1"/>
+    <w:lsdException w:name="annotation text" w:semiHidden="1" w:unhideWhenUsed="1"/>
+    <w:lsdException w:name="header" w:semiHidden="1" w:unhideWhenUsed="1"/>
+    <w:lsdException w:name="footer" w:semiHidden="1" w:unhideWhenUsed="1"/>
+    <w:lsdException w:name="index heading" w:semiHidden="1" w:unhideWhenUsed="1"/>
+    <w:lsdException w:name="caption" w:semiHidden="1" w:uiPriority="35" w:unhideWhenUsed="1" w:qFormat="1"/>
+    <w:lsdException w:name="table of figures" w:semiHidden="1" w:unhideWhenUsed="1"/>
+    <w:lsdException w:name="envelope address" w:semiHidden="1" w:unhideWhenUsed="1"/>
+    <w:lsdException w:name="envelope return" w:semiHidden="1" w:unhideWhenUsed="1"/>
+    <w:lsdException w:name="footnote reference" w:semiHidden="1" w:unhideWhenUsed="1"/>
+    <w:lsdException w:name="annotation reference" w:semiHidden="1" w:unhideWhenUsed="1"/>
+    <w:lsdException w:name="line number" w:semiHidden="1" w:unhideWhenUsed="1"/>
+    <w:lsdException w:name="page number" w:semiHidden="1" w:unhideWhenUsed="1"/>
+    <w:lsdException w:name="endnote reference" w:semiHidden="1" w:unhideWhenUsed="1"/>
+    <w:lsdException w:name="endnote text" w:semiHidden="1" w:unhideWhenUsed="1"/>
+    <w:lsdException w:name="table of authorities" w:semiHidden="1" w:unhideWhenUsed="1"/>
+    <w:lsdException w:name="macro" w:semiHidden="1" w:unhideWhenUsed="1"/>
+    <w:lsdException w:name="toa heading" w:semiHidden="1" w:unhideWhenUsed="1"/>
+    <w:lsdException w:name="List" w:semiHidden="1" w:unhideWhenUsed="1"/>
+    <w:lsdException w:name="List Bullet" w:semiHidden="1" w:unhideWhenUsed="1"/>
+    <w:lsdException w:name="List Number" w:semiHidden="1" w:unhideWhenUsed="1"/>
+    <w:lsdException w:name="List 2" w:semiHidden="1" w:unhideWhenUsed="1"/>
+    <w:lsdException w:name="List 3" w:semiHidden="1" w:unhideWhenUsed="1"/>
+    <w:lsdException w:name="List 4" w:semiHidden="1" w:unhideWhenUsed="1"/>
+    <w:lsdException w:name="List 5" w:semiHidden="1" w:unhideWhenUsed="1"/>
+    <w:lsdException w:name="List Bullet 2" w:semiHidden="1" w:unhideWhenUsed="1"/>
+    <w:lsdException w:name="List Bullet 3" w:semiHidden="1" w:unhideWhenUsed="1"/>
+    <w:lsdException w:name="List Bullet 4" w:semiHidden="1" w:unhideWhenUsed="1"/>
+    <w:lsdException w:name="List Bullet 5" w:semiHidden="1" w:unhideWhenUsed="1"/>
+    <w:lsdException w:name="List Number 2" w:semiHidden="1" w:unhideWhenUsed="1"/>
+    <w:lsdException w:name="List Number 3" w:semiHidden="1" w:unhideWhenUsed="1"/>
+    <w:lsdException w:name="List Number 4" w:semiHidden="1" w:unhideWhenUsed="1"/>
+    <w:lsdException w:name="List Number 5" w:semiHidden="1" w:unhideWhenUsed="1"/>
+    <w:lsdException w:name="Title" w:uiPriority="10" w:qFormat="1"/>
+    <w:lsdException w:name="Closing" w:semiHidden="1" w:unhideWhenUsed="1"/>
+    <w:lsdException w:name="Signature" w:semiHidden="1" w:unhideWhenUsed="1"/>
+    <w:lsdException w:name="Default Paragraph Font" w:semiHidden="1" w:uiPriority="1" w:unhideWhenUsed="1"/>
+    <w:lsdException w:name="Body Text" w:semiHidden="1" w:unhideWhenUsed="1"/>
+    <w:lsdException w:name="Body Text Indent" w:semiHidden="1" w:unhideWhenUsed="1"/>
+    <w:lsdException w:name="List Continue" w:semiHidden="1" w:unhideWhenUsed="1"/>
+    <w:lsdException w:name="List Continue 2" w:semiHidden="1" w:unhideWhenUsed="1"/>
+    <w:lsdException w:name="List Continue 3" w:semiHidden="1" w:unhideWhenUsed="1"/>
+    <w:lsdException w:name="List Continue 4" w:semiHidden="1" w:unhideWhenUsed="1"/>
+    <w:lsdException w:name="List Continue 5" w:semiHidden="1" w:unhideWhenUsed="1"/>
+    <w:lsdException w:name="Message Header" w:semiHidden="1" w:unhideWhenUsed="1"/>
+    <w:lsdException w:name="Subtitle" w:uiPriority="11" w:qFormat="1"/>
+    <w:lsdException w:name="Salutation" w:semiHidden="1" w:unhideWhenUsed="1"/>
+    <w:lsdException w:name="Date" w:semiHidden="1" w:unhideWhenUsed="1"/>
+    <w:lsdException w:name="Body Text First Indent" w:semiHidden="1" w:unhideWhenUsed="1"/>
+    <w:lsdException w:name="Body Text First Indent 2" w:semiHidden="1" w:unhideWhenUsed="1"/>
+    <w:lsdException w:name="Note Heading" w:semiHidden="1" w:unhideWhenUsed="1"/>
+    <w:lsdException w:name="Body Text 2" w:semiHidden="1" w:unhideWhenUsed="1"/>
+    <w:lsdException w:name="Body Text 3" w:semiHidden="1" w:unhideWhenUsed="1"/>
+    <w:lsdException w:name="Body Text Indent 2" w:semiHidden="1" w:unhideWhenUsed="1"/>
+    <w:lsdException w:name="Body Text Indent 3" w:semiHidden="1" w:unhideWhenUsed="1"/>
+    <w:lsdException w:name="Block Text" w:semiHidden="1" w:unhideWhenUsed="1"/>
+    <w:lsdException w:name="Hyperlink" w:semiHidden="1" w:unhideWhenUsed="1"/>
+    <w:lsdException w:name="FollowedHyperlink" w:semiHidden="1" w:unhideWhenUsed="1"/>
+    <w:lsdException w:name="Strong" w:uiPriority="22" w:qFormat="1"/>
+    <w:lsdException w:name="Emphasis" w:uiPriority="20" w:qFormat="1"/>
+    <w:lsdException w:name="Document Map" w:semiHidden="1" w:unhideWhenUsed="1"/>
+    <w:lsdException w:name="Plain Text" w:semiHidden="1" w:unhideWhenUsed="1"/>
+    <w:lsdException w:name="E-mail Signature" w:semiHidden="1" w:unhideWhenUsed="1"/>
+    <w:lsdException w:name="HTML Top of Form" w:semiHidden="1" w:unhideWhenUsed="1"/>
+    <w:lsdException w:name="HTML Bottom of Form" w:semiHidden="1" w:unhideWhenUsed="1"/>
+    <w:lsdException w:name="Normal (Web)" w:semiHidden="1" w:unhideWhenUsed="1"/>
+    <w:lsdException w:name="HTML Acronym" w:semiHidden="1" w:unhideWhenUsed="1"/>
+    <w:lsdException w:name="HTML Address" w:semiHidden="1" w:unhideWhenUsed="1"/>
+    <w:lsdException w:name="HTML Cite" w:semiHidden="1" w:unhideWhenUsed="1"/>
+    <w:lsdException w:name="HTML Code" w:semiHidden="1" w:unhideWhenUsed="1"/>
+    <w:lsdException w:name="HTML Definition" w:semiHidden="1" w:unhideWhenUsed="1"/>
+    <w:lsdException w:name="HTML Keyboard" w:semiHidden="1" w:unhideWhenUsed="1"/>
+    <w:lsdException w:name="HTML Preformatted" w:semiHidden="1" w:unhideWhenUsed="1"/>
+    <w:lsdException w:name="HTML Sample" w:semiHidden="1" w:unhideWhenUsed="1"/>
+    <w:lsdException w:name="HTML Typewriter" w:semiHidden="1" w:unhideWhenUsed="1"/>
+    <w:lsdException w:name="HTML Variable" w:semiHidden="1" w:unhideWhenUsed="1"/>
+    <w:lsdException w:name="Normal Table" w:semiHidden="1" w:unhideWhenUsed="1"/>
+    <w:lsdException w:name="annotation subject" w:semiHidden="1" w:unhideWhenUsed="1"/>
+    <w:lsdException w:name="No List" w:semiHidden="1" w:unhideWhenUsed="1"/>
+    <w:lsdException w:name="Outline List 1" w:semiHidden="1" w:unhideWhenUsed="1"/>
+    <w:lsdException w:name="Outline List 2" w:semiHidden="1" w:unhideWhenUsed="1"/>
+    <w:lsdException w:name="Outline List 3" w:semiHidden="1" w:unhideWhenUsed="1"/>
+    <w:lsdException w:name="Table Simple 1" w:semiHidden="1" w:unhideWhenUsed="1"/>
+    <w:lsdException w:name="Table Simple 2" w:semiHidden="1" w:unhideWhenUsed="1"/>
+    <w:lsdException w:name="Table Simple 3" w:semiHidden="1" w:unhideWhenUsed="1"/>
+    <w:lsdException w:name="Table Classic 1" w:semiHidden="1" w:unhideWhenUsed="1"/>
+    <w:lsdException w:name="Table Classic 2" w:semiHidden="1" w:unhideWhenUsed="1"/>
+    <w:lsdException w:name="Table Classic 3" w:semiHidden="1" w:unhideWhenUsed="1"/>
+    <w:lsdException w:name="Table Classic 4" w:semiHidden="1" w:unhideWhenUsed="1"/>
+    <w:lsdException w:name="Table Colorful 1" w:semiHidden="1" w:unhideWhenUsed="1"/>
+    <w:lsdException w:name="Table Colorful 2" w:semiHidden="1" w:unhideWhenUsed="1"/>
+    <w:lsdException w:name="Table Colorful 3" w:semiHidden="1" w:unhideWhenUsed="1"/>
+    <w:lsdException w:name="Table Columns 1" w:semiHidden="1" w:unhideWhenUsed="1"/>
+    <w:lsdException w:name="Table Columns 2" w:semiHidden="1" w:unhideWhenUsed="1"/>
+    <w:lsdException w:name="Table Columns 3" w:semiHidden="1" w:unhideWhenUsed="1"/>
+    <w:lsdException w:name="Table Columns 4" w:semiHidden="1" w:unhideWhenUsed="1"/>
+    <w:lsdException w:name="Table Columns 5" w:semiHidden="1" w:unhideWhenUsed="1"/>
+    <w:lsdException w:name="Table Grid 1" w:semiHidden="1" w:unhideWhenUsed="1"/>
+    <w:lsdException w:name="Table Grid 2" w:semiHidden="1" w:unhideWhenUsed="1"/>
+    <w:lsdException w:name="Table Grid 3" w:semiHidden="1" w:unhideWhenUsed="1"/>
+    <w:lsdException w:name="Table Grid 4" w:semiHidden="1" w:unhideWhenUsed="1"/>
+    <w:lsdException w:name="Table Grid 5" w:semiHidden="1" w:unhideWhenUsed="1"/>
+    <w:lsdException w:name="Table Grid 6" w:semiHidden="1" w:unhideWhenUsed="1"/>
+    <w:lsdException w:name="Table Grid 7" w:semiHidden="1" w:unhideWhenUsed="1"/>
+    <w:lsdException w:name="Table Grid 8" w:semiHidden="1" w:unhideWhenUsed="1"/>
+    <w:lsdException w:name="Table List 1" w:semiHidden="1" w:unhideWhenUsed="1"/>
+    <w:lsdException w:name="Table List 2" w:semiHidden="1" w:unhideWhenUsed="1"/>
+    <w:lsdException w:name="Table List 3" w:semiHidden="1" w:unhideWhenUsed="1"/>
+    <w:lsdException w:name="Table List 4" w:semiHidden="1" w:unhideWhenUsed="1"/>
+    <w:lsdException w:name="Table List 5" w:semiHidden="1" w:unhideWhenUsed="1"/>
+    <w:lsdException w:name="Table List 6" w:semiHidden="1" w:unhideWhenUsed="1"/>
+    <w:lsdException w:name="Table List 7" w:semiHidden="1" w:unhideWhenUsed="1"/>
+    <w:lsdException w:name="Table List 8" w:semiHidden="1" w:unhideWhenUsed="1"/>
+    <w:lsdException w:name="Table 3D effects 1" w:semiHidden="1" w:unhideWhenUsed="1"/>
+    <w:lsdException w:name="Table 3D effects 2" w:semiHidden="1" w:unhideWhenUsed="1"/>
+    <w:lsdException w:name="Table 3D effects 3" w:semiHidden="1" w:unhideWhenUsed="1"/>
+    <w:lsdException w:name="Table Contemporary" w:semiHidden="1" w:unhideWhenUsed="1"/>
+    <w:lsdException w:name="Table Elegant" w:semiHidden="1" w:unhideWhenUsed="1"/>
+    <w:lsdException w:name="Table Professional" w:semiHidden="1" w:unhideWhenUsed="1"/>
+    <w:lsdException w:name="Table Subtle 1" w:semiHidden="1" w:unhideWhenUsed="1"/>
+    <w:lsdException w:name="Table Subtle 2" w:semiHidden="1" w:unhideWhenUsed="1"/>
+    <w:lsdException w:name="Table Web 1" w:semiHidden="1" w:unhideWhenUsed="1"/>
+    <w:lsdException w:name="Table Web 2" w:semiHidden="1" w:unhideWhenUsed="1"/>
+    <w:lsdException w:name="Table Web 3" w:semiHidden="1" w:unhideWhenUsed="1"/>
+    <w:lsdException w:name="Balloon Text" w:semiHidden="1" w:unhideWhenUsed="1"/>
+    <w:lsdException w:name="Table Grid" w:uiPriority="39"/>
+    <w:lsdException w:name="Table Theme" w:semiHidden="1" w:unhideWhenUsed="1"/>
+    <w:lsdException w:name="Placeholder Text" w:semiHidden="1"/>
+    <w:lsdException w:name="No Spacing" w:uiPriority="1" w:qFormat="1"/>
+    <w:lsdException w:name="Light Shading" w:uiPriority="60"/>
+    <w:lsdException w:name="Light List" w:uiPriority="61"/>
+    <w:lsdException w:name="Light Grid" w:uiPriority="62"/>
+    <w:lsdException w:name="Medium Shading 1" w:uiPriority="63"/>
+    <w:lsdException w:name="Medium Shading 2" w:uiPriority="64"/>
+    <w:lsdException w:name="Medium List 1" w:uiPriority="65"/>
+    <w:lsdException w:name="Medium List 2" w:uiPriority="66"/>
+    <w:lsdException w:name="Medium Grid 1" w:uiPriority="67"/>
+    <w:lsdException w:name="Medium Grid 2" w:uiPriority="68"/>
+    <w:lsdException w:name="Medium Grid 3" w:uiPriority="69"/>
+    <w:lsdException w:name="Dark List" w:uiPriority="70"/>
+    <w:lsdException w:name="Colorful Shading" w:uiPriority="71"/>
+    <w:lsdException w:name="Colorful List" w:uiPriority="72"/>
+    <w:lsdException w:name="Colorful Grid" w:uiPriority="73"/>
+    <w:lsdException w:name="Light Shading Accent 1" w:uiPriority="60"/>
+    <w:lsdException w:name="Light List Accent 1" w:uiPriority="61"/>
+    <w:lsdException w:name="Light Grid Accent 1" w:uiPriority="62"/>
+    <w:lsdException w:name="Medium Shading 1 Accent 1" w:uiPriority="63"/>
+    <w:lsdException w:name="Medium Shading 2 Accent 1" w:uiPriority="64"/>
+    <w:lsdException w:name="Medium List 1 Accent 1" w:uiPriority="65"/>
+    <w:lsdException w:name="Revision" w:semiHidden="1"/>
+    <w:lsdException w:name="List Paragraph" w:uiPriority="34" w:qFormat="1"/>
+    <w:lsdException w:name="Quote" w:uiPriority="29" w:qFormat="1"/>
+    <w:lsdException w:name="Intense Quote" w:uiPriority="30" w:qFormat="1"/>
+    <w:lsdException w:name="Medium List 2 Accent 1" w:uiPriority="66"/>
+    <w:lsdException w:name="Medium Grid 1 Accent 1" w:uiPriority="67"/>
+    <w:lsdException w:name="Medium Grid 2 Accent 1" w:uiPriority="68"/>
+    <w:lsdException w:name="Medium Grid 3 Accent 1" w:uiPriority="69"/>
+    <w:lsdException w:name="Dark List Accent 1" w:uiPriority="70"/>
+    <w:lsdException w:name="Colorful Shading Accent 1" w:uiPriority="71"/>
+    <w:lsdException w:name="Colorful List Accent 1" w:uiPriority="72"/>
+    <w:lsdException w:name="Colorful Grid Accent 1" w:uiPriority="73"/>
+    <w:lsdException w:name="Light Shading Accent 2" w:uiPriority="60"/>
+    <w:lsdException w:name="Light List Accent 2" w:uiPriority="61"/>
+    <w:lsdException w:name="Light Grid Accent 2" w:uiPriority="62"/>
+    <w:lsdException w:name="Medium Shading 1 Accent 2" w:uiPriority="63"/>
+    <w:lsdException w:name="Medium Shading 2 Accent 2" w:uiPriority="64"/>
+    <w:lsdException w:name="Medium List 1 Accent 2" w:uiPriority="65"/>
+    <w:lsdException w:name="Medium List 2 Accent 2" w:uiPriority="66"/>
+    <w:lsdException w:name="Medium Grid 1 Accent 2" w:uiPriority="67"/>
+    <w:lsdException w:name="Medium Grid 2 Accent 2" w:uiPriority="68"/>
+    <w:lsdException w:name="Medium Grid 3 Accent 2" w:uiPriority="69"/>
+    <w:lsdException w:name="Dark List Accent 2" w:uiPriority="70"/>
+    <w:lsdException w:name="Colorful Shading Accent 2" w:uiPriority="71"/>
+    <w:lsdException w:name="Colorful List Accent 2" w:uiPriority="72"/>
+    <w:lsdException w:name="Colorful Grid Accent 2" w:uiPriority="73"/>
+    <w:lsdException w:name="Light Shading Accent 3" w:uiPriority="60"/>
+    <w:lsdException w:name="Light List Accent 3" w:uiPriority="61"/>
+    <w:lsdException w:name="Light Grid Accent 3" w:uiPriority="62"/>
+    <w:lsdException w:name="Medium Shading 1 Accent 3" w:uiPriority="63"/>
+    <w:lsdException w:name="Medium Shading 2 Accent 3" w:uiPriority="64"/>
+    <w:lsdException w:name="Medium List 1 Accent 3" w:uiPriority="65"/>
+    <w:lsdException w:name="Medium List 2 Accent 3" w:uiPriority="66"/>
+    <w:lsdException w:name="Medium Grid 1 Accent 3" w:uiPriority="67"/>
+    <w:lsdException w:name="Medium Grid 2 Accent 3" w:uiPriority="68"/>
+    <w:lsdException w:name="Medium Grid 3 Accent 3" w:uiPriority="69"/>
+    <w:lsdException w:name="Dark List Accent 3" w:uiPriority="70"/>
+    <w:lsdException w:name="Colorful Shading Accent 3" w:uiPriority="71"/>
+    <w:lsdException w:name="Colorful List Accent 3" w:uiPriority="72"/>
+    <w:lsdException w:name="Colorful Grid Accent 3" w:uiPriority="73"/>
+    <w:lsdException w:name="Light Shading Accent 4" w:uiPriority="60"/>
+    <w:lsdException w:name="Light List Accent 4" w:uiPriority="61"/>
+    <w:lsdException w:name="Light Grid Accent 4" w:uiPriority="62"/>
+    <w:lsdException w:name="Medium Shading 1 Accent 4" w:uiPriority="63"/>
+    <w:lsdException w:name="Medium Shading 2 Accent 4" w:uiPriority="64"/>
+    <w:lsdException w:name="Medium List 1 Accent 4" w:uiPriority="65"/>
+    <w:lsdException w:name="Medium List 2 Accent 4" w:uiPriority="66"/>
+    <w:lsdException w:name="Medium Grid 1 Accent 4" w:uiPriority="67"/>
+    <w:lsdException w:name="Medium Grid 2 Accent 4" w:uiPriority="68"/>
+    <w:lsdException w:name="Medium Grid 3 Accent 4" w:uiPriority="69"/>
+    <w:lsdException w:name="Dark List Accent 4" w:uiPriority="70"/>
+    <w:lsdException w:name="Colorful Shading Accent 4" w:uiPriority="71"/>
+    <w:lsdException w:name="Colorful List Accent 4" w:uiPriority="72"/>
+    <w:lsdException w:name="Colorful Grid Accent 4" w:uiPriority="73"/>
+    <w:lsdException w:name="Light Shading Accent 5" w:uiPriority="60"/>
+    <w:lsdException w:name="Light List Accent 5" w:uiPriority="61"/>
+    <w:lsdException w:name="Light Grid Accent 5" w:uiPriority="62"/>
+    <w:lsdException w:name="Medium Shading 1 Accent 5" w:uiPriority="63"/>
+    <w:lsdException w:name="Medium Shading 2 Accent 5" w:uiPriority="64"/>
+    <w:lsdException w:name="Medium List 1 Accent 5" w:uiPriority="65"/>
+    <w:lsdException w:name="Medium List 2 Accent 5" w:uiPriority="66"/>
+    <w:lsdException w:name="Medium Grid 1 Accent 5" w:uiPriority="67"/>
+    <w:lsdException w:name="Medium Grid 2 Accent 5" w:uiPriority="68"/>
+    <w:lsdException w:name="Medium Grid 3 Accent 5" w:uiPriority="69"/>
+    <w:lsdException w:name="Dark List Accent 5" w:uiPriority="70"/>
+    <w:lsdException w:name="Colorful Shading Accent 5" w:uiPriority="71"/>
+    <w:lsdException w:name="Colorful List Accent 5" w:uiPriority="72"/>
+    <w:lsdException w:name="Colorful Grid Accent 5" w:uiPriority="73"/>
+    <w:lsdException w:name="Light Shading Accent 6" w:uiPriority="60"/>
+    <w:lsdException w:name="Light List Accent 6" w:uiPriority="61"/>
+    <w:lsdException w:name="Light Grid Accent 6" w:uiPriority="62"/>
+    <w:lsdException w:name="Medium Shading 1 Accent 6" w:uiPriority="63"/>
+    <w:lsdException w:name="Medium Shading 2 Accent 6" w:uiPriority="64"/>
+    <w:lsdException w:name="Medium List 1 Accent 6" w:uiPriority="65"/>
+    <w:lsdException w:name="Medium List 2 Accent 6" w:uiPriority="66"/>
+    <w:lsdException w:name="Medium Grid 1 Accent 6" w:uiPriority="67"/>
+    <w:lsdException w:name="Medium Grid 2 Accent 6" w:uiPriority="68"/>
+    <w:lsdException w:name="Medium Grid 3 Accent 6" w:uiPriority="69"/>
+    <w:lsdException w:name="Dark List Accent 6" w:uiPriority="70"/>
+    <w:lsdException w:name="Colorful Shading Accent 6" w:uiPriority="71"/>
+    <w:lsdException w:name="Colorful List Accent 6" w:uiPriority="72"/>
+    <w:lsdException w:name="Colorful Grid Accent 6" w:uiPriority="73"/>
+    <w:lsdException w:name="Subtle Emphasis" w:uiPriority="19" w:qFormat="1"/>
+    <w:lsdException w:name="Intense Emphasis" w:uiPriority="21" w:qFormat="1"/>
+    <w:lsdException w:name="Subtle Reference" w:uiPriority="31" w:qFormat="1"/>
+    <w:lsdException w:name="Intense Reference" w:uiPriority="32" w:qFormat="1"/>
+    <w:lsdException w:name="Book Title" w:uiPriority="33" w:qFormat="1"/>
+    <w:lsdException w:name="Bibliography" w:semiHidden="1" w:uiPriority="37" w:unhideWhenUsed="1"/>
+    <w:lsdException w:name="TOC Heading" w:semiHidden="1" w:uiPriority="39" w:unhideWhenUsed="1" w:qFormat="1"/>
+    <w:lsdException w:name="Plain Table 1" w:uiPriority="41"/>
+    <w:lsdException w:name="Plain Table 2" w:uiPriority="42"/>
+    <w:lsdException w:name="Plain Table 3" w:uiPriority="43"/>
+    <w:lsdException w:name="Plain Table 4" w:uiPriority="44"/>
+    <w:lsdException w:name="Plain Table 5" w:uiPriority="45"/>
+    <w:lsdException w:name="Grid Table Light" w:uiPriority="40"/>
+    <w:lsdException w:name="Grid Table 1 Light" w:uiPriority="46"/>
+    <w:lsdException w:name="Grid Table 2" w:uiPriority="47"/>
+    <w:lsdException w:name="Grid Table 3" w:uiPriority="48"/>
+    <w:lsdException w:name="Grid Table 4" w:uiPriority="49"/>
+    <w:lsdException w:name="Grid Table 5 Dark" w:uiPriority="50"/>
+    <w:lsdException w:name="Grid Table 6 Colorful" w:uiPriority="51"/>
+    <w:lsdException w:name="Grid Table 7 Colorful" w:uiPriority="52"/>
+    <w:lsdException w:name="Grid Table 1 Light Accent 1" w:uiPriority="46"/>
+    <w:lsdException w:name="Grid Table 2 Accent 1" w:uiPriority="47"/>
+    <w:lsdException w:name="Grid Table 3 Accent 1" w:uiPriority="48"/>
+    <w:lsdException w:name="Grid Table 4 Accent 1" w:uiPriority="49"/>
+    <w:lsdException w:name="Grid Table 5 Dark Accent 1" w:uiPriority="50"/>
+    <w:lsdException w:name="Grid Table 6 Colorful Accent 1" w:uiPriority="51"/>
+    <w:lsdException w:name="Grid Table 7 Colorful Accent 1" w:uiPriority="52"/>
+    <w:lsdException w:name="Grid Table 1 Light Accent 2" w:uiPriority="46"/>
+    <w:lsdException w:name="Grid Table 2 Accent 2" w:uiPriority="47"/>
+    <w:lsdException w:name="Grid Table 3 Accent 2" w:uiPriority="48"/>
+    <w:lsdException w:name="Grid Table 4 Accent 2" w:uiPriority="49"/>
+    <w:lsdException w:name="Grid Table 5 Dark Accent 2" w:uiPriority="50"/>
+    <w:lsdException w:name="Grid Table 6 Colorful Accent 2" w:uiPriority="51"/>
+    <w:lsdException w:name="Grid Table 7 Colorful Accent 2" w:uiPriority="52"/>
+    <w:lsdException w:name="Grid Table 1 Light Accent 3" w:uiPriority="46"/>
+    <w:lsdException w:name="Grid Table 2 Accent 3" w:uiPriority="47"/>
+    <w:lsdException w:name="Grid Table 3 Accent 3" w:uiPriority="48"/>
+    <w:lsdException w:name="Grid Table 4 Accent 3" w:uiPriority="49"/>
+    <w:lsdException w:name="Grid Table 5 Dark Accent 3" w:uiPriority="50"/>
+    <w:lsdException w:name="Grid Table 6 Colorful Accent 3" w:uiPriority="51"/>
+    <w:lsdException w:name="Grid Table 7 Colorful Accent 3" w:uiPriority="52"/>
+    <w:lsdException w:name="Grid Table 1 Light Accent 4" w:uiPriority="46"/>
+    <w:lsdException w:name="Grid Table 2 Accent 4" w:uiPriority="47"/>
+    <w:lsdException w:name="Grid Table 3 Accent 4" w:uiPriority="48"/>
+    <w:lsdException w:name="Grid Table 4 Accent 4" w:uiPriority="49"/>
+    <w:lsdException w:name="Grid Table 5 Dark Accent 4" w:uiPriority="50"/>
+    <w:lsdException w:name="Grid Table 6 Colorful Accent 4" w:uiPriority="51"/>
+    <w:lsdException w:name="Grid Table 7 Colorful Accent 4" w:uiPriority="52"/>
+    <w:lsdException w:name="Grid Table 1 Light Accent 5" w:uiPriority="46"/>
+    <w:lsdException w:name="Grid Table 2 Accent 5" w:uiPriority="47"/>
+    <w:lsdException w:name="Grid Table 3 Accent 5" w:uiPriority="48"/>
+    <w:lsdException w:name="Grid Table 4 Accent 5" w:uiPriority="49"/>
+    <w:lsdException w:name="Grid Table 5 Dark Accent 5" w:uiPriority="50"/>
+    <w:lsdException w:name="Grid Table 6 Colorful Accent 5" w:uiPriority="51"/>
+    <w:lsdException w:name="Grid Table 7 Colorful Accent 5" w:uiPriority="52"/>
+    <w:lsdException w:name="Grid Table 1 Light Accent 6" w:uiPriority="46"/>
+    <w:lsdException w:name="Grid Table 2 Accent 6" w:uiPriority="47"/>
+    <w:lsdException w:name="Grid Table 3 Accent 6" w:uiPriority="48"/>
+    <w:lsdException w:name="Grid Table 4 Accent 6" w:uiPriority="49"/>
+    <w:lsdException w:name="Grid Table 5 Dark Accent 6" w:uiPriority="50"/>
+    <w:lsdException w:name="Grid Table 6 Colorful Accent 6" w:uiPriority="51"/>
+    <w:lsdException w:name="Grid Table 7 Colorful Accent 6" w:uiPriority="52"/>
+    <w:lsdException w:name="List Table 1 Light" w:uiPriority="46"/>
+    <w:lsdException w:name="List Table 2" w:uiPriority="47"/>
+    <w:lsdException w:name="List Table 3" w:uiPriority="48"/>
+    <w:lsdException w:name="List Table 4" w:uiPriority="49"/>
+    <w:lsdException w:name="List Table 5 Dark" w:uiPriority="50"/>
+    <w:lsdException w:name="List Table 6 Colorful" w:uiPriority="51"/>
+    <w:lsdException w:name="List Table 7 Colorful" w:uiPriority="52"/>
+    <w:lsdException w:name="List Table 1 Light Accent 1" w:uiPriority="46"/>
+    <w:lsdException w:name="List Table 2 Accent 1" w:uiPriority="47"/>
+    <w:lsdException w:name="List Table 3 Accent 1" w:uiPriority="48"/>
+    <w:lsdException w:name="List Table 4 Accent 1" w:uiPriority="49"/>
+    <w:lsdException w:name="List Table 5 Dark Accent 1" w:uiPriority="50"/>
+    <w:lsdException w:name="List Table 6 Colorful Accent 1" w:uiPriority="51"/>
+    <w:lsdException w:name="List Table 7 Colorful Accent 1" w:uiPriority="52"/>
+    <w:lsdException w:name="List Table 1 Light Accent 2" w:uiPriority="46"/>
+    <w:lsdException w:name="List Table 2 Accent 2" w:uiPriority="47"/>
+    <w:lsdException w:name="List Table 3 Accent 2" w:uiPriority="48"/>
+    <w:lsdException w:name="List Table 4 Accent 2" w:uiPriority="49"/>
+    <w:lsdException w:name="List Table 5 Dark Accent 2" w:uiPriority="50"/>
+    <w:lsdException w:name="List Table 6 Colorful Accent 2" w:uiPriority="51"/>
+    <w:lsdException w:name="List Table 7 Colorful Accent 2" w:uiPriority="52"/>
+    <w:lsdException w:name="List Table 1 Light Accent 3" w:uiPriority="46"/>
+    <w:lsdException w:name="List Table 2 Accent 3" w:uiPriority="47"/>
+    <w:lsdException w:name="List Table 3 Accent 3" w:uiPriority="48"/>
+    <w:lsdException w:name="List Table 4 Accent 3" w:uiPriority="49"/>
+    <w:lsdException w:name="List Table 5 Dark Accent 3" w:uiPriority="50"/>
+    <w:lsdException w:name="List Table 6 Colorful Accent 3" w:uiPriority="51"/>
+    <w:lsdException w:name="List Table 7 Colorful Accent 3" w:uiPriority="52"/>
+    <w:lsdException w:name="List Table 1 Light Accent 4" w:uiPriority="46"/>
+    <w:lsdException w:name="List Table 2 Accent 4" w:uiPriority="47"/>
+    <w:lsdException w:name="List Table 3 Accent 4" w:uiPriority="48"/>
+    <w:lsdException w:name="List Table 4 Accent 4" w:uiPriority="49"/>
+    <w:lsdException w:name="List Table 5 Dark Accent 4" w:uiPriority="50"/>
+    <w:lsdException w:name="List Table 6 Colorful Accent 4" w:uiPriority="51"/>
+    <w:lsdException w:name="List Table 7 Colorful Accent 4" w:uiPriority="52"/>
+    <w:lsdException w:name="List Table 1 Light Accent 5" w:uiPriority="46"/>
+    <w:lsdException w:name="List Table 2 Accent 5" w:uiPriority="47"/>
+    <w:lsdException w:name="List Table 3 Accent 5" w:uiPriority="48"/>
+    <w:lsdException w:name="List Table 4 Accent 5" w:uiPriority="49"/>
+    <w:lsdException w:name="List Table 5 Dark Accent 5" w:uiPriority="50"/>
+    <w:lsdException w:name="List Table 6 Colorful Accent 5" w:uiPriority="51"/>
+    <w:lsdException w:name="List Table 7 Colorful Accent 5" w:uiPriority="52"/>
+    <w:lsdException w:name="List Table 1 Light Accent 6" w:uiPriority="46"/>
+    <w:lsdException w:name="List Table 2 Accent 6" w:uiPriority="47"/>
+    <w:lsdException w:name="List Table 3 Accent 6" w:uiPriority="48"/>
+    <w:lsdException w:name="List Table 4 Accent 6" w:uiPriority="49"/>
+    <w:lsdException w:name="List Table 5 Dark Accent 6" w:uiPriority="50"/>
+    <w:lsdException w:name="List Table 6 Colorful Accent 6" w:uiPriority="51"/>
+    <w:lsdException w:name="List Table 7 Colorful Accent 6" w:uiPriority="52"/>
+    <w:lsdException w:name="Mention" w:semiHidden="1" w:unhideWhenUsed="1"/>
+    <w:lsdException w:name="Smart Hyperlink" w:semiHidden="1" w:unhideWhenUsed="1"/>
+    <w:lsdException w:name="Hashtag" w:semiHidden="1" w:unhideWhenUsed="1"/>
+    <w:lsdException w:name="Unresolved Mention" w:semiHidden="1" w:unhideWhenUsed="1"/>
+    <w:lsdException w:name="Smart Link" w:semiHidden="1" w:unhideWhenUsed="1"/>
+  </w:latentStyles>
+  <w:style w:type="paragraph" w:default="1" w:styleId="Normal">
+    <w:name w:val="Normal"/>
+    <w:qFormat/>
+  </w:style>
+  <w:style w:type="character" w:default="1" w:styleId="DefaultParagraphFont">
+    <w:name w:val="Default Paragraph Font"/>
+    <w:uiPriority w:val="1"/>
+    <w:semiHidden/>
+    <w:unhideWhenUsed/>
+  </w:style>
+  <w:style w:type="table" w:default="1" w:styleId="TableNormal">
+    <w:name w:val="Normal Table"/>
+    <w:uiPriority w:val="99"/>
+    <w:semiHidden/>
+    <w:unhideWhenUsed/>
+    <w:tblPr>
+      <w:tblInd w:w="0" w:type="dxa"/>
+      <w:tblCellMar>
+        <w:top w:w="0" w:type="dxa"/>
+        <w:left w:w="108" w:type="dxa"/>
+        <w:bottom w:w="0" w:type="dxa"/>
+        <w:right w:w="108" w:type="dxa"/>
+      </w:tblCellMar>
+    </w:tblPr>
+  </w:style>
+  <w:style w:type="numbering" w:default="1" w:styleId="NoList">
+    <w:name w:val="No List"/>
+    <w:uiPriority w:val="99"/>
+    <w:semiHidden/>
+    <w:unhideWhenUsed/>
+  </w:style>
+  <w:style w:type="character" w:styleId="PlaceholderText">
+    <w:name w:val="Placeholder Text"/>
+    <w:basedOn w:val="DefaultParagraphFont"/>
+    <w:uiPriority w:val="99"/>
+    <w:semiHidden/>
+    <w:rsid w:val="00B25402"/>
+    <w:rPr>
+      <w:color w:val="666666"/>
+    </w:rPr>
+  </w:style>
+  <w:style w:type="paragraph" w:customStyle="1" w:styleId="231F2063384141A6896F4483ADA8C7E1">
+    <w:name w:val="231F2063384141A6896F4483ADA8C7E1"/>
+    <w:rsid w:val="00B25402"/>
+    <w:rPr>
+      <w:lang w:val="en-DK" w:eastAsia="en-DK"/>
+    </w:rPr>
+  </w:style>
+  <w:style w:type="paragraph" w:customStyle="1" w:styleId="CB69599431E740F9BE4987359CE952F3">
+    <w:name w:val="CB69599431E740F9BE4987359CE952F3"/>
+    <w:rsid w:val="00B25402"/>
+    <w:rPr>
+      <w:lang w:val="en-DK" w:eastAsia="en-DK"/>
+    </w:rPr>
+  </w:style>
+  <w:style w:type="paragraph" w:customStyle="1" w:styleId="885C6A309CA94B5187DF50F44B398596">
+    <w:name w:val="885C6A309CA94B5187DF50F44B398596"/>
+    <w:rsid w:val="00B25402"/>
+    <w:rPr>
+      <w:lang w:val="en-DK" w:eastAsia="en-DK"/>
+    </w:rPr>
+  </w:style>
+  <w:style w:type="paragraph" w:customStyle="1" w:styleId="91379AE367B24E4EB392E3ACFAAAED19">
+    <w:name w:val="91379AE367B24E4EB392E3ACFAAAED19"/>
+    <w:rsid w:val="00B25402"/>
+    <w:rPr>
+      <w:lang w:val="en-DK" w:eastAsia="en-DK"/>
+    </w:rPr>
+  </w:style>
+  <w:style w:type="paragraph" w:customStyle="1" w:styleId="2F85EA427F1C4F92B06ABCEF2CE3846F">
+    <w:name w:val="2F85EA427F1C4F92B06ABCEF2CE3846F"/>
+    <w:rsid w:val="00B25402"/>
+    <w:rPr>
+      <w:lang w:val="en-DK" w:eastAsia="en-DK"/>
+    </w:rPr>
+  </w:style>
+  <w:style w:type="paragraph" w:customStyle="1" w:styleId="6841358D50264E5CBBC8663D02FF6605">
+    <w:name w:val="6841358D50264E5CBBC8663D02FF6605"/>
+    <w:rsid w:val="00B25402"/>
+    <w:rPr>
+      <w:lang w:val="en-DK" w:eastAsia="en-DK"/>
+    </w:rPr>
+  </w:style>
+  <w:style w:type="paragraph" w:customStyle="1" w:styleId="25DF757345124BB5AF2ECDA8F85D7DEA">
+    <w:name w:val="25DF757345124BB5AF2ECDA8F85D7DEA"/>
+    <w:rsid w:val="00B25402"/>
+    <w:rPr>
+      <w:lang w:val="en-DK" w:eastAsia="en-DK"/>
+    </w:rPr>
+  </w:style>
+  <w:style w:type="paragraph" w:customStyle="1" w:styleId="3A785CEEF9AB4AD48AD06BBAF9EC59EE">
+    <w:name w:val="3A785CEEF9AB4AD48AD06BBAF9EC59EE"/>
+    <w:rsid w:val="00B25402"/>
+    <w:rPr>
+      <w:lang w:val="en-DK" w:eastAsia="en-DK"/>
+    </w:rPr>
+  </w:style>
+  <w:style w:type="paragraph" w:customStyle="1" w:styleId="A5AF067E15064545A8F334E9197509D0">
+    <w:name w:val="A5AF067E15064545A8F334E9197509D0"/>
+    <w:rsid w:val="00B25402"/>
+    <w:rPr>
+      <w:lang w:val="en-DK" w:eastAsia="en-DK"/>
+    </w:rPr>
+  </w:style>
+  <w:style w:type="paragraph" w:customStyle="1" w:styleId="D608AD1A71F046A3A600C3E1E16DAC3F">
+    <w:name w:val="D608AD1A71F046A3A600C3E1E16DAC3F"/>
+    <w:rsid w:val="00B25402"/>
+    <w:rPr>
+      <w:lang w:val="en-DK" w:eastAsia="en-DK"/>
+    </w:rPr>
+  </w:style>
+  <w:style w:type="paragraph" w:customStyle="1" w:styleId="C33F0782BC3C4AC28A16E6B5BD617FDA">
+    <w:name w:val="C33F0782BC3C4AC28A16E6B5BD617FDA"/>
+    <w:rsid w:val="00B25402"/>
+    <w:rPr>
+      <w:lang w:val="en-DK" w:eastAsia="en-DK"/>
+    </w:rPr>
+  </w:style>
+  <w:style w:type="paragraph" w:customStyle="1" w:styleId="58950D3210A34CBB8D14E1DE475C78F1">
+    <w:name w:val="58950D3210A34CBB8D14E1DE475C78F1"/>
+    <w:rsid w:val="00B25402"/>
+    <w:rPr>
+      <w:lang w:val="en-DK" w:eastAsia="en-DK"/>
+    </w:rPr>
+  </w:style>
+  <w:style w:type="paragraph" w:customStyle="1" w:styleId="3DC7BBEA73B04009968F8B2A11B0BA8B">
+    <w:name w:val="3DC7BBEA73B04009968F8B2A11B0BA8B"/>
+    <w:rsid w:val="00B25402"/>
+    <w:rPr>
+      <w:lang w:val="en-DK" w:eastAsia="en-DK"/>
+    </w:rPr>
+  </w:style>
+  <w:style w:type="paragraph" w:customStyle="1" w:styleId="435408E52A374019A765ED6F1FB740CA">
+    <w:name w:val="435408E52A374019A765ED6F1FB740CA"/>
+    <w:rsid w:val="00B25402"/>
+    <w:rPr>
+      <w:lang w:val="en-DK" w:eastAsia="en-DK"/>
+    </w:rPr>
+  </w:style>
+  <w:style w:type="paragraph" w:customStyle="1" w:styleId="87D7269456494E8F962D59EBAB6C7275">
+    <w:name w:val="87D7269456494E8F962D59EBAB6C7275"/>
+    <w:rsid w:val="00B25402"/>
+    <w:rPr>
+      <w:lang w:val="en-DK" w:eastAsia="en-DK"/>
+    </w:rPr>
+  </w:style>
+  <w:style w:type="paragraph" w:customStyle="1" w:styleId="1EFDD2086D4C45ABB4677146F93FCEDB">
+    <w:name w:val="1EFDD2086D4C45ABB4677146F93FCEDB"/>
+    <w:rsid w:val="00B25402"/>
+    <w:rPr>
+      <w:lang w:val="en-DK" w:eastAsia="en-DK"/>
+    </w:rPr>
+  </w:style>
+  <w:style w:type="paragraph" w:customStyle="1" w:styleId="C632C1E495204384BE3E4415A49E0654">
+    <w:name w:val="C632C1E495204384BE3E4415A49E0654"/>
+    <w:rsid w:val="00B25402"/>
+    <w:rPr>
+      <w:lang w:val="en-DK" w:eastAsia="en-DK"/>
+    </w:rPr>
+  </w:style>
+  <w:style w:type="paragraph" w:customStyle="1" w:styleId="4814EBA12D4F4C2F86004D2EABB47D17">
+    <w:name w:val="4814EBA12D4F4C2F86004D2EABB47D17"/>
+    <w:rsid w:val="00B25402"/>
+    <w:rPr>
+      <w:lang w:val="en-DK" w:eastAsia="en-DK"/>
+    </w:rPr>
+  </w:style>
+  <w:style w:type="paragraph" w:customStyle="1" w:styleId="EEA0899F888148108EF724339F26C9B8">
+    <w:name w:val="EEA0899F888148108EF724339F26C9B8"/>
+    <w:rsid w:val="00B25402"/>
+    <w:rPr>
+      <w:lang w:val="en-DK" w:eastAsia="en-DK"/>
+    </w:rPr>
+  </w:style>
+  <w:style w:type="paragraph" w:customStyle="1" w:styleId="52D4BAA0332845F0A13EF6EAEE198BEC">
+    <w:name w:val="52D4BAA0332845F0A13EF6EAEE198BEC"/>
+    <w:rsid w:val="00B25402"/>
+    <w:rPr>
+      <w:lang w:val="en-DK" w:eastAsia="en-DK"/>
+    </w:rPr>
+  </w:style>
+  <w:style w:type="paragraph" w:customStyle="1" w:styleId="F849C86B8ADD4D4D8BE91A3BC2B2B53B">
+    <w:name w:val="F849C86B8ADD4D4D8BE91A3BC2B2B53B"/>
+    <w:rsid w:val="00B25402"/>
+    <w:rPr>
+      <w:lang w:val="en-DK" w:eastAsia="en-DK"/>
+    </w:rPr>
+  </w:style>
+  <w:style w:type="paragraph" w:customStyle="1" w:styleId="45FC40E16C8240769C3EEB96F31D5DC9">
+    <w:name w:val="45FC40E16C8240769C3EEB96F31D5DC9"/>
+    <w:rsid w:val="00B25402"/>
+    <w:rPr>
+      <w:lang w:val="en-DK" w:eastAsia="en-DK"/>
+    </w:rPr>
+  </w:style>
+  <w:style w:type="paragraph" w:customStyle="1" w:styleId="67453C026F4F432FAA485AF15EDDE7E5">
+    <w:name w:val="67453C026F4F432FAA485AF15EDDE7E5"/>
+    <w:rsid w:val="00B25402"/>
+    <w:rPr>
+      <w:lang w:val="en-DK" w:eastAsia="en-DK"/>
+    </w:rPr>
+  </w:style>
+  <w:style w:type="paragraph" w:customStyle="1" w:styleId="3D22CBA13D4241D9B24F640844181455">
+    <w:name w:val="3D22CBA13D4241D9B24F640844181455"/>
+    <w:rsid w:val="00B25402"/>
+    <w:rPr>
+      <w:lang w:val="en-DK" w:eastAsia="en-DK"/>
+    </w:rPr>
+  </w:style>
+  <w:style w:type="paragraph" w:customStyle="1" w:styleId="608CE8A56BFB4BC8B38F794B10901D27">
+    <w:name w:val="608CE8A56BFB4BC8B38F794B10901D27"/>
+    <w:rsid w:val="00B25402"/>
+    <w:rPr>
+      <w:lang w:val="en-DK" w:eastAsia="en-DK"/>
+    </w:rPr>
+  </w:style>
+  <w:style w:type="paragraph" w:customStyle="1" w:styleId="040EB39C88C340B6B7A2F569B1AA1C77">
+    <w:name w:val="040EB39C88C340B6B7A2F569B1AA1C77"/>
+    <w:rsid w:val="00C3410E"/>
+  </w:style>
+  <w:style w:type="paragraph" w:customStyle="1" w:styleId="CDCFBFCC4CF54CC5A6B1F730C8BC89DD">
+    <w:name w:val="CDCFBFCC4CF54CC5A6B1F730C8BC89DD"/>
+    <w:rsid w:val="00C3410E"/>
+  </w:style>
+  <w:style w:type="paragraph" w:customStyle="1" w:styleId="825A442C684A4497BE6E938831F5204E">
+    <w:name w:val="825A442C684A4497BE6E938831F5204E"/>
+    <w:rsid w:val="00C3410E"/>
+  </w:style>
+  <w:style w:type="paragraph" w:customStyle="1" w:styleId="EC93F1304A734B5AA20D405D75C9DA1A">
+    <w:name w:val="EC93F1304A734B5AA20D405D75C9DA1A"/>
+    <w:rsid w:val="00C3410E"/>
+  </w:style>
+  <w:style w:type="paragraph" w:customStyle="1" w:styleId="55F8303B92954E96A9EC6424A8FABC49">
+    <w:name w:val="55F8303B92954E96A9EC6424A8FABC49"/>
+    <w:rsid w:val="00C3410E"/>
+  </w:style>
+  <w:style w:type="paragraph" w:customStyle="1" w:styleId="DBA8D1994BA14EDE983E8BF90D492833">
+    <w:name w:val="DBA8D1994BA14EDE983E8BF90D492833"/>
+    <w:rsid w:val="00C3410E"/>
+  </w:style>
+  <w:style w:type="paragraph" w:customStyle="1" w:styleId="EB84971CAE2D446C9496942584011C22">
+    <w:name w:val="EB84971CAE2D446C9496942584011C22"/>
+    <w:rsid w:val="00C3410E"/>
+  </w:style>
+  <w:style w:type="paragraph" w:customStyle="1" w:styleId="0222551F419C4A0581629C439C20CBB1">
+    <w:name w:val="0222551F419C4A0581629C439C20CBB1"/>
+    <w:rsid w:val="00C3410E"/>
+  </w:style>
+  <w:style w:type="paragraph" w:customStyle="1" w:styleId="F39D0F057CFC43348D17F1E051D2594A">
+    <w:name w:val="F39D0F057CFC43348D17F1E051D2594A"/>
+    <w:rsid w:val="00C3410E"/>
+  </w:style>
+  <w:style w:type="paragraph" w:customStyle="1" w:styleId="8DE6E81E39A04422B116877A4C0A6D28">
+    <w:name w:val="8DE6E81E39A04422B116877A4C0A6D28"/>
+    <w:rsid w:val="00C3410E"/>
+  </w:style>
+  <w:style w:type="paragraph" w:customStyle="1" w:styleId="87999CDC6E3D491EB063E9B991974AB3">
+    <w:name w:val="87999CDC6E3D491EB063E9B991974AB3"/>
+    <w:rsid w:val="00C3410E"/>
+  </w:style>
+  <w:style w:type="paragraph" w:customStyle="1" w:styleId="03DA5A8F6D414CF7B026025E0A585944">
+    <w:name w:val="03DA5A8F6D414CF7B026025E0A585944"/>
+    <w:rsid w:val="00C3410E"/>
+  </w:style>
+  <w:style w:type="paragraph" w:customStyle="1" w:styleId="DAC6490B21CA4214B8E6BACFA12DD1A3">
+    <w:name w:val="DAC6490B21CA4214B8E6BACFA12DD1A3"/>
+    <w:rsid w:val="00C3410E"/>
+  </w:style>
+  <w:style w:type="paragraph" w:customStyle="1" w:styleId="A21AD53D56754BD3A1054FD44803859F">
+    <w:name w:val="A21AD53D56754BD3A1054FD44803859F"/>
+    <w:rsid w:val="00C3410E"/>
+  </w:style>
+  <w:style w:type="paragraph" w:customStyle="1" w:styleId="33F694BABBD34C0BB4C23021962CF054">
+    <w:name w:val="33F694BABBD34C0BB4C23021962CF054"/>
+    <w:rsid w:val="00C3410E"/>
+  </w:style>
+  <w:style w:type="paragraph" w:customStyle="1" w:styleId="0DA117334EDC4137AA5D22F09C6E315F">
+    <w:name w:val="0DA117334EDC4137AA5D22F09C6E315F"/>
+    <w:rsid w:val="001A493F"/>
+  </w:style>
+  <w:style w:type="paragraph" w:customStyle="1" w:styleId="D7D8C22094AC421DB2AB5E22475BA53C">
+    <w:name w:val="D7D8C22094AC421DB2AB5E22475BA53C"/>
+    <w:rsid w:val="001A493F"/>
+  </w:style>
+  <w:style w:type="paragraph" w:customStyle="1" w:styleId="77C25289717B4F4690BACBD5A1108400">
+    <w:name w:val="77C25289717B4F4690BACBD5A1108400"/>
+    <w:rsid w:val="009C4A63"/>
+    <w:rPr>
+      <w:lang w:val="da-DK" w:eastAsia="da-DK"/>
+    </w:rPr>
+  </w:style>
+  <w:style w:type="paragraph" w:customStyle="1" w:styleId="EF5606E5D9974B0D8BA565FBAA8381C3">
+    <w:name w:val="EF5606E5D9974B0D8BA565FBAA8381C3"/>
+    <w:rsid w:val="009C4A63"/>
+    <w:rPr>
+      <w:lang w:val="da-DK" w:eastAsia="da-DK"/>
+    </w:rPr>
+  </w:style>
+  <w:style w:type="paragraph" w:customStyle="1" w:styleId="88D5480D516D4F848B42A617F00BCFE8">
+    <w:name w:val="88D5480D516D4F848B42A617F00BCFE8"/>
+    <w:rsid w:val="009C4A63"/>
+    <w:rPr>
+      <w:lang w:val="da-DK" w:eastAsia="da-DK"/>
+    </w:rPr>
+  </w:style>
+  <w:style w:type="paragraph" w:customStyle="1" w:styleId="280B2C0D1EF542B19C2C230F9BC03184">
+    <w:name w:val="280B2C0D1EF542B19C2C230F9BC03184"/>
+    <w:rsid w:val="009C4A63"/>
+    <w:rPr>
+      <w:lang w:val="da-DK" w:eastAsia="da-DK"/>
+    </w:rPr>
+  </w:style>
+  <w:style w:type="paragraph" w:customStyle="1" w:styleId="A951F271FF8A40BE84EFF7AA7BB22D63">
+    <w:name w:val="A951F271FF8A40BE84EFF7AA7BB22D63"/>
+    <w:rsid w:val="009C4A63"/>
+    <w:rPr>
+      <w:lang w:val="da-DK" w:eastAsia="da-DK"/>
+    </w:rPr>
+  </w:style>
+  <w:style w:type="paragraph" w:customStyle="1" w:styleId="7CFE3AA8D49C44B4B82B772273DEF7D4">
+    <w:name w:val="7CFE3AA8D49C44B4B82B772273DEF7D4"/>
+    <w:rsid w:val="009C4A63"/>
+    <w:rPr>
+      <w:lang w:val="da-DK" w:eastAsia="da-DK"/>
+    </w:rPr>
+  </w:style>
+  <w:style w:type="paragraph" w:customStyle="1" w:styleId="AD73C18E91CE4BA984EFA3D80AA98ED5">
+    <w:name w:val="AD73C18E91CE4BA984EFA3D80AA98ED5"/>
+    <w:rsid w:val="009C4A63"/>
+    <w:rPr>
+      <w:lang w:val="da-DK" w:eastAsia="da-DK"/>
+    </w:rPr>
+  </w:style>
+  <w:style w:type="paragraph" w:customStyle="1" w:styleId="96814BF37CE34876972E411887821F35">
+    <w:name w:val="96814BF37CE34876972E411887821F35"/>
+    <w:rsid w:val="009C4A63"/>
+    <w:rPr>
+      <w:lang w:val="da-DK" w:eastAsia="da-DK"/>
+    </w:rPr>
+  </w:style>
+  <w:style w:type="paragraph" w:customStyle="1" w:styleId="E05DE11EFACC4DAD95632892900E5C3A">
+    <w:name w:val="E05DE11EFACC4DAD95632892900E5C3A"/>
+    <w:rsid w:val="009C4A63"/>
+    <w:rPr>
+      <w:lang w:val="da-DK" w:eastAsia="da-DK"/>
+    </w:rPr>
+  </w:style>
+  <w:style w:type="paragraph" w:customStyle="1" w:styleId="A76DF15853D74FE393956F5F16903561">
+    <w:name w:val="A76DF15853D74FE393956F5F16903561"/>
+    <w:rsid w:val="009C4A63"/>
+    <w:rPr>
+      <w:lang w:val="da-DK" w:eastAsia="da-DK"/>
+    </w:rPr>
+  </w:style>
+  <w:style w:type="paragraph" w:customStyle="1" w:styleId="3A688F8867974DD99516495BE79E3199">
+    <w:name w:val="3A688F8867974DD99516495BE79E3199"/>
+    <w:rsid w:val="009C4A63"/>
+    <w:rPr>
+      <w:lang w:val="da-DK" w:eastAsia="da-DK"/>
+    </w:rPr>
+  </w:style>
+  <w:style w:type="paragraph" w:customStyle="1" w:styleId="C4BAF91FC5784B6BA8AB7817007ACD80">
+    <w:name w:val="C4BAF91FC5784B6BA8AB7817007ACD80"/>
+    <w:rsid w:val="009C4A63"/>
+    <w:rPr>
+      <w:lang w:val="da-DK" w:eastAsia="da-DK"/>
+    </w:rPr>
+  </w:style>
+  <w:style w:type="paragraph" w:customStyle="1" w:styleId="8A7475D2067141C8B1FDBF28F86B5532">
+    <w:name w:val="8A7475D2067141C8B1FDBF28F86B5532"/>
+    <w:rsid w:val="009C4A63"/>
+    <w:rPr>
+      <w:lang w:val="da-DK" w:eastAsia="da-DK"/>
+    </w:rPr>
+  </w:style>
+  <w:style w:type="paragraph" w:customStyle="1" w:styleId="F381206624C8406ABCC8CD7E69CF5C76">
+    <w:name w:val="F381206624C8406ABCC8CD7E69CF5C76"/>
+    <w:rsid w:val="009C4A63"/>
+    <w:rPr>
+      <w:lang w:val="da-DK" w:eastAsia="da-DK"/>
+    </w:rPr>
+  </w:style>
+  <w:style w:type="paragraph" w:customStyle="1" w:styleId="A1C634CF0EBC4DA9B2788D9C65FE1B66">
+    <w:name w:val="A1C634CF0EBC4DA9B2788D9C65FE1B66"/>
+    <w:rsid w:val="009C4A63"/>
+    <w:rPr>
+      <w:lang w:val="da-DK" w:eastAsia="da-DK"/>
+    </w:rPr>
+  </w:style>
+</w:styles>
+</file>
+
+<file path=word/glossary/webSettings.xml><?xml version="1.0" encoding="utf-8"?>
+<w:webSettings xmlns:mc="http://schemas.openxmlformats.org/markup-compatibility/2006" xmlns:r="http://schemas.openxmlformats.org/officeDocument/2006/relationships" xmlns:w="http://schemas.openxmlformats.org/wordprocessingml/2006/main" xmlns:w14="http://schemas.microsoft.com/office/word/2010/wordml" xmlns:w15="http://schemas.microsoft.com/office/word/2012/wordml" xmlns:w16cex="http://schemas.microsoft.com/office/word/2018/wordml/cex" xmlns:w16cid="http://schemas.microsoft.com/office/word/2016/wordml/cid" xmlns:w16="http://schemas.microsoft.com/office/word/2018/wordml" xmlns:w16du="http://schemas.microsoft.com/office/word/2023/wordml/word16du" xmlns:w16sdtdh="http://schemas.microsoft.com/office/word/2020/wordml/sdtdatahash" xmlns:w16sdtfl="http://schemas.microsoft.com/office/word/2024/wordml/sdtformatlock" xmlns:w16se="http://schemas.microsoft.com/office/word/2015/wordml/symex" mc:Ignorable="w14 w15 w16se w16cid w16 w16cex w16sdtdh w16sdtfl w16du">
+  <w:optimizeForBrowser/>
+  <w:allowPNG/>
+</w:webSettings>
+</file>
+
+<file path=word/theme/theme1.xml><?xml version="1.0" encoding="utf-8"?>
+<a:theme xmlns:a="http://schemas.openxmlformats.org/drawingml/2006/main" name="Office Theme">
+  <a:themeElements>
+    <a:clrScheme name="Office">
+      <a:dk1>
+        <a:sysClr val="windowText" lastClr="000000"/>
+      </a:dk1>
+      <a:lt1>
+        <a:sysClr val="window" lastClr="FFFFFF"/>
+      </a:lt1>
+      <a:dk2>
+        <a:srgbClr val="0E2841"/>
+      </a:dk2>
+      <a:lt2>
+        <a:srgbClr val="E8E8E8"/>
+      </a:lt2>
+      <a:accent1>
+        <a:srgbClr val="156082"/>
+      </a:accent1>
+      <a:accent2>
+        <a:srgbClr val="E97132"/>
+      </a:accent2>
+      <a:accent3>
+        <a:srgbClr val="196B24"/>
+      </a:accent3>
+      <a:accent4>
+        <a:srgbClr val="0F9ED5"/>
+      </a:accent4>
+      <a:accent5>
+        <a:srgbClr val="A02B93"/>
+      </a:accent5>
+      <a:accent6>
+        <a:srgbClr val="4EA72E"/>
+      </a:accent6>
+      <a:hlink>
+        <a:srgbClr val="467886"/>
+      </a:hlink>
+      <a:folHlink>
+        <a:srgbClr val="96607D"/>
+      </a:folHlink>
+    </a:clrScheme>
+    <a:fontScheme name="Office">
+      <a:majorFont>
+        <a:latin typeface="Aptos Display" panose="02110004020202020204"/>
+        <a:ea typeface=""/>
+        <a:cs typeface=""/>
+        <a:font script="Jpan" typeface="游ゴシック Light"/>
+        <a:font script="Hang" typeface="맑은 고딕"/>
+        <a:font script="Hans" typeface="等线 Light"/>
+        <a:font script="Hant" typeface="新細明體"/>
+        <a:font script="Arab" typeface="Times New Roman"/>
+        <a:font script="Hebr" typeface="Times New Roman"/>
+        <a:font script="Thai" typeface="Angsana New"/>
+        <a:font script="Ethi" typeface="Nyala"/>
+        <a:font script="Beng" typeface="Vrinda"/>
+        <a:font script="Gujr" typeface="Shruti"/>
+        <a:font script="Khmr" typeface="MoolBoran"/>
+        <a:font script="Knda" typeface="Tunga"/>
+        <a:font script="Guru" typeface="Raavi"/>
+        <a:font script="Cans" typeface="Euphemia"/>
+        <a:font script="Cher" typeface="Plantagenet Cherokee"/>
+        <a:font script="Yiii" typeface="Microsoft Yi Baiti"/>
+        <a:font script="Tibt" typeface="Microsoft Himalaya"/>
+        <a:font script="Thaa" typeface="MV Boli"/>
+        <a:font script="Deva" typeface="Mangal"/>
+        <a:font script="Telu" typeface="Gautami"/>
+        <a:font script="Taml" typeface="Latha"/>
+        <a:font script="Syrc" typeface="Estrangelo Edessa"/>
+        <a:font script="Orya" typeface="Kalinga"/>
+        <a:font script="Mlym" typeface="Kartika"/>
+        <a:font script="Laoo" typeface="DokChampa"/>
+        <a:font script="Sinh" typeface="Iskoola Pota"/>
+        <a:font script="Mong" typeface="Mongolian Baiti"/>
+        <a:font script="Viet" typeface="Times New Roman"/>
+        <a:font script="Uigh" typeface="Microsoft Uighur"/>
+        <a:font script="Geor" typeface="Sylfaen"/>
+        <a:font script="Armn" typeface="Arial"/>
+        <a:font script="Bugi" typeface="Leelawadee UI"/>
+        <a:font script="Bopo" typeface="Microsoft JhengHei"/>
+        <a:font script="Java" typeface="Javanese Text"/>
+        <a:font script="Lisu" typeface="Segoe UI"/>
+        <a:font script="Mymr" typeface="Myanmar Text"/>
+        <a:font script="Nkoo" typeface="Ebrima"/>
+        <a:font script="Olck" typeface="Nirmala UI"/>
+        <a:font script="Osma" typeface="Ebrima"/>
+        <a:font script="Phag" typeface="Phagspa"/>
+        <a:font script="Syrn" typeface="Estrangelo Edessa"/>
+        <a:font script="Syrj" typeface="Estrangelo Edessa"/>
+        <a:font script="Syre" typeface="Estrangelo Edessa"/>
+        <a:font script="Sora" typeface="Nirmala UI"/>
+        <a:font script="Tale" typeface="Microsoft Tai Le"/>
+        <a:font script="Talu" typeface="Microsoft New Tai Lue"/>
+        <a:font script="Tfng" typeface="Ebrima"/>
+      </a:majorFont>
+      <a:minorFont>
+        <a:latin typeface="Aptos" panose="02110004020202020204"/>
+        <a:ea typeface=""/>
+        <a:cs typeface=""/>
+        <a:font script="Jpan" typeface="游明朝"/>
+        <a:font script="Hang" typeface="맑은 고딕"/>
+        <a:font script="Hans" typeface="等线"/>
+        <a:font script="Hant" typeface="新細明體"/>
+        <a:font script="Arab" typeface="Arial"/>
+        <a:font script="Hebr" typeface="Arial"/>
+        <a:font script="Thai" typeface="Cordia New"/>
+        <a:font script="Ethi" typeface="Nyala"/>
+        <a:font script="Beng" typeface="Vrinda"/>
+        <a:font script="Gujr" typeface="Shruti"/>
+        <a:font script="Khmr" typeface="DaunPenh"/>
+        <a:font script="Knda" typeface="Tunga"/>
+        <a:font script="Guru" typeface="Raavi"/>
+        <a:font script="Cans" typeface="Euphemia"/>
+        <a:font script="Cher" typeface="Plantagenet Cherokee"/>
+        <a:font script="Yiii" typeface="Microsoft Yi Baiti"/>
+        <a:font script="Tibt" typeface="Microsoft Himalaya"/>
+        <a:font script="Thaa" typeface="MV Boli"/>
+        <a:font script="Deva" typeface="Mangal"/>
+        <a:font script="Telu" typeface="Gautami"/>
+        <a:font script="Taml" typeface="Latha"/>
+        <a:font script="Syrc" typeface="Estrangelo Edessa"/>
+        <a:font script="Orya" typeface="Kalinga"/>
+        <a:font script="Mlym" typeface="Kartika"/>
+        <a:font script="Laoo" typeface="DokChampa"/>
+        <a:font script="Sinh" typeface="Iskoola Pota"/>
+        <a:font script="Mong" typeface="Mongolian Baiti"/>
+        <a:font script="Viet" typeface="Arial"/>
+        <a:font script="Uigh" typeface="Microsoft Uighur"/>
+        <a:font script="Geor" typeface="Sylfaen"/>
+        <a:font script="Armn" typeface="Arial"/>
+        <a:font script="Bugi" typeface="Leelawadee UI"/>
+        <a:font script="Bopo" typeface="Microsoft JhengHei"/>
+        <a:font script="Java" typeface="Javanese Text"/>
+        <a:font script="Lisu" typeface="Segoe UI"/>
+        <a:font script="Mymr" typeface="Myanmar Text"/>
+        <a:font script="Nkoo" typeface="Ebrima"/>
+        <a:font script="Olck" typeface="Nirmala UI"/>
+        <a:font script="Osma" typeface="Ebrima"/>
+        <a:font script="Phag" typeface="Phagspa"/>
+        <a:font script="Syrn" typeface="Estrangelo Edessa"/>
+        <a:font script="Syrj" typeface="Estrangelo Edessa"/>
+        <a:font script="Syre" typeface="Estrangelo Edessa"/>
+        <a:font script="Sora" typeface="Nirmala UI"/>
+        <a:font script="Tale" typeface="Microsoft Tai Le"/>
+        <a:font script="Talu" typeface="Microsoft New Tai Lue"/>
+        <a:font script="Tfng" typeface="Ebrima"/>
+      </a:minorFont>
+    </a:fontScheme>
+    <a:fmtScheme name="Office">
+      <a:fillStyleLst>
+        <a:solidFill>
+          <a:schemeClr val="phClr"/>
+        </a:solidFill>
+        <a:gradFill rotWithShape="1">
+          <a:gsLst>
+            <a:gs pos="0">
+              <a:schemeClr val="phClr">
+                <a:lumMod val="110000"/>
+                <a:satMod val="105000"/>
+                <a:tint val="67000"/>
+              </a:schemeClr>
+            </a:gs>
+            <a:gs pos="50000">
+              <a:schemeClr val="phClr">
+                <a:lumMod val="105000"/>
+                <a:satMod val="103000"/>
+                <a:tint val="73000"/>
+              </a:schemeClr>
+            </a:gs>
+            <a:gs pos="100000">
+              <a:schemeClr val="phClr">
+                <a:lumMod val="105000"/>
+                <a:satMod val="109000"/>
+                <a:tint val="81000"/>
+              </a:schemeClr>
+            </a:gs>
+          </a:gsLst>
+          <a:lin ang="5400000" scaled="0"/>
+        </a:gradFill>
+        <a:gradFill rotWithShape="1">
+          <a:gsLst>
+            <a:gs pos="0">
+              <a:schemeClr val="phClr">
+                <a:satMod val="103000"/>
+                <a:lumMod val="102000"/>
+                <a:tint val="94000"/>
+              </a:schemeClr>
+            </a:gs>
+            <a:gs pos="50000">
+              <a:schemeClr val="phClr">
+                <a:satMod val="110000"/>
+                <a:lumMod val="100000"/>
+                <a:shade val="100000"/>
+              </a:schemeClr>
+            </a:gs>
+            <a:gs pos="100000">
+              <a:schemeClr val="phClr">
+                <a:lumMod val="99000"/>
+                <a:satMod val="120000"/>
+                <a:shade val="78000"/>
+              </a:schemeClr>
+            </a:gs>
+          </a:gsLst>
+          <a:lin ang="5400000" scaled="0"/>
+        </a:gradFill>
+      </a:fillStyleLst>
+      <a:lnStyleLst>
+        <a:ln w="12700" cap="flat" cmpd="sng" algn="ctr">
+          <a:solidFill>
+            <a:schemeClr val="phClr"/>
+          </a:solidFill>
+          <a:prstDash val="solid"/>
+          <a:miter lim="800000"/>
+        </a:ln>
+        <a:ln w="19050" cap="flat" cmpd="sng" algn="ctr">
+          <a:solidFill>
+            <a:schemeClr val="phClr"/>
+          </a:solidFill>
+          <a:prstDash val="solid"/>
+          <a:miter lim="800000"/>
+        </a:ln>
+        <a:ln w="25400" cap="flat" cmpd="sng" algn="ctr">
+          <a:solidFill>
+            <a:schemeClr val="phClr"/>
+          </a:solidFill>
+          <a:prstDash val="solid"/>
+          <a:miter lim="800000"/>
+        </a:ln>
+      </a:lnStyleLst>
+      <a:effectStyleLst>
+        <a:effectStyle>
+          <a:effectLst/>
+        </a:effectStyle>
+        <a:effectStyle>
+          <a:effectLst/>
+        </a:effectStyle>
+        <a:effectStyle>
+          <a:effectLst>
+            <a:outerShdw blurRad="57150" dist="19050" dir="5400000" algn="ctr" rotWithShape="0">
+              <a:srgbClr val="000000">
+                <a:alpha val="63000"/>
+              </a:srgbClr>
+            </a:outerShdw>
+          </a:effectLst>
+        </a:effectStyle>
+      </a:effectStyleLst>
+      <a:bgFillStyleLst>
+        <a:solidFill>
+          <a:schemeClr val="phClr"/>
+        </a:solidFill>
+        <a:solidFill>
+          <a:schemeClr val="phClr">
+            <a:tint val="95000"/>
+            <a:satMod val="170000"/>
+          </a:schemeClr>
+        </a:solidFill>
+        <a:gradFill rotWithShape="1">
+          <a:gsLst>
+            <a:gs pos="0">
+              <a:schemeClr val="phClr">
+                <a:tint val="93000"/>
+                <a:satMod val="150000"/>
+                <a:shade val="98000"/>
+                <a:lumMod val="102000"/>
+              </a:schemeClr>
+            </a:gs>
+            <a:gs pos="50000">
+              <a:schemeClr val="phClr">
+                <a:tint val="98000"/>
+                <a:satMod val="130000"/>
+                <a:shade val="90000"/>
+                <a:lumMod val="103000"/>
+              </a:schemeClr>
+            </a:gs>
+            <a:gs pos="100000">
+              <a:schemeClr val="phClr">
+                <a:shade val="63000"/>
+                <a:satMod val="120000"/>
+              </a:schemeClr>
+            </a:gs>
+          </a:gsLst>
+          <a:lin ang="5400000" scaled="0"/>
+        </a:gradFill>
+      </a:bgFillStyleLst>
+    </a:fmtScheme>
+  </a:themeElements>
+  <a:objectDefaults>
+    <a:lnDef>
+      <a:spPr/>
+      <a:bodyPr/>
+      <a:lstStyle/>
+      <a:style>
+        <a:lnRef idx="2">
+          <a:schemeClr val="accent1"/>
+        </a:lnRef>
+        <a:fillRef idx="0">
+          <a:schemeClr val="accent1"/>
+        </a:fillRef>
+        <a:effectRef idx="1">
+          <a:schemeClr val="accent1"/>
+        </a:effectRef>
+        <a:fontRef idx="minor">
+          <a:schemeClr val="tx1"/>
+        </a:fontRef>
+      </a:style>
+    </a:lnDef>
+  </a:objectDefaults>
+  <a:extraClrSchemeLst/>
+  <a:extLst>
+    <a:ext uri="{05A4C25C-085E-4340-85A3-A5531E510DB2}">
+      <thm15:themeFamily xmlns:thm15="http://schemas.microsoft.com/office/thememl/2012/main" name="Office Theme" id="{2E142A2C-CD16-42D6-873A-C26D2A0506FA}" vid="{1BDDFF52-6CD6-40A5-AB3C-68EB2F1E4D0A}"/>
+    </a:ext>
+  </a:extLst>
+</a:theme>
+</file>
+
+<file path=word/webextensions/taskpanes.xml><?xml version="1.0" encoding="utf-8"?>
+<wetp:taskpanes xmlns:wetp="http://schemas.microsoft.com/office/webextensions/taskpanes/2010/11">
+  <wetp:taskpane dockstate="right" visibility="0" width="350" row="1">
+    <wetp:webextensionref xmlns:r="http://schemas.openxmlformats.org/officeDocument/2006/relationships" r:id="rId1"/>
+  </wetp:taskpane>
+  <wetp:taskpane dockstate="right" visibility="0" width="438" row="1">
+    <wetp:webextensionref xmlns:r="http://schemas.openxmlformats.org/officeDocument/2006/relationships" r:id="rId2"/>
+  </wetp:taskpane>
+  <wetp:taskpane dockstate="right" visibility="0" width="350" row="1">
+    <wetp:webextensionref xmlns:r="http://schemas.openxmlformats.org/officeDocument/2006/relationships" r:id="rId3"/>
+  </wetp:taskpane>
+</wetp:taskpanes>
+</file>
+
+<file path=word/webextensions/webextension1.xml><?xml version="1.0" encoding="utf-8"?>
+<we:webextension xmlns:we="http://schemas.microsoft.com/office/webextensions/webextension/2010/11" id="{04D5C3E7-2166-4828-8A90-B45908C64667}">
+  <we:reference id="4aa8aa70-f34e-4fc4-9c52-61c84e5c61f8" version="2.0.0.2" store="developer" storeType="Registry"/>
+  <we:alternateReferences/>
+  <we:properties/>
+  <we:bindings/>
+  <we:snapshot xmlns:r="http://schemas.openxmlformats.org/officeDocument/2006/relationships"/>
+</we:webextension>
+</file>
+
+<file path=word/webextensions/webextension2.xml><?xml version="1.0" encoding="utf-8"?>
+<we:webextension xmlns:we="http://schemas.microsoft.com/office/webextensions/webextension/2010/11" id="{51B52075-3CA2-47DC-8AB8-F499185948DD}">
+  <we:reference id="WA200009156" version="1.0.0.7" store="Omex" storeType="OMEX"/>
+  <we:alternateReferences>
+    <we:reference id="WA200009156" version="1.0.0.7" store="WA200009156" storeType="OMEX"/>
+  </we:alternateReferences>
+  <we:properties/>
+  <we:bindings/>
+  <we:snapshot xmlns:r="http://schemas.openxmlformats.org/officeDocument/2006/relationships"/>
+</we:webextension>
+</file>
+
+<file path=word/webextensions/webextension3.xml><?xml version="1.0" encoding="utf-8"?>
+<we:webextension xmlns:we="http://schemas.microsoft.com/office/webextensions/webextension/2010/11" id="{9CE2E249-4ECA-4604-B7BC-31436A1F4F00}">
+  <we:reference id="WA200010453" version="1.0.0.1" store="Omex" storeType="OMEX"/>
+  <we:alternateReferences>
+    <we:reference id="WA200010453" version="1.0.0.1" store="WA200010453" storeType="OMEX"/>
+  </we:alternateReferences>
+  <we:properties>
+    <we:property name="claude.fileId" value="&quot;f59ddbdf-315f-48c8-8876-b21d983df718&quot;"/>
+  </we:properties>
+  <we:bindings/>
+  <we:snapshot xmlns:r="http://schemas.openxmlformats.org/officeDocument/2006/relationships"/>
+</we:webextension>
+</file>
+
+<file path=customXml/item3.xml>��< ? x m l   v e r s i o n = " 1 . 0 "   e n c o d i n g = " u t f - 1 6 " ? >   
  < N a v W o r d R e p o r t X m l P a r t   x m l n s = " u r n : m i c r o s o f t - d y n a m i c s - n a v / r e p o r t s / S t a n d a r d _ S a l e s _ Q u o t e / 1 3 0 4 / " >   
@@ -655,7 +7546,7 @@
  < / N a v W o r d R e p o r t X m l P a r t > 
 </file>
 
-<file path=customXml/item2.xml>��< ? x m l   v e r s i o n = " 1 . 0 "   e n c o d i n g = " u t f - 1 6 " ? > +<file path=customXml/item4.xml>��< ? x m l   v e r s i o n = " 1 . 0 "   e n c o d i n g = " u t f - 1 6 " ? >   
  < N a v W o r d R e p o r t X m l P a r t   x m l n s = " u r n : m i c r o s o f t - d y n a m i c s - b u s i n e s s c e n t r a l / i n t e r n a l / e x t e n d e d / r e p o r t s / S t a n d a r d _ S a l e s _ Q u o t e / 1 3 0 4 / " >   

--- a/src/Apps/W1/Subscription Billing/App/Sales Service Commitments/Report Extensions/Layouts/SalesQuoteForSubscriptionBillingBody.docx
+++ b/src/Apps/W1/Subscription Billing/App/Sales Service Commitments/Report Extensions/Layouts/SalesQuoteForSubscriptionBillingBody.docx
@@ -1,45 +1,30 @@
 
 <file path=word/document.xml><?xml version="1.0" encoding="utf-8"?>
-<w:document xmlns:wpc="http://schemas.microsoft.com/office/word/2010/wordprocessingCanvas" xmlns:cx="http://schemas.microsoft.com/office/drawing/2014/chartex" xmlns:cx1="http://schemas.microsoft.com/office/drawing/2015/9/8/chartex" xmlns:cx2="http://schemas.microsoft.com/office/drawing/2015/10/21/chartex" xmlns:cx3="http://schemas.microsoft.com/office/drawing/2016/5/9/chartex" xmlns:cx4="http://schemas.microsoft.com/office/drawing/2016/5/10/chartex" xmlns:cx5="http://schemas.microsoft.com/office/drawing/2016/5/11/chartex" xmlns:cx6="http://schemas.microsoft.com/office/drawing/2016/5/12/chartex" xmlns:cx7="http://schemas.microsoft.com/office/drawing/2016/5/13/chartex" xmlns:cx8="http://schemas.microsoft.com/office/drawing/2016/5/14/chartex" xmlns:mc="http://schemas.openxmlformats.org/markup-compatibility/2006" xmlns:aink="http://schemas.microsoft.com/office/drawing/2016/ink" xmlns:am3d="http://schemas.microsoft.com/office/drawing/2017/model3d" xmlns:o="urn:schemas-microsoft-com:office:office" xmlns:oel="http://schemas.microsoft.com/office/2019/extlst" xmlns:r="http://schemas.openxmlformats.org/officeDocument/2006/relationships" xmlns:m="http://schemas.openxmlformats.org/officeDocument/2006/math" xmlns:v="urn:schemas-microsoft-com:vml" xmlns:wp14="http://schemas.microsoft.com/office/word/2010/wordprocessingDrawing" xmlns:wp="http://schemas.openxmlformats.org/drawingml/2006/wordprocessingDrawing" xmlns:w10="urn:schemas-microsoft-com:office:word" xmlns:w="http://schemas.openxmlformats.org/wordprocessingml/2006/main" xmlns:w14="http://schemas.microsoft.com/office/word/2010/wordml" xmlns:w15="http://schemas.microsoft.com/office/word/2012/wordml" xmlns:w16cex="http://schemas.microsoft.com/office/word/2018/wordml/cex" xmlns:w16cid="http://schemas.microsoft.com/office/word/2016/wordml/cid" xmlns:w16="http://schemas.microsoft.com/office/word/2018/wordml" xmlns:w16du="http://schemas.microsoft.com/office/word/2023/wordml/word16du" xmlns:w16sdtdh="http://schemas.microsoft.com/office/word/2020/wordml/sdtdatahash" xmlns:w16sdtfl="http://schemas.microsoft.com/office/word/2024/wordml/sdtformatlock" xmlns:w16se="http://schemas.microsoft.com/office/word/2015/wordml/symex" xmlns:wpg="http://schemas.microsoft.com/office/word/2010/wordprocessingGroup" xmlns:wpi="http://schemas.microsoft.com/office/word/2010/wordprocessingInk" xmlns:wne="http://schemas.microsoft.com/office/word/2006/wordml" xmlns:wps="http://schemas.microsoft.com/office/word/2010/wordprocessingShape" mc:Ignorable="w14 w15 w16se w16cid w16 w16cex w16sdtdh w16sdtfl w16du wp14">
+<w:document xmlns:wpc="http://schemas.microsoft.com/office/word/2010/wordprocessingCanvas" xmlns:cx="http://schemas.microsoft.com/office/drawing/2014/chartex" xmlns:cx1="http://schemas.microsoft.com/office/drawing/2015/9/8/chartex" xmlns:cx2="http://schemas.microsoft.com/office/drawing/2015/10/21/chartex" xmlns:cx3="http://schemas.microsoft.com/office/drawing/2016/5/9/chartex" xmlns:cx4="http://schemas.microsoft.com/office/drawing/2016/5/10/chartex" xmlns:cx5="http://schemas.microsoft.com/office/drawing/2016/5/11/chartex" xmlns:cx6="http://schemas.microsoft.com/office/drawing/2016/5/12/chartex" xmlns:cx7="http://schemas.microsoft.com/office/drawing/2016/5/13/chartex" xmlns:cx8="http://schemas.microsoft.com/office/drawing/2016/5/14/chartex" xmlns:mc="http://schemas.openxmlformats.org/markup-compatibility/2006" xmlns:aink="http://schemas.microsoft.com/office/drawing/2016/ink" xmlns:am3d="http://schemas.microsoft.com/office/drawing/2017/model3d" xmlns:o="urn:schemas-microsoft-com:office:office" xmlns:oel="http://schemas.microsoft.com/office/2019/extlst" xmlns:r="http://schemas.openxmlformats.org/officeDocument/2006/relationships" xmlns:m="http://schemas.openxmlformats.org/officeDocument/2006/math" xmlns:v="urn:schemas-microsoft-com:vml" xmlns:wp14="http://schemas.microsoft.com/office/word/2010/wordprocessingDrawing" xmlns:wp="http://schemas.openxmlformats.org/drawingml/2006/wordprocessingDrawing" xmlns:w10="urn:schemas-microsoft-com:office:word" xmlns:w="http://schemas.openxmlformats.org/wordprocessingml/2006/main" xmlns:w14="http://schemas.microsoft.com/office/word/2010/wordml" xmlns:w15="http://schemas.microsoft.com/office/word/2012/wordml" xmlns:w16cei="http://schemas.microsoft.com/office/word/2026/wordml/cei" xmlns:w16cex="http://schemas.microsoft.com/office/word/2018/wordml/cex" xmlns:w16cid="http://schemas.microsoft.com/office/word/2016/wordml/cid" xmlns:w16="http://schemas.microsoft.com/office/word/2018/wordml" xmlns:w16du="http://schemas.microsoft.com/office/word/2023/wordml/word16du" xmlns:w16sdtdh="http://schemas.microsoft.com/office/word/2020/wordml/sdtdatahash" xmlns:w16sdtfl="http://schemas.microsoft.com/office/word/2024/wordml/sdtformatlock" xmlns:w16se="http://schemas.microsoft.com/office/word/2015/wordml/symex" xmlns:wpg="http://schemas.microsoft.com/office/word/2010/wordprocessingGroup" xmlns:wpi="http://schemas.microsoft.com/office/word/2010/wordprocessingInk" xmlns:wne="http://schemas.microsoft.com/office/word/2006/wordml" xmlns:wps="http://schemas.microsoft.com/office/word/2010/wordprocessingShape" mc:Ignorable="w14 w15 w16se w16cid w16 w16cex w16sdtdh w16sdtfl w16du wp14">
   <w:body>
     <w:tbl>
       <w:tblPr>
-        <w:tblStyle w:val="TableGrid"/>
-        <w:tblW w:w="4995" w:type="pct"/>
-        <w:tblBorders>
-          <w:top w:val="none" w:color="auto" w:sz="0" w:space="0"/>
-          <w:left w:val="none" w:color="auto" w:sz="0" w:space="0"/>
-          <w:bottom w:val="none" w:color="auto" w:sz="0" w:space="0"/>
-          <w:right w:val="none" w:color="auto" w:sz="0" w:space="0"/>
-          <w:insideH w:val="none" w:color="auto" w:sz="0" w:space="0"/>
-          <w:insideV w:val="none" w:color="auto" w:sz="0" w:space="0"/>
-        </w:tblBorders>
-        <w:tblCellMar>
-          <w:left w:w="0" w:type="dxa"/>
-          <w:right w:w="0" w:type="dxa"/>
-        </w:tblCellMar>
-        <w:tblLook w:val="04A0" w:firstRow="1" w:lastRow="0" w:firstColumn="1" w:lastColumn="0" w:noHBand="0" w:noVBand="1"/>
+        <w:tblStyle w:val="BCBlockTable"/>
+        <w:tblW w:w="5000" w:type="pct"/>
+        <w:tblLook w:val="0620" w:firstRow="1" w:lastRow="0" w:firstColumn="0" w:lastColumn="0" w:noHBand="1" w:noVBand="1"/>
         <w:tblCaption w:val="Address Block"/>
+        <w:tblDescription w:val="Layout table. Used for positioning, not for tabular data."/>
       </w:tblPr>
       <w:tblGrid>
-        <w:gridCol w:w="2621"/>
-        <w:gridCol w:w="4584"/>
-        <w:gridCol w:w="3279"/>
+        <w:gridCol w:w="2623"/>
+        <w:gridCol w:w="4588"/>
+        <w:gridCol w:w="3283"/>
       </w:tblGrid>
       <w:tr>
         <w:trPr>
           <w:cnfStyle w:val="100000000000" w:firstRow="1" w:lastRow="0" w:firstColumn="0" w:lastColumn="0" w:oddVBand="0" w:evenVBand="0" w:oddHBand="0" w:evenHBand="0" w:firstRowFirstColumn="0" w:firstRowLastColumn="0" w:lastRowFirstColumn="0" w:lastRowLastColumn="0"/>
+          <w:cantSplit/>
           <w:trHeight w:val="254"/>
         </w:trPr>
         <w:sdt>
           <w:sdtPr>
             <w:rPr>
               <w:rStyle w:val="Strong"/>
-              <w:rFonts w:ascii="Segoe UI Semibold" w:hAnsi="Segoe UI Semibold" w:cs="Segoe UI Semibold"/>
-              <w:b w:val="0"/>
-              <w:bCs w:val="0"/>
-              <w:sz w:val="22"/>
-              <w:szCs w:val="22"/>
             </w:rPr>
             <w:alias w:val="CustomerAddress1"/>
             <w:tag w:val="#BC:InsertDataItem,DataItems/Header/CustomerAddress1"/>
@@ -58,25 +43,15 @@
               </w:tcPr>
               <w:p>
                 <w:pPr>
-                  <w:pStyle w:val="Heading2"/>
-                  <w:spacing w:before="0" w:after="0" w:line="276" w:lineRule="auto"/>
+                  <w:pStyle w:val="BCLabel"/>
+                  <w:spacing w:line="276" w:lineRule="auto"/>
                   <w:rPr>
                     <w:rStyle w:val="Strong"/>
-                    <w:rFonts w:ascii="Segoe UI Semibold" w:hAnsi="Segoe UI Semibold" w:cs="Segoe UI Semibold"/>
-                    <w:b w:val="0"/>
-                    <w:bCs w:val="0"/>
-                    <w:sz w:val="22"/>
-                    <w:szCs w:val="22"/>
                   </w:rPr>
                 </w:pPr>
                 <w:r>
                   <w:rPr>
                     <w:rStyle w:val="Strong"/>
-                    <w:rFonts w:ascii="Segoe UI Semibold" w:hAnsi="Segoe UI Semibold" w:cs="Segoe UI Semibold"/>
-                    <w:b w:val="0"/>
-                    <w:bCs w:val="0"/>
-                    <w:sz w:val="22"/>
-                    <w:szCs w:val="22"/>
                   </w:rPr>
                   <w:t>CustomerAddress1</w:t>
                 </w:r>
@@ -90,15 +65,10 @@
           </w:tcPr>
           <w:p>
             <w:pPr>
-              <w:pStyle w:val="Heading2"/>
-              <w:spacing w:before="0" w:after="0" w:line="276" w:lineRule="auto"/>
+              <w:pStyle w:val="BCLabel"/>
+              <w:spacing w:line="276" w:lineRule="auto"/>
               <w:rPr>
                 <w:rStyle w:val="Strong"/>
-                <w:rFonts w:ascii="Segoe UI Semibold" w:hAnsi="Segoe UI Semibold" w:cs="Segoe UI Semibold"/>
-                <w:b w:val="0"/>
-                <w:bCs w:val="0"/>
-                <w:sz w:val="22"/>
-                <w:szCs w:val="22"/>
               </w:rPr>
             </w:pPr>
           </w:p>
@@ -107,11 +77,6 @@
           <w:sdtPr>
             <w:rPr>
               <w:rStyle w:val="Strong"/>
-              <w:rFonts w:ascii="Segoe UI Semibold" w:hAnsi="Segoe UI Semibold" w:cs="Segoe UI Semibold"/>
-              <w:b w:val="0"/>
-              <w:bCs w:val="0"/>
-              <w:sz w:val="22"/>
-              <w:szCs w:val="22"/>
             </w:rPr>
             <w:alias w:val="CompanyAddress1"/>
             <w:tag w:val="#BC:InsertDataItem,DataItems/Header/CompanyAddress1"/>
@@ -130,26 +95,17 @@
               </w:tcPr>
               <w:p>
                 <w:pPr>
-                  <w:pStyle w:val="Heading2"/>
-                  <w:spacing w:before="0" w:after="0" w:line="276" w:lineRule="auto"/>
+                  <w:pStyle w:val="BCLabelNumber"/>
+                  <w:spacing w:line="276" w:lineRule="auto"/>
                   <w:jc w:val="right"/>
                   <w:rPr>
                     <w:rStyle w:val="Strong"/>
-                    <w:b w:val="0"/>
-                    <w:bCs w:val="0"/>
-                    <w:sz w:val="22"/>
-                    <w:szCs w:val="22"/>
                     <w:lang w:val="da-DK"/>
                   </w:rPr>
                 </w:pPr>
                 <w:r>
                   <w:rPr>
                     <w:rStyle w:val="Strong"/>
-                    <w:rFonts w:ascii="Segoe UI Semibold" w:hAnsi="Segoe UI Semibold" w:cs="Segoe UI Semibold"/>
-                    <w:b w:val="0"/>
-                    <w:bCs w:val="0"/>
-                    <w:sz w:val="22"/>
-                    <w:szCs w:val="22"/>
                   </w:rPr>
                   <w:t>CompanyAddress1</w:t>
                 </w:r>
@@ -160,17 +116,11 @@
       </w:tr>
       <w:tr>
         <w:trPr>
+          <w:cantSplit/>
           <w:trHeight w:val="242"/>
         </w:trPr>
         <w:sdt>
           <w:sdtPr>
-            <w:rPr>
-              <w:rFonts w:cs="Segoe UI Semibold"/>
-              <w:b/>
-              <w:bCs/>
-              <w:sz w:val="22"/>
-              <w:szCs w:val="22"/>
-            </w:rPr>
             <w:alias w:val="CustomerAddress2"/>
             <w:tag w:val="#BC:InsertDataItem,DataItems/Header/CustomerAddress2"/>
             <w:id w:val="863552788"/>
@@ -188,18 +138,9 @@
               </w:tcPr>
               <w:p>
                 <w:pPr>
-                  <w:rPr>
-                    <w:rFonts w:cs="Segoe UI Semibold" w:asciiTheme="minorHAnsi" w:hAnsiTheme="minorHAnsi"/>
-                    <w:sz w:val="22"/>
-                    <w:szCs w:val="22"/>
-                  </w:rPr>
+                  <w:pStyle w:val="NoSpacing"/>
                 </w:pPr>
                 <w:r>
-                  <w:rPr>
-                    <w:rFonts w:cs="Segoe UI Semibold" w:asciiTheme="minorHAnsi" w:hAnsiTheme="minorHAnsi"/>
-                    <w:sz w:val="22"/>
-                    <w:szCs w:val="22"/>
-                  </w:rPr>
                   <w:t>CustomerAddress2</w:t>
                 </w:r>
               </w:p>
@@ -212,21 +153,12 @@
           </w:tcPr>
           <w:p>
             <w:pPr>
-              <w:rPr>
-                <w:rFonts w:cs="Segoe UI Semibold" w:asciiTheme="minorHAnsi" w:hAnsiTheme="minorHAnsi"/>
-                <w:sz w:val="22"/>
-                <w:szCs w:val="22"/>
-              </w:rPr>
+              <w:pStyle w:val="NoSpacing"/>
             </w:pPr>
           </w:p>
         </w:tc>
         <w:sdt>
           <w:sdtPr>
-            <w:rPr>
-              <w:rFonts w:cs="Segoe UI Semibold"/>
-              <w:sz w:val="22"/>
-              <w:szCs w:val="22"/>
-            </w:rPr>
             <w:alias w:val="CompanyAddress2"/>
             <w:tag w:val="#BC:InsertDataItem,DataItems/Header/CompanyAddress2"/>
             <w:id w:val="-407616906"/>
@@ -244,19 +176,10 @@
               </w:tcPr>
               <w:p>
                 <w:pPr>
+                  <w:pStyle w:val="BCNumber"/>
                   <w:jc w:val="right"/>
-                  <w:rPr>
-                    <w:rFonts w:asciiTheme="minorHAnsi" w:hAnsiTheme="minorHAnsi"/>
-                    <w:sz w:val="22"/>
-                    <w:szCs w:val="22"/>
-                  </w:rPr>
                 </w:pPr>
                 <w:r>
-                  <w:rPr>
-                    <w:rFonts w:cs="Segoe UI Semibold" w:asciiTheme="minorHAnsi" w:hAnsiTheme="minorHAnsi"/>
-                    <w:sz w:val="22"/>
-                    <w:szCs w:val="22"/>
-                  </w:rPr>
                   <w:t>CompanyAddress2</w:t>
                 </w:r>
               </w:p>
@@ -266,15 +189,11 @@
       </w:tr>
       <w:tr>
         <w:trPr>
+          <w:cantSplit/>
           <w:trHeight w:val="242"/>
         </w:trPr>
         <w:sdt>
           <w:sdtPr>
-            <w:rPr>
-              <w:rFonts w:cs="Segoe UI Semibold"/>
-              <w:sz w:val="22"/>
-              <w:szCs w:val="22"/>
-            </w:rPr>
             <w:alias w:val="CustomerAddress3"/>
             <w:tag w:val="#BC:InsertDataItem,DataItems/Header/CustomerAddress3"/>
             <w:id w:val="335427627"/>
@@ -292,18 +211,9 @@
               </w:tcPr>
               <w:p>
                 <w:pPr>
-                  <w:rPr>
-                    <w:rFonts w:cs="Segoe UI Semibold" w:asciiTheme="minorHAnsi" w:hAnsiTheme="minorHAnsi"/>
-                    <w:sz w:val="22"/>
-                    <w:szCs w:val="22"/>
-                  </w:rPr>
+                  <w:pStyle w:val="NoSpacing"/>
                 </w:pPr>
                 <w:r>
-                  <w:rPr>
-                    <w:rFonts w:cs="Segoe UI Semibold" w:asciiTheme="minorHAnsi" w:hAnsiTheme="minorHAnsi"/>
-                    <w:sz w:val="22"/>
-                    <w:szCs w:val="22"/>
-                  </w:rPr>
                   <w:t>CustomerAddress3</w:t>
                 </w:r>
               </w:p>
@@ -316,21 +226,12 @@
           </w:tcPr>
           <w:p>
             <w:pPr>
-              <w:rPr>
-                <w:rFonts w:cs="Segoe UI Semibold" w:asciiTheme="minorHAnsi" w:hAnsiTheme="minorHAnsi"/>
-                <w:sz w:val="22"/>
-                <w:szCs w:val="22"/>
-              </w:rPr>
+              <w:pStyle w:val="NoSpacing"/>
             </w:pPr>
           </w:p>
         </w:tc>
         <w:sdt>
           <w:sdtPr>
-            <w:rPr>
-              <w:rFonts w:cs="Segoe UI Semibold"/>
-              <w:sz w:val="22"/>
-              <w:szCs w:val="22"/>
-            </w:rPr>
             <w:alias w:val="CompanyAddress3"/>
             <w:tag w:val="#BC:InsertDataItem,DataItems/Header/CompanyAddress3"/>
             <w:id w:val="-1208102821"/>
@@ -348,18 +249,10 @@
               </w:tcPr>
               <w:p>
                 <w:pPr>
+                  <w:pStyle w:val="BCNumber"/>
                   <w:jc w:val="right"/>
-                  <w:rPr>
-                    <w:sz w:val="22"/>
-                    <w:szCs w:val="22"/>
-                  </w:rPr>
                 </w:pPr>
                 <w:r>
-                  <w:rPr>
-                    <w:rFonts w:cs="Segoe UI Semibold" w:asciiTheme="minorHAnsi" w:hAnsiTheme="minorHAnsi"/>
-                    <w:sz w:val="22"/>
-                    <w:szCs w:val="22"/>
-                  </w:rPr>
                   <w:t>CompanyAddress3</w:t>
                 </w:r>
               </w:p>
@@ -369,15 +262,11 @@
       </w:tr>
       <w:tr>
         <w:trPr>
+          <w:cantSplit/>
           <w:trHeight w:val="242"/>
         </w:trPr>
         <w:sdt>
           <w:sdtPr>
-            <w:rPr>
-              <w:rFonts w:cs="Segoe UI Semibold"/>
-              <w:sz w:val="22"/>
-              <w:szCs w:val="22"/>
-            </w:rPr>
             <w:alias w:val="CustomerAddress4"/>
             <w:tag w:val="#BC:InsertDataItem,DataItems/Header/CustomerAddress4"/>
             <w:id w:val="172315661"/>
@@ -395,18 +284,9 @@
               </w:tcPr>
               <w:p>
                 <w:pPr>
-                  <w:rPr>
-                    <w:rFonts w:cs="Segoe UI Semibold" w:asciiTheme="minorHAnsi" w:hAnsiTheme="minorHAnsi"/>
-                    <w:sz w:val="22"/>
-                    <w:szCs w:val="22"/>
-                  </w:rPr>
+                  <w:pStyle w:val="NoSpacing"/>
                 </w:pPr>
                 <w:r>
-                  <w:rPr>
-                    <w:rFonts w:cs="Segoe UI Semibold" w:asciiTheme="minorHAnsi" w:hAnsiTheme="minorHAnsi"/>
-                    <w:sz w:val="22"/>
-                    <w:szCs w:val="22"/>
-                  </w:rPr>
                   <w:t>CustomerAddress4</w:t>
                 </w:r>
               </w:p>
@@ -419,21 +299,12 @@
           </w:tcPr>
           <w:p>
             <w:pPr>
-              <w:rPr>
-                <w:rFonts w:cs="Segoe UI Semibold" w:asciiTheme="minorHAnsi" w:hAnsiTheme="minorHAnsi"/>
-                <w:sz w:val="22"/>
-                <w:szCs w:val="22"/>
-              </w:rPr>
+              <w:pStyle w:val="NoSpacing"/>
             </w:pPr>
           </w:p>
         </w:tc>
         <w:sdt>
           <w:sdtPr>
-            <w:rPr>
-              <w:rFonts w:cs="Segoe UI Semibold"/>
-              <w:sz w:val="22"/>
-              <w:szCs w:val="22"/>
-            </w:rPr>
             <w:alias w:val="CompanyAddress4"/>
             <w:tag w:val="#BC:InsertDataItem,DataItems/Header/CompanyAddress4"/>
             <w:id w:val="-1044596330"/>
@@ -451,18 +322,10 @@
               </w:tcPr>
               <w:p>
                 <w:pPr>
+                  <w:pStyle w:val="BCNumber"/>
                   <w:jc w:val="right"/>
-                  <w:rPr>
-                    <w:sz w:val="22"/>
-                    <w:szCs w:val="22"/>
-                  </w:rPr>
                 </w:pPr>
                 <w:r>
-                  <w:rPr>
-                    <w:rFonts w:cs="Segoe UI Semibold" w:asciiTheme="minorHAnsi" w:hAnsiTheme="minorHAnsi"/>
-                    <w:sz w:val="22"/>
-                    <w:szCs w:val="22"/>
-                  </w:rPr>
                   <w:t>CompanyAddress4</w:t>
                 </w:r>
               </w:p>
@@ -472,15 +335,11 @@
       </w:tr>
       <w:tr>
         <w:trPr>
+          <w:cantSplit/>
           <w:trHeight w:val="242"/>
         </w:trPr>
         <w:sdt>
           <w:sdtPr>
-            <w:rPr>
-              <w:rFonts w:cs="Segoe UI Semibold"/>
-              <w:sz w:val="22"/>
-              <w:szCs w:val="22"/>
-            </w:rPr>
             <w:alias w:val="CustomerAddress5"/>
             <w:tag w:val="#BC:InsertDataItem,DataItems/Header/CustomerAddress5"/>
             <w:id w:val="-2080044023"/>
@@ -498,18 +357,9 @@
               </w:tcPr>
               <w:p>
                 <w:pPr>
-                  <w:rPr>
-                    <w:rFonts w:cs="Segoe UI Semibold" w:asciiTheme="minorHAnsi" w:hAnsiTheme="minorHAnsi"/>
-                    <w:sz w:val="22"/>
-                    <w:szCs w:val="22"/>
-                  </w:rPr>
+                  <w:pStyle w:val="NoSpacing"/>
                 </w:pPr>
                 <w:r>
-                  <w:rPr>
-                    <w:rFonts w:cs="Segoe UI Semibold" w:asciiTheme="minorHAnsi" w:hAnsiTheme="minorHAnsi"/>
-                    <w:sz w:val="22"/>
-                    <w:szCs w:val="22"/>
-                  </w:rPr>
                   <w:t>CustomerAddress5</w:t>
                 </w:r>
               </w:p>
@@ -522,21 +372,12 @@
           </w:tcPr>
           <w:p>
             <w:pPr>
-              <w:rPr>
-                <w:rFonts w:cs="Segoe UI Semibold" w:asciiTheme="minorHAnsi" w:hAnsiTheme="minorHAnsi"/>
-                <w:sz w:val="22"/>
-                <w:szCs w:val="22"/>
-              </w:rPr>
+              <w:pStyle w:val="NoSpacing"/>
             </w:pPr>
           </w:p>
         </w:tc>
         <w:sdt>
           <w:sdtPr>
-            <w:rPr>
-              <w:rFonts w:cs="Segoe UI Semibold"/>
-              <w:sz w:val="22"/>
-              <w:szCs w:val="22"/>
-            </w:rPr>
             <w:alias w:val="CompanyAddress5"/>
             <w:tag w:val="#BC:InsertDataItem,DataItems/Header/CompanyAddress5"/>
             <w:id w:val="-1334838620"/>
@@ -554,18 +395,10 @@
               </w:tcPr>
               <w:p>
                 <w:pPr>
+                  <w:pStyle w:val="BCNumber"/>
                   <w:jc w:val="right"/>
-                  <w:rPr>
-                    <w:sz w:val="22"/>
-                    <w:szCs w:val="22"/>
-                  </w:rPr>
                 </w:pPr>
                 <w:r>
-                  <w:rPr>
-                    <w:rFonts w:cs="Segoe UI Semibold" w:asciiTheme="minorHAnsi" w:hAnsiTheme="minorHAnsi"/>
-                    <w:sz w:val="22"/>
-                    <w:szCs w:val="22"/>
-                  </w:rPr>
                   <w:t>CompanyAddress5</w:t>
                 </w:r>
               </w:p>
@@ -575,15 +408,11 @@
       </w:tr>
       <w:tr>
         <w:trPr>
+          <w:cantSplit/>
           <w:trHeight w:val="242"/>
         </w:trPr>
         <w:sdt>
           <w:sdtPr>
-            <w:rPr>
-              <w:rFonts w:cs="Segoe UI Semibold"/>
-              <w:sz w:val="22"/>
-              <w:szCs w:val="22"/>
-            </w:rPr>
             <w:alias w:val="CustomerAddress6"/>
             <w:tag w:val="#BC:InsertDataItem,DataItems/Header/CustomerAddress6"/>
             <w:id w:val="-2086289259"/>
@@ -601,18 +430,9 @@
               </w:tcPr>
               <w:p>
                 <w:pPr>
-                  <w:rPr>
-                    <w:rFonts w:cs="Segoe UI Semibold" w:asciiTheme="minorHAnsi" w:hAnsiTheme="minorHAnsi"/>
-                    <w:sz w:val="22"/>
-                    <w:szCs w:val="22"/>
-                  </w:rPr>
+                  <w:pStyle w:val="NoSpacing"/>
                 </w:pPr>
                 <w:r>
-                  <w:rPr>
-                    <w:rFonts w:cs="Segoe UI Semibold" w:asciiTheme="minorHAnsi" w:hAnsiTheme="minorHAnsi"/>
-                    <w:sz w:val="22"/>
-                    <w:szCs w:val="22"/>
-                  </w:rPr>
                   <w:t>CustomerAddress6</w:t>
                 </w:r>
               </w:p>
@@ -625,21 +445,12 @@
           </w:tcPr>
           <w:p>
             <w:pPr>
-              <w:rPr>
-                <w:rFonts w:cs="Segoe UI Semibold" w:asciiTheme="minorHAnsi" w:hAnsiTheme="minorHAnsi"/>
-                <w:sz w:val="22"/>
-                <w:szCs w:val="22"/>
-              </w:rPr>
+              <w:pStyle w:val="NoSpacing"/>
             </w:pPr>
           </w:p>
         </w:tc>
         <w:sdt>
           <w:sdtPr>
-            <w:rPr>
-              <w:rFonts w:cs="Segoe UI Semibold"/>
-              <w:sz w:val="22"/>
-              <w:szCs w:val="22"/>
-            </w:rPr>
             <w:alias w:val="CompanyAddress6"/>
             <w:tag w:val="#BC:InsertDataItem,DataItems/Header/CompanyAddress6"/>
             <w:id w:val="29467029"/>
@@ -657,18 +468,10 @@
               </w:tcPr>
               <w:p>
                 <w:pPr>
+                  <w:pStyle w:val="BCNumber"/>
                   <w:jc w:val="right"/>
-                  <w:rPr>
-                    <w:sz w:val="22"/>
-                    <w:szCs w:val="22"/>
-                  </w:rPr>
                 </w:pPr>
                 <w:r>
-                  <w:rPr>
-                    <w:rFonts w:cs="Segoe UI Semibold" w:asciiTheme="minorHAnsi" w:hAnsiTheme="minorHAnsi"/>
-                    <w:sz w:val="22"/>
-                    <w:szCs w:val="22"/>
-                  </w:rPr>
                   <w:t>CompanyAddress6</w:t>
                 </w:r>
               </w:p>
@@ -678,15 +481,11 @@
       </w:tr>
       <w:tr>
         <w:trPr>
+          <w:cantSplit/>
           <w:trHeight w:val="242"/>
         </w:trPr>
         <w:sdt>
           <w:sdtPr>
-            <w:rPr>
-              <w:rFonts w:cs="Segoe UI Semibold"/>
-              <w:sz w:val="22"/>
-              <w:szCs w:val="22"/>
-            </w:rPr>
             <w:alias w:val="CustomerAddress7"/>
             <w:tag w:val="#BC:InsertDataItem,DataItems/Header/CustomerAddress7"/>
             <w:id w:val="2127339997"/>
@@ -704,18 +503,9 @@
               </w:tcPr>
               <w:p>
                 <w:pPr>
-                  <w:rPr>
-                    <w:rFonts w:cs="Segoe UI Semibold" w:asciiTheme="minorHAnsi" w:hAnsiTheme="minorHAnsi"/>
-                    <w:sz w:val="22"/>
-                    <w:szCs w:val="22"/>
-                  </w:rPr>
+                  <w:pStyle w:val="NoSpacing"/>
                 </w:pPr>
                 <w:r>
-                  <w:rPr>
-                    <w:rFonts w:cs="Segoe UI Semibold" w:asciiTheme="minorHAnsi" w:hAnsiTheme="minorHAnsi"/>
-                    <w:sz w:val="22"/>
-                    <w:szCs w:val="22"/>
-                  </w:rPr>
                   <w:t>CustomerAddress7</w:t>
                 </w:r>
               </w:p>
@@ -728,21 +518,12 @@
           </w:tcPr>
           <w:p>
             <w:pPr>
-              <w:rPr>
-                <w:rFonts w:cs="Segoe UI Semibold" w:asciiTheme="minorHAnsi" w:hAnsiTheme="minorHAnsi"/>
-                <w:sz w:val="22"/>
-                <w:szCs w:val="22"/>
-              </w:rPr>
+              <w:pStyle w:val="NoSpacing"/>
             </w:pPr>
           </w:p>
         </w:tc>
         <w:sdt>
           <w:sdtPr>
-            <w:rPr>
-              <w:rFonts w:cs="Segoe UI Semibold"/>
-              <w:sz w:val="22"/>
-              <w:szCs w:val="22"/>
-            </w:rPr>
             <w:alias w:val="CompanyLegalOffice_Lbl"/>
             <w:tag w:val="#BC:InsertDataItem,DataItems/Header/CompanyLegalOffice_Lbl"/>
             <w:id w:val="483044511"/>
@@ -760,22 +541,12 @@
               </w:tcPr>
               <w:p>
                 <w:pPr>
+                  <w:pStyle w:val="BCNumber"/>
                   <w:jc w:val="right"/>
-                  <w:rPr>
-                    <w:sz w:val="22"/>
-                    <w:szCs w:val="22"/>
-                  </w:rPr>
                 </w:pPr>
-                <w:proofErr w:type="spellStart"/>
                 <w:r>
-                  <w:rPr>
-                    <w:rFonts w:cs="Segoe UI Semibold" w:asciiTheme="minorHAnsi" w:hAnsiTheme="minorHAnsi"/>
-                    <w:sz w:val="22"/>
-                    <w:szCs w:val="22"/>
-                  </w:rPr>
                   <w:t>CompanyLegalOffice_Lbl</w:t>
                 </w:r>
-                <w:proofErr w:type="spellEnd"/>
               </w:p>
             </w:tc>
           </w:sdtContent>
@@ -783,15 +554,11 @@
       </w:tr>
       <w:tr>
         <w:trPr>
+          <w:cantSplit/>
           <w:trHeight w:val="242"/>
         </w:trPr>
         <w:sdt>
           <w:sdtPr>
-            <w:rPr>
-              <w:rFonts w:cs="Segoe UI Semibold"/>
-              <w:sz w:val="22"/>
-              <w:szCs w:val="22"/>
-            </w:rPr>
             <w:alias w:val="CustomerAddress8"/>
             <w:tag w:val="#BC:InsertDataItem,DataItems/Header/CustomerAddress8"/>
             <w:id w:val="-1986933782"/>
@@ -809,18 +576,9 @@
               </w:tcPr>
               <w:p>
                 <w:pPr>
-                  <w:rPr>
-                    <w:rFonts w:cs="Segoe UI Semibold" w:asciiTheme="minorHAnsi" w:hAnsiTheme="minorHAnsi"/>
-                    <w:sz w:val="22"/>
-                    <w:szCs w:val="22"/>
-                  </w:rPr>
+                  <w:pStyle w:val="NoSpacing"/>
                 </w:pPr>
                 <w:r>
-                  <w:rPr>
-                    <w:rFonts w:cs="Segoe UI Semibold" w:asciiTheme="minorHAnsi" w:hAnsiTheme="minorHAnsi"/>
-                    <w:sz w:val="22"/>
-                    <w:szCs w:val="22"/>
-                  </w:rPr>
                   <w:t>CustomerAddress8</w:t>
                 </w:r>
               </w:p>
@@ -833,21 +591,12 @@
           </w:tcPr>
           <w:p>
             <w:pPr>
-              <w:rPr>
-                <w:rFonts w:cs="Segoe UI Semibold" w:asciiTheme="minorHAnsi" w:hAnsiTheme="minorHAnsi"/>
-                <w:sz w:val="22"/>
-                <w:szCs w:val="22"/>
-              </w:rPr>
+              <w:pStyle w:val="NoSpacing"/>
             </w:pPr>
           </w:p>
         </w:tc>
         <w:sdt>
           <w:sdtPr>
-            <w:rPr>
-              <w:rFonts w:cs="Segoe UI Semibold"/>
-              <w:sz w:val="22"/>
-              <w:szCs w:val="22"/>
-            </w:rPr>
             <w:alias w:val="CompanyLegalOffice"/>
             <w:tag w:val="#BC:InsertDataItem,DataItems/Header/CompanyLegalOffice"/>
             <w:id w:val="-1993854372"/>
@@ -865,22 +614,12 @@
               </w:tcPr>
               <w:p>
                 <w:pPr>
+                  <w:pStyle w:val="BCNumber"/>
                   <w:jc w:val="right"/>
-                  <w:rPr>
-                    <w:sz w:val="22"/>
-                    <w:szCs w:val="22"/>
-                  </w:rPr>
                 </w:pPr>
-                <w:proofErr w:type="spellStart"/>
                 <w:r>
-                  <w:rPr>
-                    <w:rFonts w:cs="Segoe UI Semibold" w:asciiTheme="minorHAnsi" w:hAnsiTheme="minorHAnsi"/>
-                    <w:sz w:val="22"/>
-                    <w:szCs w:val="22"/>
-                  </w:rPr>
                   <w:t>CompanyLegalOffice</w:t>
                 </w:r>
-                <w:proofErr w:type="spellEnd"/>
               </w:p>
             </w:tc>
           </w:sdtContent>
@@ -890,55 +629,93 @@
     <w:p>
       <w:pPr>
         <w:spacing w:after="0" w:line="276" w:lineRule="auto"/>
-        <w:rPr>
-          <w:sz w:val="22"/>
-          <w:szCs w:val="22"/>
-        </w:rPr>
       </w:pPr>
     </w:p>
     <w:tbl>
       <w:tblPr>
-        <w:tblStyle w:val="TableGrid"/>
-        <w:tblW w:w="10504" w:type="dxa"/>
-        <w:tblBorders>
-          <w:top w:val="none" w:color="auto" w:sz="0" w:space="0"/>
-          <w:left w:val="none" w:color="auto" w:sz="0" w:space="0"/>
-          <w:bottom w:val="none" w:color="auto" w:sz="0" w:space="0"/>
-          <w:right w:val="none" w:color="auto" w:sz="0" w:space="0"/>
-          <w:insideH w:val="none" w:color="auto" w:sz="0" w:space="0"/>
-          <w:insideV w:val="none" w:color="auto" w:sz="0" w:space="0"/>
-        </w:tblBorders>
-        <w:tblLayout w:type="fixed"/>
-        <w:tblCellMar>
-          <w:left w:w="0" w:type="dxa"/>
-          <w:right w:w="0" w:type="dxa"/>
-        </w:tblCellMar>
-        <w:tblLook w:val="04A0" w:firstRow="1" w:lastRow="0" w:firstColumn="1" w:lastColumn="0" w:noHBand="0" w:noVBand="1"/>
+        <w:tblStyle w:val="BCBlockTable"/>
+        <w:tblW w:w="5000" w:type="pct"/>
+        <w:tblLook w:val="0620" w:firstRow="1" w:lastRow="0" w:firstColumn="0" w:lastColumn="0" w:noHBand="1" w:noVBand="1"/>
+        <w:tblCaption w:val="Table 2"/>
+        <w:tblDescription w:val="Layout table. Used for positioning, not for tabular data."/>
       </w:tblPr>
       <w:tblGrid>
-        <w:gridCol w:w="2621"/>
-        <w:gridCol w:w="20"/>
-        <w:gridCol w:w="2621"/>
-        <w:gridCol w:w="2621"/>
-        <w:gridCol w:w="2621"/>
+        <w:gridCol w:w="2160"/>
+        <w:gridCol w:w="2971"/>
+        <w:gridCol w:w="3205"/>
+        <w:gridCol w:w="2158"/>
       </w:tblGrid>
       <w:tr>
         <w:trPr>
           <w:cnfStyle w:val="100000000000" w:firstRow="1" w:lastRow="0" w:firstColumn="0" w:lastColumn="0" w:oddVBand="0" w:evenVBand="0" w:oddHBand="0" w:evenHBand="0" w:firstRowFirstColumn="0" w:firstRowLastColumn="0" w:lastRowFirstColumn="0" w:lastRowLastColumn="0"/>
+          <w:cantSplit/>
           <w:trHeight w:val="254"/>
         </w:trPr>
         <w:sdt>
           <w:sdtPr>
-            <w:rPr>
-              <w:rFonts w:ascii="Segoe UI Semibold" w:hAnsi="Segoe UI Semibold" w:cs="Segoe UI Semibold"/>
-              <w:sz w:val="22"/>
-              <w:szCs w:val="22"/>
-            </w:rPr>
+            <w:alias w:val="DocumentNo_Lbl"/>
+            <w:tag w:val="#BC:InsertDataItem,DataItems/Header/DocumentNo_Lbl"/>
+            <w:id w:val="812845835"/>
+            <w:placeholder>
+              <w:docPart w:val="DefaultPlaceholder_-1854013440"/>
+            </w:placeholder>
+            <w15:color w:val="808080"/>
+            <w:text/>
+            <w:dataBinding w:prefixMappings="xmlns:ns0='urn:microsoft-dynamics-nav/reports/Standard_Sales_Quote/1304/'" w:xpath="/ns0:NavWordReportXmlPart[1]/ns0:Header[1]/ns0:DocumentNo_Lbl[1]"/>
+          </w:sdtPr>
+          <w:sdtContent>
+            <w:tc>
+              <w:tcPr>
+                <w:tcW w:w="1250" w:type="pct"/>
+              </w:tcPr>
+              <w:p>
+                <w:pPr>
+                  <w:pStyle w:val="BCLabel"/>
+                  <w:spacing w:line="276" w:lineRule="auto"/>
+                </w:pPr>
+                <w:r>
+                  <w:t>DocumentNo_Lbl</w:t>
+                </w:r>
+              </w:p>
+            </w:tc>
+          </w:sdtContent>
+        </w:sdt>
+        <w:sdt>
+          <w:sdtPr>
+            <w:alias w:val="DocumentDate_Lbl"/>
+            <w:tag w:val="#BC:InsertDataItem,DataItems/Header/DocumentDate_Lbl"/>
+            <w:id w:val="1450740232"/>
+            <w:placeholder>
+              <w:docPart w:val="DefaultPlaceholder_-1854013440"/>
+            </w:placeholder>
+            <w15:color w:val="808080"/>
+            <w:text/>
+            <w:dataBinding w:prefixMappings="xmlns:ns0='urn:microsoft-dynamics-nav/reports/Standard_Sales_Quote/1304/'" w:xpath="/ns0:NavWordReportXmlPart[1]/ns0:Header[1]/ns0:DocumentDate_Lbl[1]"/>
+          </w:sdtPr>
+          <w:sdtContent>
+            <w:tc>
+              <w:tcPr>
+                <w:tcW w:w="1250" w:type="pct"/>
+              </w:tcPr>
+              <w:p>
+                <w:pPr>
+                  <w:pStyle w:val="BCLabel"/>
+                  <w:spacing w:line="276" w:lineRule="auto"/>
+                </w:pPr>
+                <w:r>
+                  <w:t>DocumentDate_Lbl</w:t>
+                </w:r>
+              </w:p>
+            </w:tc>
+          </w:sdtContent>
+        </w:sdt>
+        <w:sdt>
+          <w:sdtPr>
             <w:alias w:val="YourReference__Lbl"/>
             <w:tag w:val="#BC:InsertDataItem,DataItems/Header/YourReference__Lbl"/>
             <w:id w:val="-1221047115"/>
             <w:placeholder>
-              <w:docPart w:val="1EFDD2086D4C45ABB4677146F93FCEDB"/>
+              <w:docPart w:val="88D56D31B6C048E5961D1D947F183470"/>
             </w:placeholder>
             <w:dataBinding w:prefixMappings="xmlns:ns0='urn:microsoft-dynamics-nav/reports/Standard_Sales_Quote/1304/'" w:xpath="/ns0:NavWordReportXmlPart[1]/ns0:Header[1]/ns0:YourReference__Lbl[1]" w:storeItemID="{00000000-0000-0000-0000-000000000000}"/>
             <w15:color w:val="808080"/>
@@ -947,76 +724,27 @@
           <w:sdtContent>
             <w:tc>
               <w:tcPr>
-                <w:tcW w:w="2621" w:type="dxa"/>
+                <w:tcW w:w="1250" w:type="pct"/>
               </w:tcPr>
               <w:p>
                 <w:pPr>
-                  <w:pStyle w:val="Heading2"/>
-                  <w:rPr>
-                    <w:rFonts w:ascii="Segoe UI Semibold" w:hAnsi="Segoe UI Semibold" w:cs="Segoe UI Semibold"/>
-                    <w:sz w:val="22"/>
-                    <w:szCs w:val="22"/>
-                  </w:rPr>
+                  <w:pStyle w:val="BCLabel"/>
+                  <w:spacing w:line="276" w:lineRule="auto"/>
                 </w:pPr>
-                <w:proofErr w:type="spellStart"/>
                 <w:r>
-                  <w:rPr>
-                    <w:rFonts w:ascii="Segoe UI Semibold" w:hAnsi="Segoe UI Semibold" w:cs="Segoe UI Semibold"/>
-                    <w:sz w:val="22"/>
-                    <w:szCs w:val="22"/>
-                  </w:rPr>
-                  <w:t>YourReference</w:t>
+                  <w:t>YourReference__Lbl</w:t>
                 </w:r>
-                <w:proofErr w:type="spellEnd"/>
-                <w:r>
-                  <w:rPr>
-                    <w:rFonts w:ascii="Segoe UI Semibold" w:hAnsi="Segoe UI Semibold" w:cs="Segoe UI Semibold"/>
-                    <w:sz w:val="22"/>
-                    <w:szCs w:val="22"/>
-                  </w:rPr>
-                  <w:t>__</w:t>
-                </w:r>
-                <w:proofErr w:type="spellStart"/>
-                <w:r>
-                  <w:rPr>
-                    <w:rFonts w:ascii="Segoe UI Semibold" w:hAnsi="Segoe UI Semibold" w:cs="Segoe UI Semibold"/>
-                    <w:sz w:val="22"/>
-                    <w:szCs w:val="22"/>
-                  </w:rPr>
-                  <w:t>Lbl</w:t>
-                </w:r>
-                <w:proofErr w:type="spellEnd"/>
               </w:p>
             </w:tc>
           </w:sdtContent>
         </w:sdt>
-        <w:tc>
-          <w:tcPr>
-            <w:tcW w:w="20" w:type="dxa"/>
-          </w:tcPr>
-          <w:p>
-            <w:pPr>
-              <w:pStyle w:val="Heading2"/>
-              <w:rPr>
-                <w:rFonts w:ascii="Segoe UI Semibold" w:hAnsi="Segoe UI Semibold" w:cs="Segoe UI Semibold"/>
-                <w:sz w:val="22"/>
-                <w:szCs w:val="22"/>
-              </w:rPr>
-            </w:pPr>
-          </w:p>
-        </w:tc>
         <w:sdt>
           <w:sdtPr>
-            <w:rPr>
-              <w:rFonts w:ascii="Segoe UI Semibold" w:hAnsi="Segoe UI Semibold" w:cs="Segoe UI Semibold"/>
-              <w:sz w:val="22"/>
-              <w:szCs w:val="22"/>
-            </w:rPr>
             <w:alias w:val="QuoteValidToDate_Lbl"/>
             <w:tag w:val="#BC:InsertDataItem,DataItems/Header/QuoteValidToDate_Lbl"/>
             <w:id w:val="1751777438"/>
             <w:placeholder>
-              <w:docPart w:val="C632C1E495204384BE3E4415A49E0654"/>
+              <w:docPart w:val="0C45DBD5A90345D3AD17050D98731986"/>
             </w:placeholder>
             <w:dataBinding w:prefixMappings="xmlns:ns0='urn:microsoft-dynamics-nav/reports/Standard_Sales_Quote/1304/'" w:xpath="/ns0:NavWordReportXmlPart[1]/ns0:Header[1]/ns0:QuoteValidToDate_Lbl[1]" w:storeItemID="{00000000-0000-0000-0000-000000000000}"/>
             <w15:color w:val="808080"/>
@@ -1025,43 +753,197 @@
           <w:sdtContent>
             <w:tc>
               <w:tcPr>
-                <w:tcW w:w="2621" w:type="dxa"/>
+                <w:tcW w:w="1250" w:type="pct"/>
               </w:tcPr>
               <w:p>
                 <w:pPr>
-                  <w:pStyle w:val="Heading2"/>
-                  <w:rPr>
-                    <w:rFonts w:ascii="Segoe UI Semibold" w:hAnsi="Segoe UI Semibold" w:cs="Segoe UI Semibold"/>
-                    <w:sz w:val="22"/>
-                    <w:szCs w:val="22"/>
-                  </w:rPr>
+                  <w:pStyle w:val="BCLabel"/>
+                  <w:spacing w:line="276" w:lineRule="auto"/>
                 </w:pPr>
-                <w:proofErr w:type="spellStart"/>
                 <w:r>
-                  <w:rPr>
-                    <w:rFonts w:ascii="Segoe UI Semibold" w:hAnsi="Segoe UI Semibold" w:cs="Segoe UI Semibold"/>
-                    <w:sz w:val="22"/>
-                    <w:szCs w:val="22"/>
-                  </w:rPr>
                   <w:t>QuoteValidToDate_Lbl</w:t>
                 </w:r>
-                <w:proofErr w:type="spellEnd"/>
+              </w:p>
+            </w:tc>
+          </w:sdtContent>
+        </w:sdt>
+      </w:tr>
+      <w:tr>
+        <w:trPr>
+          <w:cantSplit/>
+          <w:trHeight w:val="242"/>
+        </w:trPr>
+        <w:sdt>
+          <w:sdtPr>
+            <w:alias w:val="DocumentNo"/>
+            <w:tag w:val="#BC:InsertDataItem,DataItems/Header/DocumentNo"/>
+            <w:id w:val="-1556388017"/>
+            <w:placeholder>
+              <w:docPart w:val="DefaultPlaceholder_-1854013440"/>
+            </w:placeholder>
+            <w15:color w:val="808080"/>
+            <w:text/>
+            <w:dataBinding w:prefixMappings="xmlns:ns0='urn:microsoft-dynamics-nav/reports/Standard_Sales_Quote/1304/'" w:xpath="/ns0:NavWordReportXmlPart[1]/ns0:Header[1]/ns0:DocumentNo[1]"/>
+          </w:sdtPr>
+          <w:sdtContent>
+            <w:tc>
+              <w:tcPr>
+                <w:tcW w:w="1250" w:type="pct"/>
+              </w:tcPr>
+              <w:p>
+                <w:pPr>
+                  <w:pStyle w:val="NoSpacing"/>
+                </w:pPr>
+                <w:r>
+                  <w:t>DocumentNo</w:t>
+                </w:r>
               </w:p>
             </w:tc>
           </w:sdtContent>
         </w:sdt>
         <w:sdt>
           <w:sdtPr>
-            <w:rPr>
-              <w:rFonts w:ascii="Segoe UI Semibold" w:hAnsi="Segoe UI Semibold" w:cs="Segoe UI Semibold"/>
-              <w:sz w:val="22"/>
-              <w:szCs w:val="22"/>
-            </w:rPr>
+            <w:alias w:val="DocumentDate"/>
+            <w:tag w:val="#BC:InsertDataItem,DataItems/Header/DocumentDate"/>
+            <w:id w:val="-2036180832"/>
+            <w:placeholder>
+              <w:docPart w:val="DefaultPlaceholder_-1854013440"/>
+            </w:placeholder>
+            <w15:color w:val="808080"/>
+            <w:text/>
+            <w:dataBinding w:prefixMappings="xmlns:ns0='urn:microsoft-dynamics-nav/reports/Standard_Sales_Quote/1304/'" w:xpath="/ns0:NavWordReportXmlPart[1]/ns0:Header[1]/ns0:DocumentDate[1]"/>
+          </w:sdtPr>
+          <w:sdtContent>
+            <w:tc>
+              <w:tcPr>
+                <w:tcW w:w="1250" w:type="pct"/>
+              </w:tcPr>
+              <w:p>
+                <w:pPr>
+                  <w:pStyle w:val="NoSpacing"/>
+                </w:pPr>
+                <w:r>
+                  <w:t>DocumentDate</w:t>
+                </w:r>
+              </w:p>
+            </w:tc>
+          </w:sdtContent>
+        </w:sdt>
+        <w:sdt>
+          <w:sdtPr>
+            <w:alias w:val="YourReference"/>
+            <w:tag w:val="#BC:InsertDataItem,DataItems/Header/YourReference"/>
+            <w:id w:val="1477105704"/>
+            <w:placeholder>
+              <w:docPart w:val="DB7DD0EB4ED44C69ABEE9DBDE67EB1B4"/>
+            </w:placeholder>
+            <w:dataBinding w:prefixMappings="xmlns:ns0='urn:microsoft-dynamics-nav/reports/Standard_Sales_Quote/1304/'" w:xpath="/ns0:NavWordReportXmlPart[1]/ns0:Header[1]/ns0:YourReference[1]" w:storeItemID="{00000000-0000-0000-0000-000000000000}"/>
+            <w15:color w:val="808080"/>
+            <w:text/>
+          </w:sdtPr>
+          <w:sdtContent>
+            <w:tc>
+              <w:tcPr>
+                <w:tcW w:w="1250" w:type="pct"/>
+              </w:tcPr>
+              <w:p>
+                <w:pPr>
+                  <w:pStyle w:val="NoSpacing"/>
+                </w:pPr>
+                <w:r>
+                  <w:t>YourReference</w:t>
+                </w:r>
+              </w:p>
+            </w:tc>
+          </w:sdtContent>
+        </w:sdt>
+        <w:sdt>
+          <w:sdtPr>
+            <w:alias w:val="QuoteValidToDate"/>
+            <w:tag w:val="#BC:InsertDataItem,DataItems/Header/QuoteValidToDate"/>
+            <w:id w:val="1986967374"/>
+            <w:placeholder>
+              <w:docPart w:val="627D216D0F1345C2AABB4CFE821FC0D6"/>
+            </w:placeholder>
+            <w:dataBinding w:prefixMappings="xmlns:ns0='urn:microsoft-dynamics-nav/reports/Standard_Sales_Quote/1304/'" w:xpath="/ns0:NavWordReportXmlPart[1]/ns0:Header[1]/ns0:QuoteValidToDate[1]" w:storeItemID="{00000000-0000-0000-0000-000000000000}"/>
+            <w15:color w:val="808080"/>
+            <w:text/>
+          </w:sdtPr>
+          <w:sdtContent>
+            <w:tc>
+              <w:tcPr>
+                <w:tcW w:w="1250" w:type="pct"/>
+              </w:tcPr>
+              <w:p>
+                <w:pPr>
+                  <w:pStyle w:val="NoSpacing"/>
+                </w:pPr>
+                <w:r>
+                  <w:t>QuoteValidToDate</w:t>
+                </w:r>
+              </w:p>
+            </w:tc>
+          </w:sdtContent>
+        </w:sdt>
+      </w:tr>
+      <w:tr>
+        <w:trPr>
+          <w:cantSplit/>
+          <w:trHeight w:val="432"/>
+        </w:trPr>
+        <w:tc>
+          <w:tcPr>
+            <w:tcW w:w="1250" w:type="pct"/>
+          </w:tcPr>
+          <w:p>
+            <w:pPr>
+              <w:pStyle w:val="NoSpacing"/>
+            </w:pPr>
+          </w:p>
+        </w:tc>
+        <w:tc>
+          <w:tcPr>
+            <w:tcW w:w="1250" w:type="pct"/>
+          </w:tcPr>
+          <w:p>
+            <w:pPr>
+              <w:pStyle w:val="NoSpacing"/>
+            </w:pPr>
+          </w:p>
+        </w:tc>
+        <w:tc>
+          <w:tcPr>
+            <w:tcW w:w="1250" w:type="pct"/>
+          </w:tcPr>
+          <w:p>
+            <w:pPr>
+              <w:pStyle w:val="NoSpacing"/>
+            </w:pPr>
+          </w:p>
+        </w:tc>
+        <w:tc>
+          <w:tcPr>
+            <w:tcW w:w="1250" w:type="pct"/>
+          </w:tcPr>
+          <w:p>
+            <w:pPr>
+              <w:pStyle w:val="NoSpacing"/>
+            </w:pPr>
+          </w:p>
+        </w:tc>
+      </w:tr>
+      <w:tr>
+        <w:trPr>
+          <w:cantSplit/>
+          <w:trHeight w:val="242"/>
+        </w:trPr>
+        <w:sdt>
+          <w:sdtPr>
             <w:alias w:val="SalesPersonBlank_Lbl"/>
             <w:tag w:val="#BC:InsertDataItem,DataItems/Header/SalesPersonBlank_Lbl"/>
             <w:id w:val="1946040158"/>
             <w:placeholder>
-              <w:docPart w:val="4814EBA12D4F4C2F86004D2EABB47D17"/>
+              <w:docPart w:val="32A47AA4D5D34BCAA70AE980430A3FF0"/>
             </w:placeholder>
             <w:dataBinding w:prefixMappings="xmlns:ns0='urn:microsoft-dynamics-nav/reports/Standard_Sales_Quote/1304/'" w:xpath="/ns0:NavWordReportXmlPart[1]/ns0:Header[1]/ns0:SalesPersonBlank_Lbl[1]" w:storeItemID="{00000000-0000-0000-0000-000000000000}"/>
             <w15:color w:val="808080"/>
@@ -1070,43 +952,27 @@
           <w:sdtContent>
             <w:tc>
               <w:tcPr>
-                <w:tcW w:w="2621" w:type="dxa"/>
+                <w:tcW w:w="1250" w:type="pct"/>
               </w:tcPr>
               <w:p>
                 <w:pPr>
-                  <w:pStyle w:val="Heading2"/>
-                  <w:rPr>
-                    <w:rFonts w:ascii="Segoe UI Semibold" w:hAnsi="Segoe UI Semibold" w:cs="Segoe UI Semibold"/>
-                    <w:sz w:val="22"/>
-                    <w:szCs w:val="22"/>
-                  </w:rPr>
+                  <w:pStyle w:val="BCLabel"/>
+                  <w:spacing w:line="276" w:lineRule="auto"/>
                 </w:pPr>
-                <w:proofErr w:type="spellStart"/>
                 <w:r>
-                  <w:rPr>
-                    <w:rFonts w:ascii="Segoe UI Semibold" w:hAnsi="Segoe UI Semibold" w:cs="Segoe UI Semibold"/>
-                    <w:sz w:val="22"/>
-                    <w:szCs w:val="22"/>
-                  </w:rPr>
                   <w:t>SalesPersonBlank_Lbl</w:t>
                 </w:r>
-                <w:proofErr w:type="spellEnd"/>
               </w:p>
             </w:tc>
           </w:sdtContent>
         </w:sdt>
         <w:sdt>
           <w:sdtPr>
-            <w:rPr>
-              <w:rFonts w:ascii="Segoe UI Semibold" w:hAnsi="Segoe UI Semibold" w:cs="Segoe UI Semibold"/>
-              <w:sz w:val="22"/>
-              <w:szCs w:val="22"/>
-            </w:rPr>
             <w:alias w:val="PaymentTermsDescription_Lbl"/>
             <w:tag w:val="#BC:InsertDataItem,DataItems/Header/PaymentTermsDescription_Lbl"/>
             <w:id w:val="822389090"/>
             <w:placeholder>
-              <w:docPart w:val="EEA0899F888148108EF724339F26C9B8"/>
+              <w:docPart w:val="FD4D53D253124602B6D8ACE6138241A9"/>
             </w:placeholder>
             <w:dataBinding w:prefixMappings="xmlns:ns0='urn:microsoft-dynamics-nav/reports/Standard_Sales_Quote/1304/'" w:xpath="/ns0:NavWordReportXmlPart[1]/ns0:Header[1]/ns0:PaymentTermsDescription_Lbl[1]" w:storeItemID="{00000000-0000-0000-0000-000000000000}"/>
             <w15:color w:val="808080"/>
@@ -1115,158 +981,73 @@
           <w:sdtContent>
             <w:tc>
               <w:tcPr>
-                <w:tcW w:w="2621" w:type="dxa"/>
+                <w:tcW w:w="1250" w:type="pct"/>
               </w:tcPr>
               <w:p>
                 <w:pPr>
-                  <w:pStyle w:val="Heading2"/>
-                  <w:rPr>
-                    <w:rFonts w:ascii="Segoe UI Semibold" w:hAnsi="Segoe UI Semibold" w:cs="Segoe UI Semibold"/>
-                    <w:sz w:val="22"/>
-                    <w:szCs w:val="22"/>
-                  </w:rPr>
+                  <w:pStyle w:val="BCLabel"/>
+                  <w:spacing w:line="276" w:lineRule="auto"/>
                 </w:pPr>
-                <w:proofErr w:type="spellStart"/>
                 <w:r>
-                  <w:rPr>
-                    <w:rFonts w:ascii="Segoe UI Semibold" w:hAnsi="Segoe UI Semibold" w:cs="Segoe UI Semibold"/>
-                    <w:sz w:val="22"/>
-                    <w:szCs w:val="22"/>
-                  </w:rPr>
                   <w:t>PaymentTermsDescription_Lbl</w:t>
                 </w:r>
-                <w:proofErr w:type="spellEnd"/>
               </w:p>
             </w:tc>
           </w:sdtContent>
         </w:sdt>
-      </w:tr>
-      <w:tr>
-        <w:trPr>
-          <w:trHeight w:val="242"/>
-        </w:trPr>
         <w:sdt>
           <w:sdtPr>
-            <w:rPr>
-              <w:rFonts w:cs="Segoe UI Semibold" w:asciiTheme="minorHAnsi" w:hAnsiTheme="minorHAnsi"/>
-              <w:color w:val="242424"/>
-              <w:sz w:val="22"/>
-              <w:szCs w:val="22"/>
-            </w:rPr>
-            <w:alias w:val="YourReference"/>
-            <w:tag w:val="#BC:InsertDataItem,DataItems/Header/YourReference"/>
-            <w:id w:val="1477105704"/>
+            <w:alias w:val="ShipmentMethodDescription_Lbl"/>
+            <w:tag w:val="#BC:InsertDataItem,DataItems/Header/ShipmentMethodDescription_Lbl"/>
+            <w:id w:val="-2128765385"/>
             <w:placeholder>
-              <w:docPart w:val="52D4BAA0332845F0A13EF6EAEE198BEC"/>
+              <w:docPart w:val="85004AF616D94B6592138A0C3724278D"/>
             </w:placeholder>
-            <w:dataBinding w:prefixMappings="xmlns:ns0='urn:microsoft-dynamics-nav/reports/Standard_Sales_Quote/1304/'" w:xpath="/ns0:NavWordReportXmlPart[1]/ns0:Header[1]/ns0:YourReference[1]" w:storeItemID="{00000000-0000-0000-0000-000000000000}"/>
+            <w:dataBinding w:prefixMappings="xmlns:ns0='urn:microsoft-dynamics-nav/reports/Standard_Sales_Quote/1304/'" w:xpath="/ns0:NavWordReportXmlPart[1]/ns0:Header[1]/ns0:ShipmentMethodDescription_Lbl[1]" w:storeItemID="{00000000-0000-0000-0000-000000000000}"/>
             <w15:color w:val="808080"/>
             <w:text/>
           </w:sdtPr>
           <w:sdtContent>
             <w:tc>
               <w:tcPr>
-                <w:tcW w:w="2621" w:type="dxa"/>
+                <w:tcW w:w="1250" w:type="pct"/>
               </w:tcPr>
               <w:p>
                 <w:pPr>
-                  <w:rPr>
-                    <w:rFonts w:cs="Segoe UI Semibold" w:asciiTheme="minorHAnsi" w:hAnsiTheme="minorHAnsi"/>
-                    <w:color w:val="242424"/>
-                    <w:sz w:val="22"/>
-                    <w:szCs w:val="22"/>
-                  </w:rPr>
+                  <w:pStyle w:val="BCLabel"/>
+                  <w:spacing w:line="276" w:lineRule="auto"/>
                 </w:pPr>
-                <w:proofErr w:type="spellStart"/>
                 <w:r>
-                  <w:rPr>
-                    <w:rFonts w:cs="Segoe UI Semibold" w:asciiTheme="minorHAnsi" w:hAnsiTheme="minorHAnsi"/>
-                    <w:color w:val="242424"/>
-                    <w:sz w:val="22"/>
-                    <w:szCs w:val="22"/>
-                  </w:rPr>
-                  <w:t>YourReference</w:t>
+                  <w:t>ShipmentMethodDescription_Lbl</w:t>
                 </w:r>
-                <w:proofErr w:type="spellEnd"/>
               </w:p>
             </w:tc>
           </w:sdtContent>
         </w:sdt>
         <w:tc>
           <w:tcPr>
-            <w:tcW w:w="20" w:type="dxa"/>
+            <w:tcW w:w="1250" w:type="pct"/>
           </w:tcPr>
           <w:p>
             <w:pPr>
-              <w:rPr>
-                <w:rFonts w:cs="Segoe UI Semibold" w:asciiTheme="minorHAnsi" w:hAnsiTheme="minorHAnsi"/>
-                <w:color w:val="242424"/>
-                <w:sz w:val="22"/>
-                <w:szCs w:val="22"/>
-              </w:rPr>
+              <w:pStyle w:val="BCLabel"/>
+              <w:spacing w:line="276" w:lineRule="auto"/>
             </w:pPr>
           </w:p>
         </w:tc>
+      </w:tr>
+      <w:tr>
+        <w:trPr>
+          <w:cantSplit/>
+          <w:trHeight w:val="242"/>
+        </w:trPr>
         <w:sdt>
           <w:sdtPr>
-            <w:rPr>
-              <w:rFonts w:cs="Segoe UI Semibold" w:asciiTheme="minorHAnsi" w:hAnsiTheme="minorHAnsi"/>
-              <w:color w:val="242424"/>
-              <w:sz w:val="22"/>
-              <w:szCs w:val="22"/>
-            </w:rPr>
-            <w:alias w:val="QuoteValidToDate"/>
-            <w:tag w:val="#BC:InsertDataItem,DataItems/Header/QuoteValidToDate"/>
-            <w:id w:val="1986967374"/>
-            <w:placeholder>
-              <w:docPart w:val="F849C86B8ADD4D4D8BE91A3BC2B2B53B"/>
-            </w:placeholder>
-            <w:dataBinding w:prefixMappings="xmlns:ns0='urn:microsoft-dynamics-nav/reports/Standard_Sales_Quote/1304/'" w:xpath="/ns0:NavWordReportXmlPart[1]/ns0:Header[1]/ns0:QuoteValidToDate[1]" w:storeItemID="{00000000-0000-0000-0000-000000000000}"/>
-            <w15:color w:val="808080"/>
-            <w:text/>
-          </w:sdtPr>
-          <w:sdtContent>
-            <w:tc>
-              <w:tcPr>
-                <w:tcW w:w="2621" w:type="dxa"/>
-              </w:tcPr>
-              <w:p>
-                <w:pPr>
-                  <w:rPr>
-                    <w:rFonts w:cs="Segoe UI Semibold" w:asciiTheme="minorHAnsi" w:hAnsiTheme="minorHAnsi"/>
-                    <w:color w:val="242424"/>
-                    <w:sz w:val="22"/>
-                    <w:szCs w:val="22"/>
-                  </w:rPr>
-                </w:pPr>
-                <w:proofErr w:type="spellStart"/>
-                <w:r>
-                  <w:rPr>
-                    <w:rFonts w:cs="Segoe UI Semibold" w:asciiTheme="minorHAnsi" w:hAnsiTheme="minorHAnsi"/>
-                    <w:color w:val="242424"/>
-                    <w:sz w:val="22"/>
-                    <w:szCs w:val="22"/>
-                  </w:rPr>
-                  <w:t>QuoteValidToDate</w:t>
-                </w:r>
-                <w:proofErr w:type="spellEnd"/>
-              </w:p>
-            </w:tc>
-          </w:sdtContent>
-        </w:sdt>
-        <w:sdt>
-          <w:sdtPr>
-            <w:rPr>
-              <w:rFonts w:cs="Segoe UI Semibold" w:asciiTheme="minorHAnsi" w:hAnsiTheme="minorHAnsi"/>
-              <w:color w:val="242424"/>
-              <w:sz w:val="22"/>
-              <w:szCs w:val="22"/>
-            </w:rPr>
             <w:alias w:val="SalesPersonName"/>
             <w:tag w:val="#BC:InsertDataItem,DataItems/Header/SalesPersonName"/>
             <w:id w:val="269368846"/>
             <w:placeholder>
-              <w:docPart w:val="45FC40E16C8240769C3EEB96F31D5DC9"/>
+              <w:docPart w:val="CDCA5786DAD04663A1132845DD9A6E70"/>
             </w:placeholder>
             <w:dataBinding w:prefixMappings="xmlns:ns0='urn:microsoft-dynamics-nav/reports/Standard_Sales_Quote/1304/'" w:xpath="/ns0:NavWordReportXmlPart[1]/ns0:Header[1]/ns0:SalesPersonName[1]" w:storeItemID="{00000000-0000-0000-0000-000000000000}"/>
             <w15:color w:val="808080"/>
@@ -1275,45 +1056,26 @@
           <w:sdtContent>
             <w:tc>
               <w:tcPr>
-                <w:tcW w:w="2621" w:type="dxa"/>
+                <w:tcW w:w="1250" w:type="pct"/>
               </w:tcPr>
               <w:p>
                 <w:pPr>
-                  <w:rPr>
-                    <w:rFonts w:cs="Segoe UI Semibold" w:asciiTheme="minorHAnsi" w:hAnsiTheme="minorHAnsi"/>
-                    <w:color w:val="242424"/>
-                    <w:sz w:val="22"/>
-                    <w:szCs w:val="22"/>
-                  </w:rPr>
+                  <w:pStyle w:val="NoSpacing"/>
                 </w:pPr>
-                <w:proofErr w:type="spellStart"/>
                 <w:r>
-                  <w:rPr>
-                    <w:rFonts w:cs="Segoe UI Semibold" w:asciiTheme="minorHAnsi" w:hAnsiTheme="minorHAnsi"/>
-                    <w:color w:val="242424"/>
-                    <w:sz w:val="22"/>
-                    <w:szCs w:val="22"/>
-                  </w:rPr>
                   <w:t>SalesPersonName</w:t>
                 </w:r>
-                <w:proofErr w:type="spellEnd"/>
               </w:p>
             </w:tc>
           </w:sdtContent>
         </w:sdt>
         <w:sdt>
           <w:sdtPr>
-            <w:rPr>
-              <w:rFonts w:cs="Segoe UI Semibold" w:asciiTheme="minorHAnsi" w:hAnsiTheme="minorHAnsi"/>
-              <w:color w:val="242424"/>
-              <w:sz w:val="22"/>
-              <w:szCs w:val="22"/>
-            </w:rPr>
             <w:alias w:val="PaymentTermsDescription"/>
             <w:tag w:val="#BC:InsertDataItem,DataItems/Header/PaymentTermsDescription"/>
             <w:id w:val="-49539690"/>
             <w:placeholder>
-              <w:docPart w:val="67453C026F4F432FAA485AF15EDDE7E5"/>
+              <w:docPart w:val="DAF1513015464CC79FF1D640207085E5"/>
             </w:placeholder>
             <w:dataBinding w:prefixMappings="xmlns:ns0='urn:microsoft-dynamics-nav/reports/Standard_Sales_Quote/1304/'" w:xpath="/ns0:NavWordReportXmlPart[1]/ns0:Header[1]/ns0:PaymentTermsDescription[1]" w:storeItemID="{00000000-0000-0000-0000-000000000000}"/>
             <w15:color w:val="808080"/>
@@ -1322,242 +1084,26 @@
           <w:sdtContent>
             <w:tc>
               <w:tcPr>
-                <w:tcW w:w="2621" w:type="dxa"/>
+                <w:tcW w:w="1250" w:type="pct"/>
               </w:tcPr>
               <w:p>
                 <w:pPr>
-                  <w:rPr>
-                    <w:rFonts w:cs="Segoe UI Semibold" w:asciiTheme="minorHAnsi" w:hAnsiTheme="minorHAnsi"/>
-                    <w:color w:val="242424"/>
-                    <w:sz w:val="22"/>
-                    <w:szCs w:val="22"/>
-                  </w:rPr>
+                  <w:pStyle w:val="NoSpacing"/>
                 </w:pPr>
-                <w:proofErr w:type="spellStart"/>
                 <w:r>
-                  <w:rPr>
-                    <w:rFonts w:cs="Segoe UI Semibold" w:asciiTheme="minorHAnsi" w:hAnsiTheme="minorHAnsi"/>
-                    <w:color w:val="242424"/>
-                    <w:sz w:val="22"/>
-                    <w:szCs w:val="22"/>
-                  </w:rPr>
                   <w:t>PaymentTermsDescription</w:t>
                 </w:r>
-                <w:proofErr w:type="spellEnd"/>
               </w:p>
             </w:tc>
           </w:sdtContent>
         </w:sdt>
-      </w:tr>
-      <w:tr>
-        <w:trPr>
-          <w:trHeight w:val="432"/>
-        </w:trPr>
-        <w:tc>
-          <w:tcPr>
-            <w:tcW w:w="2621" w:type="dxa"/>
-          </w:tcPr>
-          <w:p>
-            <w:pPr>
-              <w:rPr>
-                <w:rFonts w:cs="Segoe UI"/>
-                <w:color w:val="242424"/>
-                <w:sz w:val="22"/>
-                <w:szCs w:val="22"/>
-              </w:rPr>
-            </w:pPr>
-          </w:p>
-        </w:tc>
-        <w:tc>
-          <w:tcPr>
-            <w:tcW w:w="20" w:type="dxa"/>
-          </w:tcPr>
-          <w:p>
-            <w:pPr>
-              <w:rPr>
-                <w:rFonts w:cs="Segoe UI"/>
-                <w:color w:val="242424"/>
-                <w:sz w:val="22"/>
-                <w:szCs w:val="22"/>
-              </w:rPr>
-            </w:pPr>
-          </w:p>
-        </w:tc>
-        <w:tc>
-          <w:tcPr>
-            <w:tcW w:w="2621" w:type="dxa"/>
-          </w:tcPr>
-          <w:p>
-            <w:pPr>
-              <w:rPr>
-                <w:rFonts w:cs="Segoe UI"/>
-                <w:color w:val="242424"/>
-                <w:sz w:val="22"/>
-                <w:szCs w:val="22"/>
-              </w:rPr>
-            </w:pPr>
-          </w:p>
-        </w:tc>
-        <w:tc>
-          <w:tcPr>
-            <w:tcW w:w="2621" w:type="dxa"/>
-          </w:tcPr>
-          <w:p>
-            <w:pPr>
-              <w:rPr>
-                <w:rFonts w:cs="Segoe UI"/>
-                <w:color w:val="242424"/>
-                <w:sz w:val="22"/>
-                <w:szCs w:val="22"/>
-              </w:rPr>
-            </w:pPr>
-          </w:p>
-        </w:tc>
-        <w:tc>
-          <w:tcPr>
-            <w:tcW w:w="2621" w:type="dxa"/>
-          </w:tcPr>
-          <w:p>
-            <w:pPr>
-              <w:rPr>
-                <w:rFonts w:cs="Segoe UI"/>
-                <w:color w:val="242424"/>
-                <w:sz w:val="22"/>
-                <w:szCs w:val="22"/>
-              </w:rPr>
-            </w:pPr>
-          </w:p>
-        </w:tc>
-      </w:tr>
-      <w:tr>
-        <w:trPr>
-          <w:trHeight w:val="242"/>
-        </w:trPr>
         <w:sdt>
           <w:sdtPr>
-            <w:rPr>
-              <w:rFonts w:ascii="Segoe UI Semibold" w:hAnsi="Segoe UI Semibold" w:cs="Segoe UI Semibold"/>
-              <w:sz w:val="22"/>
-              <w:szCs w:val="22"/>
-            </w:rPr>
-            <w:alias w:val="ShipmentMethodDescription_Lbl"/>
-            <w:tag w:val="#BC:InsertDataItem,DataItems/Header/ShipmentMethodDescription_Lbl"/>
-            <w:id w:val="-2128765385"/>
-            <w:placeholder>
-              <w:docPart w:val="3D22CBA13D4241D9B24F640844181455"/>
-            </w:placeholder>
-            <w:dataBinding w:prefixMappings="xmlns:ns0='urn:microsoft-dynamics-nav/reports/Standard_Sales_Quote/1304/'" w:xpath="/ns0:NavWordReportXmlPart[1]/ns0:Header[1]/ns0:ShipmentMethodDescription_Lbl[1]" w:storeItemID="{00000000-0000-0000-0000-000000000000}"/>
-            <w15:color w:val="808080"/>
-            <w:text/>
-          </w:sdtPr>
-          <w:sdtContent>
-            <w:tc>
-              <w:tcPr>
-                <w:tcW w:w="2621" w:type="dxa"/>
-              </w:tcPr>
-              <w:p>
-                <w:pPr>
-                  <w:pStyle w:val="Heading2"/>
-                  <w:spacing w:before="0" w:after="0"/>
-                  <w:rPr>
-                    <w:rFonts w:ascii="Segoe UI Semibold" w:hAnsi="Segoe UI Semibold" w:cs="Segoe UI Semibold"/>
-                    <w:color w:val="242424"/>
-                    <w:sz w:val="22"/>
-                    <w:szCs w:val="22"/>
-                  </w:rPr>
-                </w:pPr>
-                <w:proofErr w:type="spellStart"/>
-                <w:r>
-                  <w:rPr>
-                    <w:rFonts w:ascii="Segoe UI Semibold" w:hAnsi="Segoe UI Semibold" w:cs="Segoe UI Semibold"/>
-                    <w:sz w:val="22"/>
-                    <w:szCs w:val="22"/>
-                  </w:rPr>
-                  <w:t>ShipmentMethodDescription_Lbl</w:t>
-                </w:r>
-                <w:proofErr w:type="spellEnd"/>
-              </w:p>
-            </w:tc>
-          </w:sdtContent>
-        </w:sdt>
-        <w:tc>
-          <w:tcPr>
-            <w:tcW w:w="20" w:type="dxa"/>
-          </w:tcPr>
-          <w:p>
-            <w:pPr>
-              <w:rPr>
-                <w:rFonts w:cs="Segoe UI"/>
-                <w:color w:val="242424"/>
-                <w:sz w:val="22"/>
-                <w:szCs w:val="22"/>
-              </w:rPr>
-            </w:pPr>
-          </w:p>
-        </w:tc>
-        <w:tc>
-          <w:tcPr>
-            <w:tcW w:w="2621" w:type="dxa"/>
-          </w:tcPr>
-          <w:p>
-            <w:pPr>
-              <w:rPr>
-                <w:rFonts w:cs="Segoe UI"/>
-                <w:color w:val="242424"/>
-                <w:sz w:val="22"/>
-                <w:szCs w:val="22"/>
-              </w:rPr>
-            </w:pPr>
-          </w:p>
-        </w:tc>
-        <w:tc>
-          <w:tcPr>
-            <w:tcW w:w="2621" w:type="dxa"/>
-          </w:tcPr>
-          <w:p>
-            <w:pPr>
-              <w:rPr>
-                <w:rFonts w:cs="Segoe UI"/>
-                <w:color w:val="242424"/>
-                <w:sz w:val="22"/>
-                <w:szCs w:val="22"/>
-              </w:rPr>
-            </w:pPr>
-          </w:p>
-        </w:tc>
-        <w:tc>
-          <w:tcPr>
-            <w:tcW w:w="2621" w:type="dxa"/>
-          </w:tcPr>
-          <w:p>
-            <w:pPr>
-              <w:rPr>
-                <w:rFonts w:cs="Segoe UI"/>
-                <w:color w:val="242424"/>
-                <w:sz w:val="22"/>
-                <w:szCs w:val="22"/>
-              </w:rPr>
-            </w:pPr>
-          </w:p>
-        </w:tc>
-      </w:tr>
-      <w:tr>
-        <w:trPr>
-          <w:trHeight w:val="242"/>
-        </w:trPr>
-        <w:sdt>
-          <w:sdtPr>
-            <w:rPr>
-              <w:rFonts w:cs="Segoe UI"/>
-              <w:color w:val="242424"/>
-              <w:sz w:val="22"/>
-              <w:szCs w:val="22"/>
-            </w:rPr>
             <w:alias w:val="ShipmentMethodDescription"/>
             <w:tag w:val="#BC:InsertDataItem,DataItems/Header/ShipmentMethodDescription"/>
             <w:id w:val="-1663927754"/>
             <w:placeholder>
-              <w:docPart w:val="608CE8A56BFB4BC8B38F794B10901D27"/>
+              <w:docPart w:val="B401B3728595480B8806AE7411B8CCF6"/>
             </w:placeholder>
             <w:dataBinding w:prefixMappings="xmlns:ns0='urn:microsoft-dynamics-nav/reports/Standard_Sales_Quote/1304/'" w:xpath="/ns0:NavWordReportXmlPart[1]/ns0:Header[1]/ns0:ShipmentMethodDescription[1]" w:storeItemID="{00000000-0000-0000-0000-000000000000}"/>
             <w15:color w:val="808080"/>
@@ -1566,89 +1112,26 @@
           <w:sdtContent>
             <w:tc>
               <w:tcPr>
-                <w:tcW w:w="2621" w:type="dxa"/>
+                <w:tcW w:w="1250" w:type="pct"/>
               </w:tcPr>
               <w:p>
                 <w:pPr>
-                  <w:rPr>
-                    <w:rFonts w:cs="Segoe UI"/>
-                    <w:color w:val="242424"/>
-                    <w:sz w:val="22"/>
-                    <w:szCs w:val="22"/>
-                  </w:rPr>
+                  <w:pStyle w:val="NoSpacing"/>
                 </w:pPr>
-                <w:proofErr w:type="spellStart"/>
                 <w:r>
-                  <w:rPr>
-                    <w:rFonts w:cs="Segoe UI" w:asciiTheme="minorHAnsi" w:hAnsiTheme="minorHAnsi"/>
-                    <w:color w:val="242424"/>
-                    <w:sz w:val="22"/>
-                    <w:szCs w:val="22"/>
-                  </w:rPr>
                   <w:t>ShipmentMethodDescription</w:t>
                 </w:r>
-                <w:proofErr w:type="spellEnd"/>
               </w:p>
             </w:tc>
           </w:sdtContent>
         </w:sdt>
         <w:tc>
           <w:tcPr>
-            <w:tcW w:w="20" w:type="dxa"/>
+            <w:tcW w:w="1250" w:type="pct"/>
           </w:tcPr>
           <w:p>
             <w:pPr>
-              <w:rPr>
-                <w:rFonts w:cs="Segoe UI"/>
-                <w:color w:val="242424"/>
-                <w:sz w:val="22"/>
-                <w:szCs w:val="22"/>
-              </w:rPr>
-            </w:pPr>
-          </w:p>
-        </w:tc>
-        <w:tc>
-          <w:tcPr>
-            <w:tcW w:w="2621" w:type="dxa"/>
-          </w:tcPr>
-          <w:p>
-            <w:pPr>
-              <w:rPr>
-                <w:rFonts w:cs="Segoe UI"/>
-                <w:color w:val="242424"/>
-                <w:sz w:val="22"/>
-                <w:szCs w:val="22"/>
-              </w:rPr>
-            </w:pPr>
-          </w:p>
-        </w:tc>
-        <w:tc>
-          <w:tcPr>
-            <w:tcW w:w="2621" w:type="dxa"/>
-          </w:tcPr>
-          <w:p>
-            <w:pPr>
-              <w:rPr>
-                <w:rFonts w:cs="Segoe UI"/>
-                <w:color w:val="242424"/>
-                <w:sz w:val="22"/>
-                <w:szCs w:val="22"/>
-              </w:rPr>
-            </w:pPr>
-          </w:p>
-        </w:tc>
-        <w:tc>
-          <w:tcPr>
-            <w:tcW w:w="2621" w:type="dxa"/>
-          </w:tcPr>
-          <w:p>
-            <w:pPr>
-              <w:rPr>
-                <w:rFonts w:cs="Segoe UI"/>
-                <w:color w:val="242424"/>
-                <w:sz w:val="22"/>
-                <w:szCs w:val="22"/>
-              </w:rPr>
+              <w:pStyle w:val="NoSpacing"/>
             </w:pPr>
           </w:p>
         </w:tc>
@@ -1657,49 +1140,45 @@
     <w:p/>
     <w:tbl>
       <w:tblPr>
-        <w:tblStyle w:val="CLSequoiatablestyle021"/>
-        <w:tblW w:w="10503" w:type="dxa"/>
-        <w:tblLayout w:type="fixed"/>
-        <w:tblLook w:val="04A0" w:firstRow="1" w:lastRow="0" w:firstColumn="1" w:lastColumn="0" w:noHBand="0" w:noVBand="1"/>
+        <w:tblStyle w:val="BCDataTable"/>
+        <w:tblW w:w="5000" w:type="pct"/>
+        <w:tblLook w:val="0420" w:firstRow="1" w:lastRow="0" w:firstColumn="0" w:lastColumn="0" w:noHBand="0" w:noVBand="1"/>
+        <w:tblCaption w:val="Table 3"/>
+        <w:tblDescription w:val="Document lines. Column headers in the first row."/>
       </w:tblPr>
       <w:tblGrid>
-        <w:gridCol w:w="805"/>
-        <w:gridCol w:w="2346"/>
-        <w:gridCol w:w="1166"/>
-        <w:gridCol w:w="6"/>
-        <w:gridCol w:w="52"/>
-        <w:gridCol w:w="748"/>
-        <w:gridCol w:w="6"/>
-        <w:gridCol w:w="52"/>
-        <w:gridCol w:w="1342"/>
-        <w:gridCol w:w="40"/>
-        <w:gridCol w:w="6"/>
-        <w:gridCol w:w="1348"/>
-        <w:gridCol w:w="6"/>
-        <w:gridCol w:w="80"/>
-        <w:gridCol w:w="908"/>
-        <w:gridCol w:w="6"/>
-        <w:gridCol w:w="226"/>
-        <w:gridCol w:w="1354"/>
-        <w:gridCol w:w="6"/>
+        <w:gridCol w:w="798"/>
+        <w:gridCol w:w="1698"/>
+        <w:gridCol w:w="724"/>
+        <w:gridCol w:w="299"/>
+        <w:gridCol w:w="284"/>
+        <w:gridCol w:w="505"/>
+        <w:gridCol w:w="306"/>
+        <w:gridCol w:w="306"/>
+        <w:gridCol w:w="1019"/>
+        <w:gridCol w:w="304"/>
+        <w:gridCol w:w="346"/>
+        <w:gridCol w:w="1418"/>
+        <w:gridCol w:w="295"/>
+        <w:gridCol w:w="285"/>
+        <w:gridCol w:w="517"/>
+        <w:gridCol w:w="285"/>
+        <w:gridCol w:w="213"/>
+        <w:gridCol w:w="892"/>
       </w:tblGrid>
       <w:tr>
         <w:trPr>
           <w:cnfStyle w:val="100000000000" w:firstRow="1" w:lastRow="0" w:firstColumn="0" w:lastColumn="0" w:oddVBand="0" w:evenVBand="0" w:oddHBand="0" w:evenHBand="0" w:firstRowFirstColumn="0" w:firstRowLastColumn="0" w:lastRowFirstColumn="0" w:lastRowLastColumn="0"/>
+          <w:cantSplit/>
           <w:trHeight w:val="490"/>
+          <w:tblHeader/>
         </w:trPr>
         <w:tc>
           <w:tcPr>
-            <w:cnfStyle w:val="001000000000" w:firstRow="0" w:lastRow="0" w:firstColumn="1" w:lastColumn="0" w:oddVBand="0" w:evenVBand="0" w:oddHBand="0" w:evenHBand="0" w:firstRowFirstColumn="0" w:firstRowLastColumn="0" w:lastRowFirstColumn="0" w:lastRowLastColumn="0"/>
-            <w:tcW w:w="806" w:type="dxa"/>
+            <w:tcW w:w="383" w:type="pct"/>
           </w:tcPr>
           <w:sdt>
             <w:sdtPr>
-              <w:rPr>
-                <w:rFonts w:ascii="Segoe UI Semibold" w:hAnsi="Segoe UI Semibold" w:cs="Segoe UI Semibold" w:eastAsiaTheme="minorHAnsi"/>
-                <w:sz w:val="22"/>
-                <w:szCs w:val="22"/>
-              </w:rPr>
               <w:alias w:val="ItemNo_Line_Lbl"/>
               <w:tag w:val="#BC:InsertDataItem,DataItems/Header/Line/ItemNo_Line_Lbl"/>
               <w:id w:val="2050642905"/>
@@ -1713,34 +1192,17 @@
             <w:sdtContent>
               <w:p>
                 <w:pPr>
-                  <w:pStyle w:val="Heading2"/>
-                  <w:rPr>
-                    <w:rFonts w:ascii="Segoe UI Semibold" w:hAnsi="Segoe UI Semibold" w:cs="Segoe UI Semibold" w:eastAsiaTheme="minorHAnsi"/>
-                    <w:sz w:val="22"/>
-                    <w:szCs w:val="22"/>
-                  </w:rPr>
+                  <w:pStyle w:val="BCLabel"/>
                 </w:pPr>
-                <w:proofErr w:type="spellStart"/>
                 <w:r>
-                  <w:rPr>
-                    <w:rFonts w:ascii="Segoe UI Semibold" w:hAnsi="Segoe UI Semibold" w:cs="Segoe UI Semibold" w:eastAsiaTheme="minorHAnsi"/>
-                    <w:sz w:val="22"/>
-                    <w:szCs w:val="22"/>
-                  </w:rPr>
                   <w:t>ItemNo_Line_Lbl</w:t>
                 </w:r>
-                <w:proofErr w:type="spellEnd"/>
               </w:p>
             </w:sdtContent>
           </w:sdt>
         </w:tc>
         <w:sdt>
           <w:sdtPr>
-            <w:rPr>
-              <w:rFonts w:ascii="Segoe UI Semibold" w:hAnsi="Segoe UI Semibold" w:cs="Segoe UI Semibold"/>
-              <w:sz w:val="22"/>
-              <w:szCs w:val="22"/>
-            </w:rPr>
             <w:alias w:val="Description_Line_Lbl"/>
             <w:tag w:val="#BC:InsertDataItem,DataItems/Header/Line/Description_Line_Lbl"/>
             <w:id w:val="55748171"/>
@@ -1754,39 +1216,21 @@
           <w:sdtContent>
             <w:tc>
               <w:tcPr>
-                <w:tcW w:w="2347" w:type="dxa"/>
+                <w:tcW w:w="815" w:type="pct"/>
               </w:tcPr>
               <w:p>
                 <w:pPr>
-                  <w:pStyle w:val="Heading2"/>
-                  <w:cnfStyle w:val="100000000000" w:firstRow="1" w:lastRow="0" w:firstColumn="0" w:lastColumn="0" w:oddVBand="0" w:evenVBand="0" w:oddHBand="0" w:evenHBand="0" w:firstRowFirstColumn="0" w:firstRowLastColumn="0" w:lastRowFirstColumn="0" w:lastRowLastColumn="0"/>
-                  <w:rPr>
-                    <w:rFonts w:ascii="Segoe UI Semibold" w:hAnsi="Segoe UI Semibold" w:cs="Segoe UI Semibold"/>
-                    <w:sz w:val="22"/>
-                    <w:szCs w:val="22"/>
-                  </w:rPr>
+                  <w:pStyle w:val="BCLabel"/>
                 </w:pPr>
-                <w:proofErr w:type="spellStart"/>
                 <w:r>
-                  <w:rPr>
-                    <w:rFonts w:ascii="Segoe UI Semibold" w:hAnsi="Segoe UI Semibold" w:cs="Segoe UI Semibold"/>
-                    <w:sz w:val="22"/>
-                    <w:szCs w:val="22"/>
-                  </w:rPr>
                   <w:t>Description_Line_Lbl</w:t>
                 </w:r>
-                <w:proofErr w:type="spellEnd"/>
               </w:p>
             </w:tc>
           </w:sdtContent>
         </w:sdt>
         <w:sdt>
           <w:sdtPr>
-            <w:rPr>
-              <w:rFonts w:ascii="Segoe UI Semibold" w:hAnsi="Segoe UI Semibold" w:cs="Segoe UI Semibold"/>
-              <w:sz w:val="22"/>
-              <w:szCs w:val="22"/>
-            </w:rPr>
             <w:alias w:val="Quantity_Line_Lbl"/>
             <w:tag w:val="#BC:InsertDataItem,DataItems/Header/Line/Quantity_Line_Lbl"/>
             <w:id w:val="-278416351"/>
@@ -1800,88 +1244,52 @@
           <w:sdtContent>
             <w:tc>
               <w:tcPr>
-                <w:tcW w:w="1172" w:type="dxa"/>
+                <w:tcW w:w="507" w:type="pct"/>
                 <w:gridSpan w:val="2"/>
               </w:tcPr>
               <w:p>
                 <w:pPr>
-                  <w:pStyle w:val="Heading2"/>
+                  <w:pStyle w:val="BCLabelNumber"/>
                   <w:jc w:val="right"/>
-                  <w:cnfStyle w:val="100000000000" w:firstRow="1" w:lastRow="0" w:firstColumn="0" w:lastColumn="0" w:oddVBand="0" w:evenVBand="0" w:oddHBand="0" w:evenHBand="0" w:firstRowFirstColumn="0" w:firstRowLastColumn="0" w:lastRowFirstColumn="0" w:lastRowLastColumn="0"/>
-                  <w:rPr>
-                    <w:rFonts w:ascii="Segoe UI Semibold" w:hAnsi="Segoe UI Semibold" w:cs="Segoe UI Semibold"/>
-                    <w:sz w:val="22"/>
-                    <w:szCs w:val="22"/>
-                  </w:rPr>
                 </w:pPr>
-                <w:proofErr w:type="spellStart"/>
                 <w:r>
-                  <w:rPr>
-                    <w:rFonts w:ascii="Segoe UI Semibold" w:hAnsi="Segoe UI Semibold" w:cs="Segoe UI Semibold"/>
-                    <w:sz w:val="22"/>
-                    <w:szCs w:val="22"/>
-                  </w:rPr>
                   <w:t>Quantity_Line_Lbl</w:t>
                 </w:r>
-                <w:proofErr w:type="spellEnd"/>
               </w:p>
             </w:tc>
           </w:sdtContent>
         </w:sdt>
         <w:sdt>
           <w:sdtPr>
-            <w:rPr>
-              <w:rFonts w:ascii="Segoe UI Semibold" w:hAnsi="Segoe UI Semibold" w:cs="Segoe UI Semibold"/>
-              <w:sz w:val="22"/>
-              <w:szCs w:val="22"/>
-            </w:rPr>
             <w:alias w:val="Unit_Lbl"/>
             <w:tag w:val="#BC:InsertDataItem,DataItems/Header/Line/Unit_Lbl"/>
             <w:id w:val="-785040888"/>
             <w:placeholder>
               <w:docPart w:val="91379AE367B24E4EB392E3ACFAAAED19"/>
             </w:placeholder>
+            <w:dataBinding w:prefixMappings="xmlns:ns0='urn:microsoft-dynamics-nav/reports/Standard_Sales_Quote/1304/'" w:xpath="/ns0:NavWordReportXmlPart[1]/ns0:Header[1]/ns0:Line[1]/ns0:Unit_Lbl[1]" w:storeItemID="{00000000-0000-0000-0000-000000000000}"/>
             <w15:color w:val="808080"/>
             <w:text/>
-            <w:dataBinding w:prefixMappings="xmlns:ns0='urn:microsoft-dynamics-nav/reports/Standard_Sales_Quote/1304/'" w:xpath="/ns0:NavWordReportXmlPart[1]/ns0:Header[1]/ns0:Line[1]/ns0:Unit_Lbl[1]"/>
           </w:sdtPr>
           <w:sdtContent>
             <w:tc>
               <w:tcPr>
-                <w:tcW w:w="806" w:type="dxa"/>
+                <w:tcW w:w="513" w:type="pct"/>
                 <w:gridSpan w:val="3"/>
               </w:tcPr>
               <w:p>
                 <w:pPr>
-                  <w:pStyle w:val="Heading2"/>
-                  <w:cnfStyle w:val="100000000000" w:firstRow="1" w:lastRow="0" w:firstColumn="0" w:lastColumn="0" w:oddVBand="0" w:evenVBand="0" w:oddHBand="0" w:evenHBand="0" w:firstRowFirstColumn="0" w:firstRowLastColumn="0" w:lastRowFirstColumn="0" w:lastRowLastColumn="0"/>
-                  <w:rPr>
-                    <w:rFonts w:ascii="Segoe UI Semibold" w:hAnsi="Segoe UI Semibold" w:cs="Segoe UI Semibold"/>
-                    <w:sz w:val="22"/>
-                    <w:szCs w:val="22"/>
-                  </w:rPr>
+                  <w:pStyle w:val="BCLabel"/>
                 </w:pPr>
-                <w:proofErr w:type="spellStart"/>
                 <w:r>
-                  <w:rPr>
-                    <w:rFonts w:ascii="Segoe UI Semibold" w:hAnsi="Segoe UI Semibold" w:cs="Segoe UI Semibold"/>
-                    <w:sz w:val="22"/>
-                    <w:szCs w:val="22"/>
-                  </w:rPr>
                   <w:t>Unit_Lbl</w:t>
                 </w:r>
-                <w:proofErr w:type="spellEnd"/>
               </w:p>
             </w:tc>
           </w:sdtContent>
         </w:sdt>
         <w:sdt>
           <w:sdtPr>
-            <w:rPr>
-              <w:rFonts w:ascii="Segoe UI Semibold" w:hAnsi="Segoe UI Semibold" w:cs="Segoe UI Semibold"/>
-              <w:sz w:val="22"/>
-              <w:szCs w:val="22"/>
-            </w:rPr>
             <w:alias w:val="UnitPrice_Lbl"/>
             <w:tag w:val="#BC:InsertDataItem,DataItems/Header/Line/UnitPrice_Lbl"/>
             <w:id w:val="-1044597726"/>
@@ -1895,87 +1303,51 @@
           <w:sdtContent>
             <w:tc>
               <w:tcPr>
-                <w:tcW w:w="1440" w:type="dxa"/>
+                <w:tcW w:w="946" w:type="pct"/>
                 <w:gridSpan w:val="4"/>
               </w:tcPr>
               <w:p>
                 <w:pPr>
-                  <w:pStyle w:val="Heading2"/>
-                  <w:cnfStyle w:val="100000000000" w:firstRow="1" w:lastRow="0" w:firstColumn="0" w:lastColumn="0" w:oddVBand="0" w:evenVBand="0" w:oddHBand="0" w:evenHBand="0" w:firstRowFirstColumn="0" w:firstRowLastColumn="0" w:lastRowFirstColumn="0" w:lastRowLastColumn="0"/>
-                  <w:rPr>
-                    <w:rFonts w:ascii="Segoe UI Semibold" w:hAnsi="Segoe UI Semibold" w:cs="Segoe UI Semibold"/>
-                    <w:sz w:val="22"/>
-                    <w:szCs w:val="22"/>
-                  </w:rPr>
+                  <w:pStyle w:val="BCLabel"/>
                 </w:pPr>
-                <w:proofErr w:type="spellStart"/>
                 <w:r>
-                  <w:rPr>
-                    <w:rFonts w:ascii="Segoe UI Semibold" w:hAnsi="Segoe UI Semibold" w:cs="Segoe UI Semibold"/>
-                    <w:sz w:val="22"/>
-                    <w:szCs w:val="22"/>
-                  </w:rPr>
                   <w:t>UnitPrice_Lbl</w:t>
                 </w:r>
-                <w:proofErr w:type="spellEnd"/>
               </w:p>
             </w:tc>
           </w:sdtContent>
         </w:sdt>
         <w:sdt>
           <w:sdtPr>
-            <w:rPr>
-              <w:rFonts w:ascii="Segoe UI Semibold" w:hAnsi="Segoe UI Semibold" w:cs="Segoe UI Semibold"/>
-              <w:sz w:val="22"/>
-              <w:szCs w:val="22"/>
-            </w:rPr>
             <w:alias w:val="SalesInvoiceLineDiscount_Lbl"/>
             <w:tag w:val="#BC:InsertDataItem,DataItems/Header/SalesInvoiceLineDiscount_Lbl"/>
             <w:id w:val="-590150735"/>
             <w:placeholder>
               <w:docPart w:val="91379AE367B24E4EB392E3ACFAAAED19"/>
             </w:placeholder>
+            <w:dataBinding w:prefixMappings="xmlns:ns0='urn:microsoft-dynamics-nav/reports/Standard_Sales_Quote/1304/'" w:xpath="/ns0:NavWordReportXmlPart[1]/ns0:Header[1]/ns0:SalesInvoiceLineDiscount_Lbl[1]" w:storeItemID="{00000000-0000-0000-0000-000000000000}"/>
             <w15:color w:val="808080"/>
             <w:text/>
-            <w:dataBinding w:prefixMappings="xmlns:ns0='urn:microsoft-dynamics-nav/reports/Standard_Sales_Quote/1304/'" w:xpath="/ns0:NavWordReportXmlPart[1]/ns0:Header[1]/ns0:SalesInvoiceLineDiscount_Lbl[1]"/>
           </w:sdtPr>
           <w:sdtContent>
             <w:tc>
               <w:tcPr>
-                <w:tcW w:w="1354" w:type="dxa"/>
+                <w:tcW w:w="825" w:type="pct"/>
                 <w:gridSpan w:val="2"/>
               </w:tcPr>
               <w:p>
                 <w:pPr>
-                  <w:pStyle w:val="Heading2"/>
-                  <w:cnfStyle w:val="100000000000" w:firstRow="1" w:lastRow="0" w:firstColumn="0" w:lastColumn="0" w:oddVBand="0" w:evenVBand="0" w:oddHBand="0" w:evenHBand="0" w:firstRowFirstColumn="0" w:firstRowLastColumn="0" w:lastRowFirstColumn="0" w:lastRowLastColumn="0"/>
-                  <w:rPr>
-                    <w:rFonts w:ascii="Segoe UI Semibold" w:hAnsi="Segoe UI Semibold" w:cs="Segoe UI Semibold"/>
-                    <w:sz w:val="22"/>
-                    <w:szCs w:val="22"/>
-                  </w:rPr>
+                  <w:pStyle w:val="BCLabel"/>
                 </w:pPr>
-                <w:proofErr w:type="spellStart"/>
                 <w:r>
-                  <w:rPr>
-                    <w:rFonts w:ascii="Segoe UI Semibold" w:hAnsi="Segoe UI Semibold" w:cs="Segoe UI Semibold"/>
-                    <w:sz w:val="22"/>
-                    <w:szCs w:val="22"/>
-                  </w:rPr>
                   <w:t>SalesInvoiceLineDiscount_Lbl</w:t>
                 </w:r>
-                <w:proofErr w:type="spellEnd"/>
               </w:p>
             </w:tc>
           </w:sdtContent>
         </w:sdt>
         <w:sdt>
           <w:sdtPr>
-            <w:rPr>
-              <w:rFonts w:ascii="Segoe UI Semibold" w:hAnsi="Segoe UI Semibold" w:cs="Segoe UI Semibold"/>
-              <w:sz w:val="22"/>
-              <w:szCs w:val="22"/>
-            </w:rPr>
             <w:alias w:val="VATPct_Line_Lbl"/>
             <w:tag w:val="#BC:InsertDataItem,DataItems/Header/Line/VATPct_Line_Lbl"/>
             <w:id w:val="682009838"/>
@@ -1989,40 +1361,23 @@
           <w:sdtContent>
             <w:tc>
               <w:tcPr>
-                <w:tcW w:w="994" w:type="dxa"/>
+                <w:tcW w:w="520" w:type="pct"/>
                 <w:gridSpan w:val="3"/>
               </w:tcPr>
               <w:p>
                 <w:pPr>
-                  <w:pStyle w:val="Heading2"/>
-                  <w:cnfStyle w:val="100000000000" w:firstRow="1" w:lastRow="0" w:firstColumn="0" w:lastColumn="0" w:oddVBand="0" w:evenVBand="0" w:oddHBand="0" w:evenHBand="0" w:firstRowFirstColumn="0" w:firstRowLastColumn="0" w:lastRowFirstColumn="0" w:lastRowLastColumn="0"/>
-                  <w:rPr>
-                    <w:rFonts w:ascii="Segoe UI Semibold" w:hAnsi="Segoe UI Semibold" w:cs="Segoe UI Semibold"/>
-                    <w:sz w:val="22"/>
-                    <w:szCs w:val="22"/>
-                  </w:rPr>
+                  <w:pStyle w:val="BCLabelNumber"/>
+                  <w:jc w:val="right"/>
                 </w:pPr>
-                <w:proofErr w:type="spellStart"/>
                 <w:r>
-                  <w:rPr>
-                    <w:rFonts w:ascii="Segoe UI Semibold" w:hAnsi="Segoe UI Semibold" w:cs="Segoe UI Semibold"/>
-                    <w:sz w:val="22"/>
-                    <w:szCs w:val="22"/>
-                  </w:rPr>
                   <w:t>VATPct_Line_Lbl</w:t>
                 </w:r>
-                <w:proofErr w:type="spellEnd"/>
               </w:p>
             </w:tc>
           </w:sdtContent>
         </w:sdt>
         <w:sdt>
           <w:sdtPr>
-            <w:rPr>
-              <w:rFonts w:ascii="Segoe UI Semibold" w:hAnsi="Segoe UI Semibold" w:cs="Segoe UI Semibold"/>
-              <w:sz w:val="22"/>
-              <w:szCs w:val="22"/>
-            </w:rPr>
             <w:alias w:val="LineAmount_Line_Lbl"/>
             <w:tag w:val="#BC:InsertDataItem,DataItems/Header/Line/LineAmount_Line_Lbl"/>
             <w:id w:val="-812258216"/>
@@ -2036,30 +1391,17 @@
           <w:sdtContent>
             <w:tc>
               <w:tcPr>
-                <w:tcW w:w="1584" w:type="dxa"/>
-                <w:gridSpan w:val="3"/>
+                <w:tcW w:w="492" w:type="pct"/>
+                <w:gridSpan w:val="2"/>
               </w:tcPr>
               <w:p>
                 <w:pPr>
-                  <w:pStyle w:val="Heading2"/>
+                  <w:pStyle w:val="BCLabelNumber"/>
                   <w:jc w:val="right"/>
-                  <w:cnfStyle w:val="100000000000" w:firstRow="1" w:lastRow="0" w:firstColumn="0" w:lastColumn="0" w:oddVBand="0" w:evenVBand="0" w:oddHBand="0" w:evenHBand="0" w:firstRowFirstColumn="0" w:firstRowLastColumn="0" w:lastRowFirstColumn="0" w:lastRowLastColumn="0"/>
-                  <w:rPr>
-                    <w:rFonts w:ascii="Segoe UI Semibold" w:hAnsi="Segoe UI Semibold" w:cs="Segoe UI Semibold"/>
-                    <w:sz w:val="22"/>
-                    <w:szCs w:val="22"/>
-                  </w:rPr>
                 </w:pPr>
-                <w:proofErr w:type="spellStart"/>
                 <w:r>
-                  <w:rPr>
-                    <w:rFonts w:ascii="Segoe UI Semibold" w:hAnsi="Segoe UI Semibold" w:cs="Segoe UI Semibold"/>
-                    <w:sz w:val="22"/>
-                    <w:szCs w:val="22"/>
-                  </w:rPr>
                   <w:t>LineAmount_Line_Lbl</w:t>
                 </w:r>
-                <w:proofErr w:type="spellEnd"/>
               </w:p>
             </w:tc>
           </w:sdtContent>
@@ -2067,24 +1409,18 @@
       </w:tr>
       <w:tr>
         <w:trPr>
-          <w:gridAfter w:val="1"/>
           <w:cnfStyle w:val="000000100000" w:firstRow="0" w:lastRow="0" w:firstColumn="0" w:lastColumn="0" w:oddVBand="0" w:evenVBand="0" w:oddHBand="1" w:evenHBand="0" w:firstRowFirstColumn="0" w:firstRowLastColumn="0" w:lastRowFirstColumn="0" w:lastRowLastColumn="0"/>
-          <w:wAfter w:w="4" w:type="dxa"/>
-          <w:trHeight w:val="245" w:hRule="exact"/>
+          <w:cantSplit/>
+          <w:trHeight w:val="245"/>
         </w:trPr>
         <w:tc>
           <w:tcPr>
-            <w:cnfStyle w:val="001000000000" w:firstRow="0" w:lastRow="0" w:firstColumn="1" w:lastColumn="0" w:oddVBand="0" w:evenVBand="0" w:oddHBand="0" w:evenHBand="0" w:firstRowFirstColumn="0" w:firstRowLastColumn="0" w:lastRowFirstColumn="0" w:lastRowLastColumn="0"/>
-            <w:tcW w:w="806" w:type="dxa"/>
-            <w:vAlign w:val="center"/>
+            <w:tcW w:w="383" w:type="pct"/>
           </w:tcPr>
           <w:p>
             <w:pPr>
+              <w:pStyle w:val="NoSpacing"/>
               <w:rPr>
-                <w:rFonts w:ascii="Segoe UI Semibold" w:hAnsi="Segoe UI Semibold" w:cs="Segoe UI Semibold"/>
-                <w:b/>
-                <w:sz w:val="22"/>
-                <w:szCs w:val="22"/>
                 <w:lang w:val="en-US" w:eastAsia="en-US"/>
               </w:rPr>
             </w:pPr>
@@ -2092,18 +1428,12 @@
         </w:tc>
         <w:tc>
           <w:tcPr>
-            <w:tcW w:w="2347" w:type="dxa"/>
-            <w:vAlign w:val="center"/>
+            <w:tcW w:w="815" w:type="pct"/>
           </w:tcPr>
           <w:p>
             <w:pPr>
-              <w:cnfStyle w:val="000000100000" w:firstRow="0" w:lastRow="0" w:firstColumn="0" w:lastColumn="0" w:oddVBand="0" w:evenVBand="0" w:oddHBand="1" w:evenHBand="0" w:firstRowFirstColumn="0" w:firstRowLastColumn="0" w:lastRowFirstColumn="0" w:lastRowLastColumn="0"/>
+              <w:pStyle w:val="NoSpacing"/>
               <w:rPr>
-                <w:rFonts w:ascii="Segoe UI Semibold" w:hAnsi="Segoe UI Semibold" w:cs="Segoe UI Semibold"/>
-                <w:b/>
-                <w:bCs/>
-                <w:sz w:val="22"/>
-                <w:szCs w:val="22"/>
                 <w:lang w:val="en-US" w:eastAsia="en-US"/>
               </w:rPr>
             </w:pPr>
@@ -2111,19 +1441,13 @@
         </w:tc>
         <w:tc>
           <w:tcPr>
-            <w:tcW w:w="1224" w:type="dxa"/>
+            <w:tcW w:w="617" w:type="pct"/>
             <w:gridSpan w:val="3"/>
-            <w:vAlign w:val="center"/>
           </w:tcPr>
           <w:p>
             <w:pPr>
-              <w:cnfStyle w:val="000000100000" w:firstRow="0" w:lastRow="0" w:firstColumn="0" w:lastColumn="0" w:oddVBand="0" w:evenVBand="0" w:oddHBand="1" w:evenHBand="0" w:firstRowFirstColumn="0" w:firstRowLastColumn="0" w:lastRowFirstColumn="0" w:lastRowLastColumn="0"/>
+              <w:pStyle w:val="NoSpacing"/>
               <w:rPr>
-                <w:rFonts w:ascii="Segoe UI Semibold" w:hAnsi="Segoe UI Semibold" w:cs="Segoe UI Semibold"/>
-                <w:b/>
-                <w:bCs/>
-                <w:sz w:val="22"/>
-                <w:szCs w:val="22"/>
                 <w:lang w:val="en-US" w:eastAsia="en-US"/>
               </w:rPr>
             </w:pPr>
@@ -2131,18 +1455,13 @@
         </w:tc>
         <w:tc>
           <w:tcPr>
-            <w:tcW w:w="806" w:type="dxa"/>
+            <w:tcW w:w="513" w:type="pct"/>
             <w:gridSpan w:val="3"/>
           </w:tcPr>
           <w:p>
             <w:pPr>
-              <w:cnfStyle w:val="000000100000" w:firstRow="0" w:lastRow="0" w:firstColumn="0" w:lastColumn="0" w:oddVBand="0" w:evenVBand="0" w:oddHBand="1" w:evenHBand="0" w:firstRowFirstColumn="0" w:firstRowLastColumn="0" w:lastRowFirstColumn="0" w:lastRowLastColumn="0"/>
+              <w:pStyle w:val="NoSpacing"/>
               <w:rPr>
-                <w:rFonts w:ascii="Segoe UI Semibold" w:hAnsi="Segoe UI Semibold" w:cs="Segoe UI Semibold"/>
-                <w:b/>
-                <w:bCs/>
-                <w:sz w:val="22"/>
-                <w:szCs w:val="22"/>
                 <w:lang w:val="en-US" w:eastAsia="en-US"/>
               </w:rPr>
             </w:pPr>
@@ -2150,18 +1469,12 @@
         </w:tc>
         <w:tc>
           <w:tcPr>
-            <w:tcW w:w="1342" w:type="dxa"/>
-            <w:vAlign w:val="center"/>
+            <w:tcW w:w="617" w:type="pct"/>
           </w:tcPr>
           <w:p>
             <w:pPr>
-              <w:cnfStyle w:val="000000100000" w:firstRow="0" w:lastRow="0" w:firstColumn="0" w:lastColumn="0" w:oddVBand="0" w:evenVBand="0" w:oddHBand="1" w:evenHBand="0" w:firstRowFirstColumn="0" w:firstRowLastColumn="0" w:lastRowFirstColumn="0" w:lastRowLastColumn="0"/>
+              <w:pStyle w:val="NoSpacing"/>
               <w:rPr>
-                <w:rFonts w:ascii="Segoe UI Semibold" w:hAnsi="Segoe UI Semibold" w:cs="Segoe UI Semibold"/>
-                <w:b/>
-                <w:bCs/>
-                <w:sz w:val="22"/>
-                <w:szCs w:val="22"/>
                 <w:lang w:val="en-US" w:eastAsia="en-US"/>
               </w:rPr>
             </w:pPr>
@@ -2169,19 +1482,14 @@
         </w:tc>
         <w:tc>
           <w:tcPr>
-            <w:tcW w:w="1480" w:type="dxa"/>
+            <w:tcW w:w="1154" w:type="pct"/>
             <w:gridSpan w:val="5"/>
           </w:tcPr>
           <w:p>
             <w:pPr>
+              <w:pStyle w:val="BCNumber"/>
               <w:jc w:val="right"/>
-              <w:cnfStyle w:val="000000100000" w:firstRow="0" w:lastRow="0" w:firstColumn="0" w:lastColumn="0" w:oddVBand="0" w:evenVBand="0" w:oddHBand="1" w:evenHBand="0" w:firstRowFirstColumn="0" w:firstRowLastColumn="0" w:lastRowFirstColumn="0" w:lastRowLastColumn="0"/>
               <w:rPr>
-                <w:rFonts w:ascii="Segoe UI Semibold" w:hAnsi="Segoe UI Semibold" w:cs="Segoe UI Semibold"/>
-                <w:b/>
-                <w:bCs/>
-                <w:sz w:val="22"/>
-                <w:szCs w:val="22"/>
                 <w:lang w:val="en-US" w:eastAsia="en-US"/>
               </w:rPr>
             </w:pPr>
@@ -2189,19 +1497,14 @@
         </w:tc>
         <w:tc>
           <w:tcPr>
-            <w:tcW w:w="1140" w:type="dxa"/>
+            <w:tcW w:w="448" w:type="pct"/>
             <w:gridSpan w:val="3"/>
           </w:tcPr>
           <w:p>
             <w:pPr>
+              <w:pStyle w:val="BCNumber"/>
               <w:jc w:val="right"/>
-              <w:cnfStyle w:val="000000100000" w:firstRow="0" w:lastRow="0" w:firstColumn="0" w:lastColumn="0" w:oddVBand="0" w:evenVBand="0" w:oddHBand="1" w:evenHBand="0" w:firstRowFirstColumn="0" w:firstRowLastColumn="0" w:lastRowFirstColumn="0" w:lastRowLastColumn="0"/>
               <w:rPr>
-                <w:rFonts w:ascii="Segoe UI Semibold" w:hAnsi="Segoe UI Semibold" w:cs="Segoe UI Semibold"/>
-                <w:b/>
-                <w:bCs/>
-                <w:sz w:val="22"/>
-                <w:szCs w:val="22"/>
                 <w:lang w:val="en-US" w:eastAsia="en-US"/>
               </w:rPr>
             </w:pPr>
@@ -2209,19 +1512,13 @@
         </w:tc>
         <w:tc>
           <w:tcPr>
-            <w:tcW w:w="1354" w:type="dxa"/>
-            <w:vAlign w:val="center"/>
+            <w:tcW w:w="455" w:type="pct"/>
           </w:tcPr>
           <w:p>
             <w:pPr>
+              <w:pStyle w:val="BCNumber"/>
               <w:jc w:val="right"/>
-              <w:cnfStyle w:val="000000100000" w:firstRow="0" w:lastRow="0" w:firstColumn="0" w:lastColumn="0" w:oddVBand="0" w:evenVBand="0" w:oddHBand="1" w:evenHBand="0" w:firstRowFirstColumn="0" w:firstRowLastColumn="0" w:lastRowFirstColumn="0" w:lastRowLastColumn="0"/>
               <w:rPr>
-                <w:rFonts w:ascii="Segoe UI Semibold" w:hAnsi="Segoe UI Semibold" w:cs="Segoe UI Semibold"/>
-                <w:b/>
-                <w:bCs/>
-                <w:sz w:val="22"/>
-                <w:szCs w:val="22"/>
                 <w:lang w:val="en-US" w:eastAsia="en-US"/>
               </w:rPr>
             </w:pPr>
@@ -2231,10 +1528,8 @@
       <w:sdt>
         <w:sdtPr>
           <w:rPr>
-            <w:rFonts w:cs="Arial"/>
-            <w:sz w:val="22"/>
-            <w:szCs w:val="22"/>
             <w:lang w:val="en-US" w:eastAsia="en-US"/>
+            <w14:numSpacing w14:val="tabular"/>
           </w:rPr>
           <w:alias w:val="Repeater: Line"/>
           <w:tag w:val="#BC:InsertRepeater,DataItems/Header/Line"/>
@@ -2242,37 +1537,43 @@
           <w:placeholder>
             <w:docPart w:val="9CE4BC37AAAE47D7835966A0F7ACE2EB"/>
           </w:placeholder>
+          <w15:dataBinding w:prefixMappings="xmlns:ns0='urn:microsoft-dynamics-nav/reports/Standard_Sales_Quote/1304/'" w:xpath="/ns0:NavWordReportXmlPart[1]/ns0:Header[1]/ns0:Line" w:storeItemID="{00000000-0000-0000-0000-000000000000}"/>
           <w15:color w:val="808080"/>
           <w15:repeatingSection/>
-          <w15:dataBinding w:prefixMappings="xmlns:ns0='urn:microsoft-dynamics-nav/reports/Standard_Sales_Quote/1304/'" w:xpath="/ns0:NavWordReportXmlPart[1]/ns0:Header[1]/ns0:Line"/>
         </w:sdtPr>
         <w:sdtEndPr>
           <w:rPr>
-            <w:rFonts w:asciiTheme="minorHAnsi" w:hAnsiTheme="minorHAnsi" w:cstheme="minorBidi"/>
-            <w:bCs w:val="0"/>
             <w:lang w:val="da-DK" w:eastAsia="da-DK"/>
           </w:rPr>
         </w:sdtEndPr>
         <w:sdtContent>
           <w:sdt>
             <w:sdtPr>
+              <w:rPr>
+                <w:lang w:val="en-US" w:eastAsia="en-US"/>
+                <w14:numSpacing w14:val="tabular"/>
+              </w:rPr>
+              <w:id w:val="2081939984"/>
+              <w15:color w:val="808080"/>
               <w15:repeatingSectionItem/>
             </w:sdtPr>
+            <w:sdtEndPr>
+              <w:rPr>
+                <w:lang/>
+              </w:rPr>
+            </w:sdtEndPr>
             <w:sdtContent>
               <w:tr>
                 <w:trPr>
-                  <w:gridAfter w:val="1"/>
                   <w:cnfStyle w:val="000000010000" w:firstRow="0" w:lastRow="0" w:firstColumn="0" w:lastColumn="0" w:oddVBand="0" w:evenVBand="0" w:oddHBand="0" w:evenHBand="1" w:firstRowFirstColumn="0" w:firstRowLastColumn="0" w:lastRowFirstColumn="0" w:lastRowLastColumn="0"/>
-                  <w:wAfter w:w="6" w:type="dxa"/>
+                  <w:cantSplit/>
                   <w:trHeight w:val="490"/>
                 </w:trPr>
                 <w:sdt>
                   <w:sdtPr>
                     <w:rPr>
-                      <w:rFonts w:cs="Arial"/>
-                      <w:sz w:val="22"/>
-                      <w:szCs w:val="22"/>
                       <w:lang w:val="en-US" w:eastAsia="en-US"/>
+                      <w14:numSpacing w14:val="tabular"/>
                     </w:rPr>
                     <w:alias w:val="ItemNo_Line"/>
                     <w:tag w:val="#BC:InsertDataItem,DataItems/Header/Line/ItemNo_Line"/>
@@ -2286,31 +1587,24 @@
                   </w:sdtPr>
                   <w:sdtEndPr>
                     <w:rPr>
-                      <w:rFonts w:asciiTheme="minorHAnsi" w:hAnsiTheme="minorHAnsi"/>
+                      <w14:numSpacing w14:val="default"/>
                     </w:rPr>
                   </w:sdtEndPr>
                   <w:sdtContent>
                     <w:tc>
                       <w:tcPr>
-                        <w:cnfStyle w:val="001000000000" w:firstRow="0" w:lastRow="0" w:firstColumn="1" w:lastColumn="0" w:oddVBand="0" w:evenVBand="0" w:oddHBand="0" w:evenHBand="0" w:firstRowFirstColumn="0" w:firstRowLastColumn="0" w:lastRowFirstColumn="0" w:lastRowLastColumn="0"/>
-                        <w:tcW w:w="806" w:type="dxa"/>
-                        <w:vAlign w:val="center"/>
+                        <w:tcW w:w="383" w:type="pct"/>
                       </w:tcPr>
                       <w:p>
                         <w:pPr>
+                          <w:pStyle w:val="NoSpacing"/>
                           <w:rPr>
-                            <w:rFonts w:cs="Arial" w:asciiTheme="minorHAnsi" w:hAnsiTheme="minorHAnsi"/>
-                            <w:sz w:val="22"/>
-                            <w:szCs w:val="22"/>
                             <w:lang w:val="en-US" w:eastAsia="en-US"/>
                           </w:rPr>
                         </w:pPr>
                         <w:proofErr w:type="spellStart"/>
                         <w:r>
                           <w:rPr>
-                            <w:rFonts w:cs="Arial" w:asciiTheme="minorHAnsi" w:hAnsiTheme="minorHAnsi"/>
-                            <w:sz w:val="22"/>
-                            <w:szCs w:val="22"/>
                             <w:lang w:val="en-US" w:eastAsia="en-US"/>
                           </w:rPr>
                           <w:t>ItemNo_Line</w:t>
@@ -2323,9 +1617,6 @@
                 <w:sdt>
                   <w:sdtPr>
                     <w:rPr>
-                      <w:rFonts w:cs="Arial"/>
-                      <w:sz w:val="22"/>
-                      <w:szCs w:val="22"/>
                       <w:lang w:eastAsia="en-US"/>
                     </w:rPr>
                     <w:alias w:val="Description_Line"/>
@@ -2341,30 +1632,21 @@
                   <w:sdtContent>
                     <w:tc>
                       <w:tcPr>
-                        <w:tcW w:w="2347" w:type="dxa"/>
-                        <w:vAlign w:val="center"/>
+                        <w:tcW w:w="815" w:type="pct"/>
                       </w:tcPr>
                       <w:p>
                         <w:pPr>
-                          <w:cnfStyle w:val="000000010000" w:firstRow="0" w:lastRow="0" w:firstColumn="0" w:lastColumn="0" w:oddVBand="0" w:evenVBand="0" w:oddHBand="0" w:evenHBand="1" w:firstRowFirstColumn="0" w:firstRowLastColumn="0" w:lastRowFirstColumn="0" w:lastRowLastColumn="0"/>
+                          <w:pStyle w:val="NoSpacing"/>
                           <w:rPr>
-                            <w:rFonts w:cs="Arial" w:asciiTheme="minorHAnsi" w:hAnsiTheme="minorHAnsi"/>
-                            <w:sz w:val="22"/>
-                            <w:szCs w:val="22"/>
                             <w:lang w:eastAsia="en-US"/>
                           </w:rPr>
                         </w:pPr>
-                        <w:proofErr w:type="spellStart"/>
                         <w:r>
                           <w:rPr>
-                            <w:rFonts w:cs="Arial" w:asciiTheme="minorHAnsi" w:hAnsiTheme="minorHAnsi"/>
-                            <w:sz w:val="22"/>
-                            <w:szCs w:val="22"/>
                             <w:lang w:eastAsia="en-US"/>
                           </w:rPr>
                           <w:t>Description_Line</w:t>
                         </w:r>
-                        <w:proofErr w:type="spellEnd"/>
                       </w:p>
                     </w:tc>
                   </w:sdtContent>
@@ -2372,9 +1654,6 @@
                 <w:sdt>
                   <w:sdtPr>
                     <w:rPr>
-                      <w:rFonts w:cs="Arial"/>
-                      <w:sz w:val="22"/>
-                      <w:szCs w:val="22"/>
                       <w:lang w:val="en-US" w:eastAsia="en-US"/>
                     </w:rPr>
                     <w:alias w:val="Quantity_Line"/>
@@ -2390,26 +1669,19 @@
                   <w:sdtContent>
                     <w:tc>
                       <w:tcPr>
-                        <w:tcW w:w="1166" w:type="dxa"/>
-                        <w:vAlign w:val="center"/>
+                        <w:tcW w:w="397" w:type="pct"/>
                       </w:tcPr>
                       <w:p>
                         <w:pPr>
+                          <w:pStyle w:val="BCNumber"/>
                           <w:jc w:val="right"/>
-                          <w:cnfStyle w:val="000000010000" w:firstRow="0" w:lastRow="0" w:firstColumn="0" w:lastColumn="0" w:oddVBand="0" w:evenVBand="0" w:oddHBand="0" w:evenHBand="1" w:firstRowFirstColumn="0" w:firstRowLastColumn="0" w:lastRowFirstColumn="0" w:lastRowLastColumn="0"/>
                           <w:rPr>
-                            <w:rFonts w:cs="Arial" w:asciiTheme="minorHAnsi" w:hAnsiTheme="minorHAnsi"/>
-                            <w:sz w:val="22"/>
-                            <w:szCs w:val="22"/>
                             <w:lang w:val="en-US" w:eastAsia="en-US"/>
                           </w:rPr>
                         </w:pPr>
                         <w:proofErr w:type="spellStart"/>
                         <w:r>
                           <w:rPr>
-                            <w:rFonts w:cs="Arial" w:asciiTheme="minorHAnsi" w:hAnsiTheme="minorHAnsi"/>
-                            <w:sz w:val="22"/>
-                            <w:szCs w:val="22"/>
                             <w:lang w:val="en-US" w:eastAsia="en-US"/>
                           </w:rPr>
                           <w:t>Quantity_Line</w:t>
@@ -2421,10 +1693,6 @@
                 </w:sdt>
                 <w:sdt>
                   <w:sdtPr>
-                    <w:rPr>
-                      <w:sz w:val="22"/>
-                      <w:szCs w:val="22"/>
-                    </w:rPr>
                     <w:alias w:val="UnitOfMeasure"/>
                     <w:tag w:val="#BC:InsertDataItem,DataItems/Header/Line/UnitOfMeasure"/>
                     <w:id w:val="-2053294236"/>
@@ -2438,55 +1706,35 @@
                   <w:sdtContent>
                     <w:tc>
                       <w:tcPr>
-                        <w:tcW w:w="806" w:type="dxa"/>
+                        <w:tcW w:w="513" w:type="pct"/>
                         <w:gridSpan w:val="3"/>
-                        <w:vAlign w:val="center"/>
                       </w:tcPr>
                       <w:p>
                         <w:pPr>
-                          <w:cnfStyle w:val="000000010000" w:firstRow="0" w:lastRow="0" w:firstColumn="0" w:lastColumn="0" w:oddVBand="0" w:evenVBand="0" w:oddHBand="0" w:evenHBand="1" w:firstRowFirstColumn="0" w:firstRowLastColumn="0" w:lastRowFirstColumn="0" w:lastRowLastColumn="0"/>
-                          <w:rPr>
-                            <w:rFonts w:asciiTheme="minorHAnsi" w:hAnsiTheme="minorHAnsi"/>
-                            <w:sz w:val="22"/>
-                            <w:szCs w:val="22"/>
-                          </w:rPr>
+                          <w:pStyle w:val="NoSpacing"/>
                         </w:pPr>
-                        <w:proofErr w:type="spellStart"/>
                         <w:r>
-                          <w:rPr>
-                            <w:rFonts w:asciiTheme="minorHAnsi" w:hAnsiTheme="minorHAnsi"/>
-                            <w:sz w:val="22"/>
-                            <w:szCs w:val="22"/>
-                          </w:rPr>
                           <w:t>UnitOfMeasure</w:t>
                         </w:r>
-                        <w:proofErr w:type="spellEnd"/>
                       </w:p>
                     </w:tc>
                   </w:sdtContent>
                 </w:sdt>
                 <w:tc>
                   <w:tcPr>
-                    <w:tcW w:w="1440" w:type="dxa"/>
+                    <w:tcW w:w="946" w:type="pct"/>
                     <w:gridSpan w:val="4"/>
-                    <w:vAlign w:val="center"/>
                   </w:tcPr>
                   <w:p>
                     <w:pPr>
-                      <w:cnfStyle w:val="000000010000" w:firstRow="0" w:lastRow="0" w:firstColumn="0" w:lastColumn="0" w:oddVBand="0" w:evenVBand="0" w:oddHBand="0" w:evenHBand="1" w:firstRowFirstColumn="0" w:firstRowLastColumn="0" w:lastRowFirstColumn="0" w:lastRowLastColumn="0"/>
+                      <w:pStyle w:val="NoSpacing"/>
+                      <w:jc w:val="right"/>
                       <w:rPr>
-                        <w:rFonts w:cs="Arial" w:asciiTheme="minorHAnsi" w:hAnsiTheme="minorHAnsi"/>
-                        <w:sz w:val="22"/>
-                        <w:szCs w:val="22"/>
                         <w:lang w:val="en-US" w:eastAsia="en-US"/>
                       </w:rPr>
                     </w:pPr>
                     <w:sdt>
                       <w:sdtPr>
-                        <w:rPr>
-                          <w:sz w:val="22"/>
-                          <w:szCs w:val="22"/>
-                        </w:rPr>
                         <w:alias w:val="UnitPrice"/>
                         <w:tag w:val="#BC:InsertDataItem,DataItems/Header/Line/UnitPrice"/>
                         <w:id w:val="-1253814634"/>
@@ -2498,26 +1746,15 @@
                         <w:text/>
                       </w:sdtPr>
                       <w:sdtContent>
-                        <w:proofErr w:type="spellStart"/>
                         <w:r>
-                          <w:rPr>
-                            <w:rFonts w:asciiTheme="minorHAnsi" w:hAnsiTheme="minorHAnsi"/>
-                            <w:sz w:val="22"/>
-                            <w:szCs w:val="22"/>
-                          </w:rPr>
                           <w:t>UnitPrice</w:t>
                         </w:r>
-                        <w:proofErr w:type="spellEnd"/>
                       </w:sdtContent>
                     </w:sdt>
                   </w:p>
                 </w:tc>
                 <w:sdt>
                   <w:sdtPr>
-                    <w:rPr>
-                      <w:sz w:val="22"/>
-                      <w:szCs w:val="22"/>
-                    </w:rPr>
                     <w:alias w:val="LineDiscountPercentText_Line"/>
                     <w:tag w:val="#BC:InsertDataItem,DataItems/Header/Line/LineDiscountPercentText_Line"/>
                     <w:id w:val="415913873"/>
@@ -2531,39 +1768,22 @@
                   <w:sdtContent>
                     <w:tc>
                       <w:tcPr>
-                        <w:tcW w:w="1354" w:type="dxa"/>
+                        <w:tcW w:w="825" w:type="pct"/>
                         <w:gridSpan w:val="2"/>
-                        <w:vAlign w:val="center"/>
                       </w:tcPr>
                       <w:p>
                         <w:pPr>
-                          <w:cnfStyle w:val="000000010000" w:firstRow="0" w:lastRow="0" w:firstColumn="0" w:lastColumn="0" w:oddVBand="0" w:evenVBand="0" w:oddHBand="0" w:evenHBand="1" w:firstRowFirstColumn="0" w:firstRowLastColumn="0" w:lastRowFirstColumn="0" w:lastRowLastColumn="0"/>
-                          <w:rPr>
-                            <w:rFonts w:asciiTheme="minorHAnsi" w:hAnsiTheme="minorHAnsi"/>
-                            <w:sz w:val="22"/>
-                            <w:szCs w:val="22"/>
-                          </w:rPr>
+                          <w:pStyle w:val="NoSpacing"/>
                         </w:pPr>
-                        <w:proofErr w:type="spellStart"/>
                         <w:r>
-                          <w:rPr>
-                            <w:rFonts w:asciiTheme="minorHAnsi" w:hAnsiTheme="minorHAnsi"/>
-                            <w:sz w:val="22"/>
-                            <w:szCs w:val="22"/>
-                          </w:rPr>
                           <w:t>LineDiscountPercentText_Line</w:t>
                         </w:r>
-                        <w:proofErr w:type="spellEnd"/>
                       </w:p>
                     </w:tc>
                   </w:sdtContent>
                 </w:sdt>
                 <w:sdt>
                   <w:sdtPr>
-                    <w:rPr>
-                      <w:sz w:val="22"/>
-                      <w:szCs w:val="22"/>
-                    </w:rPr>
                     <w:alias w:val="VATPct_Line"/>
                     <w:tag w:val="#BC:InsertDataItem,DataItems/Header/Line/VATPct_Line"/>
                     <w:id w:val="1436251310"/>
@@ -2577,56 +1797,36 @@
                   <w:sdtContent>
                     <w:tc>
                       <w:tcPr>
-                        <w:tcW w:w="994" w:type="dxa"/>
+                        <w:tcW w:w="520" w:type="pct"/>
                         <w:gridSpan w:val="3"/>
-                        <w:vAlign w:val="center"/>
                       </w:tcPr>
                       <w:p>
                         <w:pPr>
-                          <w:cnfStyle w:val="000000010000" w:firstRow="0" w:lastRow="0" w:firstColumn="0" w:lastColumn="0" w:oddVBand="0" w:evenVBand="0" w:oddHBand="0" w:evenHBand="1" w:firstRowFirstColumn="0" w:firstRowLastColumn="0" w:lastRowFirstColumn="0" w:lastRowLastColumn="0"/>
-                          <w:rPr>
-                            <w:rFonts w:asciiTheme="minorHAnsi" w:hAnsiTheme="minorHAnsi"/>
-                            <w:sz w:val="22"/>
-                            <w:szCs w:val="22"/>
-                          </w:rPr>
+                          <w:pStyle w:val="NoSpacing"/>
+                          <w:jc w:val="right"/>
                         </w:pPr>
-                        <w:proofErr w:type="spellStart"/>
                         <w:r>
-                          <w:rPr>
-                            <w:rFonts w:asciiTheme="minorHAnsi" w:hAnsiTheme="minorHAnsi"/>
-                            <w:sz w:val="22"/>
-                            <w:szCs w:val="22"/>
-                          </w:rPr>
                           <w:t>VATPct_Line</w:t>
                         </w:r>
-                        <w:proofErr w:type="spellEnd"/>
                       </w:p>
                     </w:tc>
                   </w:sdtContent>
                 </w:sdt>
                 <w:tc>
                   <w:tcPr>
-                    <w:tcW w:w="1584" w:type="dxa"/>
+                    <w:tcW w:w="602" w:type="pct"/>
                     <w:gridSpan w:val="3"/>
-                    <w:vAlign w:val="center"/>
                   </w:tcPr>
                   <w:p>
                     <w:pPr>
+                      <w:pStyle w:val="BCNumber"/>
                       <w:jc w:val="right"/>
-                      <w:cnfStyle w:val="000000010000" w:firstRow="0" w:lastRow="0" w:firstColumn="0" w:lastColumn="0" w:oddVBand="0" w:evenVBand="0" w:oddHBand="0" w:evenHBand="1" w:firstRowFirstColumn="0" w:firstRowLastColumn="0" w:lastRowFirstColumn="0" w:lastRowLastColumn="0"/>
                       <w:rPr>
-                        <w:rFonts w:cs="Arial" w:asciiTheme="minorHAnsi" w:hAnsiTheme="minorHAnsi"/>
-                        <w:sz w:val="22"/>
-                        <w:szCs w:val="22"/>
                         <w:lang w:val="en-US" w:eastAsia="en-US"/>
                       </w:rPr>
                     </w:pPr>
                     <w:sdt>
                       <w:sdtPr>
-                        <w:rPr>
-                          <w:sz w:val="22"/>
-                          <w:szCs w:val="22"/>
-                        </w:rPr>
                         <w:alias w:val="LineAmount_Line"/>
                         <w:tag w:val="#BC:InsertDataItem,DataItems/Header/Line/LineAmount_Line"/>
                         <w:id w:val="787541011"/>
@@ -2638,24 +1838,12 @@
                         <w:text/>
                       </w:sdtPr>
                       <w:sdtContent>
-                        <w:proofErr w:type="spellStart"/>
                         <w:r>
-                          <w:rPr>
-                            <w:rFonts w:asciiTheme="minorHAnsi" w:hAnsiTheme="minorHAnsi"/>
-                            <w:sz w:val="22"/>
-                            <w:szCs w:val="22"/>
-                          </w:rPr>
                           <w:t>LineAmount_Line</w:t>
                         </w:r>
-                        <w:proofErr w:type="spellEnd"/>
                       </w:sdtContent>
                     </w:sdt>
                     <w:r>
-                      <w:rPr>
-                        <w:rFonts w:asciiTheme="minorHAnsi" w:hAnsiTheme="minorHAnsi"/>
-                        <w:sz w:val="22"/>
-                        <w:szCs w:val="22"/>
-                      </w:rPr>
                       <w:t> </w:t>
                     </w:r>
                   </w:p>
@@ -2667,34 +1855,22 @@
       </w:sdt>
       <w:tr>
         <w:trPr>
-          <w:gridAfter w:val="1"/>
           <w:cnfStyle w:val="000000100000" w:firstRow="0" w:lastRow="0" w:firstColumn="0" w:lastColumn="0" w:oddVBand="0" w:evenVBand="0" w:oddHBand="1" w:evenHBand="0" w:firstRowFirstColumn="0" w:firstRowLastColumn="0" w:lastRowFirstColumn="0" w:lastRowLastColumn="0"/>
-          <w:wAfter w:w="6" w:type="dxa"/>
+          <w:cantSplit/>
           <w:trHeight w:val="490"/>
         </w:trPr>
         <w:tc>
           <w:tcPr>
-            <w:cnfStyle w:val="001000000000" w:firstRow="0" w:lastRow="0" w:firstColumn="1" w:lastColumn="0" w:oddVBand="0" w:evenVBand="0" w:oddHBand="0" w:evenHBand="0" w:firstRowFirstColumn="0" w:firstRowLastColumn="0" w:lastRowFirstColumn="0" w:lastRowLastColumn="0"/>
-            <w:tcW w:w="806" w:type="dxa"/>
+            <w:tcW w:w="383" w:type="pct"/>
           </w:tcPr>
           <w:p>
             <w:pPr>
-              <w:pStyle w:val="Heading2"/>
-              <w:rPr>
-                <w:rFonts w:ascii="Segoe UI Semibold" w:hAnsi="Segoe UI Semibold" w:cs="Segoe UI Semibold"/>
-                <w:sz w:val="22"/>
-                <w:szCs w:val="22"/>
-              </w:rPr>
+              <w:pStyle w:val="BCLabel"/>
             </w:pPr>
           </w:p>
         </w:tc>
         <w:sdt>
           <w:sdtPr>
-            <w:rPr>
-              <w:rFonts w:eastAsia="Aptos" w:cs="Segoe UI Semibold" w:asciiTheme="minorHAnsi" w:hAnsiTheme="minorHAnsi"/>
-              <w:sz w:val="22"/>
-              <w:szCs w:val="22"/>
-            </w:rPr>
             <w:alias w:val="ServiceCommitmentForLineDescription_Lbl"/>
             <w:tag w:val="#BC:InsertDataItem,DataItems/Header/Line/ServiceCommitmentHeaderForSalesLine/ServiceCommitmentForLineDescription_Lbl"/>
             <w:id w:val="1357618021"/>
@@ -2705,83 +1881,45 @@
             <w15:color w:val="808080"/>
             <w:text/>
           </w:sdtPr>
-          <w:sdtEndPr>
-            <w:rPr>
-              <w:rFonts w:eastAsiaTheme="majorEastAsia"/>
-            </w:rPr>
-          </w:sdtEndPr>
           <w:sdtContent>
             <w:tc>
               <w:tcPr>
-                <w:tcW w:w="2347" w:type="dxa"/>
-                <w:vAlign w:val="center"/>
+                <w:tcW w:w="815" w:type="pct"/>
               </w:tcPr>
               <w:p>
                 <w:pPr>
-                  <w:pStyle w:val="Heading2"/>
-                  <w:cnfStyle w:val="000000100000" w:firstRow="0" w:lastRow="0" w:firstColumn="0" w:lastColumn="0" w:oddVBand="0" w:evenVBand="0" w:oddHBand="1" w:evenHBand="0" w:firstRowFirstColumn="0" w:firstRowLastColumn="0" w:lastRowFirstColumn="0" w:lastRowLastColumn="0"/>
-                  <w:rPr>
-                    <w:rFonts w:cs="Segoe UI Semibold" w:asciiTheme="minorHAnsi" w:hAnsiTheme="minorHAnsi"/>
-                    <w:sz w:val="22"/>
-                    <w:szCs w:val="22"/>
-                  </w:rPr>
+                  <w:pStyle w:val="BCLabel"/>
                 </w:pPr>
-                <w:proofErr w:type="spellStart"/>
                 <w:r>
-                  <w:rPr>
-                    <w:rFonts w:cs="Segoe UI Semibold" w:asciiTheme="minorHAnsi" w:hAnsiTheme="minorHAnsi"/>
-                    <w:sz w:val="22"/>
-                    <w:szCs w:val="22"/>
-                  </w:rPr>
                   <w:t>ServiceCommitmentForLineDescription_Lbl</w:t>
                 </w:r>
-                <w:proofErr w:type="spellEnd"/>
               </w:p>
             </w:tc>
           </w:sdtContent>
         </w:sdt>
         <w:tc>
           <w:tcPr>
-            <w:tcW w:w="1166" w:type="dxa"/>
-            <w:vAlign w:val="center"/>
+            <w:tcW w:w="397" w:type="pct"/>
           </w:tcPr>
           <w:p>
             <w:pPr>
-              <w:pStyle w:val="Heading2"/>
-              <w:cnfStyle w:val="000000100000" w:firstRow="0" w:lastRow="0" w:firstColumn="0" w:lastColumn="0" w:oddVBand="0" w:evenVBand="0" w:oddHBand="1" w:evenHBand="0" w:firstRowFirstColumn="0" w:firstRowLastColumn="0" w:lastRowFirstColumn="0" w:lastRowLastColumn="0"/>
-              <w:rPr>
-                <w:rFonts w:cs="Segoe UI Semibold" w:asciiTheme="minorHAnsi" w:hAnsiTheme="minorHAnsi"/>
-                <w:sz w:val="22"/>
-                <w:szCs w:val="22"/>
-              </w:rPr>
+              <w:pStyle w:val="BCLabel"/>
             </w:pPr>
           </w:p>
         </w:tc>
         <w:tc>
           <w:tcPr>
-            <w:tcW w:w="806" w:type="dxa"/>
+            <w:tcW w:w="513" w:type="pct"/>
             <w:gridSpan w:val="3"/>
-            <w:vAlign w:val="center"/>
           </w:tcPr>
           <w:p>
             <w:pPr>
-              <w:pStyle w:val="Heading2"/>
-              <w:cnfStyle w:val="000000100000" w:firstRow="0" w:lastRow="0" w:firstColumn="0" w:lastColumn="0" w:oddVBand="0" w:evenVBand="0" w:oddHBand="1" w:evenHBand="0" w:firstRowFirstColumn="0" w:firstRowLastColumn="0" w:lastRowFirstColumn="0" w:lastRowLastColumn="0"/>
-              <w:rPr>
-                <w:rFonts w:cs="Segoe UI Semibold" w:asciiTheme="minorHAnsi" w:hAnsiTheme="minorHAnsi"/>
-                <w:sz w:val="22"/>
-                <w:szCs w:val="22"/>
-              </w:rPr>
+              <w:pStyle w:val="BCLabel"/>
             </w:pPr>
           </w:p>
         </w:tc>
         <w:sdt>
           <w:sdtPr>
-            <w:rPr>
-              <w:rFonts w:eastAsia="Aptos" w:cs="Segoe UI Semibold" w:asciiTheme="minorHAnsi" w:hAnsiTheme="minorHAnsi"/>
-              <w:sz w:val="22"/>
-              <w:szCs w:val="22"/>
-            </w:rPr>
             <w:alias w:val="ServiceCommitmentForLinePrice_Lbl"/>
             <w:tag w:val="#BC:InsertDataItem,DataItems/Header/Line/ServiceCommitmentHeaderForSalesLine/ServiceCommitmentForLinePrice_Lbl"/>
             <w:id w:val="-296214937"/>
@@ -2792,49 +1930,25 @@
             <w15:color w:val="808080"/>
             <w:text/>
           </w:sdtPr>
-          <w:sdtEndPr>
-            <w:rPr>
-              <w:rFonts w:eastAsiaTheme="majorEastAsia"/>
-            </w:rPr>
-          </w:sdtEndPr>
           <w:sdtContent>
             <w:tc>
               <w:tcPr>
-                <w:tcW w:w="1440" w:type="dxa"/>
+                <w:tcW w:w="946" w:type="pct"/>
                 <w:gridSpan w:val="4"/>
-                <w:vAlign w:val="center"/>
               </w:tcPr>
               <w:p>
                 <w:pPr>
-                  <w:pStyle w:val="Heading2"/>
-                  <w:cnfStyle w:val="000000100000" w:firstRow="0" w:lastRow="0" w:firstColumn="0" w:lastColumn="0" w:oddVBand="0" w:evenVBand="0" w:oddHBand="1" w:evenHBand="0" w:firstRowFirstColumn="0" w:firstRowLastColumn="0" w:lastRowFirstColumn="0" w:lastRowLastColumn="0"/>
-                  <w:rPr>
-                    <w:rFonts w:cs="Segoe UI Semibold" w:asciiTheme="minorHAnsi" w:hAnsiTheme="minorHAnsi"/>
-                    <w:sz w:val="22"/>
-                    <w:szCs w:val="22"/>
-                  </w:rPr>
+                  <w:pStyle w:val="BCLabel"/>
                 </w:pPr>
-                <w:proofErr w:type="spellStart"/>
                 <w:r>
-                  <w:rPr>
-                    <w:rFonts w:cs="Segoe UI Semibold" w:asciiTheme="minorHAnsi" w:hAnsiTheme="minorHAnsi"/>
-                    <w:sz w:val="22"/>
-                    <w:szCs w:val="22"/>
-                  </w:rPr>
                   <w:t>ServiceCommitmentForLinePrice_Lbl</w:t>
                 </w:r>
-                <w:proofErr w:type="spellEnd"/>
               </w:p>
             </w:tc>
           </w:sdtContent>
         </w:sdt>
         <w:sdt>
           <w:sdtPr>
-            <w:rPr>
-              <w:rFonts w:eastAsia="Aptos" w:cs="Segoe UI Semibold" w:asciiTheme="minorHAnsi" w:hAnsiTheme="minorHAnsi"/>
-              <w:sz w:val="22"/>
-              <w:szCs w:val="22"/>
-            </w:rPr>
             <w:alias w:val="ServiceCommitmentForLineDiscount_Lbl"/>
             <w:tag w:val="#BC:InsertDataItem,DataItems/Header/Line/ServiceCommitmentHeaderForSalesLine/ServiceCommitmentForLineDiscount_Lbl"/>
             <w:id w:val="1974025124"/>
@@ -2845,95 +1959,60 @@
             <w15:color w:val="808080"/>
             <w:text/>
           </w:sdtPr>
-          <w:sdtEndPr>
-            <w:rPr>
-              <w:rFonts w:eastAsiaTheme="majorEastAsia"/>
-            </w:rPr>
-          </w:sdtEndPr>
           <w:sdtContent>
             <w:tc>
               <w:tcPr>
-                <w:tcW w:w="1354" w:type="dxa"/>
+                <w:tcW w:w="825" w:type="pct"/>
                 <w:gridSpan w:val="2"/>
-                <w:vAlign w:val="center"/>
               </w:tcPr>
               <w:p>
                 <w:pPr>
-                  <w:pStyle w:val="Heading2"/>
-                  <w:cnfStyle w:val="000000100000" w:firstRow="0" w:lastRow="0" w:firstColumn="0" w:lastColumn="0" w:oddVBand="0" w:evenVBand="0" w:oddHBand="1" w:evenHBand="0" w:firstRowFirstColumn="0" w:firstRowLastColumn="0" w:lastRowFirstColumn="0" w:lastRowLastColumn="0"/>
-                  <w:rPr>
-                    <w:rFonts w:cs="Segoe UI Semibold" w:asciiTheme="minorHAnsi" w:hAnsiTheme="minorHAnsi"/>
-                    <w:sz w:val="22"/>
-                    <w:szCs w:val="22"/>
-                  </w:rPr>
+                  <w:pStyle w:val="BCLabel"/>
                 </w:pPr>
-                <w:proofErr w:type="spellStart"/>
                 <w:r>
-                  <w:rPr>
-                    <w:rFonts w:cs="Segoe UI Semibold" w:asciiTheme="minorHAnsi" w:hAnsiTheme="minorHAnsi"/>
-                    <w:sz w:val="22"/>
-                    <w:szCs w:val="22"/>
-                  </w:rPr>
                   <w:t>ServiceCommitmentForLineDiscount_Lbl</w:t>
                 </w:r>
-                <w:proofErr w:type="spellEnd"/>
               </w:p>
             </w:tc>
           </w:sdtContent>
         </w:sdt>
         <w:tc>
           <w:tcPr>
-            <w:tcW w:w="994" w:type="dxa"/>
+            <w:tcW w:w="520" w:type="pct"/>
             <w:gridSpan w:val="3"/>
           </w:tcPr>
           <w:p>
             <w:pPr>
-              <w:pStyle w:val="Heading2"/>
-              <w:cnfStyle w:val="000000100000" w:firstRow="0" w:lastRow="0" w:firstColumn="0" w:lastColumn="0" w:oddVBand="0" w:evenVBand="0" w:oddHBand="1" w:evenHBand="0" w:firstRowFirstColumn="0" w:firstRowLastColumn="0" w:lastRowFirstColumn="0" w:lastRowLastColumn="0"/>
-              <w:rPr>
-                <w:rFonts w:ascii="Segoe UI Semibold" w:hAnsi="Segoe UI Semibold" w:cs="Segoe UI Semibold"/>
-                <w:sz w:val="22"/>
-                <w:szCs w:val="22"/>
-              </w:rPr>
+              <w:pStyle w:val="BCLabel"/>
             </w:pPr>
           </w:p>
         </w:tc>
         <w:tc>
           <w:tcPr>
-            <w:tcW w:w="1584" w:type="dxa"/>
+            <w:tcW w:w="602" w:type="pct"/>
             <w:gridSpan w:val="3"/>
           </w:tcPr>
           <w:p>
             <w:pPr>
-              <w:pStyle w:val="Heading2"/>
-              <w:cnfStyle w:val="000000100000" w:firstRow="0" w:lastRow="0" w:firstColumn="0" w:lastColumn="0" w:oddVBand="0" w:evenVBand="0" w:oddHBand="1" w:evenHBand="0" w:firstRowFirstColumn="0" w:firstRowLastColumn="0" w:lastRowFirstColumn="0" w:lastRowLastColumn="0"/>
-              <w:rPr>
-                <w:rFonts w:ascii="Segoe UI Semibold" w:hAnsi="Segoe UI Semibold" w:cs="Segoe UI Semibold"/>
-                <w:sz w:val="22"/>
-                <w:szCs w:val="22"/>
-              </w:rPr>
+              <w:pStyle w:val="BCLabel"/>
             </w:pPr>
           </w:p>
         </w:tc>
       </w:tr>
       <w:tr>
         <w:trPr>
-          <w:gridAfter w:val="1"/>
           <w:cnfStyle w:val="000000010000" w:firstRow="0" w:lastRow="0" w:firstColumn="0" w:lastColumn="0" w:oddVBand="0" w:evenVBand="0" w:oddHBand="0" w:evenHBand="1" w:firstRowFirstColumn="0" w:firstRowLastColumn="0" w:lastRowFirstColumn="0" w:lastRowLastColumn="0"/>
-          <w:wAfter w:w="6" w:type="dxa"/>
+          <w:cantSplit/>
           <w:trHeight w:val="490"/>
         </w:trPr>
         <w:tc>
           <w:tcPr>
-            <w:cnfStyle w:val="001000000000" w:firstRow="0" w:lastRow="0" w:firstColumn="1" w:lastColumn="0" w:oddVBand="0" w:evenVBand="0" w:oddHBand="0" w:evenHBand="0" w:firstRowFirstColumn="0" w:firstRowLastColumn="0" w:lastRowFirstColumn="0" w:lastRowLastColumn="0"/>
-            <w:tcW w:w="806" w:type="dxa"/>
+            <w:tcW w:w="383" w:type="pct"/>
           </w:tcPr>
           <w:p>
             <w:pPr>
+              <w:pStyle w:val="NoSpacing"/>
               <w:rPr>
-                <w:rFonts w:cs="Arial" w:asciiTheme="minorHAnsi" w:hAnsiTheme="minorHAnsi"/>
-                <w:sz w:val="22"/>
-                <w:szCs w:val="22"/>
                 <w:lang w:val="en-US" w:eastAsia="en-US"/>
               </w:rPr>
             </w:pPr>
@@ -2942,9 +2021,6 @@
         <w:sdt>
           <w:sdtPr>
             <w:rPr>
-              <w:rFonts w:cs="Arial"/>
-              <w:sz w:val="22"/>
-              <w:szCs w:val="22"/>
               <w:lang w:eastAsia="en-US"/>
             </w:rPr>
             <w:alias w:val="ServiceCommitmentForLineDescription"/>
@@ -2960,46 +2036,33 @@
           <w:sdtContent>
             <w:tc>
               <w:tcPr>
-                <w:tcW w:w="2347" w:type="dxa"/>
-                <w:vAlign w:val="center"/>
+                <w:tcW w:w="815" w:type="pct"/>
               </w:tcPr>
               <w:p>
                 <w:pPr>
-                  <w:cnfStyle w:val="000000010000" w:firstRow="0" w:lastRow="0" w:firstColumn="0" w:lastColumn="0" w:oddVBand="0" w:evenVBand="0" w:oddHBand="0" w:evenHBand="1" w:firstRowFirstColumn="0" w:firstRowLastColumn="0" w:lastRowFirstColumn="0" w:lastRowLastColumn="0"/>
+                  <w:pStyle w:val="NoSpacing"/>
                   <w:rPr>
-                    <w:rFonts w:cs="Arial" w:asciiTheme="minorHAnsi" w:hAnsiTheme="minorHAnsi"/>
-                    <w:sz w:val="22"/>
-                    <w:szCs w:val="22"/>
                     <w:lang w:eastAsia="en-US"/>
                   </w:rPr>
                 </w:pPr>
-                <w:proofErr w:type="spellStart"/>
                 <w:r>
                   <w:rPr>
-                    <w:rFonts w:cs="Arial" w:asciiTheme="minorHAnsi" w:hAnsiTheme="minorHAnsi"/>
-                    <w:sz w:val="22"/>
-                    <w:szCs w:val="22"/>
                     <w:lang w:eastAsia="en-US"/>
                   </w:rPr>
                   <w:t>ServiceCommitmentForLineDescription</w:t>
                 </w:r>
-                <w:proofErr w:type="spellEnd"/>
               </w:p>
             </w:tc>
           </w:sdtContent>
         </w:sdt>
         <w:tc>
           <w:tcPr>
-            <w:tcW w:w="1166" w:type="dxa"/>
-            <w:vAlign w:val="center"/>
+            <w:tcW w:w="397" w:type="pct"/>
           </w:tcPr>
           <w:p>
             <w:pPr>
-              <w:cnfStyle w:val="000000010000" w:firstRow="0" w:lastRow="0" w:firstColumn="0" w:lastColumn="0" w:oddVBand="0" w:evenVBand="0" w:oddHBand="0" w:evenHBand="1" w:firstRowFirstColumn="0" w:firstRowLastColumn="0" w:lastRowFirstColumn="0" w:lastRowLastColumn="0"/>
+              <w:pStyle w:val="NoSpacing"/>
               <w:rPr>
-                <w:rFonts w:cs="Arial" w:asciiTheme="minorHAnsi" w:hAnsiTheme="minorHAnsi"/>
-                <w:sz w:val="22"/>
-                <w:szCs w:val="22"/>
                 <w:lang w:val="en-US" w:eastAsia="en-US"/>
               </w:rPr>
             </w:pPr>
@@ -3007,27 +2070,17 @@
         </w:tc>
         <w:tc>
           <w:tcPr>
-            <w:tcW w:w="806" w:type="dxa"/>
+            <w:tcW w:w="513" w:type="pct"/>
             <w:gridSpan w:val="3"/>
-            <w:vAlign w:val="center"/>
           </w:tcPr>
           <w:p>
             <w:pPr>
-              <w:cnfStyle w:val="000000010000" w:firstRow="0" w:lastRow="0" w:firstColumn="0" w:lastColumn="0" w:oddVBand="0" w:evenVBand="0" w:oddHBand="0" w:evenHBand="1" w:firstRowFirstColumn="0" w:firstRowLastColumn="0" w:lastRowFirstColumn="0" w:lastRowLastColumn="0"/>
-              <w:rPr>
-                <w:rFonts w:asciiTheme="minorHAnsi" w:hAnsiTheme="minorHAnsi"/>
-                <w:sz w:val="22"/>
-                <w:szCs w:val="22"/>
-              </w:rPr>
+              <w:pStyle w:val="NoSpacing"/>
             </w:pPr>
           </w:p>
         </w:tc>
         <w:sdt>
           <w:sdtPr>
-            <w:rPr>
-              <w:sz w:val="22"/>
-              <w:szCs w:val="22"/>
-            </w:rPr>
             <w:alias w:val="ServiceCommitmentForLinePrice"/>
             <w:tag w:val="#BC:InsertDataItem,DataItems/Header/Line/ServiceCommitmentHeaderForSalesLine/ServiceCommitmentForLine/ServiceCommitmentForLinePrice"/>
             <w:id w:val="-1431506944"/>
@@ -3041,39 +2094,22 @@
           <w:sdtContent>
             <w:tc>
               <w:tcPr>
-                <w:tcW w:w="1440" w:type="dxa"/>
+                <w:tcW w:w="946" w:type="pct"/>
                 <w:gridSpan w:val="4"/>
-                <w:vAlign w:val="center"/>
               </w:tcPr>
               <w:p>
                 <w:pPr>
-                  <w:cnfStyle w:val="000000010000" w:firstRow="0" w:lastRow="0" w:firstColumn="0" w:lastColumn="0" w:oddVBand="0" w:evenVBand="0" w:oddHBand="0" w:evenHBand="1" w:firstRowFirstColumn="0" w:firstRowLastColumn="0" w:lastRowFirstColumn="0" w:lastRowLastColumn="0"/>
-                  <w:rPr>
-                    <w:rFonts w:asciiTheme="minorHAnsi" w:hAnsiTheme="minorHAnsi"/>
-                    <w:sz w:val="22"/>
-                    <w:szCs w:val="22"/>
-                  </w:rPr>
+                  <w:pStyle w:val="NoSpacing"/>
                 </w:pPr>
-                <w:proofErr w:type="spellStart"/>
                 <w:r>
-                  <w:rPr>
-                    <w:rFonts w:asciiTheme="minorHAnsi" w:hAnsiTheme="minorHAnsi"/>
-                    <w:sz w:val="22"/>
-                    <w:szCs w:val="22"/>
-                  </w:rPr>
                   <w:t>ServiceCommitmentForLinePrice</w:t>
                 </w:r>
-                <w:proofErr w:type="spellEnd"/>
               </w:p>
             </w:tc>
           </w:sdtContent>
         </w:sdt>
         <w:sdt>
           <w:sdtPr>
-            <w:rPr>
-              <w:sz w:val="22"/>
-              <w:szCs w:val="22"/>
-            </w:rPr>
             <w:alias w:val="ServiceCommitmentForLineDiscount"/>
             <w:tag w:val="#BC:InsertDataItem,DataItems/Header/Line/ServiceCommitmentHeaderForSalesLine/ServiceCommitmentForLine/ServiceCommitmentForLineDiscount"/>
             <w:id w:val="-462581783"/>
@@ -3087,100 +2123,65 @@
           <w:sdtContent>
             <w:tc>
               <w:tcPr>
-                <w:tcW w:w="1354" w:type="dxa"/>
+                <w:tcW w:w="825" w:type="pct"/>
                 <w:gridSpan w:val="2"/>
-                <w:vAlign w:val="center"/>
               </w:tcPr>
               <w:p>
                 <w:pPr>
-                  <w:cnfStyle w:val="000000010000" w:firstRow="0" w:lastRow="0" w:firstColumn="0" w:lastColumn="0" w:oddVBand="0" w:evenVBand="0" w:oddHBand="0" w:evenHBand="1" w:firstRowFirstColumn="0" w:firstRowLastColumn="0" w:lastRowFirstColumn="0" w:lastRowLastColumn="0"/>
-                  <w:rPr>
-                    <w:rFonts w:asciiTheme="minorHAnsi" w:hAnsiTheme="minorHAnsi"/>
-                    <w:sz w:val="22"/>
-                    <w:szCs w:val="22"/>
-                  </w:rPr>
+                  <w:pStyle w:val="NoSpacing"/>
                 </w:pPr>
-                <w:proofErr w:type="spellStart"/>
                 <w:r>
-                  <w:rPr>
-                    <w:rFonts w:asciiTheme="minorHAnsi" w:hAnsiTheme="minorHAnsi"/>
-                    <w:sz w:val="22"/>
-                    <w:szCs w:val="22"/>
-                  </w:rPr>
                   <w:t>ServiceCommitmentForLineDiscount</w:t>
                 </w:r>
-                <w:proofErr w:type="spellEnd"/>
               </w:p>
             </w:tc>
           </w:sdtContent>
         </w:sdt>
         <w:tc>
           <w:tcPr>
-            <w:tcW w:w="994" w:type="dxa"/>
+            <w:tcW w:w="520" w:type="pct"/>
             <w:gridSpan w:val="3"/>
           </w:tcPr>
           <w:p>
             <w:pPr>
-              <w:cnfStyle w:val="000000010000" w:firstRow="0" w:lastRow="0" w:firstColumn="0" w:lastColumn="0" w:oddVBand="0" w:evenVBand="0" w:oddHBand="0" w:evenHBand="1" w:firstRowFirstColumn="0" w:firstRowLastColumn="0" w:lastRowFirstColumn="0" w:lastRowLastColumn="0"/>
-              <w:rPr>
-                <w:rFonts w:asciiTheme="minorHAnsi" w:hAnsiTheme="minorHAnsi"/>
-                <w:sz w:val="22"/>
-                <w:szCs w:val="22"/>
-              </w:rPr>
+              <w:pStyle w:val="NoSpacing"/>
             </w:pPr>
           </w:p>
         </w:tc>
         <w:tc>
           <w:tcPr>
-            <w:tcW w:w="1584" w:type="dxa"/>
+            <w:tcW w:w="602" w:type="pct"/>
             <w:gridSpan w:val="3"/>
           </w:tcPr>
           <w:p>
             <w:pPr>
+              <w:pStyle w:val="BCNumber"/>
               <w:jc w:val="right"/>
-              <w:cnfStyle w:val="000000010000" w:firstRow="0" w:lastRow="0" w:firstColumn="0" w:lastColumn="0" w:oddVBand="0" w:evenVBand="0" w:oddHBand="0" w:evenHBand="1" w:firstRowFirstColumn="0" w:firstRowLastColumn="0" w:lastRowFirstColumn="0" w:lastRowLastColumn="0"/>
-              <w:rPr>
-                <w:rFonts w:asciiTheme="minorHAnsi" w:hAnsiTheme="minorHAnsi"/>
-                <w:sz w:val="22"/>
-                <w:szCs w:val="22"/>
-              </w:rPr>
             </w:pPr>
           </w:p>
         </w:tc>
       </w:tr>
     </w:tbl>
-    <w:p>
-      <w:pPr>
-        <w:rPr>
-          <w:sz w:val="22"/>
-          <w:szCs w:val="22"/>
-        </w:rPr>
-      </w:pPr>
-    </w:p>
+    <w:p/>
     <w:tbl>
       <w:tblPr>
-        <w:tblStyle w:val="CLSequoiatablestyle021"/>
+        <w:tblStyle w:val="BCTotalsTable"/>
         <w:tblW w:w="5000" w:type="pct"/>
-        <w:tblLook w:val="06C0" w:firstRow="0" w:lastRow="1" w:firstColumn="1" w:lastColumn="0" w:noHBand="1" w:noVBand="1"/>
+        <w:tblLook w:val="0640" w:firstRow="0" w:lastRow="1" w:firstColumn="0" w:lastColumn="0" w:noHBand="1" w:noVBand="1"/>
         <w:tblCaption w:val="Regular Totals Block"/>
+        <w:tblDescription w:val="Document totals."/>
       </w:tblPr>
       <w:tblGrid>
         <w:gridCol w:w="4795"/>
         <w:gridCol w:w="636"/>
-        <w:gridCol w:w="335"/>
-        <w:gridCol w:w="337"/>
-        <w:gridCol w:w="4391"/>
+        <w:gridCol w:w="336"/>
+        <w:gridCol w:w="338"/>
+        <w:gridCol w:w="4389"/>
       </w:tblGrid>
       <w:sdt>
         <w:sdtPr>
           <w:rPr>
-            <w:rFonts w:cs="Times New Roman" w:asciiTheme="minorHAnsi" w:hAnsiTheme="minorHAnsi" w:eastAsiaTheme="minorEastAsia"/>
-            <w:bCs w:val="0"/>
-            <w:kern w:val="2"/>
-            <w:sz w:val="22"/>
-            <w:szCs w:val="22"/>
-            <w:lang w:val="en-DK" w:eastAsia="en-DK"/>
-            <w14:ligatures w14:val="standardContextual"/>
+            <w14:numSpacing w14:val="tabular"/>
           </w:rPr>
           <w:alias w:val="#Nav: /Header/ReportTotalsLine"/>
           <w:tag w:val="#Nav: Standard_Sales_Quote/1304"/>
@@ -3192,13 +2193,7 @@
           <w:sdt>
             <w:sdtPr>
               <w:rPr>
-                <w:rFonts w:cs="Times New Roman" w:asciiTheme="minorHAnsi" w:hAnsiTheme="minorHAnsi" w:eastAsiaTheme="minorEastAsia"/>
-                <w:bCs w:val="0"/>
-                <w:kern w:val="2"/>
-                <w:sz w:val="22"/>
-                <w:szCs w:val="22"/>
-                <w:lang w:val="en-DK" w:eastAsia="en-DK"/>
-                <w14:ligatures w14:val="standardContextual"/>
+                <w14:numSpacing w14:val="tabular"/>
               </w:rPr>
               <w:id w:val="1292552391"/>
               <w:placeholder>
@@ -3213,27 +2208,16 @@
                 </w:trPr>
                 <w:tc>
                   <w:tcPr>
-                    <w:cnfStyle w:val="001000000000" w:firstRow="0" w:lastRow="0" w:firstColumn="1" w:lastColumn="0" w:oddVBand="0" w:evenVBand="0" w:oddHBand="0" w:evenHBand="0" w:firstRowFirstColumn="0" w:firstRowLastColumn="0" w:lastRowFirstColumn="0" w:lastRowLastColumn="0"/>
-                    <w:tcW w:w="4731" w:type="dxa"/>
+                    <w:tcW w:w="2588" w:type="pct"/>
                     <w:gridSpan w:val="2"/>
-                    <w:vAlign w:val="center"/>
                   </w:tcPr>
                   <w:p>
                     <w:pPr>
-                      <w:spacing w:before="120" w:after="120" w:line="240" w:lineRule="exact"/>
-                      <w:rPr>
-                        <w:rFonts w:cs="Times New Roman" w:asciiTheme="minorHAnsi" w:hAnsiTheme="minorHAnsi"/>
-                        <w:sz w:val="22"/>
-                        <w:szCs w:val="22"/>
-                      </w:rPr>
+                      <w:pStyle w:val="NoSpacing"/>
+                      <w:spacing w:before="120" w:after="120"/>
                     </w:pPr>
                     <w:sdt>
                       <w:sdtPr>
-                        <w:rPr>
-                          <w:rFonts w:cs="Times New Roman"/>
-                          <w:sz w:val="22"/>
-                          <w:szCs w:val="22"/>
-                        </w:rPr>
                         <w:alias w:val="#Nav: /Header/ReportTotalsLine/Description_ReportTotalsLine"/>
                         <w:tag w:val="#Nav: Standard_Sales_Quote/1304"/>
                         <w:id w:val="-428585018"/>
@@ -3244,27 +2228,15 @@
                         <w:text/>
                       </w:sdtPr>
                       <w:sdtContent>
-                        <w:proofErr w:type="spellStart"/>
                         <w:r>
-                          <w:rPr>
-                            <w:rFonts w:cs="Times New Roman" w:asciiTheme="minorHAnsi" w:hAnsiTheme="minorHAnsi"/>
-                            <w:sz w:val="22"/>
-                            <w:szCs w:val="22"/>
-                          </w:rPr>
                           <w:t>Description_ReportTotalsLine</w:t>
                         </w:r>
-                        <w:proofErr w:type="spellEnd"/>
                       </w:sdtContent>
                     </w:sdt>
                   </w:p>
                 </w:tc>
                 <w:sdt>
                   <w:sdtPr>
-                    <w:rPr>
-                      <w:rFonts w:cs="Times New Roman"/>
-                      <w:sz w:val="22"/>
-                      <w:szCs w:val="22"/>
-                    </w:rPr>
                     <w:alias w:val="#Nav: /Header/ReportTotalsLine/Amount_ReportTotalsLine"/>
                     <w:tag w:val="#Nav: Standard_Sales_Quote/1304"/>
                     <w:id w:val="-1113817638"/>
@@ -3277,33 +2249,17 @@
                   <w:sdtContent>
                     <w:tc>
                       <w:tcPr>
-                        <w:tcW w:w="4629" w:type="dxa"/>
+                        <w:tcW w:w="2412" w:type="pct"/>
                         <w:gridSpan w:val="3"/>
-                        <w:tcMar>
-                          <w:right w:w="0" w:type="dxa"/>
-                        </w:tcMar>
-                        <w:vAlign w:val="center"/>
                       </w:tcPr>
                       <w:p>
                         <w:pPr>
+                          <w:pStyle w:val="BCNumber"/>
                           <w:jc w:val="right"/>
-                          <w:cnfStyle w:val="000000000000" w:firstRow="0" w:lastRow="0" w:firstColumn="0" w:lastColumn="0" w:oddVBand="0" w:evenVBand="0" w:oddHBand="0" w:evenHBand="0" w:firstRowFirstColumn="0" w:firstRowLastColumn="0" w:lastRowFirstColumn="0" w:lastRowLastColumn="0"/>
-                          <w:rPr>
-                            <w:rFonts w:cs="Times New Roman" w:asciiTheme="minorHAnsi" w:hAnsiTheme="minorHAnsi"/>
-                            <w:sz w:val="22"/>
-                            <w:szCs w:val="22"/>
-                          </w:rPr>
                         </w:pPr>
-                        <w:proofErr w:type="spellStart"/>
                         <w:r>
-                          <w:rPr>
-                            <w:rFonts w:cs="Times New Roman" w:asciiTheme="minorHAnsi" w:hAnsiTheme="minorHAnsi"/>
-                            <w:sz w:val="22"/>
-                            <w:szCs w:val="22"/>
-                          </w:rPr>
                           <w:t>Amount_ReportTotalsLine</w:t>
                         </w:r>
-                        <w:proofErr w:type="spellEnd"/>
                       </w:p>
                     </w:tc>
                   </w:sdtContent>
@@ -3320,21 +2276,10 @@
         </w:trPr>
         <w:tc>
           <w:tcPr>
-            <w:cnfStyle w:val="001000000000" w:firstRow="0" w:lastRow="0" w:firstColumn="1" w:lastColumn="0" w:oddVBand="0" w:evenVBand="0" w:oddHBand="0" w:evenHBand="0" w:firstRowFirstColumn="0" w:firstRowLastColumn="0" w:lastRowFirstColumn="0" w:lastRowLastColumn="0"/>
-            <w:tcW w:w="4795" w:type="dxa"/>
-            <w:tcBorders>
-              <w:top w:val="single" w:color="auto" w:sz="4" w:space="0"/>
-              <w:bottom w:val="single" w:color="auto" w:sz="8" w:space="0"/>
-            </w:tcBorders>
-            <w:vAlign w:val="center"/>
+            <w:tcW w:w="2285" w:type="pct"/>
           </w:tcPr>
           <w:sdt>
             <w:sdtPr>
-              <w:rPr>
-                <w:rFonts w:ascii="Segoe UI Semibold" w:hAnsi="Segoe UI Semibold" w:cs="Segoe UI Semibold"/>
-                <w:sz w:val="22"/>
-                <w:szCs w:val="22"/>
-              </w:rPr>
               <w:alias w:val="TotalIncludingVATText"/>
               <w:tag w:val="#BC:InsertDataItem,DataItems/Header/Totals/TotalIncludingVATText"/>
               <w:id w:val="-1340845080"/>
@@ -3345,50 +2290,25 @@
             <w:sdtContent>
               <w:p>
                 <w:pPr>
-                  <w:pStyle w:val="Heading2"/>
+                  <w:pStyle w:val="BCLabel"/>
                   <w:spacing w:before="120" w:after="120" w:line="276" w:lineRule="auto"/>
-                  <w:rPr>
-                    <w:rFonts w:ascii="Segoe UI Semibold" w:hAnsi="Segoe UI Semibold" w:eastAsia="Times New Roman" w:cs="Segoe UI Semibold"/>
-                    <w:b w:val="0"/>
-                    <w:bCs w:val="0"/>
-                    <w:sz w:val="22"/>
-                    <w:szCs w:val="22"/>
-                  </w:rPr>
                 </w:pPr>
-                <w:proofErr w:type="spellStart"/>
                 <w:r>
-                  <w:rPr>
-                    <w:rFonts w:ascii="Segoe UI Semibold" w:hAnsi="Segoe UI Semibold" w:cs="Segoe UI Semibold"/>
-                    <w:bCs w:val="0"/>
-                    <w:sz w:val="22"/>
-                    <w:szCs w:val="22"/>
-                  </w:rPr>
                   <w:t>TotalIncludingVATText</w:t>
                 </w:r>
-                <w:proofErr w:type="spellEnd"/>
               </w:p>
             </w:sdtContent>
           </w:sdt>
         </w:tc>
         <w:tc>
           <w:tcPr>
-            <w:tcW w:w="636" w:type="dxa"/>
-            <w:tcBorders>
-              <w:top w:val="single" w:color="auto" w:sz="4" w:space="0"/>
-              <w:bottom w:val="single" w:color="auto" w:sz="8" w:space="0"/>
-            </w:tcBorders>
-            <w:vAlign w:val="center"/>
+            <w:tcW w:w="303" w:type="pct"/>
           </w:tcPr>
           <w:p>
             <w:pPr>
-              <w:pStyle w:val="Heading2"/>
+              <w:pStyle w:val="BCLabel"/>
               <w:spacing w:before="120" w:after="120" w:line="276" w:lineRule="auto"/>
-              <w:cnfStyle w:val="010000000000" w:firstRow="0" w:lastRow="1" w:firstColumn="0" w:lastColumn="0" w:oddVBand="0" w:evenVBand="0" w:oddHBand="0" w:evenHBand="0" w:firstRowFirstColumn="0" w:firstRowLastColumn="0" w:lastRowFirstColumn="0" w:lastRowLastColumn="0"/>
               <w:rPr>
-                <w:rFonts w:ascii="Segoe UI Semibold" w:hAnsi="Segoe UI Semibold" w:cs="Segoe UI Semibold"/>
-                <w:b w:val="0"/>
-                <w:sz w:val="22"/>
-                <w:szCs w:val="22"/>
                 <w:lang w:eastAsia="en-US"/>
               </w:rPr>
             </w:pPr>
@@ -3396,23 +2316,13 @@
         </w:tc>
         <w:tc>
           <w:tcPr>
-            <w:tcW w:w="335" w:type="dxa"/>
-            <w:tcBorders>
-              <w:top w:val="single" w:color="auto" w:sz="4" w:space="0"/>
-              <w:bottom w:val="single" w:color="auto" w:sz="8" w:space="0"/>
-            </w:tcBorders>
-            <w:vAlign w:val="center"/>
+            <w:tcW w:w="160" w:type="pct"/>
           </w:tcPr>
           <w:p>
             <w:pPr>
-              <w:pStyle w:val="Heading2"/>
+              <w:pStyle w:val="BCLabel"/>
               <w:spacing w:before="120" w:after="120" w:line="276" w:lineRule="auto"/>
-              <w:cnfStyle w:val="010000000000" w:firstRow="0" w:lastRow="1" w:firstColumn="0" w:lastColumn="0" w:oddVBand="0" w:evenVBand="0" w:oddHBand="0" w:evenHBand="0" w:firstRowFirstColumn="0" w:firstRowLastColumn="0" w:lastRowFirstColumn="0" w:lastRowLastColumn="0"/>
               <w:rPr>
-                <w:rFonts w:ascii="Segoe UI Semibold" w:hAnsi="Segoe UI Semibold" w:cs="Segoe UI Semibold"/>
-                <w:b w:val="0"/>
-                <w:sz w:val="22"/>
-                <w:szCs w:val="22"/>
                 <w:lang w:eastAsia="en-US"/>
               </w:rPr>
             </w:pPr>
@@ -3420,23 +2330,13 @@
         </w:tc>
         <w:tc>
           <w:tcPr>
-            <w:tcW w:w="337" w:type="dxa"/>
-            <w:tcBorders>
-              <w:top w:val="single" w:color="auto" w:sz="4" w:space="0"/>
-              <w:bottom w:val="single" w:color="auto" w:sz="8" w:space="0"/>
-            </w:tcBorders>
-            <w:vAlign w:val="center"/>
+            <w:tcW w:w="161" w:type="pct"/>
           </w:tcPr>
           <w:p>
             <w:pPr>
-              <w:pStyle w:val="Heading2"/>
+              <w:pStyle w:val="BCLabel"/>
               <w:spacing w:before="120" w:after="120" w:line="276" w:lineRule="auto"/>
-              <w:cnfStyle w:val="010000000000" w:firstRow="0" w:lastRow="1" w:firstColumn="0" w:lastColumn="0" w:oddVBand="0" w:evenVBand="0" w:oddHBand="0" w:evenHBand="0" w:firstRowFirstColumn="0" w:firstRowLastColumn="0" w:lastRowFirstColumn="0" w:lastRowLastColumn="0"/>
               <w:rPr>
-                <w:rFonts w:ascii="Segoe UI Semibold" w:hAnsi="Segoe UI Semibold" w:cs="Segoe UI Semibold"/>
-                <w:b w:val="0"/>
-                <w:sz w:val="22"/>
-                <w:szCs w:val="22"/>
                 <w:lang w:eastAsia="en-US"/>
               </w:rPr>
             </w:pPr>
@@ -3444,43 +2344,22 @@
         </w:tc>
         <w:tc>
           <w:tcPr>
-            <w:tcW w:w="4391" w:type="dxa"/>
-            <w:tcBorders>
-              <w:top w:val="single" w:color="auto" w:sz="4" w:space="0"/>
-              <w:bottom w:val="single" w:color="auto" w:sz="8" w:space="0"/>
-            </w:tcBorders>
-            <w:vAlign w:val="center"/>
+            <w:tcW w:w="2091" w:type="pct"/>
           </w:tcPr>
           <w:p>
             <w:pPr>
-              <w:pStyle w:val="Heading2"/>
+              <w:pStyle w:val="BCLabelNumber"/>
               <w:spacing w:before="120" w:after="120" w:line="276" w:lineRule="auto"/>
               <w:jc w:val="right"/>
-              <w:cnfStyle w:val="010000000000" w:firstRow="0" w:lastRow="1" w:firstColumn="0" w:lastColumn="0" w:oddVBand="0" w:evenVBand="0" w:oddHBand="0" w:evenHBand="0" w:firstRowFirstColumn="0" w:firstRowLastColumn="0" w:lastRowFirstColumn="0" w:lastRowLastColumn="0"/>
               <w:rPr>
-                <w:rFonts w:ascii="Segoe UI Semibold" w:hAnsi="Segoe UI Semibold" w:cs="Segoe UI Semibold"/>
-                <w:b w:val="0"/>
-                <w:sz w:val="22"/>
-                <w:szCs w:val="22"/>
                 <w:lang w:eastAsia="en-US"/>
               </w:rPr>
             </w:pPr>
             <w:r>
-              <w:rPr>
-                <w:rFonts w:ascii="Segoe UI Semibold" w:hAnsi="Segoe UI Semibold" w:eastAsia="Times New Roman" w:cs="Segoe UI Semibold"/>
-                <w:sz w:val="22"/>
-                <w:szCs w:val="22"/>
-              </w:rPr>
               <w:t> </w:t>
             </w:r>
-            <w:proofErr w:type="spellStart"/>
             <w:sdt>
               <w:sdtPr>
-                <w:rPr>
-                  <w:rFonts w:ascii="Segoe UI Semibold" w:hAnsi="Segoe UI Semibold" w:eastAsia="Times New Roman" w:cs="Segoe UI Semibold"/>
-                  <w:sz w:val="22"/>
-                  <w:szCs w:val="22"/>
-                </w:rPr>
                 <w:alias w:val="TotalAmountIncludingVAT"/>
                 <w:tag w:val="#BC:InsertDataItem,DataItems/Header/Totals/TotalAmountIncludingVAT"/>
                 <w:id w:val="475962551"/>
@@ -3490,49 +2369,32 @@
               </w:sdtPr>
               <w:sdtContent>
                 <w:r>
-                  <w:rPr>
-                    <w:rFonts w:ascii="Segoe UI Semibold" w:hAnsi="Segoe UI Semibold" w:eastAsia="Times New Roman" w:cs="Segoe UI Semibold"/>
-                    <w:sz w:val="22"/>
-                    <w:szCs w:val="22"/>
-                  </w:rPr>
                   <w:t>TotalAmountIncludingVAT</w:t>
                 </w:r>
-                <w:proofErr w:type="spellEnd"/>
               </w:sdtContent>
             </w:sdt>
           </w:p>
         </w:tc>
       </w:tr>
     </w:tbl>
-    <w:p>
-      <w:pPr>
-        <w:rPr>
-          <w:sz w:val="22"/>
-          <w:szCs w:val="22"/>
-        </w:rPr>
-      </w:pPr>
-    </w:p>
+    <w:p/>
     <w:tbl>
       <w:tblPr>
-        <w:tblW w:w="0" w:type="auto"/>
-        <w:tblCellMar>
-          <w:left w:w="0" w:type="dxa"/>
-          <w:right w:w="0" w:type="dxa"/>
-        </w:tblCellMar>
-        <w:tblLook w:val="0000" w:firstRow="0" w:lastRow="0" w:firstColumn="0" w:lastColumn="0" w:noHBand="0" w:noVBand="0"/>
+        <w:tblStyle w:val="BCBlockTable"/>
+        <w:tblW w:w="5000" w:type="pct"/>
+        <w:tblLook w:val="0620" w:firstRow="1" w:lastRow="0" w:firstColumn="0" w:lastColumn="0" w:noHBand="1" w:noVBand="1"/>
         <w:tblCaption w:val="Notes Block"/>
+        <w:tblDescription w:val="Layout table. Used for positioning, not for tabular data."/>
       </w:tblPr>
       <w:tblGrid>
         <w:gridCol w:w="10494"/>
       </w:tblGrid>
       <w:tr>
+        <w:trPr>
+          <w:cnfStyle w:val="100000000000" w:firstRow="1" w:lastRow="0" w:firstColumn="0" w:lastColumn="0" w:oddVBand="0" w:evenVBand="0" w:oddHBand="0" w:evenHBand="0" w:firstRowFirstColumn="0" w:firstRowLastColumn="0" w:lastRowFirstColumn="0" w:lastRowLastColumn="0"/>
+        </w:trPr>
         <w:sdt>
           <w:sdtPr>
-            <w:rPr>
-              <w:iCs/>
-              <w:sz w:val="22"/>
-              <w:szCs w:val="22"/>
-            </w:rPr>
             <w:alias w:val="WorkDescriptionLine"/>
             <w:tag w:val="#BC:InsertDataItem,DataItems/Header/WorkDescriptionLines/WorkDescriptionLine"/>
             <w:id w:val="1093668451"/>
@@ -3546,33 +2408,22 @@
           <w:sdtContent>
             <w:tc>
               <w:tcPr>
-                <w:tcW w:w="10494" w:type="dxa"/>
+                <w:tcW w:w="5000" w:type="pct"/>
               </w:tcPr>
               <w:p>
                 <w:pPr>
+                  <w:pStyle w:val="NoSpacing"/>
                   <w:ind w:right="26"/>
-                  <w:rPr>
-                    <w:i/>
-                  </w:rPr>
                 </w:pPr>
-                <w:proofErr w:type="spellStart"/>
                 <w:r>
-                  <w:rPr>
-                    <w:iCs/>
-                    <w:sz w:val="22"/>
-                    <w:szCs w:val="22"/>
-                  </w:rPr>
                   <w:t>WorkDescriptionLine</w:t>
                 </w:r>
-                <w:proofErr w:type="spellEnd"/>
               </w:p>
             </w:tc>
           </w:sdtContent>
         </w:sdt>
       </w:tr>
     </w:tbl>
-    <w:p/>
-    <w:p/>
     <w:p/>
     <w:p/>
     <w:p>
@@ -3583,12 +2434,12 @@
       </w:pPr>
     </w:p>
     <w:sectPr>
-      <w:headerReference w:type="even" r:id="rId8"/>
-      <w:headerReference w:type="default" r:id="rId9"/>
-      <w:footerReference w:type="even" r:id="rId10"/>
-      <w:footerReference w:type="default" r:id="rId11"/>
-      <w:headerReference w:type="first" r:id="rId12"/>
-      <w:footerReference w:type="first" r:id="rId13"/>
+      <w:headerReference w:type="even" r:id="rId9"/>
+      <w:headerReference w:type="default" r:id="rId10"/>
+      <w:footerReference w:type="even" r:id="rId11"/>
+      <w:footerReference w:type="default" r:id="rId12"/>
+      <w:headerReference w:type="first" r:id="rId13"/>
+      <w:footerReference w:type="first" r:id="rId14"/>
       <w:pgSz w:w="11906" w:h="16838"/>
       <w:pgMar w:top="576" w:right="706" w:bottom="576" w:left="706" w:header="708" w:footer="708" w:gutter="0"/>
       <w:cols w:space="708"/>
@@ -3599,7 +2450,7 @@
 </file>
 
 <file path=word/endnotes.xml><?xml version="1.0" encoding="utf-8"?>
-<w:endnotes xmlns:wpc="http://schemas.microsoft.com/office/word/2010/wordprocessingCanvas" xmlns:cx="http://schemas.microsoft.com/office/drawing/2014/chartex" xmlns:cx1="http://schemas.microsoft.com/office/drawing/2015/9/8/chartex" xmlns:cx2="http://schemas.microsoft.com/office/drawing/2015/10/21/chartex" xmlns:cx3="http://schemas.microsoft.com/office/drawing/2016/5/9/chartex" xmlns:cx4="http://schemas.microsoft.com/office/drawing/2016/5/10/chartex" xmlns:cx5="http://schemas.microsoft.com/office/drawing/2016/5/11/chartex" xmlns:cx6="http://schemas.microsoft.com/office/drawing/2016/5/12/chartex" xmlns:cx7="http://schemas.microsoft.com/office/drawing/2016/5/13/chartex" xmlns:cx8="http://schemas.microsoft.com/office/drawing/2016/5/14/chartex" xmlns:mc="http://schemas.openxmlformats.org/markup-compatibility/2006" xmlns:aink="http://schemas.microsoft.com/office/drawing/2016/ink" xmlns:am3d="http://schemas.microsoft.com/office/drawing/2017/model3d" xmlns:o="urn:schemas-microsoft-com:office:office" xmlns:oel="http://schemas.microsoft.com/office/2019/extlst" xmlns:r="http://schemas.openxmlformats.org/officeDocument/2006/relationships" xmlns:m="http://schemas.openxmlformats.org/officeDocument/2006/math" xmlns:v="urn:schemas-microsoft-com:vml" xmlns:wp14="http://schemas.microsoft.com/office/word/2010/wordprocessingDrawing" xmlns:wp="http://schemas.openxmlformats.org/drawingml/2006/wordprocessingDrawing" xmlns:w10="urn:schemas-microsoft-com:office:word" xmlns:w="http://schemas.openxmlformats.org/wordprocessingml/2006/main" xmlns:w14="http://schemas.microsoft.com/office/word/2010/wordml" xmlns:w15="http://schemas.microsoft.com/office/word/2012/wordml" xmlns:w16cex="http://schemas.microsoft.com/office/word/2018/wordml/cex" xmlns:w16cid="http://schemas.microsoft.com/office/word/2016/wordml/cid" xmlns:w16="http://schemas.microsoft.com/office/word/2018/wordml" xmlns:w16du="http://schemas.microsoft.com/office/word/2023/wordml/word16du" xmlns:w16sdtdh="http://schemas.microsoft.com/office/word/2020/wordml/sdtdatahash" xmlns:w16sdtfl="http://schemas.microsoft.com/office/word/2024/wordml/sdtformatlock" xmlns:w16se="http://schemas.microsoft.com/office/word/2015/wordml/symex" xmlns:wpg="http://schemas.microsoft.com/office/word/2010/wordprocessingGroup" xmlns:wpi="http://schemas.microsoft.com/office/word/2010/wordprocessingInk" xmlns:wne="http://schemas.microsoft.com/office/word/2006/wordml" xmlns:wps="http://schemas.microsoft.com/office/word/2010/wordprocessingShape" mc:Ignorable="w14 w15 w16se w16cid w16 w16cex w16sdtdh w16sdtfl w16du wp14">
+<w:endnotes xmlns:wpc="http://schemas.microsoft.com/office/word/2010/wordprocessingCanvas" xmlns:cx="http://schemas.microsoft.com/office/drawing/2014/chartex" xmlns:cx1="http://schemas.microsoft.com/office/drawing/2015/9/8/chartex" xmlns:cx2="http://schemas.microsoft.com/office/drawing/2015/10/21/chartex" xmlns:cx3="http://schemas.microsoft.com/office/drawing/2016/5/9/chartex" xmlns:cx4="http://schemas.microsoft.com/office/drawing/2016/5/10/chartex" xmlns:cx5="http://schemas.microsoft.com/office/drawing/2016/5/11/chartex" xmlns:cx6="http://schemas.microsoft.com/office/drawing/2016/5/12/chartex" xmlns:cx7="http://schemas.microsoft.com/office/drawing/2016/5/13/chartex" xmlns:cx8="http://schemas.microsoft.com/office/drawing/2016/5/14/chartex" xmlns:mc="http://schemas.openxmlformats.org/markup-compatibility/2006" xmlns:aink="http://schemas.microsoft.com/office/drawing/2016/ink" xmlns:am3d="http://schemas.microsoft.com/office/drawing/2017/model3d" xmlns:o="urn:schemas-microsoft-com:office:office" xmlns:oel="http://schemas.microsoft.com/office/2019/extlst" xmlns:r="http://schemas.openxmlformats.org/officeDocument/2006/relationships" xmlns:m="http://schemas.openxmlformats.org/officeDocument/2006/math" xmlns:v="urn:schemas-microsoft-com:vml" xmlns:wp14="http://schemas.microsoft.com/office/word/2010/wordprocessingDrawing" xmlns:wp="http://schemas.openxmlformats.org/drawingml/2006/wordprocessingDrawing" xmlns:w10="urn:schemas-microsoft-com:office:word" xmlns:w="http://schemas.openxmlformats.org/wordprocessingml/2006/main" xmlns:w14="http://schemas.microsoft.com/office/word/2010/wordml" xmlns:w15="http://schemas.microsoft.com/office/word/2012/wordml" xmlns:w16cei="http://schemas.microsoft.com/office/word/2026/wordml/cei" xmlns:w16cex="http://schemas.microsoft.com/office/word/2018/wordml/cex" xmlns:w16cid="http://schemas.microsoft.com/office/word/2016/wordml/cid" xmlns:w16="http://schemas.microsoft.com/office/word/2018/wordml" xmlns:w16du="http://schemas.microsoft.com/office/word/2023/wordml/word16du" xmlns:w16sdtdh="http://schemas.microsoft.com/office/word/2020/wordml/sdtdatahash" xmlns:w16sdtfl="http://schemas.microsoft.com/office/word/2024/wordml/sdtformatlock" xmlns:w16se="http://schemas.microsoft.com/office/word/2015/wordml/symex" xmlns:wpg="http://schemas.microsoft.com/office/word/2010/wordprocessingGroup" xmlns:wpi="http://schemas.microsoft.com/office/word/2010/wordprocessingInk" xmlns:wne="http://schemas.microsoft.com/office/word/2006/wordml" xmlns:wps="http://schemas.microsoft.com/office/word/2010/wordprocessingShape" mc:Ignorable="w14 w15 w16se w16cid w16 w16cex w16sdtdh w16sdtfl w16du wp14">
   <w:endnote w:type="separator" w:id="-1">
     <w:p>
       <w:pPr>
@@ -3624,7 +2475,7 @@
 </file>
 
 <file path=word/footer1.xml><?xml version="1.0" encoding="utf-8"?>
-<w:ftr xmlns:wpc="http://schemas.microsoft.com/office/word/2010/wordprocessingCanvas" xmlns:cx="http://schemas.microsoft.com/office/drawing/2014/chartex" xmlns:cx1="http://schemas.microsoft.com/office/drawing/2015/9/8/chartex" xmlns:cx2="http://schemas.microsoft.com/office/drawing/2015/10/21/chartex" xmlns:cx3="http://schemas.microsoft.com/office/drawing/2016/5/9/chartex" xmlns:cx4="http://schemas.microsoft.com/office/drawing/2016/5/10/chartex" xmlns:cx5="http://schemas.microsoft.com/office/drawing/2016/5/11/chartex" xmlns:cx6="http://schemas.microsoft.com/office/drawing/2016/5/12/chartex" xmlns:cx7="http://schemas.microsoft.com/office/drawing/2016/5/13/chartex" xmlns:cx8="http://schemas.microsoft.com/office/drawing/2016/5/14/chartex" xmlns:mc="http://schemas.openxmlformats.org/markup-compatibility/2006" xmlns:aink="http://schemas.microsoft.com/office/drawing/2016/ink" xmlns:am3d="http://schemas.microsoft.com/office/drawing/2017/model3d" xmlns:o="urn:schemas-microsoft-com:office:office" xmlns:oel="http://schemas.microsoft.com/office/2019/extlst" xmlns:r="http://schemas.openxmlformats.org/officeDocument/2006/relationships" xmlns:m="http://schemas.openxmlformats.org/officeDocument/2006/math" xmlns:v="urn:schemas-microsoft-com:vml" xmlns:wp14="http://schemas.microsoft.com/office/word/2010/wordprocessingDrawing" xmlns:wp="http://schemas.openxmlformats.org/drawingml/2006/wordprocessingDrawing" xmlns:w10="urn:schemas-microsoft-com:office:word" xmlns:w="http://schemas.openxmlformats.org/wordprocessingml/2006/main" xmlns:w14="http://schemas.microsoft.com/office/word/2010/wordml" xmlns:w15="http://schemas.microsoft.com/office/word/2012/wordml" xmlns:w16cex="http://schemas.microsoft.com/office/word/2018/wordml/cex" xmlns:w16cid="http://schemas.microsoft.com/office/word/2016/wordml/cid" xmlns:w16="http://schemas.microsoft.com/office/word/2018/wordml" xmlns:w16du="http://schemas.microsoft.com/office/word/2023/wordml/word16du" xmlns:w16sdtdh="http://schemas.microsoft.com/office/word/2020/wordml/sdtdatahash" xmlns:w16sdtfl="http://schemas.microsoft.com/office/word/2024/wordml/sdtformatlock" xmlns:w16se="http://schemas.microsoft.com/office/word/2015/wordml/symex" xmlns:wpg="http://schemas.microsoft.com/office/word/2010/wordprocessingGroup" xmlns:wpi="http://schemas.microsoft.com/office/word/2010/wordprocessingInk" xmlns:wne="http://schemas.microsoft.com/office/word/2006/wordml" xmlns:wps="http://schemas.microsoft.com/office/word/2010/wordprocessingShape" mc:Ignorable="w14 w15 w16se w16cid w16 w16cex w16sdtdh w16sdtfl w16du wp14">
+<w:ftr xmlns:wpc="http://schemas.microsoft.com/office/word/2010/wordprocessingCanvas" xmlns:cx="http://schemas.microsoft.com/office/drawing/2014/chartex" xmlns:cx1="http://schemas.microsoft.com/office/drawing/2015/9/8/chartex" xmlns:cx2="http://schemas.microsoft.com/office/drawing/2015/10/21/chartex" xmlns:cx3="http://schemas.microsoft.com/office/drawing/2016/5/9/chartex" xmlns:cx4="http://schemas.microsoft.com/office/drawing/2016/5/10/chartex" xmlns:cx5="http://schemas.microsoft.com/office/drawing/2016/5/11/chartex" xmlns:cx6="http://schemas.microsoft.com/office/drawing/2016/5/12/chartex" xmlns:cx7="http://schemas.microsoft.com/office/drawing/2016/5/13/chartex" xmlns:cx8="http://schemas.microsoft.com/office/drawing/2016/5/14/chartex" xmlns:mc="http://schemas.openxmlformats.org/markup-compatibility/2006" xmlns:aink="http://schemas.microsoft.com/office/drawing/2016/ink" xmlns:am3d="http://schemas.microsoft.com/office/drawing/2017/model3d" xmlns:o="urn:schemas-microsoft-com:office:office" xmlns:oel="http://schemas.microsoft.com/office/2019/extlst" xmlns:r="http://schemas.openxmlformats.org/officeDocument/2006/relationships" xmlns:m="http://schemas.openxmlformats.org/officeDocument/2006/math" xmlns:v="urn:schemas-microsoft-com:vml" xmlns:wp14="http://schemas.microsoft.com/office/word/2010/wordprocessingDrawing" xmlns:wp="http://schemas.openxmlformats.org/drawingml/2006/wordprocessingDrawing" xmlns:w10="urn:schemas-microsoft-com:office:word" xmlns:w="http://schemas.openxmlformats.org/wordprocessingml/2006/main" xmlns:w14="http://schemas.microsoft.com/office/word/2010/wordml" xmlns:w15="http://schemas.microsoft.com/office/word/2012/wordml" xmlns:w16cei="http://schemas.microsoft.com/office/word/2026/wordml/cei" xmlns:w16cex="http://schemas.microsoft.com/office/word/2018/wordml/cex" xmlns:w16cid="http://schemas.microsoft.com/office/word/2016/wordml/cid" xmlns:w16="http://schemas.microsoft.com/office/word/2018/wordml" xmlns:w16du="http://schemas.microsoft.com/office/word/2023/wordml/word16du" xmlns:w16sdtdh="http://schemas.microsoft.com/office/word/2020/wordml/sdtdatahash" xmlns:w16sdtfl="http://schemas.microsoft.com/office/word/2024/wordml/sdtformatlock" xmlns:w16se="http://schemas.microsoft.com/office/word/2015/wordml/symex" xmlns:wpg="http://schemas.microsoft.com/office/word/2010/wordprocessingGroup" xmlns:wpi="http://schemas.microsoft.com/office/word/2010/wordprocessingInk" xmlns:wne="http://schemas.microsoft.com/office/word/2006/wordml" xmlns:wps="http://schemas.microsoft.com/office/word/2010/wordprocessingShape" mc:Ignorable="w14 w15 w16se w16cid w16 w16cex w16sdtdh w16sdtfl w16du wp14">
   <w:p>
     <w:pPr>
       <w:pStyle w:val="Footer"/>
@@ -3634,7 +2485,7 @@
 </file>
 
 <file path=word/footer2.xml><?xml version="1.0" encoding="utf-8"?>
-<w:ftr xmlns:wpc="http://schemas.microsoft.com/office/word/2010/wordprocessingCanvas" xmlns:cx="http://schemas.microsoft.com/office/drawing/2014/chartex" xmlns:cx1="http://schemas.microsoft.com/office/drawing/2015/9/8/chartex" xmlns:cx2="http://schemas.microsoft.com/office/drawing/2015/10/21/chartex" xmlns:cx3="http://schemas.microsoft.com/office/drawing/2016/5/9/chartex" xmlns:cx4="http://schemas.microsoft.com/office/drawing/2016/5/10/chartex" xmlns:cx5="http://schemas.microsoft.com/office/drawing/2016/5/11/chartex" xmlns:cx6="http://schemas.microsoft.com/office/drawing/2016/5/12/chartex" xmlns:cx7="http://schemas.microsoft.com/office/drawing/2016/5/13/chartex" xmlns:cx8="http://schemas.microsoft.com/office/drawing/2016/5/14/chartex" xmlns:mc="http://schemas.openxmlformats.org/markup-compatibility/2006" xmlns:aink="http://schemas.microsoft.com/office/drawing/2016/ink" xmlns:am3d="http://schemas.microsoft.com/office/drawing/2017/model3d" xmlns:o="urn:schemas-microsoft-com:office:office" xmlns:oel="http://schemas.microsoft.com/office/2019/extlst" xmlns:r="http://schemas.openxmlformats.org/officeDocument/2006/relationships" xmlns:m="http://schemas.openxmlformats.org/officeDocument/2006/math" xmlns:v="urn:schemas-microsoft-com:vml" xmlns:wp14="http://schemas.microsoft.com/office/word/2010/wordprocessingDrawing" xmlns:wp="http://schemas.openxmlformats.org/drawingml/2006/wordprocessingDrawing" xmlns:w10="urn:schemas-microsoft-com:office:word" xmlns:w="http://schemas.openxmlformats.org/wordprocessingml/2006/main" xmlns:w14="http://schemas.microsoft.com/office/word/2010/wordml" xmlns:w15="http://schemas.microsoft.com/office/word/2012/wordml" xmlns:w16cex="http://schemas.microsoft.com/office/word/2018/wordml/cex" xmlns:w16cid="http://schemas.microsoft.com/office/word/2016/wordml/cid" xmlns:w16="http://schemas.microsoft.com/office/word/2018/wordml" xmlns:w16du="http://schemas.microsoft.com/office/word/2023/wordml/word16du" xmlns:w16sdtdh="http://schemas.microsoft.com/office/word/2020/wordml/sdtdatahash" xmlns:w16sdtfl="http://schemas.microsoft.com/office/word/2024/wordml/sdtformatlock" xmlns:w16se="http://schemas.microsoft.com/office/word/2015/wordml/symex" xmlns:wpg="http://schemas.microsoft.com/office/word/2010/wordprocessingGroup" xmlns:wpi="http://schemas.microsoft.com/office/word/2010/wordprocessingInk" xmlns:wne="http://schemas.microsoft.com/office/word/2006/wordml" xmlns:wps="http://schemas.microsoft.com/office/word/2010/wordprocessingShape" mc:Ignorable="w14 w15 w16se w16cid w16 w16cex w16sdtdh w16sdtfl w16du wp14">
+<w:ftr xmlns:wpc="http://schemas.microsoft.com/office/word/2010/wordprocessingCanvas" xmlns:cx="http://schemas.microsoft.com/office/drawing/2014/chartex" xmlns:cx1="http://schemas.microsoft.com/office/drawing/2015/9/8/chartex" xmlns:cx2="http://schemas.microsoft.com/office/drawing/2015/10/21/chartex" xmlns:cx3="http://schemas.microsoft.com/office/drawing/2016/5/9/chartex" xmlns:cx4="http://schemas.microsoft.com/office/drawing/2016/5/10/chartex" xmlns:cx5="http://schemas.microsoft.com/office/drawing/2016/5/11/chartex" xmlns:cx6="http://schemas.microsoft.com/office/drawing/2016/5/12/chartex" xmlns:cx7="http://schemas.microsoft.com/office/drawing/2016/5/13/chartex" xmlns:cx8="http://schemas.microsoft.com/office/drawing/2016/5/14/chartex" xmlns:mc="http://schemas.openxmlformats.org/markup-compatibility/2006" xmlns:aink="http://schemas.microsoft.com/office/drawing/2016/ink" xmlns:am3d="http://schemas.microsoft.com/office/drawing/2017/model3d" xmlns:o="urn:schemas-microsoft-com:office:office" xmlns:oel="http://schemas.microsoft.com/office/2019/extlst" xmlns:r="http://schemas.openxmlformats.org/officeDocument/2006/relationships" xmlns:m="http://schemas.openxmlformats.org/officeDocument/2006/math" xmlns:v="urn:schemas-microsoft-com:vml" xmlns:wp14="http://schemas.microsoft.com/office/word/2010/wordprocessingDrawing" xmlns:wp="http://schemas.openxmlformats.org/drawingml/2006/wordprocessingDrawing" xmlns:w10="urn:schemas-microsoft-com:office:word" xmlns:w="http://schemas.openxmlformats.org/wordprocessingml/2006/main" xmlns:w14="http://schemas.microsoft.com/office/word/2010/wordml" xmlns:w15="http://schemas.microsoft.com/office/word/2012/wordml" xmlns:w16cei="http://schemas.microsoft.com/office/word/2026/wordml/cei" xmlns:w16cex="http://schemas.microsoft.com/office/word/2018/wordml/cex" xmlns:w16cid="http://schemas.microsoft.com/office/word/2016/wordml/cid" xmlns:w16="http://schemas.microsoft.com/office/word/2018/wordml" xmlns:w16du="http://schemas.microsoft.com/office/word/2023/wordml/word16du" xmlns:w16sdtdh="http://schemas.microsoft.com/office/word/2020/wordml/sdtdatahash" xmlns:w16sdtfl="http://schemas.microsoft.com/office/word/2024/wordml/sdtformatlock" xmlns:w16se="http://schemas.microsoft.com/office/word/2015/wordml/symex" xmlns:wpg="http://schemas.microsoft.com/office/word/2010/wordprocessingGroup" xmlns:wpi="http://schemas.microsoft.com/office/word/2010/wordprocessingInk" xmlns:wne="http://schemas.microsoft.com/office/word/2006/wordml" xmlns:wps="http://schemas.microsoft.com/office/word/2010/wordprocessingShape" mc:Ignorable="w14 w15 w16se w16cid w16 w16cex w16sdtdh w16sdtfl w16du wp14">
   <w:p>
     <w:pPr>
       <w:pStyle w:val="Footer"/>
@@ -3644,7 +2495,7 @@
 </file>
 
 <file path=word/footer3.xml><?xml version="1.0" encoding="utf-8"?>
-<w:ftr xmlns:wpc="http://schemas.microsoft.com/office/word/2010/wordprocessingCanvas" xmlns:cx="http://schemas.microsoft.com/office/drawing/2014/chartex" xmlns:cx1="http://schemas.microsoft.com/office/drawing/2015/9/8/chartex" xmlns:cx2="http://schemas.microsoft.com/office/drawing/2015/10/21/chartex" xmlns:cx3="http://schemas.microsoft.com/office/drawing/2016/5/9/chartex" xmlns:cx4="http://schemas.microsoft.com/office/drawing/2016/5/10/chartex" xmlns:cx5="http://schemas.microsoft.com/office/drawing/2016/5/11/chartex" xmlns:cx6="http://schemas.microsoft.com/office/drawing/2016/5/12/chartex" xmlns:cx7="http://schemas.microsoft.com/office/drawing/2016/5/13/chartex" xmlns:cx8="http://schemas.microsoft.com/office/drawing/2016/5/14/chartex" xmlns:mc="http://schemas.openxmlformats.org/markup-compatibility/2006" xmlns:aink="http://schemas.microsoft.com/office/drawing/2016/ink" xmlns:am3d="http://schemas.microsoft.com/office/drawing/2017/model3d" xmlns:o="urn:schemas-microsoft-com:office:office" xmlns:oel="http://schemas.microsoft.com/office/2019/extlst" xmlns:r="http://schemas.openxmlformats.org/officeDocument/2006/relationships" xmlns:m="http://schemas.openxmlformats.org/officeDocument/2006/math" xmlns:v="urn:schemas-microsoft-com:vml" xmlns:wp14="http://schemas.microsoft.com/office/word/2010/wordprocessingDrawing" xmlns:wp="http://schemas.openxmlformats.org/drawingml/2006/wordprocessingDrawing" xmlns:w10="urn:schemas-microsoft-com:office:word" xmlns:w="http://schemas.openxmlformats.org/wordprocessingml/2006/main" xmlns:w14="http://schemas.microsoft.com/office/word/2010/wordml" xmlns:w15="http://schemas.microsoft.com/office/word/2012/wordml" xmlns:w16cex="http://schemas.microsoft.com/office/word/2018/wordml/cex" xmlns:w16cid="http://schemas.microsoft.com/office/word/2016/wordml/cid" xmlns:w16="http://schemas.microsoft.com/office/word/2018/wordml" xmlns:w16du="http://schemas.microsoft.com/office/word/2023/wordml/word16du" xmlns:w16sdtdh="http://schemas.microsoft.com/office/word/2020/wordml/sdtdatahash" xmlns:w16sdtfl="http://schemas.microsoft.com/office/word/2024/wordml/sdtformatlock" xmlns:w16se="http://schemas.microsoft.com/office/word/2015/wordml/symex" xmlns:wpg="http://schemas.microsoft.com/office/word/2010/wordprocessingGroup" xmlns:wpi="http://schemas.microsoft.com/office/word/2010/wordprocessingInk" xmlns:wne="http://schemas.microsoft.com/office/word/2006/wordml" xmlns:wps="http://schemas.microsoft.com/office/word/2010/wordprocessingShape" mc:Ignorable="w14 w15 w16se w16cid w16 w16cex w16sdtdh w16sdtfl w16du wp14">
+<w:ftr xmlns:wpc="http://schemas.microsoft.com/office/word/2010/wordprocessingCanvas" xmlns:cx="http://schemas.microsoft.com/office/drawing/2014/chartex" xmlns:cx1="http://schemas.microsoft.com/office/drawing/2015/9/8/chartex" xmlns:cx2="http://schemas.microsoft.com/office/drawing/2015/10/21/chartex" xmlns:cx3="http://schemas.microsoft.com/office/drawing/2016/5/9/chartex" xmlns:cx4="http://schemas.microsoft.com/office/drawing/2016/5/10/chartex" xmlns:cx5="http://schemas.microsoft.com/office/drawing/2016/5/11/chartex" xmlns:cx6="http://schemas.microsoft.com/office/drawing/2016/5/12/chartex" xmlns:cx7="http://schemas.microsoft.com/office/drawing/2016/5/13/chartex" xmlns:cx8="http://schemas.microsoft.com/office/drawing/2016/5/14/chartex" xmlns:mc="http://schemas.openxmlformats.org/markup-compatibility/2006" xmlns:aink="http://schemas.microsoft.com/office/drawing/2016/ink" xmlns:am3d="http://schemas.microsoft.com/office/drawing/2017/model3d" xmlns:o="urn:schemas-microsoft-com:office:office" xmlns:oel="http://schemas.microsoft.com/office/2019/extlst" xmlns:r="http://schemas.openxmlformats.org/officeDocument/2006/relationships" xmlns:m="http://schemas.openxmlformats.org/officeDocument/2006/math" xmlns:v="urn:schemas-microsoft-com:vml" xmlns:wp14="http://schemas.microsoft.com/office/word/2010/wordprocessingDrawing" xmlns:wp="http://schemas.openxmlformats.org/drawingml/2006/wordprocessingDrawing" xmlns:w10="urn:schemas-microsoft-com:office:word" xmlns:w="http://schemas.openxmlformats.org/wordprocessingml/2006/main" xmlns:w14="http://schemas.microsoft.com/office/word/2010/wordml" xmlns:w15="http://schemas.microsoft.com/office/word/2012/wordml" xmlns:w16cei="http://schemas.microsoft.com/office/word/2026/wordml/cei" xmlns:w16cex="http://schemas.microsoft.com/office/word/2018/wordml/cex" xmlns:w16cid="http://schemas.microsoft.com/office/word/2016/wordml/cid" xmlns:w16="http://schemas.microsoft.com/office/word/2018/wordml" xmlns:w16du="http://schemas.microsoft.com/office/word/2023/wordml/word16du" xmlns:w16sdtdh="http://schemas.microsoft.com/office/word/2020/wordml/sdtdatahash" xmlns:w16sdtfl="http://schemas.microsoft.com/office/word/2024/wordml/sdtformatlock" xmlns:w16se="http://schemas.microsoft.com/office/word/2015/wordml/symex" xmlns:wpg="http://schemas.microsoft.com/office/word/2010/wordprocessingGroup" xmlns:wpi="http://schemas.microsoft.com/office/word/2010/wordprocessingInk" xmlns:wne="http://schemas.microsoft.com/office/word/2006/wordml" xmlns:wps="http://schemas.microsoft.com/office/word/2010/wordprocessingShape" mc:Ignorable="w14 w15 w16se w16cid w16 w16cex w16sdtdh w16sdtfl w16du wp14">
   <w:p>
     <w:pPr>
       <w:pStyle w:val="Footer"/>
@@ -3654,7 +2505,7 @@
 </file>
 
 <file path=word/footnotes.xml><?xml version="1.0" encoding="utf-8"?>
-<w:footnotes xmlns:wpc="http://schemas.microsoft.com/office/word/2010/wordprocessingCanvas" xmlns:cx="http://schemas.microsoft.com/office/drawing/2014/chartex" xmlns:cx1="http://schemas.microsoft.com/office/drawing/2015/9/8/chartex" xmlns:cx2="http://schemas.microsoft.com/office/drawing/2015/10/21/chartex" xmlns:cx3="http://schemas.microsoft.com/office/drawing/2016/5/9/chartex" xmlns:cx4="http://schemas.microsoft.com/office/drawing/2016/5/10/chartex" xmlns:cx5="http://schemas.microsoft.com/office/drawing/2016/5/11/chartex" xmlns:cx6="http://schemas.microsoft.com/office/drawing/2016/5/12/chartex" xmlns:cx7="http://schemas.microsoft.com/office/drawing/2016/5/13/chartex" xmlns:cx8="http://schemas.microsoft.com/office/drawing/2016/5/14/chartex" xmlns:mc="http://schemas.openxmlformats.org/markup-compatibility/2006" xmlns:aink="http://schemas.microsoft.com/office/drawing/2016/ink" xmlns:am3d="http://schemas.microsoft.com/office/drawing/2017/model3d" xmlns:o="urn:schemas-microsoft-com:office:office" xmlns:oel="http://schemas.microsoft.com/office/2019/extlst" xmlns:r="http://schemas.openxmlformats.org/officeDocument/2006/relationships" xmlns:m="http://schemas.openxmlformats.org/officeDocument/2006/math" xmlns:v="urn:schemas-microsoft-com:vml" xmlns:wp14="http://schemas.microsoft.com/office/word/2010/wordprocessingDrawing" xmlns:wp="http://schemas.openxmlformats.org/drawingml/2006/wordprocessingDrawing" xmlns:w10="urn:schemas-microsoft-com:office:word" xmlns:w="http://schemas.openxmlformats.org/wordprocessingml/2006/main" xmlns:w14="http://schemas.microsoft.com/office/word/2010/wordml" xmlns:w15="http://schemas.microsoft.com/office/word/2012/wordml" xmlns:w16cex="http://schemas.microsoft.com/office/word/2018/wordml/cex" xmlns:w16cid="http://schemas.microsoft.com/office/word/2016/wordml/cid" xmlns:w16="http://schemas.microsoft.com/office/word/2018/wordml" xmlns:w16du="http://schemas.microsoft.com/office/word/2023/wordml/word16du" xmlns:w16sdtdh="http://schemas.microsoft.com/office/word/2020/wordml/sdtdatahash" xmlns:w16sdtfl="http://schemas.microsoft.com/office/word/2024/wordml/sdtformatlock" xmlns:w16se="http://schemas.microsoft.com/office/word/2015/wordml/symex" xmlns:wpg="http://schemas.microsoft.com/office/word/2010/wordprocessingGroup" xmlns:wpi="http://schemas.microsoft.com/office/word/2010/wordprocessingInk" xmlns:wne="http://schemas.microsoft.com/office/word/2006/wordml" xmlns:wps="http://schemas.microsoft.com/office/word/2010/wordprocessingShape" mc:Ignorable="w14 w15 w16se w16cid w16 w16cex w16sdtdh w16sdtfl w16du wp14">
+<w:footnotes xmlns:wpc="http://schemas.microsoft.com/office/word/2010/wordprocessingCanvas" xmlns:cx="http://schemas.microsoft.com/office/drawing/2014/chartex" xmlns:cx1="http://schemas.microsoft.com/office/drawing/2015/9/8/chartex" xmlns:cx2="http://schemas.microsoft.com/office/drawing/2015/10/21/chartex" xmlns:cx3="http://schemas.microsoft.com/office/drawing/2016/5/9/chartex" xmlns:cx4="http://schemas.microsoft.com/office/drawing/2016/5/10/chartex" xmlns:cx5="http://schemas.microsoft.com/office/drawing/2016/5/11/chartex" xmlns:cx6="http://schemas.microsoft.com/office/drawing/2016/5/12/chartex" xmlns:cx7="http://schemas.microsoft.com/office/drawing/2016/5/13/chartex" xmlns:cx8="http://schemas.microsoft.com/office/drawing/2016/5/14/chartex" xmlns:mc="http://schemas.openxmlformats.org/markup-compatibility/2006" xmlns:aink="http://schemas.microsoft.com/office/drawing/2016/ink" xmlns:am3d="http://schemas.microsoft.com/office/drawing/2017/model3d" xmlns:o="urn:schemas-microsoft-com:office:office" xmlns:oel="http://schemas.microsoft.com/office/2019/extlst" xmlns:r="http://schemas.openxmlformats.org/officeDocument/2006/relationships" xmlns:m="http://schemas.openxmlformats.org/officeDocument/2006/math" xmlns:v="urn:schemas-microsoft-com:vml" xmlns:wp14="http://schemas.microsoft.com/office/word/2010/wordprocessingDrawing" xmlns:wp="http://schemas.openxmlformats.org/drawingml/2006/wordprocessingDrawing" xmlns:w10="urn:schemas-microsoft-com:office:word" xmlns:w="http://schemas.openxmlformats.org/wordprocessingml/2006/main" xmlns:w14="http://schemas.microsoft.com/office/word/2010/wordml" xmlns:w15="http://schemas.microsoft.com/office/word/2012/wordml" xmlns:w16cei="http://schemas.microsoft.com/office/word/2026/wordml/cei" xmlns:w16cex="http://schemas.microsoft.com/office/word/2018/wordml/cex" xmlns:w16cid="http://schemas.microsoft.com/office/word/2016/wordml/cid" xmlns:w16="http://schemas.microsoft.com/office/word/2018/wordml" xmlns:w16du="http://schemas.microsoft.com/office/word/2023/wordml/word16du" xmlns:w16sdtdh="http://schemas.microsoft.com/office/word/2020/wordml/sdtdatahash" xmlns:w16sdtfl="http://schemas.microsoft.com/office/word/2024/wordml/sdtformatlock" xmlns:w16se="http://schemas.microsoft.com/office/word/2015/wordml/symex" xmlns:wpg="http://schemas.microsoft.com/office/word/2010/wordprocessingGroup" xmlns:wpi="http://schemas.microsoft.com/office/word/2010/wordprocessingInk" xmlns:wne="http://schemas.microsoft.com/office/word/2006/wordml" xmlns:wps="http://schemas.microsoft.com/office/word/2010/wordprocessingShape" mc:Ignorable="w14 w15 w16se w16cid w16 w16cex w16sdtdh w16sdtfl w16du wp14">
   <w:footnote w:type="separator" w:id="-1">
     <w:p>
       <w:pPr>
@@ -3679,7 +2530,7 @@
 </file>
 
 <file path=word/header1.xml><?xml version="1.0" encoding="utf-8"?>
-<w:hdr xmlns:wpc="http://schemas.microsoft.com/office/word/2010/wordprocessingCanvas" xmlns:cx="http://schemas.microsoft.com/office/drawing/2014/chartex" xmlns:cx1="http://schemas.microsoft.com/office/drawing/2015/9/8/chartex" xmlns:cx2="http://schemas.microsoft.com/office/drawing/2015/10/21/chartex" xmlns:cx3="http://schemas.microsoft.com/office/drawing/2016/5/9/chartex" xmlns:cx4="http://schemas.microsoft.com/office/drawing/2016/5/10/chartex" xmlns:cx5="http://schemas.microsoft.com/office/drawing/2016/5/11/chartex" xmlns:cx6="http://schemas.microsoft.com/office/drawing/2016/5/12/chartex" xmlns:cx7="http://schemas.microsoft.com/office/drawing/2016/5/13/chartex" xmlns:cx8="http://schemas.microsoft.com/office/drawing/2016/5/14/chartex" xmlns:mc="http://schemas.openxmlformats.org/markup-compatibility/2006" xmlns:aink="http://schemas.microsoft.com/office/drawing/2016/ink" xmlns:am3d="http://schemas.microsoft.com/office/drawing/2017/model3d" xmlns:o="urn:schemas-microsoft-com:office:office" xmlns:oel="http://schemas.microsoft.com/office/2019/extlst" xmlns:r="http://schemas.openxmlformats.org/officeDocument/2006/relationships" xmlns:m="http://schemas.openxmlformats.org/officeDocument/2006/math" xmlns:v="urn:schemas-microsoft-com:vml" xmlns:wp14="http://schemas.microsoft.com/office/word/2010/wordprocessingDrawing" xmlns:wp="http://schemas.openxmlformats.org/drawingml/2006/wordprocessingDrawing" xmlns:w10="urn:schemas-microsoft-com:office:word" xmlns:w="http://schemas.openxmlformats.org/wordprocessingml/2006/main" xmlns:w14="http://schemas.microsoft.com/office/word/2010/wordml" xmlns:w15="http://schemas.microsoft.com/office/word/2012/wordml" xmlns:w16cex="http://schemas.microsoft.com/office/word/2018/wordml/cex" xmlns:w16cid="http://schemas.microsoft.com/office/word/2016/wordml/cid" xmlns:w16="http://schemas.microsoft.com/office/word/2018/wordml" xmlns:w16du="http://schemas.microsoft.com/office/word/2023/wordml/word16du" xmlns:w16sdtdh="http://schemas.microsoft.com/office/word/2020/wordml/sdtdatahash" xmlns:w16sdtfl="http://schemas.microsoft.com/office/word/2024/wordml/sdtformatlock" xmlns:w16se="http://schemas.microsoft.com/office/word/2015/wordml/symex" xmlns:wpg="http://schemas.microsoft.com/office/word/2010/wordprocessingGroup" xmlns:wpi="http://schemas.microsoft.com/office/word/2010/wordprocessingInk" xmlns:wne="http://schemas.microsoft.com/office/word/2006/wordml" xmlns:wps="http://schemas.microsoft.com/office/word/2010/wordprocessingShape" mc:Ignorable="w14 w15 w16se w16cid w16 w16cex w16sdtdh w16sdtfl w16du wp14">
+<w:hdr xmlns:wpc="http://schemas.microsoft.com/office/word/2010/wordprocessingCanvas" xmlns:cx="http://schemas.microsoft.com/office/drawing/2014/chartex" xmlns:cx1="http://schemas.microsoft.com/office/drawing/2015/9/8/chartex" xmlns:cx2="http://schemas.microsoft.com/office/drawing/2015/10/21/chartex" xmlns:cx3="http://schemas.microsoft.com/office/drawing/2016/5/9/chartex" xmlns:cx4="http://schemas.microsoft.com/office/drawing/2016/5/10/chartex" xmlns:cx5="http://schemas.microsoft.com/office/drawing/2016/5/11/chartex" xmlns:cx6="http://schemas.microsoft.com/office/drawing/2016/5/12/chartex" xmlns:cx7="http://schemas.microsoft.com/office/drawing/2016/5/13/chartex" xmlns:cx8="http://schemas.microsoft.com/office/drawing/2016/5/14/chartex" xmlns:mc="http://schemas.openxmlformats.org/markup-compatibility/2006" xmlns:aink="http://schemas.microsoft.com/office/drawing/2016/ink" xmlns:am3d="http://schemas.microsoft.com/office/drawing/2017/model3d" xmlns:o="urn:schemas-microsoft-com:office:office" xmlns:oel="http://schemas.microsoft.com/office/2019/extlst" xmlns:r="http://schemas.openxmlformats.org/officeDocument/2006/relationships" xmlns:m="http://schemas.openxmlformats.org/officeDocument/2006/math" xmlns:v="urn:schemas-microsoft-com:vml" xmlns:wp14="http://schemas.microsoft.com/office/word/2010/wordprocessingDrawing" xmlns:wp="http://schemas.openxmlformats.org/drawingml/2006/wordprocessingDrawing" xmlns:w10="urn:schemas-microsoft-com:office:word" xmlns:w="http://schemas.openxmlformats.org/wordprocessingml/2006/main" xmlns:w14="http://schemas.microsoft.com/office/word/2010/wordml" xmlns:w15="http://schemas.microsoft.com/office/word/2012/wordml" xmlns:w16cei="http://schemas.microsoft.com/office/word/2026/wordml/cei" xmlns:w16cex="http://schemas.microsoft.com/office/word/2018/wordml/cex" xmlns:w16cid="http://schemas.microsoft.com/office/word/2016/wordml/cid" xmlns:w16="http://schemas.microsoft.com/office/word/2018/wordml" xmlns:w16du="http://schemas.microsoft.com/office/word/2023/wordml/word16du" xmlns:w16sdtdh="http://schemas.microsoft.com/office/word/2020/wordml/sdtdatahash" xmlns:w16sdtfl="http://schemas.microsoft.com/office/word/2024/wordml/sdtformatlock" xmlns:w16se="http://schemas.microsoft.com/office/word/2015/wordml/symex" xmlns:wpg="http://schemas.microsoft.com/office/word/2010/wordprocessingGroup" xmlns:wpi="http://schemas.microsoft.com/office/word/2010/wordprocessingInk" xmlns:wne="http://schemas.microsoft.com/office/word/2006/wordml" xmlns:wps="http://schemas.microsoft.com/office/word/2010/wordprocessingShape" mc:Ignorable="w14 w15 w16se w16cid w16 w16cex w16sdtdh w16sdtfl w16du wp14">
   <w:p>
     <w:pPr>
       <w:pStyle w:val="Header"/>
@@ -3689,7 +2540,7 @@
 </file>
 
 <file path=word/header2.xml><?xml version="1.0" encoding="utf-8"?>
-<w:hdr xmlns:wpc="http://schemas.microsoft.com/office/word/2010/wordprocessingCanvas" xmlns:cx="http://schemas.microsoft.com/office/drawing/2014/chartex" xmlns:cx1="http://schemas.microsoft.com/office/drawing/2015/9/8/chartex" xmlns:cx2="http://schemas.microsoft.com/office/drawing/2015/10/21/chartex" xmlns:cx3="http://schemas.microsoft.com/office/drawing/2016/5/9/chartex" xmlns:cx4="http://schemas.microsoft.com/office/drawing/2016/5/10/chartex" xmlns:cx5="http://schemas.microsoft.com/office/drawing/2016/5/11/chartex" xmlns:cx6="http://schemas.microsoft.com/office/drawing/2016/5/12/chartex" xmlns:cx7="http://schemas.microsoft.com/office/drawing/2016/5/13/chartex" xmlns:cx8="http://schemas.microsoft.com/office/drawing/2016/5/14/chartex" xmlns:mc="http://schemas.openxmlformats.org/markup-compatibility/2006" xmlns:aink="http://schemas.microsoft.com/office/drawing/2016/ink" xmlns:am3d="http://schemas.microsoft.com/office/drawing/2017/model3d" xmlns:o="urn:schemas-microsoft-com:office:office" xmlns:oel="http://schemas.microsoft.com/office/2019/extlst" xmlns:r="http://schemas.openxmlformats.org/officeDocument/2006/relationships" xmlns:m="http://schemas.openxmlformats.org/officeDocument/2006/math" xmlns:v="urn:schemas-microsoft-com:vml" xmlns:wp14="http://schemas.microsoft.com/office/word/2010/wordprocessingDrawing" xmlns:wp="http://schemas.openxmlformats.org/drawingml/2006/wordprocessingDrawing" xmlns:w10="urn:schemas-microsoft-com:office:word" xmlns:w="http://schemas.openxmlformats.org/wordprocessingml/2006/main" xmlns:w14="http://schemas.microsoft.com/office/word/2010/wordml" xmlns:w15="http://schemas.microsoft.com/office/word/2012/wordml" xmlns:w16cex="http://schemas.microsoft.com/office/word/2018/wordml/cex" xmlns:w16cid="http://schemas.microsoft.com/office/word/2016/wordml/cid" xmlns:w16="http://schemas.microsoft.com/office/word/2018/wordml" xmlns:w16du="http://schemas.microsoft.com/office/word/2023/wordml/word16du" xmlns:w16sdtdh="http://schemas.microsoft.com/office/word/2020/wordml/sdtdatahash" xmlns:w16sdtfl="http://schemas.microsoft.com/office/word/2024/wordml/sdtformatlock" xmlns:w16se="http://schemas.microsoft.com/office/word/2015/wordml/symex" xmlns:wpg="http://schemas.microsoft.com/office/word/2010/wordprocessingGroup" xmlns:wpi="http://schemas.microsoft.com/office/word/2010/wordprocessingInk" xmlns:wne="http://schemas.microsoft.com/office/word/2006/wordml" xmlns:wps="http://schemas.microsoft.com/office/word/2010/wordprocessingShape" mc:Ignorable="w14 w15 w16se w16cid w16 w16cex w16sdtdh w16sdtfl w16du wp14">
+<w:hdr xmlns:wpc="http://schemas.microsoft.com/office/word/2010/wordprocessingCanvas" xmlns:cx="http://schemas.microsoft.com/office/drawing/2014/chartex" xmlns:cx1="http://schemas.microsoft.com/office/drawing/2015/9/8/chartex" xmlns:cx2="http://schemas.microsoft.com/office/drawing/2015/10/21/chartex" xmlns:cx3="http://schemas.microsoft.com/office/drawing/2016/5/9/chartex" xmlns:cx4="http://schemas.microsoft.com/office/drawing/2016/5/10/chartex" xmlns:cx5="http://schemas.microsoft.com/office/drawing/2016/5/11/chartex" xmlns:cx6="http://schemas.microsoft.com/office/drawing/2016/5/12/chartex" xmlns:cx7="http://schemas.microsoft.com/office/drawing/2016/5/13/chartex" xmlns:cx8="http://schemas.microsoft.com/office/drawing/2016/5/14/chartex" xmlns:mc="http://schemas.openxmlformats.org/markup-compatibility/2006" xmlns:aink="http://schemas.microsoft.com/office/drawing/2016/ink" xmlns:am3d="http://schemas.microsoft.com/office/drawing/2017/model3d" xmlns:o="urn:schemas-microsoft-com:office:office" xmlns:oel="http://schemas.microsoft.com/office/2019/extlst" xmlns:r="http://schemas.openxmlformats.org/officeDocument/2006/relationships" xmlns:m="http://schemas.openxmlformats.org/officeDocument/2006/math" xmlns:v="urn:schemas-microsoft-com:vml" xmlns:wp14="http://schemas.microsoft.com/office/word/2010/wordprocessingDrawing" xmlns:wp="http://schemas.openxmlformats.org/drawingml/2006/wordprocessingDrawing" xmlns:w10="urn:schemas-microsoft-com:office:word" xmlns:w="http://schemas.openxmlformats.org/wordprocessingml/2006/main" xmlns:w14="http://schemas.microsoft.com/office/word/2010/wordml" xmlns:w15="http://schemas.microsoft.com/office/word/2012/wordml" xmlns:w16cei="http://schemas.microsoft.com/office/word/2026/wordml/cei" xmlns:w16cex="http://schemas.microsoft.com/office/word/2018/wordml/cex" xmlns:w16cid="http://schemas.microsoft.com/office/word/2016/wordml/cid" xmlns:w16="http://schemas.microsoft.com/office/word/2018/wordml" xmlns:w16du="http://schemas.microsoft.com/office/word/2023/wordml/word16du" xmlns:w16sdtdh="http://schemas.microsoft.com/office/word/2020/wordml/sdtdatahash" xmlns:w16sdtfl="http://schemas.microsoft.com/office/word/2024/wordml/sdtformatlock" xmlns:w16se="http://schemas.microsoft.com/office/word/2015/wordml/symex" xmlns:wpg="http://schemas.microsoft.com/office/word/2010/wordprocessingGroup" xmlns:wpi="http://schemas.microsoft.com/office/word/2010/wordprocessingInk" xmlns:wne="http://schemas.microsoft.com/office/word/2006/wordml" xmlns:wps="http://schemas.microsoft.com/office/word/2010/wordprocessingShape" mc:Ignorable="w14 w15 w16se w16cid w16 w16cex w16sdtdh w16sdtfl w16du wp14">
   <w:p>
     <w:pPr>
       <w:pStyle w:val="Header"/>
@@ -3699,13 +2550,17 @@
 </file>
 
 <file path=word/header3.xml><?xml version="1.0" encoding="utf-8"?>
-<w:hdr xmlns:wpc="http://schemas.microsoft.com/office/word/2010/wordprocessingCanvas" xmlns:cx="http://schemas.microsoft.com/office/drawing/2014/chartex" xmlns:cx1="http://schemas.microsoft.com/office/drawing/2015/9/8/chartex" xmlns:cx2="http://schemas.microsoft.com/office/drawing/2015/10/21/chartex" xmlns:cx3="http://schemas.microsoft.com/office/drawing/2016/5/9/chartex" xmlns:cx4="http://schemas.microsoft.com/office/drawing/2016/5/10/chartex" xmlns:cx5="http://schemas.microsoft.com/office/drawing/2016/5/11/chartex" xmlns:cx6="http://schemas.microsoft.com/office/drawing/2016/5/12/chartex" xmlns:cx7="http://schemas.microsoft.com/office/drawing/2016/5/13/chartex" xmlns:cx8="http://schemas.microsoft.com/office/drawing/2016/5/14/chartex" xmlns:mc="http://schemas.openxmlformats.org/markup-compatibility/2006" xmlns:aink="http://schemas.microsoft.com/office/drawing/2016/ink" xmlns:am3d="http://schemas.microsoft.com/office/drawing/2017/model3d" xmlns:o="urn:schemas-microsoft-com:office:office" xmlns:oel="http://schemas.microsoft.com/office/2019/extlst" xmlns:r="http://schemas.openxmlformats.org/officeDocument/2006/relationships" xmlns:m="http://schemas.openxmlformats.org/officeDocument/2006/math" xmlns:v="urn:schemas-microsoft-com:vml" xmlns:wp14="http://schemas.microsoft.com/office/word/2010/wordprocessingDrawing" xmlns:wp="http://schemas.openxmlformats.org/drawingml/2006/wordprocessingDrawing" xmlns:w10="urn:schemas-microsoft-com:office:word" xmlns:w="http://schemas.openxmlformats.org/wordprocessingml/2006/main" xmlns:w14="http://schemas.microsoft.com/office/word/2010/wordml" xmlns:w15="http://schemas.microsoft.com/office/word/2012/wordml" xmlns:w16cex="http://schemas.microsoft.com/office/word/2018/wordml/cex" xmlns:w16cid="http://schemas.microsoft.com/office/word/2016/wordml/cid" xmlns:w16="http://schemas.microsoft.com/office/word/2018/wordml" xmlns:w16du="http://schemas.microsoft.com/office/word/2023/wordml/word16du" xmlns:w16sdtdh="http://schemas.microsoft.com/office/word/2020/wordml/sdtdatahash" xmlns:w16sdtfl="http://schemas.microsoft.com/office/word/2024/wordml/sdtformatlock" xmlns:w16se="http://schemas.microsoft.com/office/word/2015/wordml/symex" xmlns:wpg="http://schemas.microsoft.com/office/word/2010/wordprocessingGroup" xmlns:wpi="http://schemas.microsoft.com/office/word/2010/wordprocessingInk" xmlns:wne="http://schemas.microsoft.com/office/word/2006/wordml" xmlns:wps="http://schemas.microsoft.com/office/word/2010/wordprocessingShape" mc:Ignorable="w14 w15 w16se w16cid w16 w16cex w16sdtdh w16sdtfl w16du wp14">
+<w:hdr xmlns:wpc="http://schemas.microsoft.com/office/word/2010/wordprocessingCanvas" xmlns:cx="http://schemas.microsoft.com/office/drawing/2014/chartex" xmlns:cx1="http://schemas.microsoft.com/office/drawing/2015/9/8/chartex" xmlns:cx2="http://schemas.microsoft.com/office/drawing/2015/10/21/chartex" xmlns:cx3="http://schemas.microsoft.com/office/drawing/2016/5/9/chartex" xmlns:cx4="http://schemas.microsoft.com/office/drawing/2016/5/10/chartex" xmlns:cx5="http://schemas.microsoft.com/office/drawing/2016/5/11/chartex" xmlns:cx6="http://schemas.microsoft.com/office/drawing/2016/5/12/chartex" xmlns:cx7="http://schemas.microsoft.com/office/drawing/2016/5/13/chartex" xmlns:cx8="http://schemas.microsoft.com/office/drawing/2016/5/14/chartex" xmlns:mc="http://schemas.openxmlformats.org/markup-compatibility/2006" xmlns:aink="http://schemas.microsoft.com/office/drawing/2016/ink" xmlns:am3d="http://schemas.microsoft.com/office/drawing/2017/model3d" xmlns:o="urn:schemas-microsoft-com:office:office" xmlns:oel="http://schemas.microsoft.com/office/2019/extlst" xmlns:r="http://schemas.openxmlformats.org/officeDocument/2006/relationships" xmlns:m="http://schemas.openxmlformats.org/officeDocument/2006/math" xmlns:v="urn:schemas-microsoft-com:vml" xmlns:wp14="http://schemas.microsoft.com/office/word/2010/wordprocessingDrawing" xmlns:wp="http://schemas.openxmlformats.org/drawingml/2006/wordprocessingDrawing" xmlns:w10="urn:schemas-microsoft-com:office:word" xmlns:w="http://schemas.openxmlformats.org/wordprocessingml/2006/main" xmlns:w14="http://schemas.microsoft.com/office/word/2010/wordml" xmlns:w15="http://schemas.microsoft.com/office/word/2012/wordml" xmlns:w16cei="http://schemas.microsoft.com/office/word/2026/wordml/cei" xmlns:w16cex="http://schemas.microsoft.com/office/word/2018/wordml/cex" xmlns:w16cid="http://schemas.microsoft.com/office/word/2016/wordml/cid" xmlns:w16="http://schemas.microsoft.com/office/word/2018/wordml" xmlns:w16du="http://schemas.microsoft.com/office/word/2023/wordml/word16du" xmlns:w16sdtdh="http://schemas.microsoft.com/office/word/2020/wordml/sdtdatahash" xmlns:w16sdtfl="http://schemas.microsoft.com/office/word/2024/wordml/sdtformatlock" xmlns:w16se="http://schemas.microsoft.com/office/word/2015/wordml/symex" xmlns:wpg="http://schemas.microsoft.com/office/word/2010/wordprocessingGroup" xmlns:wpi="http://schemas.microsoft.com/office/word/2010/wordprocessingInk" xmlns:wne="http://schemas.microsoft.com/office/word/2006/wordml" xmlns:wps="http://schemas.microsoft.com/office/word/2010/wordprocessingShape" mc:Ignorable="w14 w15 w16se w16cid w16 w16cex w16sdtdh w16sdtfl w16du wp14">
   <w:p>
     <w:pPr>
       <w:pStyle w:val="Header"/>
     </w:pPr>
   </w:p>
 </w:hdr>
+</file>
+
+<file path=word/numbering.xml><?xml version="1.0" encoding="utf-8"?>
+<w:numbering xmlns:wpc="http://schemas.microsoft.com/office/word/2010/wordprocessingCanvas" xmlns:cx="http://schemas.microsoft.com/office/drawing/2014/chartex" xmlns:cx1="http://schemas.microsoft.com/office/drawing/2015/9/8/chartex" xmlns:cx2="http://schemas.microsoft.com/office/drawing/2015/10/21/chartex" xmlns:cx3="http://schemas.microsoft.com/office/drawing/2016/5/9/chartex" xmlns:cx4="http://schemas.microsoft.com/office/drawing/2016/5/10/chartex" xmlns:cx5="http://schemas.microsoft.com/office/drawing/2016/5/11/chartex" xmlns:cx6="http://schemas.microsoft.com/office/drawing/2016/5/12/chartex" xmlns:cx7="http://schemas.microsoft.com/office/drawing/2016/5/13/chartex" xmlns:cx8="http://schemas.microsoft.com/office/drawing/2016/5/14/chartex" xmlns:mc="http://schemas.openxmlformats.org/markup-compatibility/2006" xmlns:aink="http://schemas.microsoft.com/office/drawing/2016/ink" xmlns:am3d="http://schemas.microsoft.com/office/drawing/2017/model3d" xmlns:o="urn:schemas-microsoft-com:office:office" xmlns:oel="http://schemas.microsoft.com/office/2019/extlst" xmlns:r="http://schemas.openxmlformats.org/officeDocument/2006/relationships" xmlns:m="http://schemas.openxmlformats.org/officeDocument/2006/math" xmlns:v="urn:schemas-microsoft-com:vml" xmlns:wp14="http://schemas.microsoft.com/office/word/2010/wordprocessingDrawing" xmlns:wp="http://schemas.openxmlformats.org/drawingml/2006/wordprocessingDrawing" xmlns:w10="urn:schemas-microsoft-com:office:word" xmlns:w="http://schemas.openxmlformats.org/wordprocessingml/2006/main" xmlns:w14="http://schemas.microsoft.com/office/word/2010/wordml" xmlns:w15="http://schemas.microsoft.com/office/word/2012/wordml" xmlns:w16cei="http://schemas.microsoft.com/office/word/2026/wordml/cei" xmlns:w16cex="http://schemas.microsoft.com/office/word/2018/wordml/cex" xmlns:w16cid="http://schemas.microsoft.com/office/word/2016/wordml/cid" xmlns:w16="http://schemas.microsoft.com/office/word/2018/wordml" xmlns:w16du="http://schemas.microsoft.com/office/word/2023/wordml/word16du" xmlns:w16sdtdh="http://schemas.microsoft.com/office/word/2020/wordml/sdtdatahash" xmlns:w16sdtfl="http://schemas.microsoft.com/office/word/2024/wordml/sdtformatlock" xmlns:w16se="http://schemas.microsoft.com/office/word/2015/wordml/symex" xmlns:wpg="http://schemas.microsoft.com/office/word/2010/wordprocessingGroup" xmlns:wpi="http://schemas.microsoft.com/office/word/2010/wordprocessingInk" xmlns:wne="http://schemas.microsoft.com/office/word/2006/wordml" xmlns:wps="http://schemas.microsoft.com/office/word/2010/wordprocessingShape" mc:Ignorable="w14 w15 w16se w16cid w16 w16cex w16sdtdh w16sdtfl w16du wp14"/>
 </file>
 
 <file path=word/styles.xml><?xml version="1.0" encoding="utf-8"?>
@@ -3717,7 +2572,7 @@
         <w:kern w:val="2"/>
         <w:sz w:val="24"/>
         <w:szCs w:val="24"/>
-        <w:lang w:val="en-DK" w:eastAsia="en-DK" w:bidi="ar-SA"/>
+        <w:lang w:bidi="ar-SA"/>
         <w14:ligatures w14:val="standardContextual"/>
       </w:rPr>
     </w:rPrDefault>
@@ -4489,11 +3344,237 @@
     <w:uiPriority w:val="99"/>
     <w:rsid w:val="00794706"/>
   </w:style>
+  <w:style w:type="paragraph" w:styleId="NoSpacing">
+    <w:name w:val="No Spacing"/>
+    <w:uiPriority w:val="1"/>
+    <w:qFormat/>
+    <w:rsid w:val="00416FC2"/>
+    <w:pPr>
+      <w:spacing w:after="0" w:line="240" w:lineRule="auto"/>
+    </w:pPr>
+    <w:rPr>
+      <w:rFonts w:eastAsiaTheme="minorHAnsi"/>
+      <w:color w:val="000000" w:themeColor="text1"/>
+    </w:rPr>
+  </w:style>
+  <w:style w:type="paragraph" w:customStyle="1" w:styleId="BCNumber">
+    <w:name w:val="BC Number"/>
+    <w:basedOn w:val="NoSpacing"/>
+    <w:next w:val="Normal"/>
+    <w:uiPriority w:val="2"/>
+    <w:qFormat/>
+    <w:rPr>
+      <w14:numSpacing w14:val="tabular"/>
+    </w:rPr>
+  </w:style>
+  <w:style w:type="paragraph" w:customStyle="1" w:styleId="BCLabel">
+    <w:name w:val="BC Label"/>
+    <w:basedOn w:val="NoSpacing"/>
+    <w:next w:val="Normal"/>
+    <w:uiPriority w:val="2"/>
+    <w:qFormat/>
+    <w:pPr>
+      <w:keepNext/>
+    </w:pPr>
+    <w:rPr>
+      <w:rFonts w:asciiTheme="majorHAnsi" w:eastAsiaTheme="majorEastAsia" w:hAnsiTheme="majorHAnsi" w:cstheme="majorBidi"/>
+    </w:rPr>
+  </w:style>
+  <w:style w:type="paragraph" w:customStyle="1" w:styleId="BCLabelNumber">
+    <w:name w:val="BC Label Number"/>
+    <w:basedOn w:val="BCLabel"/>
+    <w:next w:val="Normal"/>
+    <w:uiPriority w:val="2"/>
+    <w:qFormat/>
+    <w:rPr>
+      <w14:numSpacing w14:val="tabular"/>
+    </w:rPr>
+  </w:style>
+  <w:style w:type="table" w:customStyle="1" w:styleId="BCBlockTable">
+    <w:name w:val="BC Block Table"/>
+    <w:basedOn w:val="TableNormal"/>
+    <w:uiPriority w:val="99"/>
+    <w:qFormat/>
+    <w:pPr>
+      <w:spacing w:after="0" w:line="240" w:lineRule="auto"/>
+    </w:pPr>
+    <w:tblPr>
+      <w:tblStyleRowBandSize w:val="1"/>
+      <w:tblStyleColBandSize w:val="1"/>
+      <w:tblCellMar>
+        <w:left w:w="0" w:type="dxa"/>
+        <w:right w:w="0" w:type="dxa"/>
+      </w:tblCellMar>
+    </w:tblPr>
+    <w:tblStylePr w:type="firstRow">
+      <w:rPr>
+        <w:rFonts w:asciiTheme="majorHAnsi" w:hAnsiTheme="majorHAnsi" w:cstheme="majorBidi"/>
+      </w:rPr>
+      <w:tblPr/>
+      <w:tcPr>
+        <w:vAlign w:val="top"/>
+      </w:tcPr>
+    </w:tblStylePr>
+  </w:style>
+  <w:style w:type="table" w:customStyle="1" w:styleId="BCDataTable">
+    <w:name w:val="BC Data Table"/>
+    <w:basedOn w:val="TableNormal"/>
+    <w:uiPriority w:val="99"/>
+    <w:qFormat/>
+    <w:pPr>
+      <w:spacing w:after="0" w:line="240" w:lineRule="auto"/>
+    </w:pPr>
+    <w:tblPr>
+      <w:tblStyleRowBandSize w:val="1"/>
+      <w:tblStyleColBandSize w:val="1"/>
+      <w:tblCellMar>
+        <w:left w:w="115" w:type="dxa"/>
+        <w:right w:w="115" w:type="dxa"/>
+      </w:tblCellMar>
+    </w:tblPr>
+    <w:tcPr>
+      <w:vAlign w:val="center"/>
+    </w:tcPr>
+    <w:tblStylePr w:type="firstRow">
+      <w:pPr>
+        <w:spacing w:before="160" w:after="80"/>
+      </w:pPr>
+      <w:rPr>
+        <w:rFonts w:asciiTheme="majorHAnsi" w:hAnsiTheme="majorHAnsi" w:cstheme="majorBidi"/>
+      </w:rPr>
+      <w:tblPr/>
+      <w:tcPr>
+        <w:tcBorders>
+          <w:bottom w:val="single" w:sz="4" w:space="0" w:color="000000" w:themeColor="text1"/>
+        </w:tcBorders>
+        <w:vAlign w:val="top"/>
+      </w:tcPr>
+    </w:tblStylePr>
+    <w:tblStylePr w:type="lastRow">
+      <w:tblPr/>
+      <w:tcPr>
+        <w:tcBorders>
+          <w:bottom w:val="single" w:sz="4" w:space="0" w:color="E8E8E8" w:themeColor="background2"/>
+        </w:tcBorders>
+      </w:tcPr>
+    </w:tblStylePr>
+    <w:tblStylePr w:type="band1Horz">
+      <w:tblPr/>
+      <w:tcPr>
+        <w:shd w:val="clear" w:color="auto" w:fill="auto"/>
+      </w:tcPr>
+    </w:tblStylePr>
+    <w:tblStylePr w:type="band2Horz">
+      <w:tblPr/>
+      <w:tcPr>
+        <w:shd w:val="clear" w:color="auto" w:fill="FAE2D5" w:themeFill="accent2" w:themeFillTint="33"/>
+      </w:tcPr>
+    </w:tblStylePr>
+  </w:style>
+  <w:style w:type="table" w:customStyle="1" w:styleId="BCTotalsTable">
+    <w:name w:val="BC Totals Table"/>
+    <w:basedOn w:val="TableNormal"/>
+    <w:uiPriority w:val="99"/>
+    <w:qFormat/>
+    <w:pPr>
+      <w:spacing w:after="0" w:line="240" w:lineRule="auto"/>
+    </w:pPr>
+    <w:tblPr>
+      <w:tblStyleRowBandSize w:val="1"/>
+      <w:tblStyleColBandSize w:val="1"/>
+      <w:tblCellMar>
+        <w:left w:w="115" w:type="dxa"/>
+        <w:right w:w="115" w:type="dxa"/>
+      </w:tblCellMar>
+    </w:tblPr>
+    <w:tcPr>
+      <w:vAlign w:val="center"/>
+    </w:tcPr>
+    <w:tblStylePr w:type="lastRow">
+      <w:rPr>
+        <w:rFonts w:asciiTheme="majorHAnsi" w:hAnsiTheme="majorHAnsi" w:cstheme="majorBidi"/>
+      </w:rPr>
+      <w:tblPr/>
+      <w:tcPr>
+        <w:tcBorders>
+          <w:top w:val="single" w:sz="4" w:space="0" w:color="000000" w:themeColor="text1"/>
+          <w:bottom w:val="single" w:sz="8" w:space="0" w:color="000000" w:themeColor="text1"/>
+        </w:tcBorders>
+      </w:tcPr>
+    </w:tblStylePr>
+  </w:style>
+  <w:style w:type="table" w:customStyle="1" w:styleId="BCCalculationTable">
+    <w:name w:val="BC Calculation Table"/>
+    <w:basedOn w:val="TableNormal"/>
+    <w:uiPriority w:val="99"/>
+    <w:qFormat/>
+    <w:pPr>
+      <w:spacing w:after="0" w:line="240" w:lineRule="auto"/>
+    </w:pPr>
+    <w:tblPr>
+      <w:tblStyleRowBandSize w:val="1"/>
+      <w:tblStyleColBandSize w:val="1"/>
+      <w:tblCellMar>
+        <w:top w:w="58" w:type="dxa"/>
+        <w:left w:w="0" w:type="dxa"/>
+        <w:bottom w:w="58" w:type="dxa"/>
+        <w:right w:w="0" w:type="dxa"/>
+      </w:tblCellMar>
+    </w:tblPr>
+    <w:tcPr>
+      <w:vAlign w:val="center"/>
+    </w:tcPr>
+    <w:tblStylePr w:type="firstRow">
+      <w:rPr>
+        <w:rFonts w:asciiTheme="majorHAnsi" w:hAnsiTheme="majorHAnsi" w:cstheme="majorBidi"/>
+      </w:rPr>
+      <w:tblPr/>
+      <w:tcPr>
+        <w:vAlign w:val="bottom"/>
+      </w:tcPr>
+    </w:tblStylePr>
+    <w:tblStylePr w:type="lastRow">
+      <w:rPr>
+        <w:rFonts w:asciiTheme="majorHAnsi" w:hAnsiTheme="majorHAnsi" w:cstheme="majorBidi"/>
+      </w:rPr>
+      <w:tblPr/>
+      <w:tcPr>
+        <w:tcBorders>
+          <w:top w:val="single" w:sz="4" w:space="0" w:color="000000" w:themeColor="text1"/>
+        </w:tcBorders>
+      </w:tcPr>
+    </w:tblStylePr>
+  </w:style>
+  <w:style w:type="table" w:customStyle="1" w:styleId="BCSignatureTable">
+    <w:name w:val="BC Signature Table"/>
+    <w:basedOn w:val="TableNormal"/>
+    <w:uiPriority w:val="99"/>
+    <w:qFormat/>
+    <w:pPr>
+      <w:spacing w:after="0" w:line="240" w:lineRule="auto"/>
+    </w:pPr>
+    <w:tblPr>
+      <w:tblStyleRowBandSize w:val="1"/>
+      <w:tblStyleColBandSize w:val="1"/>
+      <w:tblCellMar>
+        <w:left w:w="0" w:type="dxa"/>
+        <w:right w:w="0" w:type="dxa"/>
+      </w:tblCellMar>
+    </w:tblPr>
+    <w:tblStylePr w:type="lastRow">
+      <w:tblPr/>
+      <w:tcPr>
+        <w:tcBorders>
+          <w:bottom w:val="single" w:sz="4" w:space="0" w:color="000000" w:themeColor="text1"/>
+        </w:tcBorders>
+      </w:tcPr>
+    </w:tblStylePr>
+  </w:style>
 </w:styles>
 </file>
 
 <file path=word/glossary/document.xml><?xml version="1.0" encoding="utf-8"?>
-<w:glossaryDocument xmlns:wpc="http://schemas.microsoft.com/office/word/2010/wordprocessingCanvas" xmlns:cx="http://schemas.microsoft.com/office/drawing/2014/chartex" xmlns:cx1="http://schemas.microsoft.com/office/drawing/2015/9/8/chartex" xmlns:cx2="http://schemas.microsoft.com/office/drawing/2015/10/21/chartex" xmlns:cx3="http://schemas.microsoft.com/office/drawing/2016/5/9/chartex" xmlns:cx4="http://schemas.microsoft.com/office/drawing/2016/5/10/chartex" xmlns:cx5="http://schemas.microsoft.com/office/drawing/2016/5/11/chartex" xmlns:cx6="http://schemas.microsoft.com/office/drawing/2016/5/12/chartex" xmlns:cx7="http://schemas.microsoft.com/office/drawing/2016/5/13/chartex" xmlns:cx8="http://schemas.microsoft.com/office/drawing/2016/5/14/chartex" xmlns:mc="http://schemas.openxmlformats.org/markup-compatibility/2006" xmlns:aink="http://schemas.microsoft.com/office/drawing/2016/ink" xmlns:am3d="http://schemas.microsoft.com/office/drawing/2017/model3d" xmlns:o="urn:schemas-microsoft-com:office:office" xmlns:oel="http://schemas.microsoft.com/office/2019/extlst" xmlns:r="http://schemas.openxmlformats.org/officeDocument/2006/relationships" xmlns:m="http://schemas.openxmlformats.org/officeDocument/2006/math" xmlns:v="urn:schemas-microsoft-com:vml" xmlns:wp14="http://schemas.microsoft.com/office/word/2010/wordprocessingDrawing" xmlns:wp="http://schemas.openxmlformats.org/drawingml/2006/wordprocessingDrawing" xmlns:w10="urn:schemas-microsoft-com:office:word" xmlns:w="http://schemas.openxmlformats.org/wordprocessingml/2006/main" xmlns:w14="http://schemas.microsoft.com/office/word/2010/wordml" xmlns:w15="http://schemas.microsoft.com/office/word/2012/wordml" xmlns:w16cex="http://schemas.microsoft.com/office/word/2018/wordml/cex" xmlns:w16cid="http://schemas.microsoft.com/office/word/2016/wordml/cid" xmlns:w16="http://schemas.microsoft.com/office/word/2018/wordml" xmlns:w16du="http://schemas.microsoft.com/office/word/2023/wordml/word16du" xmlns:w16sdtdh="http://schemas.microsoft.com/office/word/2020/wordml/sdtdatahash" xmlns:w16sdtfl="http://schemas.microsoft.com/office/word/2024/wordml/sdtformatlock" xmlns:w16se="http://schemas.microsoft.com/office/word/2015/wordml/symex" xmlns:wpg="http://schemas.microsoft.com/office/word/2010/wordprocessingGroup" xmlns:wpi="http://schemas.microsoft.com/office/word/2010/wordprocessingInk" xmlns:wne="http://schemas.microsoft.com/office/word/2006/wordml" xmlns:wps="http://schemas.microsoft.com/office/word/2010/wordprocessingShape" mc:Ignorable="w14 w15 w16se w16cid w16 w16cex w16sdtdh w16sdtfl w16du wp14">
+<w:glossaryDocument xmlns:wpc="http://schemas.microsoft.com/office/word/2010/wordprocessingCanvas" xmlns:cx="http://schemas.microsoft.com/office/drawing/2014/chartex" xmlns:cx1="http://schemas.microsoft.com/office/drawing/2015/9/8/chartex" xmlns:cx2="http://schemas.microsoft.com/office/drawing/2015/10/21/chartex" xmlns:cx3="http://schemas.microsoft.com/office/drawing/2016/5/9/chartex" xmlns:cx4="http://schemas.microsoft.com/office/drawing/2016/5/10/chartex" xmlns:cx5="http://schemas.microsoft.com/office/drawing/2016/5/11/chartex" xmlns:cx6="http://schemas.microsoft.com/office/drawing/2016/5/12/chartex" xmlns:cx7="http://schemas.microsoft.com/office/drawing/2016/5/13/chartex" xmlns:cx8="http://schemas.microsoft.com/office/drawing/2016/5/14/chartex" xmlns:mc="http://schemas.openxmlformats.org/markup-compatibility/2006" xmlns:aink="http://schemas.microsoft.com/office/drawing/2016/ink" xmlns:am3d="http://schemas.microsoft.com/office/drawing/2017/model3d" xmlns:o="urn:schemas-microsoft-com:office:office" xmlns:oel="http://schemas.microsoft.com/office/2019/extlst" xmlns:r="http://schemas.openxmlformats.org/officeDocument/2006/relationships" xmlns:m="http://schemas.openxmlformats.org/officeDocument/2006/math" xmlns:v="urn:schemas-microsoft-com:vml" xmlns:wp14="http://schemas.microsoft.com/office/word/2010/wordprocessingDrawing" xmlns:wp="http://schemas.openxmlformats.org/drawingml/2006/wordprocessingDrawing" xmlns:w10="urn:schemas-microsoft-com:office:word" xmlns:w="http://schemas.openxmlformats.org/wordprocessingml/2006/main" xmlns:w14="http://schemas.microsoft.com/office/word/2010/wordml" xmlns:w15="http://schemas.microsoft.com/office/word/2012/wordml" xmlns:w16cei="http://schemas.microsoft.com/office/word/2026/wordml/cei" xmlns:w16cex="http://schemas.microsoft.com/office/word/2018/wordml/cex" xmlns:w16cid="http://schemas.microsoft.com/office/word/2016/wordml/cid" xmlns:w16="http://schemas.microsoft.com/office/word/2018/wordml" xmlns:w16du="http://schemas.microsoft.com/office/word/2023/wordml/word16du" xmlns:w16sdtdh="http://schemas.microsoft.com/office/word/2020/wordml/sdtdatahash" xmlns:w16sdtfl="http://schemas.microsoft.com/office/word/2024/wordml/sdtformatlock" xmlns:w16se="http://schemas.microsoft.com/office/word/2015/wordml/symex" xmlns:wpg="http://schemas.microsoft.com/office/word/2010/wordprocessingGroup" xmlns:wpi="http://schemas.microsoft.com/office/word/2010/wordprocessingInk" xmlns:wne="http://schemas.microsoft.com/office/word/2006/wordml" xmlns:wps="http://schemas.microsoft.com/office/word/2010/wordprocessingShape" mc:Ignorable="w14 w15 w16se w16cid w16 w16cex w16sdtdh w16sdtfl w16du wp14">
   <w:docParts>
     <w:docPart>
       <w:docPartPr>
@@ -5309,296 +4390,6 @@
     </w:docPart>
     <w:docPart>
       <w:docPartPr>
-        <w:name w:val="1EFDD2086D4C45ABB4677146F93FCEDB"/>
-        <w:category>
-          <w:name w:val="General"/>
-          <w:gallery w:val="placeholder"/>
-        </w:category>
-        <w:types>
-          <w:type w:val="bbPlcHdr"/>
-        </w:types>
-        <w:behaviors>
-          <w:behavior w:val="content"/>
-        </w:behaviors>
-        <w:guid w:val="{FB34E403-B129-42DB-8A26-090DD8FD8826}"/>
-      </w:docPartPr>
-      <w:docPartBody>
-        <w:p>
-          <w:pPr>
-            <w:pStyle w:val="1EFDD2086D4C45ABB4677146F93FCEDB"/>
-          </w:pPr>
-          <w:r>
-            <w:rPr>
-              <w:rStyle w:val="PlaceholderText"/>
-            </w:rPr>
-            <w:t>Click or tap here to enter text.</w:t>
-          </w:r>
-        </w:p>
-      </w:docPartBody>
-    </w:docPart>
-    <w:docPart>
-      <w:docPartPr>
-        <w:name w:val="C632C1E495204384BE3E4415A49E0654"/>
-        <w:category>
-          <w:name w:val="General"/>
-          <w:gallery w:val="placeholder"/>
-        </w:category>
-        <w:types>
-          <w:type w:val="bbPlcHdr"/>
-        </w:types>
-        <w:behaviors>
-          <w:behavior w:val="content"/>
-        </w:behaviors>
-        <w:guid w:val="{4B96AAFA-25C4-4763-8289-7CF0E1876C98}"/>
-      </w:docPartPr>
-      <w:docPartBody>
-        <w:p>
-          <w:pPr>
-            <w:pStyle w:val="C632C1E495204384BE3E4415A49E0654"/>
-          </w:pPr>
-          <w:r>
-            <w:rPr>
-              <w:rStyle w:val="PlaceholderText"/>
-            </w:rPr>
-            <w:t>Click or tap here to enter text.</w:t>
-          </w:r>
-        </w:p>
-      </w:docPartBody>
-    </w:docPart>
-    <w:docPart>
-      <w:docPartPr>
-        <w:name w:val="4814EBA12D4F4C2F86004D2EABB47D17"/>
-        <w:category>
-          <w:name w:val="General"/>
-          <w:gallery w:val="placeholder"/>
-        </w:category>
-        <w:types>
-          <w:type w:val="bbPlcHdr"/>
-        </w:types>
-        <w:behaviors>
-          <w:behavior w:val="content"/>
-        </w:behaviors>
-        <w:guid w:val="{1078EB0C-6647-4332-8C7E-4396FE48709C}"/>
-      </w:docPartPr>
-      <w:docPartBody>
-        <w:p>
-          <w:pPr>
-            <w:pStyle w:val="4814EBA12D4F4C2F86004D2EABB47D17"/>
-          </w:pPr>
-          <w:r>
-            <w:rPr>
-              <w:rStyle w:val="PlaceholderText"/>
-            </w:rPr>
-            <w:t>Click or tap here to enter text.</w:t>
-          </w:r>
-        </w:p>
-      </w:docPartBody>
-    </w:docPart>
-    <w:docPart>
-      <w:docPartPr>
-        <w:name w:val="EEA0899F888148108EF724339F26C9B8"/>
-        <w:category>
-          <w:name w:val="General"/>
-          <w:gallery w:val="placeholder"/>
-        </w:category>
-        <w:types>
-          <w:type w:val="bbPlcHdr"/>
-        </w:types>
-        <w:behaviors>
-          <w:behavior w:val="content"/>
-        </w:behaviors>
-        <w:guid w:val="{F9B68267-6224-4ED7-8C54-55A3043FBCC8}"/>
-      </w:docPartPr>
-      <w:docPartBody>
-        <w:p>
-          <w:pPr>
-            <w:pStyle w:val="EEA0899F888148108EF724339F26C9B8"/>
-          </w:pPr>
-          <w:r>
-            <w:rPr>
-              <w:rStyle w:val="PlaceholderText"/>
-            </w:rPr>
-            <w:t>Click or tap here to enter text.</w:t>
-          </w:r>
-        </w:p>
-      </w:docPartBody>
-    </w:docPart>
-    <w:docPart>
-      <w:docPartPr>
-        <w:name w:val="52D4BAA0332845F0A13EF6EAEE198BEC"/>
-        <w:category>
-          <w:name w:val="General"/>
-          <w:gallery w:val="placeholder"/>
-        </w:category>
-        <w:types>
-          <w:type w:val="bbPlcHdr"/>
-        </w:types>
-        <w:behaviors>
-          <w:behavior w:val="content"/>
-        </w:behaviors>
-        <w:guid w:val="{7175DEB1-3462-4DA2-8CDE-5CF35386BBAD}"/>
-      </w:docPartPr>
-      <w:docPartBody>
-        <w:p>
-          <w:pPr>
-            <w:pStyle w:val="52D4BAA0332845F0A13EF6EAEE198BEC"/>
-          </w:pPr>
-          <w:r>
-            <w:rPr>
-              <w:rStyle w:val="PlaceholderText"/>
-            </w:rPr>
-            <w:t>Click or tap here to enter text.</w:t>
-          </w:r>
-        </w:p>
-      </w:docPartBody>
-    </w:docPart>
-    <w:docPart>
-      <w:docPartPr>
-        <w:name w:val="F849C86B8ADD4D4D8BE91A3BC2B2B53B"/>
-        <w:category>
-          <w:name w:val="General"/>
-          <w:gallery w:val="placeholder"/>
-        </w:category>
-        <w:types>
-          <w:type w:val="bbPlcHdr"/>
-        </w:types>
-        <w:behaviors>
-          <w:behavior w:val="content"/>
-        </w:behaviors>
-        <w:guid w:val="{6E200894-74B2-4F9E-AADD-3D96B04732C6}"/>
-      </w:docPartPr>
-      <w:docPartBody>
-        <w:p>
-          <w:pPr>
-            <w:pStyle w:val="F849C86B8ADD4D4D8BE91A3BC2B2B53B"/>
-          </w:pPr>
-          <w:r>
-            <w:rPr>
-              <w:rStyle w:val="PlaceholderText"/>
-            </w:rPr>
-            <w:t>Click or tap here to enter text.</w:t>
-          </w:r>
-        </w:p>
-      </w:docPartBody>
-    </w:docPart>
-    <w:docPart>
-      <w:docPartPr>
-        <w:name w:val="45FC40E16C8240769C3EEB96F31D5DC9"/>
-        <w:category>
-          <w:name w:val="General"/>
-          <w:gallery w:val="placeholder"/>
-        </w:category>
-        <w:types>
-          <w:type w:val="bbPlcHdr"/>
-        </w:types>
-        <w:behaviors>
-          <w:behavior w:val="content"/>
-        </w:behaviors>
-        <w:guid w:val="{119023B0-3652-45D7-B3A6-75720ED22323}"/>
-      </w:docPartPr>
-      <w:docPartBody>
-        <w:p>
-          <w:pPr>
-            <w:pStyle w:val="45FC40E16C8240769C3EEB96F31D5DC9"/>
-          </w:pPr>
-          <w:r>
-            <w:rPr>
-              <w:rStyle w:val="PlaceholderText"/>
-            </w:rPr>
-            <w:t>Click or tap here to enter text.</w:t>
-          </w:r>
-        </w:p>
-      </w:docPartBody>
-    </w:docPart>
-    <w:docPart>
-      <w:docPartPr>
-        <w:name w:val="67453C026F4F432FAA485AF15EDDE7E5"/>
-        <w:category>
-          <w:name w:val="General"/>
-          <w:gallery w:val="placeholder"/>
-        </w:category>
-        <w:types>
-          <w:type w:val="bbPlcHdr"/>
-        </w:types>
-        <w:behaviors>
-          <w:behavior w:val="content"/>
-        </w:behaviors>
-        <w:guid w:val="{3B71E5BF-1436-40B4-BA35-4CB778C9281F}"/>
-      </w:docPartPr>
-      <w:docPartBody>
-        <w:p>
-          <w:pPr>
-            <w:pStyle w:val="67453C026F4F432FAA485AF15EDDE7E5"/>
-          </w:pPr>
-          <w:r>
-            <w:rPr>
-              <w:rStyle w:val="PlaceholderText"/>
-            </w:rPr>
-            <w:t>Click or tap here to enter text.</w:t>
-          </w:r>
-        </w:p>
-      </w:docPartBody>
-    </w:docPart>
-    <w:docPart>
-      <w:docPartPr>
-        <w:name w:val="3D22CBA13D4241D9B24F640844181455"/>
-        <w:category>
-          <w:name w:val="General"/>
-          <w:gallery w:val="placeholder"/>
-        </w:category>
-        <w:types>
-          <w:type w:val="bbPlcHdr"/>
-        </w:types>
-        <w:behaviors>
-          <w:behavior w:val="content"/>
-        </w:behaviors>
-        <w:guid w:val="{EF56054B-2DAE-4695-83A0-09845640E7BC}"/>
-      </w:docPartPr>
-      <w:docPartBody>
-        <w:p>
-          <w:pPr>
-            <w:pStyle w:val="3D22CBA13D4241D9B24F640844181455"/>
-          </w:pPr>
-          <w:r>
-            <w:rPr>
-              <w:rStyle w:val="PlaceholderText"/>
-            </w:rPr>
-            <w:t>Click or tap here to enter text.</w:t>
-          </w:r>
-        </w:p>
-      </w:docPartBody>
-    </w:docPart>
-    <w:docPart>
-      <w:docPartPr>
-        <w:name w:val="608CE8A56BFB4BC8B38F794B10901D27"/>
-        <w:category>
-          <w:name w:val="General"/>
-          <w:gallery w:val="placeholder"/>
-        </w:category>
-        <w:types>
-          <w:type w:val="bbPlcHdr"/>
-        </w:types>
-        <w:behaviors>
-          <w:behavior w:val="content"/>
-        </w:behaviors>
-        <w:guid w:val="{4E880921-42D0-4717-8AD8-E2C1F17E38DA}"/>
-      </w:docPartPr>
-      <w:docPartBody>
-        <w:p>
-          <w:pPr>
-            <w:pStyle w:val="608CE8A56BFB4BC8B38F794B10901D27"/>
-          </w:pPr>
-          <w:r>
-            <w:rPr>
-              <w:rStyle w:val="PlaceholderText"/>
-            </w:rPr>
-            <w:t>Click or tap here to enter text.</w:t>
-          </w:r>
-        </w:p>
-      </w:docPartBody>
-    </w:docPart>
-    <w:docPart>
-      <w:docPartPr>
         <w:name w:val="9CE4BC37AAAE47D7835966A0F7ACE2EB"/>
         <w:category>
           <w:name w:val="General"/>
@@ -5619,6 +4410,322 @@
               <w:rStyle w:val="PlaceholderText"/>
             </w:rPr>
             <w:t>Line: Insert any data item you want to repeat.</w:t>
+          </w:r>
+        </w:p>
+      </w:docPartBody>
+    </w:docPart>
+    <w:docPart>
+      <w:docPartPr>
+        <w:name w:val="88D56D31B6C048E5961D1D947F183470"/>
+        <w:category>
+          <w:name w:val="General"/>
+          <w:gallery w:val="placeholder"/>
+        </w:category>
+        <w:types>
+          <w:type w:val="bbPlcHdr"/>
+        </w:types>
+        <w:behaviors>
+          <w:behavior w:val="content"/>
+        </w:behaviors>
+        <w:guid w:val="{C717C068-ACCE-4512-8E20-2F9F8AE74335}"/>
+      </w:docPartPr>
+      <w:docPartBody>
+        <w:p>
+          <w:pPr>
+            <w:pStyle w:val="88D56D31B6C048E5961D1D947F183470"/>
+          </w:pPr>
+          <w:r>
+            <w:rPr>
+              <w:rStyle w:val="PlaceholderText"/>
+            </w:rPr>
+            <w:t>Click or tap here to enter text.</w:t>
+          </w:r>
+        </w:p>
+      </w:docPartBody>
+    </w:docPart>
+    <w:docPart>
+      <w:docPartPr>
+        <w:name w:val="0C45DBD5A90345D3AD17050D98731986"/>
+        <w:category>
+          <w:name w:val="General"/>
+          <w:gallery w:val="placeholder"/>
+        </w:category>
+        <w:types>
+          <w:type w:val="bbPlcHdr"/>
+        </w:types>
+        <w:behaviors>
+          <w:behavior w:val="content"/>
+        </w:behaviors>
+        <w:guid w:val="{E476343F-672B-42F7-8DF8-9ED570514FCB}"/>
+      </w:docPartPr>
+      <w:docPartBody>
+        <w:p>
+          <w:pPr>
+            <w:pStyle w:val="0C45DBD5A90345D3AD17050D98731986"/>
+          </w:pPr>
+          <w:r>
+            <w:rPr>
+              <w:rStyle w:val="PlaceholderText"/>
+            </w:rPr>
+            <w:t>Click or tap here to enter text.</w:t>
+          </w:r>
+        </w:p>
+      </w:docPartBody>
+    </w:docPart>
+    <w:docPart>
+      <w:docPartPr>
+        <w:name w:val="DB7DD0EB4ED44C69ABEE9DBDE67EB1B4"/>
+        <w:category>
+          <w:name w:val="General"/>
+          <w:gallery w:val="placeholder"/>
+        </w:category>
+        <w:types>
+          <w:type w:val="bbPlcHdr"/>
+        </w:types>
+        <w:behaviors>
+          <w:behavior w:val="content"/>
+        </w:behaviors>
+        <w:guid w:val="{3FFDD8D2-9081-4C42-9B5B-C94FCABBDA91}"/>
+      </w:docPartPr>
+      <w:docPartBody>
+        <w:p>
+          <w:pPr>
+            <w:pStyle w:val="DB7DD0EB4ED44C69ABEE9DBDE67EB1B4"/>
+          </w:pPr>
+          <w:r>
+            <w:rPr>
+              <w:rStyle w:val="PlaceholderText"/>
+            </w:rPr>
+            <w:t>Click or tap here to enter text.</w:t>
+          </w:r>
+        </w:p>
+      </w:docPartBody>
+    </w:docPart>
+    <w:docPart>
+      <w:docPartPr>
+        <w:name w:val="627D216D0F1345C2AABB4CFE821FC0D6"/>
+        <w:category>
+          <w:name w:val="General"/>
+          <w:gallery w:val="placeholder"/>
+        </w:category>
+        <w:types>
+          <w:type w:val="bbPlcHdr"/>
+        </w:types>
+        <w:behaviors>
+          <w:behavior w:val="content"/>
+        </w:behaviors>
+        <w:guid w:val="{A9D6F468-B1FD-4991-AAB4-3D24DE9DC285}"/>
+      </w:docPartPr>
+      <w:docPartBody>
+        <w:p>
+          <w:pPr>
+            <w:pStyle w:val="627D216D0F1345C2AABB4CFE821FC0D6"/>
+          </w:pPr>
+          <w:r>
+            <w:rPr>
+              <w:rStyle w:val="PlaceholderText"/>
+            </w:rPr>
+            <w:t>Click or tap here to enter text.</w:t>
+          </w:r>
+        </w:p>
+      </w:docPartBody>
+    </w:docPart>
+    <w:docPart>
+      <w:docPartPr>
+        <w:name w:val="32A47AA4D5D34BCAA70AE980430A3FF0"/>
+        <w:category>
+          <w:name w:val="General"/>
+          <w:gallery w:val="placeholder"/>
+        </w:category>
+        <w:types>
+          <w:type w:val="bbPlcHdr"/>
+        </w:types>
+        <w:behaviors>
+          <w:behavior w:val="content"/>
+        </w:behaviors>
+        <w:guid w:val="{3FA30E5C-77CC-457D-A9E7-AD29B1D1606A}"/>
+      </w:docPartPr>
+      <w:docPartBody>
+        <w:p>
+          <w:pPr>
+            <w:pStyle w:val="32A47AA4D5D34BCAA70AE980430A3FF0"/>
+          </w:pPr>
+          <w:r>
+            <w:rPr>
+              <w:rStyle w:val="PlaceholderText"/>
+            </w:rPr>
+            <w:t>Click or tap here to enter text.</w:t>
+          </w:r>
+        </w:p>
+      </w:docPartBody>
+    </w:docPart>
+    <w:docPart>
+      <w:docPartPr>
+        <w:name w:val="FD4D53D253124602B6D8ACE6138241A9"/>
+        <w:category>
+          <w:name w:val="General"/>
+          <w:gallery w:val="placeholder"/>
+        </w:category>
+        <w:types>
+          <w:type w:val="bbPlcHdr"/>
+        </w:types>
+        <w:behaviors>
+          <w:behavior w:val="content"/>
+        </w:behaviors>
+        <w:guid w:val="{DEE40433-D443-4557-A314-942458806C69}"/>
+      </w:docPartPr>
+      <w:docPartBody>
+        <w:p>
+          <w:pPr>
+            <w:pStyle w:val="FD4D53D253124602B6D8ACE6138241A9"/>
+          </w:pPr>
+          <w:r>
+            <w:rPr>
+              <w:rStyle w:val="PlaceholderText"/>
+            </w:rPr>
+            <w:t>Click or tap here to enter text.</w:t>
+          </w:r>
+        </w:p>
+      </w:docPartBody>
+    </w:docPart>
+    <w:docPart>
+      <w:docPartPr>
+        <w:name w:val="85004AF616D94B6592138A0C3724278D"/>
+        <w:category>
+          <w:name w:val="General"/>
+          <w:gallery w:val="placeholder"/>
+        </w:category>
+        <w:types>
+          <w:type w:val="bbPlcHdr"/>
+        </w:types>
+        <w:behaviors>
+          <w:behavior w:val="content"/>
+        </w:behaviors>
+        <w:guid w:val="{EE5C4030-DDC8-46FB-ACB2-63AB05A4768F}"/>
+      </w:docPartPr>
+      <w:docPartBody>
+        <w:p>
+          <w:pPr>
+            <w:pStyle w:val="85004AF616D94B6592138A0C3724278D"/>
+          </w:pPr>
+          <w:r>
+            <w:rPr>
+              <w:rStyle w:val="PlaceholderText"/>
+            </w:rPr>
+            <w:t>Click or tap here to enter text.</w:t>
+          </w:r>
+        </w:p>
+      </w:docPartBody>
+    </w:docPart>
+    <w:docPart>
+      <w:docPartPr>
+        <w:name w:val="CDCA5786DAD04663A1132845DD9A6E70"/>
+        <w:category>
+          <w:name w:val="General"/>
+          <w:gallery w:val="placeholder"/>
+        </w:category>
+        <w:types>
+          <w:type w:val="bbPlcHdr"/>
+        </w:types>
+        <w:behaviors>
+          <w:behavior w:val="content"/>
+        </w:behaviors>
+        <w:guid w:val="{937BE766-A5B5-4FEA-BB1E-4F09FF3E31E5}"/>
+      </w:docPartPr>
+      <w:docPartBody>
+        <w:p>
+          <w:pPr>
+            <w:pStyle w:val="CDCA5786DAD04663A1132845DD9A6E70"/>
+          </w:pPr>
+          <w:r>
+            <w:rPr>
+              <w:rStyle w:val="PlaceholderText"/>
+            </w:rPr>
+            <w:t>Click or tap here to enter text.</w:t>
+          </w:r>
+        </w:p>
+      </w:docPartBody>
+    </w:docPart>
+    <w:docPart>
+      <w:docPartPr>
+        <w:name w:val="DAF1513015464CC79FF1D640207085E5"/>
+        <w:category>
+          <w:name w:val="General"/>
+          <w:gallery w:val="placeholder"/>
+        </w:category>
+        <w:types>
+          <w:type w:val="bbPlcHdr"/>
+        </w:types>
+        <w:behaviors>
+          <w:behavior w:val="content"/>
+        </w:behaviors>
+        <w:guid w:val="{A4B9613D-DD64-4640-AC90-9DF61BE79737}"/>
+      </w:docPartPr>
+      <w:docPartBody>
+        <w:p>
+          <w:pPr>
+            <w:pStyle w:val="DAF1513015464CC79FF1D640207085E5"/>
+          </w:pPr>
+          <w:r>
+            <w:rPr>
+              <w:rStyle w:val="PlaceholderText"/>
+            </w:rPr>
+            <w:t>Click or tap here to enter text.</w:t>
+          </w:r>
+        </w:p>
+      </w:docPartBody>
+    </w:docPart>
+    <w:docPart>
+      <w:docPartPr>
+        <w:name w:val="B401B3728595480B8806AE7411B8CCF6"/>
+        <w:category>
+          <w:name w:val="General"/>
+          <w:gallery w:val="placeholder"/>
+        </w:category>
+        <w:types>
+          <w:type w:val="bbPlcHdr"/>
+        </w:types>
+        <w:behaviors>
+          <w:behavior w:val="content"/>
+        </w:behaviors>
+        <w:guid w:val="{EAF84D7F-2AA5-46CA-A753-979208764235}"/>
+      </w:docPartPr>
+      <w:docPartBody>
+        <w:p>
+          <w:pPr>
+            <w:pStyle w:val="B401B3728595480B8806AE7411B8CCF6"/>
+          </w:pPr>
+          <w:r>
+            <w:rPr>
+              <w:rStyle w:val="PlaceholderText"/>
+            </w:rPr>
+            <w:t>Click or tap here to enter text.</w:t>
+          </w:r>
+        </w:p>
+      </w:docPartBody>
+    </w:docPart>
+    <w:docPart>
+      <w:docPartPr>
+        <w:name w:val="DefaultPlaceholder_-1854013440"/>
+        <w:category>
+          <w:name w:val="General"/>
+          <w:gallery w:val="placeholder"/>
+        </w:category>
+        <w:types>
+          <w:type w:val="bbPlcHdr"/>
+        </w:types>
+        <w:behaviors>
+          <w:behavior w:val="content"/>
+        </w:behaviors>
+        <w:guid w:val="{AE6309A0-46A6-4FDC-A5B1-1165B71F04D8}"/>
+      </w:docPartPr>
+      <w:docPartBody>
+        <w:p>
+          <w:r>
+            <w:rPr>
+              <w:rStyle w:val="PlaceholderText"/>
+            </w:rPr>
+            <w:t>Click or tap here to enter text.</w:t>
           </w:r>
         </w:p>
       </w:docPartBody>
@@ -5676,13 +4783,6 @@
     <w:pitch w:val="variable"/>
     <w:sig w:usb0="E4002EFF" w:usb1="C200247B" w:usb2="00000009" w:usb3="00000000" w:csb0="000001FF" w:csb1="00000000"/>
   </w:font>
-  <w:font w:name="Arial">
-    <w:panose1 w:val="020B0604020202020204"/>
-    <w:charset w:val="00"/>
-    <w:family w:val="swiss"/>
-    <w:pitch w:val="variable"/>
-    <w:sig w:usb0="E0002EFF" w:usb1="C000785B" w:usb2="00000009" w:usb3="00000000" w:csb0="000001FF" w:csb1="00000000"/>
-  </w:font>
 </w:fonts>
 </file>
 
@@ -5706,11 +4806,15 @@
     <w:rsid w:val="001A493F"/>
     <w:rsid w:val="001B3A4C"/>
     <w:rsid w:val="0026224A"/>
+    <w:rsid w:val="003D6036"/>
     <w:rsid w:val="00423637"/>
+    <w:rsid w:val="0048654C"/>
     <w:rsid w:val="00536820"/>
     <w:rsid w:val="005928FA"/>
     <w:rsid w:val="00615E64"/>
+    <w:rsid w:val="00652771"/>
     <w:rsid w:val="008E5B21"/>
+    <w:rsid w:val="008E7FCD"/>
     <w:rsid w:val="00957FA9"/>
     <w:rsid w:val="009C49A3"/>
     <w:rsid w:val="009C4A63"/>
@@ -5723,6 +4827,8 @@
     <w:rsid w:val="00CD525D"/>
     <w:rsid w:val="00DD4377"/>
     <w:rsid w:val="00E111AD"/>
+    <w:rsid w:val="00E12863"/>
+    <w:rsid w:val="00E5711F"/>
     <w:rsid w:val="00E5765A"/>
   </w:rsids>
   <m:mathPr>
@@ -5738,9 +4844,9 @@
     <m:intLim m:val="subSup"/>
     <m:naryLim m:val="undOvr"/>
   </m:mathPr>
-  <w:themeFontLang w:val="en-DK"/>
+  <w:themeFontLang/>
   <w:clrSchemeMapping w:bg1="light1" w:t1="dark1" w:bg2="light2" w:t2="dark2" w:accent1="accent1" w:accent2="accent2" w:accent3="accent3" w:accent4="accent4" w:accent5="accent5" w:accent6="accent6" w:hyperlink="hyperlink" w:followedHyperlink="followedHyperlink"/>
-  <w:decimalSymbol w:val=","/>
+  <w:decimalSymbol w:val="."/>
   <w:listSeparator w:val=","/>
   <w15:chartTrackingRefBased/>
 </w:settings>
@@ -5755,7 +4861,7 @@
         <w:kern w:val="2"/>
         <w:sz w:val="24"/>
         <w:szCs w:val="24"/>
-        <w:lang w:val="en-DK" w:eastAsia="en-DK" w:bidi="ar-SA"/>
+        <w:lang w:bidi="ar-SA"/>
         <w14:ligatures w14:val="standardContextual"/>
       </w:rPr>
     </w:rPrDefault>
@@ -6179,7 +5285,7 @@
     <w:basedOn w:val="DefaultParagraphFont"/>
     <w:uiPriority w:val="99"/>
     <w:semiHidden/>
-    <w:rsid w:val="00B25402"/>
+    <w:rsid w:val="003D6036"/>
     <w:rPr>
       <w:color w:val="666666"/>
     </w:rPr>
@@ -6187,177 +5293,102 @@
   <w:style w:type="paragraph" w:customStyle="1" w:styleId="231F2063384141A6896F4483ADA8C7E1">
     <w:name w:val="231F2063384141A6896F4483ADA8C7E1"/>
     <w:rsid w:val="00B25402"/>
-    <w:rPr>
-      <w:lang w:val="en-DK" w:eastAsia="en-DK"/>
-    </w:rPr>
   </w:style>
   <w:style w:type="paragraph" w:customStyle="1" w:styleId="CB69599431E740F9BE4987359CE952F3">
     <w:name w:val="CB69599431E740F9BE4987359CE952F3"/>
     <w:rsid w:val="00B25402"/>
-    <w:rPr>
-      <w:lang w:val="en-DK" w:eastAsia="en-DK"/>
-    </w:rPr>
   </w:style>
   <w:style w:type="paragraph" w:customStyle="1" w:styleId="885C6A309CA94B5187DF50F44B398596">
     <w:name w:val="885C6A309CA94B5187DF50F44B398596"/>
     <w:rsid w:val="00B25402"/>
-    <w:rPr>
-      <w:lang w:val="en-DK" w:eastAsia="en-DK"/>
-    </w:rPr>
   </w:style>
   <w:style w:type="paragraph" w:customStyle="1" w:styleId="91379AE367B24E4EB392E3ACFAAAED19">
     <w:name w:val="91379AE367B24E4EB392E3ACFAAAED19"/>
     <w:rsid w:val="00B25402"/>
-    <w:rPr>
-      <w:lang w:val="en-DK" w:eastAsia="en-DK"/>
-    </w:rPr>
   </w:style>
   <w:style w:type="paragraph" w:customStyle="1" w:styleId="2F85EA427F1C4F92B06ABCEF2CE3846F">
     <w:name w:val="2F85EA427F1C4F92B06ABCEF2CE3846F"/>
     <w:rsid w:val="00B25402"/>
-    <w:rPr>
-      <w:lang w:val="en-DK" w:eastAsia="en-DK"/>
-    </w:rPr>
   </w:style>
   <w:style w:type="paragraph" w:customStyle="1" w:styleId="6841358D50264E5CBBC8663D02FF6605">
     <w:name w:val="6841358D50264E5CBBC8663D02FF6605"/>
     <w:rsid w:val="00B25402"/>
-    <w:rPr>
-      <w:lang w:val="en-DK" w:eastAsia="en-DK"/>
-    </w:rPr>
   </w:style>
   <w:style w:type="paragraph" w:customStyle="1" w:styleId="25DF757345124BB5AF2ECDA8F85D7DEA">
     <w:name w:val="25DF757345124BB5AF2ECDA8F85D7DEA"/>
     <w:rsid w:val="00B25402"/>
-    <w:rPr>
-      <w:lang w:val="en-DK" w:eastAsia="en-DK"/>
-    </w:rPr>
   </w:style>
   <w:style w:type="paragraph" w:customStyle="1" w:styleId="3A785CEEF9AB4AD48AD06BBAF9EC59EE">
     <w:name w:val="3A785CEEF9AB4AD48AD06BBAF9EC59EE"/>
     <w:rsid w:val="00B25402"/>
-    <w:rPr>
-      <w:lang w:val="en-DK" w:eastAsia="en-DK"/>
-    </w:rPr>
   </w:style>
   <w:style w:type="paragraph" w:customStyle="1" w:styleId="A5AF067E15064545A8F334E9197509D0">
     <w:name w:val="A5AF067E15064545A8F334E9197509D0"/>
     <w:rsid w:val="00B25402"/>
-    <w:rPr>
-      <w:lang w:val="en-DK" w:eastAsia="en-DK"/>
-    </w:rPr>
   </w:style>
   <w:style w:type="paragraph" w:customStyle="1" w:styleId="D608AD1A71F046A3A600C3E1E16DAC3F">
     <w:name w:val="D608AD1A71F046A3A600C3E1E16DAC3F"/>
     <w:rsid w:val="00B25402"/>
-    <w:rPr>
-      <w:lang w:val="en-DK" w:eastAsia="en-DK"/>
-    </w:rPr>
   </w:style>
   <w:style w:type="paragraph" w:customStyle="1" w:styleId="C33F0782BC3C4AC28A16E6B5BD617FDA">
     <w:name w:val="C33F0782BC3C4AC28A16E6B5BD617FDA"/>
     <w:rsid w:val="00B25402"/>
-    <w:rPr>
-      <w:lang w:val="en-DK" w:eastAsia="en-DK"/>
-    </w:rPr>
   </w:style>
   <w:style w:type="paragraph" w:customStyle="1" w:styleId="58950D3210A34CBB8D14E1DE475C78F1">
     <w:name w:val="58950D3210A34CBB8D14E1DE475C78F1"/>
     <w:rsid w:val="00B25402"/>
-    <w:rPr>
-      <w:lang w:val="en-DK" w:eastAsia="en-DK"/>
-    </w:rPr>
   </w:style>
   <w:style w:type="paragraph" w:customStyle="1" w:styleId="3DC7BBEA73B04009968F8B2A11B0BA8B">
     <w:name w:val="3DC7BBEA73B04009968F8B2A11B0BA8B"/>
     <w:rsid w:val="00B25402"/>
-    <w:rPr>
-      <w:lang w:val="en-DK" w:eastAsia="en-DK"/>
-    </w:rPr>
   </w:style>
   <w:style w:type="paragraph" w:customStyle="1" w:styleId="435408E52A374019A765ED6F1FB740CA">
     <w:name w:val="435408E52A374019A765ED6F1FB740CA"/>
     <w:rsid w:val="00B25402"/>
-    <w:rPr>
-      <w:lang w:val="en-DK" w:eastAsia="en-DK"/>
-    </w:rPr>
   </w:style>
   <w:style w:type="paragraph" w:customStyle="1" w:styleId="87D7269456494E8F962D59EBAB6C7275">
     <w:name w:val="87D7269456494E8F962D59EBAB6C7275"/>
     <w:rsid w:val="00B25402"/>
-    <w:rPr>
-      <w:lang w:val="en-DK" w:eastAsia="en-DK"/>
-    </w:rPr>
   </w:style>
   <w:style w:type="paragraph" w:customStyle="1" w:styleId="1EFDD2086D4C45ABB4677146F93FCEDB">
     <w:name w:val="1EFDD2086D4C45ABB4677146F93FCEDB"/>
     <w:rsid w:val="00B25402"/>
-    <w:rPr>
-      <w:lang w:val="en-DK" w:eastAsia="en-DK"/>
-    </w:rPr>
   </w:style>
   <w:style w:type="paragraph" w:customStyle="1" w:styleId="C632C1E495204384BE3E4415A49E0654">
     <w:name w:val="C632C1E495204384BE3E4415A49E0654"/>
     <w:rsid w:val="00B25402"/>
-    <w:rPr>
-      <w:lang w:val="en-DK" w:eastAsia="en-DK"/>
-    </w:rPr>
   </w:style>
   <w:style w:type="paragraph" w:customStyle="1" w:styleId="4814EBA12D4F4C2F86004D2EABB47D17">
     <w:name w:val="4814EBA12D4F4C2F86004D2EABB47D17"/>
     <w:rsid w:val="00B25402"/>
-    <w:rPr>
-      <w:lang w:val="en-DK" w:eastAsia="en-DK"/>
-    </w:rPr>
   </w:style>
   <w:style w:type="paragraph" w:customStyle="1" w:styleId="EEA0899F888148108EF724339F26C9B8">
     <w:name w:val="EEA0899F888148108EF724339F26C9B8"/>
     <w:rsid w:val="00B25402"/>
-    <w:rPr>
-      <w:lang w:val="en-DK" w:eastAsia="en-DK"/>
-    </w:rPr>
   </w:style>
   <w:style w:type="paragraph" w:customStyle="1" w:styleId="52D4BAA0332845F0A13EF6EAEE198BEC">
     <w:name w:val="52D4BAA0332845F0A13EF6EAEE198BEC"/>
     <w:rsid w:val="00B25402"/>
-    <w:rPr>
-      <w:lang w:val="en-DK" w:eastAsia="en-DK"/>
-    </w:rPr>
   </w:style>
   <w:style w:type="paragraph" w:customStyle="1" w:styleId="F849C86B8ADD4D4D8BE91A3BC2B2B53B">
     <w:name w:val="F849C86B8ADD4D4D8BE91A3BC2B2B53B"/>
     <w:rsid w:val="00B25402"/>
-    <w:rPr>
-      <w:lang w:val="en-DK" w:eastAsia="en-DK"/>
-    </w:rPr>
   </w:style>
   <w:style w:type="paragraph" w:customStyle="1" w:styleId="45FC40E16C8240769C3EEB96F31D5DC9">
     <w:name w:val="45FC40E16C8240769C3EEB96F31D5DC9"/>
     <w:rsid w:val="00B25402"/>
-    <w:rPr>
-      <w:lang w:val="en-DK" w:eastAsia="en-DK"/>
-    </w:rPr>
   </w:style>
   <w:style w:type="paragraph" w:customStyle="1" w:styleId="67453C026F4F432FAA485AF15EDDE7E5">
     <w:name w:val="67453C026F4F432FAA485AF15EDDE7E5"/>
     <w:rsid w:val="00B25402"/>
-    <w:rPr>
-      <w:lang w:val="en-DK" w:eastAsia="en-DK"/>
-    </w:rPr>
   </w:style>
   <w:style w:type="paragraph" w:customStyle="1" w:styleId="3D22CBA13D4241D9B24F640844181455">
     <w:name w:val="3D22CBA13D4241D9B24F640844181455"/>
     <w:rsid w:val="00B25402"/>
-    <w:rPr>
-      <w:lang w:val="en-DK" w:eastAsia="en-DK"/>
-    </w:rPr>
   </w:style>
   <w:style w:type="paragraph" w:customStyle="1" w:styleId="608CE8A56BFB4BC8B38F794B10901D27">
     <w:name w:val="608CE8A56BFB4BC8B38F794B10901D27"/>
     <w:rsid w:val="00B25402"/>
-    <w:rPr>
-      <w:lang w:val="en-DK" w:eastAsia="en-DK"/>
-    </w:rPr>
   </w:style>
   <w:style w:type="paragraph" w:customStyle="1" w:styleId="040EB39C88C340B6B7A2F569B1AA1C77">
     <w:name w:val="040EB39C88C340B6B7A2F569B1AA1C77"/>
@@ -6531,6 +5562,190 @@
     <w:rPr>
       <w:lang w:val="da-DK" w:eastAsia="da-DK"/>
     </w:rPr>
+  </w:style>
+  <w:style w:type="paragraph" w:customStyle="1" w:styleId="67AEB7F49EEE45B99780CA79AA574488">
+    <w:name w:val="67AEB7F49EEE45B99780CA79AA574488"/>
+    <w:rsid w:val="003D6036"/>
+  </w:style>
+  <w:style w:type="paragraph" w:customStyle="1" w:styleId="A3E6125E027F46D7B25E7219583F201B">
+    <w:name w:val="A3E6125E027F46D7B25E7219583F201B"/>
+    <w:rsid w:val="003D6036"/>
+  </w:style>
+  <w:style w:type="paragraph" w:customStyle="1" w:styleId="1E3E28E32736452BBB7C8701DD39CFDB">
+    <w:name w:val="1E3E28E32736452BBB7C8701DD39CFDB"/>
+    <w:rsid w:val="003D6036"/>
+  </w:style>
+  <w:style w:type="paragraph" w:customStyle="1" w:styleId="F5C9E076F7D74BC5B7ED512C4781DFC2">
+    <w:name w:val="F5C9E076F7D74BC5B7ED512C4781DFC2"/>
+    <w:rsid w:val="003D6036"/>
+  </w:style>
+  <w:style w:type="paragraph" w:customStyle="1" w:styleId="9606742BECCA4189AF55F662CABA3846">
+    <w:name w:val="9606742BECCA4189AF55F662CABA3846"/>
+    <w:rsid w:val="003D6036"/>
+  </w:style>
+  <w:style w:type="paragraph" w:customStyle="1" w:styleId="39702C5DE6754513A8590DEA8FF809A3">
+    <w:name w:val="39702C5DE6754513A8590DEA8FF809A3"/>
+    <w:rsid w:val="003D6036"/>
+  </w:style>
+  <w:style w:type="paragraph" w:customStyle="1" w:styleId="7CBD9597FEE5447CAFD249D37DF1F97E">
+    <w:name w:val="7CBD9597FEE5447CAFD249D37DF1F97E"/>
+    <w:rsid w:val="003D6036"/>
+  </w:style>
+  <w:style w:type="paragraph" w:customStyle="1" w:styleId="CA10AB100FBA4BC89CB29FCD8F8388FD">
+    <w:name w:val="CA10AB100FBA4BC89CB29FCD8F8388FD"/>
+    <w:rsid w:val="003D6036"/>
+  </w:style>
+  <w:style w:type="paragraph" w:customStyle="1" w:styleId="0E858B8C85734C08B910001B85460B30">
+    <w:name w:val="0E858B8C85734C08B910001B85460B30"/>
+    <w:rsid w:val="003D6036"/>
+  </w:style>
+  <w:style w:type="paragraph" w:customStyle="1" w:styleId="DACAAB7FE72044A6A54DF4DCB43BE3F3">
+    <w:name w:val="DACAAB7FE72044A6A54DF4DCB43BE3F3"/>
+    <w:rsid w:val="003D6036"/>
+  </w:style>
+  <w:style w:type="paragraph" w:customStyle="1" w:styleId="36640BCC7B9D47F98441E27FE98CF673">
+    <w:name w:val="36640BCC7B9D47F98441E27FE98CF673"/>
+    <w:rsid w:val="003D6036"/>
+  </w:style>
+  <w:style w:type="paragraph" w:customStyle="1" w:styleId="DDCEE11D28C74B649018EBB0580E337A">
+    <w:name w:val="DDCEE11D28C74B649018EBB0580E337A"/>
+    <w:rsid w:val="003D6036"/>
+  </w:style>
+  <w:style w:type="paragraph" w:customStyle="1" w:styleId="642F18998070405FA02CC5129F720599">
+    <w:name w:val="642F18998070405FA02CC5129F720599"/>
+    <w:rsid w:val="003D6036"/>
+  </w:style>
+  <w:style w:type="paragraph" w:customStyle="1" w:styleId="705F8B077C18439A96DA9097FCFEF245">
+    <w:name w:val="705F8B077C18439A96DA9097FCFEF245"/>
+    <w:rsid w:val="003D6036"/>
+  </w:style>
+  <w:style w:type="paragraph" w:customStyle="1" w:styleId="0B867655109E435382FDCFEF7488EED9">
+    <w:name w:val="0B867655109E435382FDCFEF7488EED9"/>
+    <w:rsid w:val="003D6036"/>
+  </w:style>
+  <w:style w:type="paragraph" w:customStyle="1" w:styleId="2C2489EB512B490DBAC9ED49808DDD7A">
+    <w:name w:val="2C2489EB512B490DBAC9ED49808DDD7A"/>
+    <w:rsid w:val="003D6036"/>
+  </w:style>
+  <w:style w:type="paragraph" w:customStyle="1" w:styleId="B746F42CC0164ACFB0762D190AA8BE39">
+    <w:name w:val="B746F42CC0164ACFB0762D190AA8BE39"/>
+    <w:rsid w:val="003D6036"/>
+  </w:style>
+  <w:style w:type="paragraph" w:customStyle="1" w:styleId="62376671304241B3853B55E1B5108AD1">
+    <w:name w:val="62376671304241B3853B55E1B5108AD1"/>
+    <w:rsid w:val="003D6036"/>
+  </w:style>
+  <w:style w:type="paragraph" w:customStyle="1" w:styleId="3621F57CFB7A4A4FA0619EB91E041E2C">
+    <w:name w:val="3621F57CFB7A4A4FA0619EB91E041E2C"/>
+    <w:rsid w:val="003D6036"/>
+  </w:style>
+  <w:style w:type="paragraph" w:customStyle="1" w:styleId="B519180C825D449FAC9F65325F508356">
+    <w:name w:val="B519180C825D449FAC9F65325F508356"/>
+    <w:rsid w:val="003D6036"/>
+  </w:style>
+  <w:style w:type="paragraph" w:customStyle="1" w:styleId="86C4BBE1C5964E1CA3ACA089DACC659E">
+    <w:name w:val="86C4BBE1C5964E1CA3ACA089DACC659E"/>
+    <w:rsid w:val="003D6036"/>
+  </w:style>
+  <w:style w:type="paragraph" w:customStyle="1" w:styleId="65FAEF8542594C8A862FC73051F0AE42">
+    <w:name w:val="65FAEF8542594C8A862FC73051F0AE42"/>
+    <w:rsid w:val="003D6036"/>
+  </w:style>
+  <w:style w:type="paragraph" w:customStyle="1" w:styleId="68B8826B641143BAAB0FC27113606CA4">
+    <w:name w:val="68B8826B641143BAAB0FC27113606CA4"/>
+    <w:rsid w:val="003D6036"/>
+  </w:style>
+  <w:style w:type="paragraph" w:customStyle="1" w:styleId="9226F119674443BFA9A7DDF84D4B7686">
+    <w:name w:val="9226F119674443BFA9A7DDF84D4B7686"/>
+    <w:rsid w:val="003D6036"/>
+  </w:style>
+  <w:style w:type="paragraph" w:customStyle="1" w:styleId="B208755CDA5B4678A43CDEBF77778DA5">
+    <w:name w:val="B208755CDA5B4678A43CDEBF77778DA5"/>
+    <w:rsid w:val="003D6036"/>
+  </w:style>
+  <w:style w:type="paragraph" w:customStyle="1" w:styleId="87C73DB456BD4DA9BC5324F505DFDC7D">
+    <w:name w:val="87C73DB456BD4DA9BC5324F505DFDC7D"/>
+    <w:rsid w:val="003D6036"/>
+  </w:style>
+  <w:style w:type="paragraph" w:customStyle="1" w:styleId="83F686E885A348BBACCA9411B970425B">
+    <w:name w:val="83F686E885A348BBACCA9411B970425B"/>
+    <w:rsid w:val="003D6036"/>
+  </w:style>
+  <w:style w:type="paragraph" w:customStyle="1" w:styleId="CA4EC9DD1BC44EE18985D563B57CD5E5">
+    <w:name w:val="CA4EC9DD1BC44EE18985D563B57CD5E5"/>
+    <w:rsid w:val="003D6036"/>
+  </w:style>
+  <w:style w:type="paragraph" w:customStyle="1" w:styleId="B89CFA81959A43D2B6C7F630918A64AF">
+    <w:name w:val="B89CFA81959A43D2B6C7F630918A64AF"/>
+    <w:rsid w:val="003D6036"/>
+  </w:style>
+  <w:style w:type="paragraph" w:customStyle="1" w:styleId="1CC2C70FA8B349F5A0C3E69B3B2A1A76">
+    <w:name w:val="1CC2C70FA8B349F5A0C3E69B3B2A1A76"/>
+    <w:rsid w:val="003D6036"/>
+  </w:style>
+  <w:style w:type="paragraph" w:customStyle="1" w:styleId="6F77A828153D458B95DC48C952EB9228">
+    <w:name w:val="6F77A828153D458B95DC48C952EB9228"/>
+    <w:rsid w:val="003D6036"/>
+  </w:style>
+  <w:style w:type="paragraph" w:customStyle="1" w:styleId="851C3F856EED487A97A3E9EE5C3F062A">
+    <w:name w:val="851C3F856EED487A97A3E9EE5C3F062A"/>
+    <w:rsid w:val="003D6036"/>
+  </w:style>
+  <w:style w:type="paragraph" w:customStyle="1" w:styleId="C328D93A4A7745BB9810F2385FD2FAB9">
+    <w:name w:val="C328D93A4A7745BB9810F2385FD2FAB9"/>
+    <w:rsid w:val="003D6036"/>
+  </w:style>
+  <w:style w:type="paragraph" w:customStyle="1" w:styleId="476EF731A6674AACA758CC8614154B51">
+    <w:name w:val="476EF731A6674AACA758CC8614154B51"/>
+    <w:rsid w:val="003D6036"/>
+  </w:style>
+  <w:style w:type="paragraph" w:customStyle="1" w:styleId="3C7D3698B3EA4D29B98E35D8203B2865">
+    <w:name w:val="3C7D3698B3EA4D29B98E35D8203B2865"/>
+    <w:rsid w:val="003D6036"/>
+  </w:style>
+  <w:style w:type="paragraph" w:customStyle="1" w:styleId="C1E41F603FE042D095096A09DC2A176A">
+    <w:name w:val="C1E41F603FE042D095096A09DC2A176A"/>
+    <w:rsid w:val="003D6036"/>
+  </w:style>
+  <w:style w:type="paragraph" w:customStyle="1" w:styleId="88D56D31B6C048E5961D1D947F183470">
+    <w:name w:val="88D56D31B6C048E5961D1D947F183470"/>
+    <w:rsid w:val="003D6036"/>
+  </w:style>
+  <w:style w:type="paragraph" w:customStyle="1" w:styleId="0C45DBD5A90345D3AD17050D98731986">
+    <w:name w:val="0C45DBD5A90345D3AD17050D98731986"/>
+    <w:rsid w:val="003D6036"/>
+  </w:style>
+  <w:style w:type="paragraph" w:customStyle="1" w:styleId="DB7DD0EB4ED44C69ABEE9DBDE67EB1B4">
+    <w:name w:val="DB7DD0EB4ED44C69ABEE9DBDE67EB1B4"/>
+    <w:rsid w:val="003D6036"/>
+  </w:style>
+  <w:style w:type="paragraph" w:customStyle="1" w:styleId="627D216D0F1345C2AABB4CFE821FC0D6">
+    <w:name w:val="627D216D0F1345C2AABB4CFE821FC0D6"/>
+    <w:rsid w:val="003D6036"/>
+  </w:style>
+  <w:style w:type="paragraph" w:customStyle="1" w:styleId="32A47AA4D5D34BCAA70AE980430A3FF0">
+    <w:name w:val="32A47AA4D5D34BCAA70AE980430A3FF0"/>
+    <w:rsid w:val="003D6036"/>
+  </w:style>
+  <w:style w:type="paragraph" w:customStyle="1" w:styleId="FD4D53D253124602B6D8ACE6138241A9">
+    <w:name w:val="FD4D53D253124602B6D8ACE6138241A9"/>
+    <w:rsid w:val="003D6036"/>
+  </w:style>
+  <w:style w:type="paragraph" w:customStyle="1" w:styleId="85004AF616D94B6592138A0C3724278D">
+    <w:name w:val="85004AF616D94B6592138A0C3724278D"/>
+    <w:rsid w:val="003D6036"/>
+  </w:style>
+  <w:style w:type="paragraph" w:customStyle="1" w:styleId="CDCA5786DAD04663A1132845DD9A6E70">
+    <w:name w:val="CDCA5786DAD04663A1132845DD9A6E70"/>
+    <w:rsid w:val="003D6036"/>
+  </w:style>
+  <w:style w:type="paragraph" w:customStyle="1" w:styleId="DAF1513015464CC79FF1D640207085E5">
+    <w:name w:val="DAF1513015464CC79FF1D640207085E5"/>
+    <w:rsid w:val="003D6036"/>
+  </w:style>
+  <w:style w:type="paragraph" w:customStyle="1" w:styleId="B401B3728595480B8806AE7411B8CCF6">
+    <w:name w:val="B401B3728595480B8806AE7411B8CCF6"/>
+    <w:rsid w:val="003D6036"/>
   </w:style>
 </w:styles>
 </file>
@@ -6862,7 +6077,7 @@
   <wetp:taskpane dockstate="right" visibility="0" width="350" row="1">
     <wetp:webextensionref xmlns:r="http://schemas.openxmlformats.org/officeDocument/2006/relationships" r:id="rId1"/>
   </wetp:taskpane>
-  <wetp:taskpane dockstate="right" visibility="0" width="438" row="1">
+  <wetp:taskpane dockstate="right" visibility="0" width="350" row="1">
     <wetp:webextensionref xmlns:r="http://schemas.openxmlformats.org/officeDocument/2006/relationships" r:id="rId2"/>
   </wetp:taskpane>
   <wetp:taskpane dockstate="right" visibility="0" width="350" row="1">
@@ -6907,7 +6122,7 @@
 </we:webextension>
 </file>
 
-<file path=customXml/item3.xml>��< ? x m l   v e r s i o n = " 1 . 0 "   e n c o d i n g = " u t f - 1 6 " ? > +<file path=customXml/item1.xml>��< ? x m l   v e r s i o n = " 1 . 0 "   e n c o d i n g = " u t f - 1 6 " ? >   
  < N a v W o r d R e p o r t X m l P a r t   x m l n s = " u r n : m i c r o s o f t - d y n a m i c s - n a v / r e p o r t s / S t a n d a r d _ S a l e s _ Q u o t e / 1 3 0 4 / " >   
@@ -7546,7 +6761,7 @@
  < / N a v W o r d R e p o r t X m l P a r t > 
 </file>
 
-<file path=customXml/item4.xml>��< ? x m l   v e r s i o n = " 1 . 0 "   e n c o d i n g = " u t f - 1 6 " ? > +<file path=customXml/item2.xml>��< ? x m l   v e r s i o n = " 1 . 0 "   e n c o d i n g = " u t f - 1 6 " ? >   
  < N a v W o r d R e p o r t X m l P a r t   x m l n s = " u r n : m i c r o s o f t - d y n a m i c s - b u s i n e s s c e n t r a l / i n t e r n a l / e x t e n d e d / r e p o r t s / S t a n d a r d _ S a l e s _ Q u o t e / 1 3 0 4 / " >   
@@ -8211,4 +7426,26 @@
      < / H e a d e r >   
  < / N a v W o r d R e p o r t X m l P a r t > 
+</file>
+
+<file path=customXml/itemProps1.xml><?xml version="1.0" encoding="utf-8"?>
+<ds:datastoreItem xmlns:ds="http://schemas.openxmlformats.org/officeDocument/2006/customXml" ds:itemID="{3DF6FCA7-E711-47C6-AD63-5A5751E761E2}">
+  <ds:schemaRefs>
+    <ds:schemaRef ds:uri="urn:microsoft-dynamics-nav/reports/Standard_Sales_Quote/1304/"/>
+  </ds:schemaRefs>
+</ds:datastoreItem>
+</file>
+
+<file path=customXml/itemProps2.xml><?xml version="1.0" encoding="utf-8"?>
+<ds:datastoreItem xmlns:ds="http://schemas.openxmlformats.org/officeDocument/2006/customXml" ds:itemID="{22EBDC37-BCA3-4A10-9E49-CFE6B236A5FA}">
+  <ds:schemaRefs>
+    <ds:schemaRef ds:uri="urn:microsoft-dynamics-businesscentral/internal/extended/reports/Standard_Sales_Quote/1304/"/>
+  </ds:schemaRefs>
+</ds:datastoreItem>
+</file>
+
+<file path=docMetadata/LabelInfo.xml><?xml version="1.0" encoding="utf-8"?>
+<clbl:labelList xmlns:clbl="http://schemas.microsoft.com/office/2020/mipLabelMetadata">
+  <clbl:label id="{f42aa342-8706-4288-bd11-ebb85995028c}" enabled="1" method="Standard" siteId="{72f988bf-86f1-41af-91ab-2d7cd011db47}" removed="0"/>
+</clbl:labelList>
 </file>